--- a/ARTEFATOS_MPLS/DFD_MPLS_TRT10.docx
+++ b/ARTEFATOS_MPLS/DFD_MPLS_TRT10.docx
@@ -12,7 +12,7 @@
           <w:color w:val="01426A"/>
           <w:sz w:val="40"/>
         </w:rPr>
-        <w:t>DOCUMENTO DE FORMALIZACAO DE DEMANDA (DFD)</w:t>
+        <w:t>DOCUMENTO DE FORMALIZAÇÃO DE DEMANDA (DFD)</w:t>
       </w:r>
     </w:p>
     <w:p>
@@ -20,10 +20,10 @@
         <w:rPr>
           <w:b/>
         </w:rPr>
-        <w:t>Orgao:</w:t>
+        <w:t>Órgão:</w:t>
       </w:r>
       <w:r>
-        <w:t xml:space="preserve"> Tribunal Regional do Trabalho da 10a Regiao - TRT10</w:t>
+        <w:t xml:space="preserve"> Tribunal Regional do Trabalho da 10ª Região - TRT10</w:t>
       </w:r>
     </w:p>
     <w:p>
@@ -45,7 +45,7 @@
         <w:t>Objeto:</w:t>
       </w:r>
       <w:r>
-        <w:t xml:space="preserve"> Contratacao de servicos continuados de comunicacao de dados por MPLS para interconexao das unidades do TRT10 a Sede, em arquitetura integrada com a SD-WAN atual, adotando capacidades MPLS equivalentes as capacidades dos links SD-WAN por localidade, e contratacao de grupo especifico de link dedicado ponto-a-ponto de 25 Gbps entre a Sede e o Foro de Brasilia, para replicacao, redundancia da Sede e continuidade de acesso das unidades.</w:t>
+        <w:t xml:space="preserve"> Contratação de serviços continuados de comunicação de dados por MPLS para interconexão das unidades do TRT10 à Sede, em arquitetura integrada com a SD-WAN vigente, com capacidades MPLS equivalentes às capacidades dos links SD-WAN por localidade, e contratação de grupo específico de link dedicado ponto-a-ponto de 25 Gbps entre a Sede e o Foro de Brasília, para replicação, redundância da Sede e continuidade de acesso das unidades.</w:t>
       </w:r>
     </w:p>
     <w:p>
@@ -53,10 +53,10 @@
         <w:rPr>
           <w:b/>
         </w:rPr>
-        <w:t>Versao:</w:t>
+        <w:t>Versão:</w:t>
       </w:r>
       <w:r>
-        <w:t xml:space="preserve"> Minuta tecnica revisada - redundancia total MPLS/SD-WAN</w:t>
+        <w:t xml:space="preserve"> Minuta técnica - arquitetura de redundância total MPLS/SD-WAN</w:t>
       </w:r>
     </w:p>
     <w:p>
@@ -109,7 +109,7 @@
         <w:pStyle w:val="Heading1"/>
       </w:pPr>
       <w:r>
-        <w:t>2. Justificativa da Necessidade da Contratacao</w:t>
+        <w:t>2. Justificativa da Necessidade da Contratação</w:t>
       </w:r>
     </w:p>
     <w:p>
@@ -122,12 +122,12 @@
     </w:p>
     <w:p>
       <w:r>
-        <w:t>O TRT10 depende de conectividade permanente, segura e resiliente entre suas unidades para sustentar o Processo Judicial Eletronico, sistemas administrativos, servicos internos de TIC, autenticacao, colaboracao institucional, acesso a redes externas, contingencia, suporte tecnico e atividades de atendimento ao publico.</w:t>
+        <w:t>O TRT10 depende de conectividade permanente, segura e resiliente entre suas unidades para sustentar o Processo Judicial Eletrônico, sistemas administrativos, serviços internos de TIC, autenticação, colaboração institucional, acesso a redes externas, contingência, suporte técnico e atividades de atendimento ao público.</w:t>
       </w:r>
     </w:p>
     <w:p>
       <w:r>
-        <w:t>Os documentos de contratacoes anteriores demonstram historico recorrente de contratacao de links de comunicacao de dados, links de Internet, redundancia de acesso e servicos de suporte associados. Em especial:</w:t>
+        <w:t>Os documentos de contratações anteriores demonstram histórico recorrente de contratação de links de comunicação de dados, links de Internet, redundância de acesso e serviços de suporte associados. Em especial:</w:t>
       </w:r>
     </w:p>
     <w:p>
@@ -135,7 +135,7 @@
         <w:pStyle w:val="ListBullet"/>
       </w:pPr>
       <w:r>
-        <w:t>o processo SEI 0000030-87.2023.5.10.8000 registra a contratacao de Link IP dedicado com SD-WAN para 10 localidades, com bandas de 1 Gbps na Sede e no Foro de Brasilia, 500 Mbps no Foro de Taguatinga, Foro de Palmas e Predio de Apoio, e 100 Mbps nas demais unidades;</w:t>
+        <w:t>o processo SEI 0000030-87.2023.5.10.8000 registra a contratação de link IP dedicado com SD-WAN para 10 localidades, com bandas de 1 Gbps na Sede e no Foro de Brasília, 500 Mbps no Foro de Taguatinga, Foro de Palmas e Prédio de Apoio, e 100 Mbps nas demais unidades;</w:t>
       </w:r>
     </w:p>
     <w:p>
@@ -143,7 +143,7 @@
         <w:pStyle w:val="ListBullet"/>
       </w:pPr>
       <w:r>
-        <w:t>o mesmo processo registra disponibilidade minima de 99,90% para a Sede e 99,70% para as demais localidades;</w:t>
+        <w:t>o mesmo processo registra disponibilidade mínima de 99,90% para a Sede e 99,70% para as demais localidades;</w:t>
       </w:r>
     </w:p>
     <w:p>
@@ -151,7 +151,7 @@
         <w:pStyle w:val="ListBullet"/>
       </w:pPr>
       <w:r>
-        <w:t>os processos anteriores de Internet e links das unidades indicam a necessidade de redundancia, monitoramento, disponibilidade, abertura de chamados, glosas por indisponibilidade e manutencao da continuidade dos servicos;</w:t>
+        <w:t>os processos anteriores de Internet e links das unidades indicam a necessidade de redundância, monitoramento, disponibilidade, abertura de chamados, glosas por indisponibilidade e manutenção da continuidade dos serviços;</w:t>
       </w:r>
     </w:p>
     <w:p>
@@ -159,27 +159,27 @@
         <w:pStyle w:val="ListBullet"/>
       </w:pPr>
       <w:r>
-        <w:t>documentos de 2021/2022 ja registravam que Foro de Brasilia e Predio de Apoio se conectavam a Sede por MPLS e Infovia, demonstrando que a concentracao de trafego na Sede e a interconexao privada das unidades fazem parte do historico arquitetural do Tribunal.</w:t>
+        <w:t>documentos de 2021/2022 já registravam que Foro de Brasília e Prédio de Apoio se conectavam à Sede por MPLS e Infovia, demonstrando que a concentração de tráfego na Sede e a interconexão privada das unidades fazem parte do histórico arquitetural do Tribunal.</w:t>
       </w:r>
     </w:p>
     <w:p>
       <w:r>
-        <w:t>A nova demanda consiste em contratar servicos MPLS para interconectar todas as demais localidades a Sede, preservando a SD-WAN atual e estabelecendo uma camada corporativa privada, previsivel e controlada para trafego critico. A Sede devera operar como concentrador preferencial de saida de Internet e das redes institucionais, considerando a existencia de 3 saidas de Internet redundantes na Sede.</w:t>
+        <w:t>A demanda consiste em contratar serviços MPLS para interconectar todas as localidades à Sede, em convivência operacional com a SD-WAN vigente, estabelecendo uma camada corporativa privada, previsível e controlada para tráfego institucional crítico. A Sede deverá operar como concentrador preferencial de saída de Internet e das redes institucionais, considerando a existência de 3 saídas de Internet redundantes na Sede.</w:t>
       </w:r>
     </w:p>
     <w:p>
       <w:r>
-        <w:t>A contratacao nao tem por finalidade substituir a SD-WAN atual, mas complementar a arquitetura com uma camada MPLS de capacidade equivalente a dos enlaces SD-WAN existentes em cada localidade. A opcao por capacidades equivalentes decorre da necessidade de redundancia total: em caso de indisponibilidade, manutencao, degradacao severa ou falha operacional de uma das camadas, a outra devera ter capacidade nominal suficiente para absorver integralmente o perfil de trafego esperado da unidade, sem reducao planejada da banda contratada. Na operacao normal, o MPLS podera ser priorizado para sistemas criticos, servicos corporativos internos, autenticacao, integracoes institucionais, administracao de rede e demais fluxos definidos pela CDTEC; a SD-WAN podera ser priorizada para acesso a Internet e servicos publicos externos. Em contingencia, ambas as camadas deverao estar aptas a transportar qualquer classe de trafego, conforme politicas de roteamento, QoS e failover definidas no projeto executivo.</w:t>
+        <w:t>A contratação define, desde sua concepção, duas camadas de conectividade com capacidades nominais equivalentes por localidade: a camada MPLS, voltada à rede privada corporativa, e a camada SD-WAN vigente, voltada ao transporte por Internet dedicada e a políticas dinâmicas de tráfego. A equivalência de capacidades decorre da necessidade de redundância total: em caso de indisponibilidade, manutenção, degradação severa ou falha operacional de uma das camadas, a outra deverá ter capacidade nominal suficiente para absorver integralmente o perfil de tráfego esperado da unidade, sem redução planejada da banda contratada. Na operação normal, o MPLS poderá ser priorizado para sistemas críticos, serviços corporativos internos, autenticação, integrações institucionais, administração de rede e demais fluxos definidos pela CDTEC; a SD-WAN poderá ser priorizada para acesso à Internet e serviços públicos externos. Em contingência, ambas as camadas deverão estar aptas a transportar qualquer classe de tráfego, conforme políticas de roteamento, QoS e failover definidas no projeto executivo.</w:t>
       </w:r>
     </w:p>
     <w:p>
       <w:r>
-        <w:t>A adocao de MPLS com a mesma capacidade dos links SD-WAN tambem reduz o risco de subdimensionamento em cenarios de crise, elimina a necessidade de escolher previamente quais sistemas seriam degradados durante falha da camada principal e preserva a experiencia operacional das unidades. Embora a alternativa de MPLS com banda inferior pudesse reduzir custo mensal, ela criaria contingencia parcial e exigiria politica de degradacao de servicos em momento de incidente, o que e menos aderente a criticidade da prestacao jurisdicional, a continuidade do PJe, a autenticacao, a colaboracao institucional, aos servicos de TIC e as rotinas de suporte remoto.</w:t>
+        <w:t>A adoção de MPLS com a mesma capacidade nominal dos links SD-WAN reduz o risco de subdimensionamento em cenários de crise, elimina a necessidade de escolher previamente quais sistemas seriam degradados durante falha de uma camada e preserva a experiência operacional das unidades. Essa premissa é aderente à criticidade da prestação jurisdicional, à continuidade do PJe, à autenticação, à colaboração institucional, aos serviços de TIC e às rotinas de suporte remoto.</w:t>
       </w:r>
     </w:p>
     <w:p>
       <w:r>
-        <w:t>Adicionalmente, a presente revisao inclui um novo grupo de contratacao para interligacao direta entre o Edificio Sede e o Foro de Brasilia por link dedicado ponto-a-ponto de 25 Gbps, distinto da rede MPLS. Esse enlace dedicado devera funcionar como infraestrutura de alta capacidade para replicacao de dados, sincronizacao de ambientes, trafego de backup, continuidade operacional, redundancia da Sede e eventual redirecionamento do acesso das unidades ao Foro de Brasilia em cenarios de indisponibilidade ou degradacao relevante da Sede. Por se tratar de comunicacao de alto desempenho entre dois pontos institucionais especificos, a tecnologia adequada e link dedicado/LAN-to-LAN/Metro Ethernet ou equivalente funcional, e nao MPLS de acesso das localidades.</w:t>
+        <w:t>Adicionalmente, a demanda contempla grupo próprio para interligação direta entre o Edifício Sede e o Foro de Brasília por link dedicado ponto-a-ponto de 25 Gbps, distinto da rede MPLS. Esse enlace dedicado deverá funcionar como infraestrutura de alta capacidade para replicação de dados, sincronização de ambientes, tráfego de backup, continuidade operacional, redundância da Sede e eventual redirecionamento do acesso das unidades ao Foro de Brasília em cenários de indisponibilidade ou degradação relevante da Sede. Por se tratar de comunicação de alto desempenho entre dois pontos institucionais específicos, a tecnologia adequada é link dedicado/LAN-to-LAN/Metro Ethernet ou equivalente funcional, e não MPLS de acesso das localidades.</w:t>
       </w:r>
     </w:p>
     <w:p>
@@ -187,12 +187,12 @@
         <w:pStyle w:val="Heading2"/>
       </w:pPr>
       <w:r>
-        <w:t>2.1.1 Solucoes possiveis consideradas</w:t>
+        <w:t>2.1.1 Soluções possíveis consideradas</w:t>
       </w:r>
     </w:p>
     <w:p>
       <w:r>
-        <w:t>Foram consideradas tres alternativas arquiteturais para atendimento da necessidade:</w:t>
+        <w:t>Foram consideradas três alternativas arquiteturais para atendimento da necessidade:</w:t>
       </w:r>
     </w:p>
     <w:tbl>
@@ -259,7 +259,7 @@
                 <w:color w:val="01426A"/>
                 <w:sz w:val="18"/>
               </w:rPr>
-              <w:t>Sintese</w:t>
+              <w:t>Síntese</w:t>
             </w:r>
           </w:p>
         </w:tc>
@@ -286,7 +286,7 @@
                 <w:color w:val="01426A"/>
                 <w:sz w:val="18"/>
               </w:rPr>
-              <w:t>Avaliacao preliminar</w:t>
+              <w:t>Avaliação preliminar</w:t>
             </w:r>
           </w:p>
         </w:tc>
@@ -312,7 +312,7 @@
                 <w:rFonts w:ascii="Calibri" w:hAnsi="Calibri"/>
                 <w:sz w:val="18"/>
               </w:rPr>
-              <w:t>Solucao 1 - MPLS integrado a SD-WAN</w:t>
+              <w:t>Solução 1 - MPLS integrado à SD-WAN</w:t>
             </w:r>
           </w:p>
         </w:tc>
@@ -336,7 +336,7 @@
                 <w:rFonts w:ascii="Calibri" w:hAnsi="Calibri"/>
                 <w:sz w:val="18"/>
               </w:rPr>
-              <w:t>Contratar MPLS para trafego critico e manter SD-WAN para Internet, com contingencia cruzada entre as camadas.</w:t>
+              <w:t>Contratar MPLS para tráfego crítico e manter SD-WAN para Internet, com contingência cruzada entre as camadas.</w:t>
             </w:r>
           </w:p>
         </w:tc>
@@ -360,7 +360,7 @@
                 <w:rFonts w:ascii="Calibri" w:hAnsi="Calibri"/>
                 <w:sz w:val="18"/>
               </w:rPr>
-              <w:t>Alternativa preferencial, por combinar rede privada, QoS, centralizacao na Sede, aproveitamento da SD-WAN existente e resiliencia operacional.</w:t>
+              <w:t>Alternativa preferencial, por combinar rede privada, QoS, centralização na Sede, aproveitamento da SD-WAN existente e resiliência operacional.</w:t>
             </w:r>
           </w:p>
         </w:tc>
@@ -386,7 +386,7 @@
                 <w:rFonts w:ascii="Calibri" w:hAnsi="Calibri"/>
                 <w:sz w:val="18"/>
               </w:rPr>
-              <w:t>Solucao 2 - Links satelitais</w:t>
+              <w:t>Solução 2 - Links satelitais</w:t>
             </w:r>
           </w:p>
         </w:tc>
@@ -410,7 +410,7 @@
                 <w:rFonts w:ascii="Calibri" w:hAnsi="Calibri"/>
                 <w:sz w:val="18"/>
               </w:rPr>
-              <w:t>Contratar enlaces satelitais para cumprir papel equivalente ao MPLS na interconexao das unidades.</w:t>
+              <w:t>Contratar enlaces satelitais para cumprir papel equivalente ao MPLS na interconexão das unidades.</w:t>
             </w:r>
           </w:p>
         </w:tc>
@@ -434,7 +434,7 @@
                 <w:rFonts w:ascii="Calibri" w:hAnsi="Calibri"/>
                 <w:sz w:val="18"/>
               </w:rPr>
-              <w:t>Alternativa util para contingencia extrema ou localidades sem cobertura terrestre, mas com maior latencia, possivel variabilidade e menor aderencia ao trafego critico sensivel.</w:t>
+              <w:t>Alternativa útil para contingência extrema ou localidades sem cobertura terrestre, mas com maior latência, possível variabilidade e menor aderência ao tráfego crítico sensível.</w:t>
             </w:r>
           </w:p>
         </w:tc>
@@ -460,7 +460,7 @@
                 <w:rFonts w:ascii="Calibri" w:hAnsi="Calibri"/>
                 <w:sz w:val="18"/>
               </w:rPr>
-              <w:t>Solucao 3 - Links de Internet comuns com VPN ponto a ponto</w:t>
+              <w:t>Solução 3 - Links de Internet comuns com VPN ponto a ponto</w:t>
             </w:r>
           </w:p>
         </w:tc>
@@ -484,7 +484,7 @@
                 <w:rFonts w:ascii="Calibri" w:hAnsi="Calibri"/>
                 <w:sz w:val="18"/>
               </w:rPr>
-              <w:t>Usar acessos convencionais de Internet com tuneis VPN entre unidades e Sede.</w:t>
+              <w:t>Usar acessos convencionais de Internet com túneis VPN entre unidades e Sede.</w:t>
             </w:r>
           </w:p>
         </w:tc>
@@ -508,7 +508,7 @@
                 <w:rFonts w:ascii="Calibri" w:hAnsi="Calibri"/>
                 <w:sz w:val="18"/>
               </w:rPr>
-              <w:t>Alternativa de menor complexidade inicial, porem com menor previsibilidade, maior esforco de operacao, maior exposicao e maior dependencia da qualidade da Internet local.</w:t>
+              <w:t>Alternativa de menor complexidade inicial, porém com menor previsibilidade, maior esforço de operação, maior exposição e maior dependência da qualidade da Internet local.</w:t>
             </w:r>
           </w:p>
         </w:tc>
@@ -517,7 +517,7 @@
     <w:p/>
     <w:p>
       <w:r>
-        <w:t>A Solucao 1 e indicada como preferencial para desenvolvimento no ETP por preservar os investimentos ja realizados em SD-WAN, acrescentar camada privada para trafego critico e permitir que a Sede, dotada de 3 saidas redundantes de Internet, concentre politicas de seguranca, controle e observabilidade.</w:t>
+        <w:t>A Solução 1 é indicada como preferencial para desenvolvimento no ETP por combinar a SD-WAN vigente com uma camada privada para tráfego crítico e permitir que a Sede, dotada de 3 saídas redundantes de Internet, concentre políticas de segurança, controle e observabilidade.</w:t>
       </w:r>
     </w:p>
     <w:p>
@@ -525,17 +525,17 @@
         <w:pStyle w:val="Heading2"/>
       </w:pPr>
       <w:r>
-        <w:t>2.2 A necessidade de contratacao decorre de exigencia legal?</w:t>
+        <w:t>2.2 A necessidade de contratação decorre de exigência legal?</w:t>
       </w:r>
     </w:p>
     <w:p>
       <w:r>
-        <w:t>Nao ha exigencia legal especifica para contratar MPLS como tecnologia. A necessidade decorre da obrigacao administrativa de assegurar continuidade, disponibilidade, seguranca e desempenho dos servicos de TIC que suportam a atividade jurisdicional e administrativa.</w:t>
+        <w:t>Não há exigência legal específica para contratar MPLS como tecnologia. A necessidade decorre da obrigação administrativa de assegurar continuidade, disponibilidade, segurança e desempenho dos serviços de TIC que suportam a atividade jurisdicional e administrativa.</w:t>
       </w:r>
     </w:p>
     <w:p>
       <w:r>
-        <w:t>A demanda se relaciona com a Lei no 14.133/2021, especialmente quanto ao planejamento da contratacao, ETP e Termo de Referencia, e com a ENTIC-JUD 2021-2026, instituida pela Resolucao CNJ no 370/2021, que orienta a governanca de TIC do Poder Judiciario e a disponibilidade dos servicos digitais. Os documentos anteriores tambem citam diretriz de prover links suficientes entre unidades e orgao, bem como links de comunicacao com a Internet preferencialmente com operadoras distintas.</w:t>
+        <w:t>A demanda se relaciona com a Lei nº 14.133/2021, especialmente quanto ao planejamento da contratação, ETP e Termo de Referência, e com a ENTIC-JUD 2021-2026, instituída pela Resolução CNJ nº 370/2021, que orienta a governança de TIC do Poder Judiciário e a disponibilidade dos serviços digitais. Os documentos anteriores também citam diretriz de prover links suficientes entre unidades e órgão, bem como links de comunicação com a Internet preferencialmente com operadoras distintas.</w:t>
       </w:r>
     </w:p>
     <w:p>
@@ -543,12 +543,12 @@
         <w:pStyle w:val="Heading2"/>
       </w:pPr>
       <w:r>
-        <w:t>2.3 Quais unidades serao beneficiadas?</w:t>
+        <w:t>2.3 Quais unidades serão beneficiadas?</w:t>
       </w:r>
     </w:p>
     <w:p>
       <w:r>
-        <w:t>Serao beneficiadas todas as unidades do TRT10 atendidas pela rede institucional:</w:t>
+        <w:t>Serão beneficiadas todas as unidades do TRT10 atendidas pela rede institucional:</w:t>
       </w:r>
     </w:p>
     <w:tbl>
@@ -645,7 +645,7 @@
                 <w:color w:val="01426A"/>
                 <w:sz w:val="18"/>
               </w:rPr>
-              <w:t>Endereco</w:t>
+              <w:t>Endereço</w:t>
             </w:r>
           </w:p>
         </w:tc>
@@ -672,7 +672,7 @@
                 <w:color w:val="01426A"/>
                 <w:sz w:val="18"/>
               </w:rPr>
-              <w:t>Municipio</w:t>
+              <w:t>Município</w:t>
             </w:r>
           </w:p>
         </w:tc>
@@ -776,7 +776,7 @@
                 <w:rFonts w:ascii="Calibri" w:hAnsi="Calibri"/>
                 <w:sz w:val="18"/>
               </w:rPr>
-              <w:t>Edificio Sede</w:t>
+              <w:t>Edifício Sede</w:t>
             </w:r>
           </w:p>
         </w:tc>
@@ -800,7 +800,7 @@
                 <w:rFonts w:ascii="Calibri" w:hAnsi="Calibri"/>
                 <w:sz w:val="18"/>
               </w:rPr>
-              <w:t>SAS Quadra 1, Bloco D, Praca dos Tribunais Superiores</w:t>
+              <w:t>SAS Quadra 1, Bloco D, Praça dos Tribunais Superiores</w:t>
             </w:r>
           </w:p>
         </w:tc>
@@ -824,7 +824,7 @@
                 <w:rFonts w:ascii="Calibri" w:hAnsi="Calibri"/>
                 <w:sz w:val="18"/>
               </w:rPr>
-              <w:t>Brasilia</w:t>
+              <w:t>Brasília</w:t>
             </w:r>
           </w:p>
         </w:tc>
@@ -922,7 +922,7 @@
                 <w:rFonts w:ascii="Calibri" w:hAnsi="Calibri"/>
                 <w:sz w:val="18"/>
               </w:rPr>
-              <w:t>Foro de Brasilia</w:t>
+              <w:t>Foro de Brasília</w:t>
             </w:r>
           </w:p>
         </w:tc>
@@ -970,7 +970,7 @@
                 <w:rFonts w:ascii="Calibri" w:hAnsi="Calibri"/>
                 <w:sz w:val="18"/>
               </w:rPr>
-              <w:t>Brasilia</w:t>
+              <w:t>Brasília</w:t>
             </w:r>
           </w:p>
         </w:tc>
@@ -1238,7 +1238,7 @@
                 <w:rFonts w:ascii="Calibri" w:hAnsi="Calibri"/>
                 <w:sz w:val="18"/>
               </w:rPr>
-              <w:t>Area Especial 01, Praca 02, Lote 06</w:t>
+              <w:t>Área Especial 01, Praça 02, Lote 06</w:t>
             </w:r>
           </w:p>
         </w:tc>
@@ -1360,7 +1360,7 @@
                 <w:rFonts w:ascii="Calibri" w:hAnsi="Calibri"/>
                 <w:sz w:val="18"/>
               </w:rPr>
-              <w:t>Foro de Araguaina</w:t>
+              <w:t>Foro de Araguaína</w:t>
             </w:r>
           </w:p>
         </w:tc>
@@ -1384,7 +1384,7 @@
                 <w:rFonts w:ascii="Calibri" w:hAnsi="Calibri"/>
                 <w:sz w:val="18"/>
               </w:rPr>
-              <w:t>Av. Neief Murad, 1131, Jardim Goias</w:t>
+              <w:t>Av. Neief Murad, 1131, Jardim Goiás</w:t>
             </w:r>
           </w:p>
         </w:tc>
@@ -1408,7 +1408,7 @@
                 <w:rFonts w:ascii="Calibri" w:hAnsi="Calibri"/>
                 <w:sz w:val="18"/>
               </w:rPr>
-              <w:t>Araguaina</w:t>
+              <w:t>Araguaína</w:t>
             </w:r>
           </w:p>
         </w:tc>
@@ -1676,7 +1676,7 @@
                 <w:rFonts w:ascii="Calibri" w:hAnsi="Calibri"/>
                 <w:sz w:val="18"/>
               </w:rPr>
-              <w:t>Rua Antonio Lisboa da Cruz, 2031, Centro, Setor Central</w:t>
+              <w:t>Rua Antônio Lisboa da Cruz, 2031, Centro, Setor Central</w:t>
             </w:r>
           </w:p>
         </w:tc>
@@ -1798,7 +1798,7 @@
                 <w:rFonts w:ascii="Calibri" w:hAnsi="Calibri"/>
                 <w:sz w:val="18"/>
               </w:rPr>
-              <w:t>Vara de Dianopolis</w:t>
+              <w:t>Vara de Dianópolis</w:t>
             </w:r>
           </w:p>
         </w:tc>
@@ -1846,7 +1846,7 @@
                 <w:rFonts w:ascii="Calibri" w:hAnsi="Calibri"/>
                 <w:sz w:val="18"/>
               </w:rPr>
-              <w:t>Dianopolis</w:t>
+              <w:t>Dianópolis</w:t>
             </w:r>
           </w:p>
         </w:tc>
@@ -1944,7 +1944,7 @@
                 <w:rFonts w:ascii="Calibri" w:hAnsi="Calibri"/>
                 <w:sz w:val="18"/>
               </w:rPr>
-              <w:t>Vara de Guarai</w:t>
+              <w:t>Vara de Guaraí</w:t>
             </w:r>
           </w:p>
         </w:tc>
@@ -1992,7 +1992,7 @@
                 <w:rFonts w:ascii="Calibri" w:hAnsi="Calibri"/>
                 <w:sz w:val="18"/>
               </w:rPr>
-              <w:t>Guarai</w:t>
+              <w:t>Guaraí</w:t>
             </w:r>
           </w:p>
         </w:tc>
@@ -2090,7 +2090,7 @@
                 <w:rFonts w:ascii="Calibri" w:hAnsi="Calibri"/>
                 <w:sz w:val="18"/>
               </w:rPr>
-              <w:t>Predio de Apoio</w:t>
+              <w:t>Prédio de Apoio</w:t>
             </w:r>
           </w:p>
         </w:tc>
@@ -2138,7 +2138,7 @@
                 <w:rFonts w:ascii="Calibri" w:hAnsi="Calibri"/>
                 <w:sz w:val="18"/>
               </w:rPr>
-              <w:t>Brasilia</w:t>
+              <w:t>Brasília</w:t>
             </w:r>
           </w:p>
         </w:tc>
@@ -2195,7 +2195,7 @@
     <w:p/>
     <w:p>
       <w:r>
-        <w:t>O Foro de Brasilia, alem de unidade beneficiada como localidade de atendimento, passa a ter papel tecnico adicional como ponto de redundancia da Sede, ambiente de replicacao e concentrador contingencial para acesso das unidades, condicionado ao projeto executivo de roteamento, seguranca, capacidade e continuidade.</w:t>
+        <w:t>O Foro de Brasília, além de unidade beneficiada como localidade de atendimento, passa a ter papel técnico adicional como ponto de redundância da Sede, ambiente de replicação e concentrador contingencial para acesso das unidades, condicionado ao projeto executivo de roteamento, segurança, capacidade e continuidade.</w:t>
       </w:r>
     </w:p>
     <w:p>
@@ -2203,7 +2203,7 @@
         <w:pStyle w:val="Heading2"/>
       </w:pPr>
       <w:r>
-        <w:t>2.4 Consequencias do nao atendimento da demanda</w:t>
+        <w:t>2.4 Consequências do não atendimento da demanda</w:t>
       </w:r>
     </w:p>
     <w:p>
@@ -2211,7 +2211,7 @@
         <w:pStyle w:val="ListBullet"/>
       </w:pPr>
       <w:r>
-        <w:t>Permanencia de maior dependencia da SD-WAN como unica camada estruturada de interconexao corporativa.</w:t>
+        <w:t>Permanência de maior dependência da SD-WAN como única camada estruturada de interconexão corporativa.</w:t>
       </w:r>
     </w:p>
     <w:p>
@@ -2219,7 +2219,7 @@
         <w:pStyle w:val="ListBullet"/>
       </w:pPr>
       <w:r>
-        <w:t>Menor previsibilidade para trafego critico em cenarios de degradacao dos enlaces de Internet.</w:t>
+        <w:t>Menor previsibilidade para tráfego crítico em cenários de degradação dos enlaces de Internet.</w:t>
       </w:r>
     </w:p>
     <w:p>
@@ -2227,7 +2227,7 @@
         <w:pStyle w:val="ListBullet"/>
       </w:pPr>
       <w:r>
-        <w:t>Dificuldade de concentrar politicas de seguranca, monitoramento, filtragem e controle de trafego na Sede.</w:t>
+        <w:t>Dificuldade de concentrar políticas de segurança, monitoramento, filtragem e controle de tráfego na Sede.</w:t>
       </w:r>
     </w:p>
     <w:p>
@@ -2235,7 +2235,7 @@
         <w:pStyle w:val="ListBullet"/>
       </w:pPr>
       <w:r>
-        <w:t>Risco de indisponibilidade ou degradacao de acesso a sistemas judiciais e administrativos.</w:t>
+        <w:t>Risco de indisponibilidade ou degradação de acesso a sistemas judiciais e administrativos.</w:t>
       </w:r>
     </w:p>
     <w:p>
@@ -2243,7 +2243,7 @@
         <w:pStyle w:val="ListBullet"/>
       </w:pPr>
       <w:r>
-        <w:t>Menor resiliencia para rotas de contingencia, suporte, replicacao, autenticacao e servicos institucionais.</w:t>
+        <w:t>Menor resiliência para rotas de contingência, suporte, replicação, autenticação e serviços institucionais.</w:t>
       </w:r>
     </w:p>
     <w:p>
@@ -2251,7 +2251,7 @@
         <w:pStyle w:val="ListBullet"/>
       </w:pPr>
       <w:r>
-        <w:t>Dificuldade de evoluir para arquitetura com saida de Internet preferencial centralizada na Sede, uso de 3 saidas redundantes e separacao logica entre trafego critico e trafego de Internet.</w:t>
+        <w:t>Dificuldade de evoluir para arquitetura com saída de Internet preferencial centralizada na Sede, uso de 3 saídas redundantes e separação lógica entre tráfego crítico e tráfego de Internet.</w:t>
       </w:r>
     </w:p>
     <w:p>
@@ -2259,7 +2259,7 @@
         <w:pStyle w:val="ListBullet"/>
       </w:pPr>
       <w:r>
-        <w:t>Risco de descumprimento de diretrizes de governanca de TIC relativas a disponibilidade, capacidade, seguranca e continuidade.</w:t>
+        <w:t>Risco de descumprimento de diretrizes de governança de TIC relativas a disponibilidade, capacidade, segurança e continuidade.</w:t>
       </w:r>
     </w:p>
     <w:p>
@@ -2267,7 +2267,7 @@
         <w:pStyle w:val="Heading1"/>
       </w:pPr>
       <w:r>
-        <w:t>3. Descricao Sucinta do Objeto</w:t>
+        <w:t>3. Descrição Sucinta do Objeto</w:t>
       </w:r>
     </w:p>
     <w:p>
@@ -2275,17 +2275,17 @@
         <w:pStyle w:val="Heading2"/>
       </w:pPr>
       <w:r>
-        <w:t>3.1 Objeto da contratacao</w:t>
+        <w:t>3.1 Objeto da contratação</w:t>
       </w:r>
     </w:p>
     <w:p>
       <w:r>
-        <w:t>Contratacao de empresa especializada para prestacao de servicos continuados de comunicacao de dados por meio de rede MPLS, incluindo fornecimento, instalacao, configuracao, equipamentos necessarios, monitoramento, suporte tecnico, manutencao e garantia de niveis de servico, para interconexao das unidades do TRT10 a Sede e integracao operacional com a SD-WAN vigente.</w:t>
+        <w:t>Contratação de empresa especializada para prestação de serviços continuados de comunicação de dados por meio de rede MPLS, incluindo fornecimento, instalação, configuração, equipamentos necessários, monitoramento, suporte técnico, manutenção e garantia de níveis de serviço, para interconexão das unidades do TRT10 à Sede e integração operacional com a SD-WAN vigente.</w:t>
       </w:r>
     </w:p>
     <w:p>
       <w:r>
-        <w:t>A contratacao devera:</w:t>
+        <w:t>A contratação deverá:</w:t>
       </w:r>
     </w:p>
     <w:p>
@@ -2293,7 +2293,7 @@
         <w:pStyle w:val="ListBullet"/>
       </w:pPr>
       <w:r>
-        <w:t>interconectar todas as demais localidades a Sede por MPLS;</w:t>
+        <w:t>interconectar todas às demais localidades à Sede por MPLS;</w:t>
       </w:r>
     </w:p>
     <w:p>
@@ -2301,7 +2301,7 @@
         <w:pStyle w:val="ListBullet"/>
       </w:pPr>
       <w:r>
-        <w:t>manter compatibilidade com a topologia SD-WAN existente;</w:t>
+        <w:t>manter compatibilidade com a topologià SD-WAN existente;</w:t>
       </w:r>
     </w:p>
     <w:p>
@@ -2309,7 +2309,7 @@
         <w:pStyle w:val="ListBullet"/>
       </w:pPr>
       <w:r>
-        <w:t>permitir uso preferencial do MPLS para trafego critico e da SD-WAN para trafego de Internet;</w:t>
+        <w:t>permitir uso preferencial do MPLS para tráfego crítico e da SD-WAN para tráfego de Internet;</w:t>
       </w:r>
     </w:p>
     <w:p>
@@ -2317,7 +2317,7 @@
         <w:pStyle w:val="ListBullet"/>
       </w:pPr>
       <w:r>
-        <w:t>permitir contingencia cruzada, de modo que MPLS e SD-WAN possam transportar trafegos criticos ou de Internet em caso de indisponibilidade ou degradacao de uma das camadas;</w:t>
+        <w:t>permitir contingência cruzada, de modo que MPLS e SD-WAN possam transportar trafegos críticos ou de Internet em caso de indisponibilidade ou degradação de uma das camadas;</w:t>
       </w:r>
     </w:p>
     <w:p>
@@ -2325,7 +2325,7 @@
         <w:pStyle w:val="ListBullet"/>
       </w:pPr>
       <w:r>
-        <w:t>permitir roteamento controlado para saida de Internet preferencial pela Sede;</w:t>
+        <w:t>permitir roteamento controlado para saída de Internet preferencial pela Sede;</w:t>
       </w:r>
     </w:p>
     <w:p>
@@ -2333,7 +2333,7 @@
         <w:pStyle w:val="ListBullet"/>
       </w:pPr>
       <w:r>
-        <w:t>integrar-se as redes JT, Infovia e demais redes institucionais conforme definicao tecnica do TRT10;</w:t>
+        <w:t>integrar-se às redes JT, Infovia e demais redes institucionais conforme definição técnica do TRT10;</w:t>
       </w:r>
     </w:p>
     <w:p>
@@ -2341,7 +2341,7 @@
         <w:pStyle w:val="ListBullet"/>
       </w:pPr>
       <w:r>
-        <w:t>possibilitar QoS, segregacao logica e priorizacao de trafego critico;</w:t>
+        <w:t>possibilitar QoS, segregação lógica e priorizacao de tráfego crítico;</w:t>
       </w:r>
     </w:p>
     <w:p>
@@ -2349,7 +2349,7 @@
         <w:pStyle w:val="ListBullet"/>
       </w:pPr>
       <w:r>
-        <w:t>contemplar suporte, monitoramento e relatorios mensais de disponibilidade;</w:t>
+        <w:t>contemplar suporte, monitoramento e relatórios mensais de disponibilidade;</w:t>
       </w:r>
     </w:p>
     <w:p>
@@ -2357,12 +2357,12 @@
         <w:pStyle w:val="ListBullet"/>
       </w:pPr>
       <w:r>
-        <w:t>evitar especificacao por marca, fabricante ou modelo, salvo quando indispensavel e tecnicamente justificado em etapa posterior.</w:t>
+        <w:t>evitar especificação por marca, fabricante ou modelo, salvo quando indispensável e tecnicamente justificado em etapa posterior.</w:t>
       </w:r>
     </w:p>
     <w:p>
       <w:r>
-        <w:t>O objeto tambem contempla, em grupo especifico e tecnicamente segregado, link dedicado ponto-a-ponto de 25 Gbps entre o Edificio Sede e o Foro de Brasilia, por fibra optica, LAN-to-LAN, Metro Ethernet, clear channel, E-Line, E-LAN ou tecnologia equivalente, com banda simetrica, full duplex, baixa latencia, SLA, monitoramento e equipamentos em comodato ou fornecidos como parte do servico, destinado a replicacao, redundancia, continuidade e acesso contingencial das unidades.</w:t>
+        <w:t>O objeto também contempla, em grupo específico e tecnicamente segregado, link dedicado ponto-a-ponto de 25 Gbps entre o Edifício Sede e o Foro de Brasília, por fibra óptica, LAN-to-LAN, Metro Ethernet, clear channel, E-Line, E-LAN ou tecnologia equivalente, com banda simétrica, full duplex, baixa latência, SLA, monitoramento e equipamentos em comodato ou fornecidos como parte do serviço, destinado à replicação, redundância, continuidade e acesso contingencial das unidades.</w:t>
       </w:r>
     </w:p>
     <w:p>
@@ -2475,7 +2475,7 @@
                 <w:color w:val="01426A"/>
                 <w:sz w:val="18"/>
               </w:rPr>
-              <w:t>Capacidade SD-WAN atual recuperada dos documentos</w:t>
+              <w:t>Capacidade SD-WAN vigente</w:t>
             </w:r>
           </w:p>
         </w:tc>
@@ -2502,7 +2502,7 @@
                 <w:color w:val="01426A"/>
                 <w:sz w:val="18"/>
               </w:rPr>
-              <w:t>Capacidade MPLS proposta para redundancia total</w:t>
+              <w:t>Capacidade MPLS requerida</w:t>
             </w:r>
           </w:p>
         </w:tc>
@@ -2606,7 +2606,7 @@
                 <w:rFonts w:ascii="Calibri" w:hAnsi="Calibri"/>
                 <w:sz w:val="18"/>
               </w:rPr>
-              <w:t>Edificio Sede</w:t>
+              <w:t>Edifício Sede</w:t>
             </w:r>
           </w:p>
         </w:tc>
@@ -2702,7 +2702,7 @@
                 <w:rFonts w:ascii="Calibri" w:hAnsi="Calibri"/>
                 <w:sz w:val="18"/>
               </w:rPr>
-              <w:t>mes</w:t>
+              <w:t>mês</w:t>
             </w:r>
           </w:p>
         </w:tc>
@@ -2752,7 +2752,7 @@
                 <w:rFonts w:ascii="Calibri" w:hAnsi="Calibri"/>
                 <w:sz w:val="18"/>
               </w:rPr>
-              <w:t>Foro de Brasilia</w:t>
+              <w:t>Foro de Brasília</w:t>
             </w:r>
           </w:p>
         </w:tc>
@@ -2848,7 +2848,7 @@
                 <w:rFonts w:ascii="Calibri" w:hAnsi="Calibri"/>
                 <w:sz w:val="18"/>
               </w:rPr>
-              <w:t>mes</w:t>
+              <w:t>mês</w:t>
             </w:r>
           </w:p>
         </w:tc>
@@ -2898,7 +2898,7 @@
                 <w:rFonts w:ascii="Calibri" w:hAnsi="Calibri"/>
                 <w:sz w:val="18"/>
               </w:rPr>
-              <w:t>Predio de Apoio</w:t>
+              <w:t>Prédio de Apoio</w:t>
             </w:r>
           </w:p>
         </w:tc>
@@ -2994,7 +2994,7 @@
                 <w:rFonts w:ascii="Calibri" w:hAnsi="Calibri"/>
                 <w:sz w:val="18"/>
               </w:rPr>
-              <w:t>mes</w:t>
+              <w:t>mês</w:t>
             </w:r>
           </w:p>
         </w:tc>
@@ -3140,7 +3140,7 @@
                 <w:rFonts w:ascii="Calibri" w:hAnsi="Calibri"/>
                 <w:sz w:val="18"/>
               </w:rPr>
-              <w:t>mes</w:t>
+              <w:t>mês</w:t>
             </w:r>
           </w:p>
         </w:tc>
@@ -3286,7 +3286,7 @@
                 <w:rFonts w:ascii="Calibri" w:hAnsi="Calibri"/>
                 <w:sz w:val="18"/>
               </w:rPr>
-              <w:t>mes</w:t>
+              <w:t>mês</w:t>
             </w:r>
           </w:p>
         </w:tc>
@@ -3432,7 +3432,7 @@
                 <w:rFonts w:ascii="Calibri" w:hAnsi="Calibri"/>
                 <w:sz w:val="18"/>
               </w:rPr>
-              <w:t>mes</w:t>
+              <w:t>mês</w:t>
             </w:r>
           </w:p>
         </w:tc>
@@ -3482,7 +3482,7 @@
                 <w:rFonts w:ascii="Calibri" w:hAnsi="Calibri"/>
                 <w:sz w:val="18"/>
               </w:rPr>
-              <w:t>Foro de Araguaina</w:t>
+              <w:t>Foro de Araguaína</w:t>
             </w:r>
           </w:p>
         </w:tc>
@@ -3578,7 +3578,7 @@
                 <w:rFonts w:ascii="Calibri" w:hAnsi="Calibri"/>
                 <w:sz w:val="18"/>
               </w:rPr>
-              <w:t>mes</w:t>
+              <w:t>mês</w:t>
             </w:r>
           </w:p>
         </w:tc>
@@ -3724,7 +3724,7 @@
                 <w:rFonts w:ascii="Calibri" w:hAnsi="Calibri"/>
                 <w:sz w:val="18"/>
               </w:rPr>
-              <w:t>mes</w:t>
+              <w:t>mês</w:t>
             </w:r>
           </w:p>
         </w:tc>
@@ -3774,7 +3774,7 @@
                 <w:rFonts w:ascii="Calibri" w:hAnsi="Calibri"/>
                 <w:sz w:val="18"/>
               </w:rPr>
-              <w:t>Vara de Dianopolis</w:t>
+              <w:t>Vara de Dianópolis</w:t>
             </w:r>
           </w:p>
         </w:tc>
@@ -3870,7 +3870,7 @@
                 <w:rFonts w:ascii="Calibri" w:hAnsi="Calibri"/>
                 <w:sz w:val="18"/>
               </w:rPr>
-              <w:t>mes</w:t>
+              <w:t>mês</w:t>
             </w:r>
           </w:p>
         </w:tc>
@@ -3920,7 +3920,7 @@
                 <w:rFonts w:ascii="Calibri" w:hAnsi="Calibri"/>
                 <w:sz w:val="18"/>
               </w:rPr>
-              <w:t>Vara de Guarai</w:t>
+              <w:t>Vara de Guaraí</w:t>
             </w:r>
           </w:p>
         </w:tc>
@@ -4016,7 +4016,7 @@
                 <w:rFonts w:ascii="Calibri" w:hAnsi="Calibri"/>
                 <w:sz w:val="18"/>
               </w:rPr>
-              <w:t>mes</w:t>
+              <w:t>mês</w:t>
             </w:r>
           </w:p>
         </w:tc>
@@ -4025,7 +4025,7 @@
     <w:p/>
     <w:p>
       <w:r>
-        <w:t>Grupo especifico de interligacao dedicada Sede-Foro:</w:t>
+        <w:t>Grupo específico de interligação dedicada Sede-Foro:</w:t>
       </w:r>
     </w:p>
     <w:tbl>
@@ -4122,7 +4122,7 @@
                 <w:color w:val="01426A"/>
                 <w:sz w:val="18"/>
               </w:rPr>
-              <w:t>Tecnologia / funcao</w:t>
+              <w:t>Tecnologia / função</w:t>
             </w:r>
           </w:p>
         </w:tc>
@@ -4253,7 +4253,7 @@
                 <w:rFonts w:ascii="Calibri" w:hAnsi="Calibri"/>
                 <w:sz w:val="18"/>
               </w:rPr>
-              <w:t>Edificio Sede ↔ Foro de Brasilia</w:t>
+              <w:t>Edifício Sede ↔ Foro de Brasília</w:t>
             </w:r>
           </w:p>
         </w:tc>
@@ -4277,7 +4277,7 @@
                 <w:rFonts w:ascii="Calibri" w:hAnsi="Calibri"/>
                 <w:sz w:val="18"/>
               </w:rPr>
-              <w:t>Link dedicado ponto-a-ponto por fibra optica, LAN-to-LAN/Metro Ethernet ou equivalente; replicacao e redundancia da Sede</w:t>
+              <w:t>link dedicado ponto-a-ponto por fibra óptica, LAN-to-LAN/Metro Ethernet ou equivalente; replicação e redundância da Sede</w:t>
             </w:r>
           </w:p>
         </w:tc>
@@ -4349,7 +4349,7 @@
                 <w:rFonts w:ascii="Calibri" w:hAnsi="Calibri"/>
                 <w:sz w:val="18"/>
               </w:rPr>
-              <w:t>mes</w:t>
+              <w:t>mês</w:t>
             </w:r>
           </w:p>
         </w:tc>
@@ -4358,12 +4358,12 @@
     <w:p/>
     <w:p>
       <w:r>
-        <w:t>As capacidades MPLS propostas reproduzem as capacidades SD-WAN atualmente registradas para cada localidade, com a finalidade de assegurar redundancia total e eliminar contingencia apenas parcial. O dimensionamento devera ser validado por meio de analise de trafego, criticidade dos sistemas, simultaneidade, QoS, crescimento esperado, desempenho da SD-WAN atual, capacidade de processamento dos CPEs e pesquisa de mercado.</w:t>
+        <w:t>As capacidades MPLS requeridas correspondem às capacidades SD-WAN vigentes em cada localidade, com a finalidade de assegurar redundância total entre as camadas de conectividade. O dimensionamento deverá ser validado por meio de análise de tráfego, criticidade dos sistemas, simultaneidade, QoS, crescimento esperado, desempenho da SD-WAN vigente, capacidade de processamento dos CPEs e pesquisa de mercado.</w:t>
       </w:r>
     </w:p>
     <w:p>
       <w:r>
-        <w:t>O enlace dedicado de 25 Gbps nao integra a malha MPLS das localidades. Ele constitui grupo proprio por possuir finalidade, escala, tecnologia, precificacao e requisitos de desempenho distintos: interligacao de alta capacidade entre dois pontos centrais, suporte a replicacao e possibilidade de o Foro assumir papel contingencial de concentrador.</w:t>
+        <w:t>O enlace dedicado de 25 Gbps não integra a malha MPLS das localidades. Ele constitui grupo próprio por possuir finalidade, escala, tecnologia, precificação e requisitos de desempenho distintos: interligação de alta capacidade entre dois pontos centrais, suporte à replicação e possibilidade de o Foro assumir papel contingencial de concentrador.</w:t>
       </w:r>
     </w:p>
     <w:p>
@@ -4371,12 +4371,12 @@
         <w:pStyle w:val="Heading2"/>
       </w:pPr>
       <w:r>
-        <w:t>4.2 A estimativa e baseada no historico demandado?</w:t>
+        <w:t>4.2 A estimativa e baseada no histórico demandado?</w:t>
       </w:r>
     </w:p>
     <w:p>
       <w:r>
-        <w:t>Sim. A estimativa considera o historico de contratacoes de comunicacao de dados do TRT10, notadamente:</w:t>
+        <w:t>Sim. A estimativa considera o histórico de contratações de comunicação de dados do TRT10, notadamente:</w:t>
       </w:r>
     </w:p>
     <w:p>
@@ -4384,7 +4384,7 @@
         <w:pStyle w:val="ListBullet"/>
       </w:pPr>
       <w:r>
-        <w:t>Contrato 131/2023, referente a Link IP dedicado com SD-WAN para 10 localidades, com vigencia inicial de 5 anos e possibilidade de prorrogacao;</w:t>
+        <w:t>Contrato 131/2023, referente a link IP dedicado com SD-WAN para 10 localidades, com vigência inicial de 5 anos e possibilidade de prorrogação;</w:t>
       </w:r>
     </w:p>
     <w:p>
@@ -4392,7 +4392,7 @@
         <w:pStyle w:val="ListBullet"/>
       </w:pPr>
       <w:r>
-        <w:t>contratacoes anteriores de Internet com Anti-DDoS para Sede, Foro de Brasilia e Predio de Apoio;</w:t>
+        <w:t>contratações anteriores de Internet com Anti-DDoS para a Sede, Foro de Brasília e Prédio de Apoio;</w:t>
       </w:r>
     </w:p>
     <w:p>
@@ -4400,7 +4400,7 @@
         <w:pStyle w:val="ListBullet"/>
       </w:pPr>
       <w:r>
-        <w:t>contratacao anterior de links de Internet para unidades do Tocantins;</w:t>
+        <w:t>contratação anterior de links de Internet para unidades do Tocantins;</w:t>
       </w:r>
     </w:p>
     <w:p>
@@ -4408,7 +4408,7 @@
         <w:pStyle w:val="ListBullet"/>
       </w:pPr>
       <w:r>
-        <w:t>mencoes documentais a conectividade MPLS e Infovia como meios de redundancia e interconexao com a Sede.</w:t>
+        <w:t>menções documentais a conectividade MPLS e Infovia como meios de redundância e interconexão com à Sede.</w:t>
       </w:r>
     </w:p>
     <w:p>
@@ -4416,7 +4416,7 @@
         <w:pStyle w:val="Heading1"/>
       </w:pPr>
       <w:r>
-        <w:t>5. Estimativa Preliminar do Valor da Contratacao</w:t>
+        <w:t>5. Estimativa Preliminar do Valor da Contratação</w:t>
       </w:r>
     </w:p>
     <w:p>
@@ -4424,17 +4424,73 @@
         <w:pStyle w:val="Heading2"/>
       </w:pPr>
       <w:r>
-        <w:t>5.1 Valor estimado da contratacao</w:t>
+        <w:t>5.1 Valor estimado da contratação</w:t>
       </w:r>
     </w:p>
     <w:p>
       <w:r>
-        <w:t>O valor oficial devera ser apurado pela area competente em pesquisa de precos formal. Para memoria preliminar, foram levantadas referencias publicas de contratacoes similares de MPLS, L2L ou rede privada corporativa, com capacidades de 100 Mbps, 500 Mbps e 1 Gbps. A amostra abaixo nao substitui a pesquisa formal do processo, pois os precos variam conforme localidade, interiorizacao, rota fisica, dupla abordagem, SLA, CPE/roteador, prazo contratual, volume de pontos e escopo de monitoramento.</w:t>
+        <w:t>O valor oficial deverá ser apurado pela área competente em pesquisa de preços formal. Para memória preliminar, foram levantadas referências públicas de contratações similares de MPLS, L2L ou rede privada corporativa, com capacidades de 100 Mbps, 500 Mbps e 1 Gbps. A amostra abaixo não substitui a pesquisa formal do processo, pois os preços variam conforme localidade, interiorização, rota física, dupla abordagem, SLA, CPE/roteador, prazo contratual, volume de pontos e escopo de monitoramento.</w:t>
       </w:r>
     </w:p>
     <w:p>
       <w:r>
-        <w:t>Com base nas referencias localizadas, adota-se apenas como estimativa inicial:</w:t>
+        <w:t>Com base nas referências localizadas, adota-se apenas como estimativa inicial a média simples dos valores mensais unitários por capacidade. A memória de cálculo utiliza as seguintes fórmulas:</w:t>
+      </w:r>
+    </w:p>
+    <w:p>
+      <w:pPr>
+        <w:pStyle w:val="ListBullet"/>
+      </w:pPr>
+      <w:r>
+        <w:t>Preço médio mensal por capacidade = soma dos preços mensais unitários das referências / número de referências válidas;</w:t>
+      </w:r>
+    </w:p>
+    <w:p>
+      <w:pPr>
+        <w:pStyle w:val="ListBullet"/>
+      </w:pPr>
+      <w:r>
+        <w:t>Valor mensal por capacidade = preço médio mensal por capacidade x quantidade de links TRT10 naquela capacidade;</w:t>
+      </w:r>
+    </w:p>
+    <w:p>
+      <w:pPr>
+        <w:pStyle w:val="ListBullet"/>
+      </w:pPr>
+      <w:r>
+        <w:t>Valor anual por capacidade = valor mensal por capacidade x 12;</w:t>
+      </w:r>
+    </w:p>
+    <w:p>
+      <w:pPr>
+        <w:pStyle w:val="ListBullet"/>
+      </w:pPr>
+      <w:r>
+        <w:t>Total mensal MPLS = soma dos valores mensais das capacidades de 1 Gbps, 500 Mbps e 100 Mbps;</w:t>
+      </w:r>
+    </w:p>
+    <w:p>
+      <w:pPr>
+        <w:pStyle w:val="ListBullet"/>
+      </w:pPr>
+      <w:r>
+        <w:t>Total anual MPLS = total mensal MPLS x 12;</w:t>
+      </w:r>
+    </w:p>
+    <w:p>
+      <w:pPr>
+        <w:pStyle w:val="ListBullet"/>
+      </w:pPr>
+      <w:r>
+        <w:t>Valor mensal do link dedicado Sede-Foro 25 Gbps = ponto médio da faixa preliminar de mercado, isto é, (R$ 30.000,00 + R$ 60.000,00) / 2 = R$ 45.000,00;</w:t>
+      </w:r>
+    </w:p>
+    <w:p>
+      <w:pPr>
+        <w:pStyle w:val="ListBullet"/>
+      </w:pPr>
+      <w:r>
+        <w:t>Valor anual do link dedicado Sede-Foro 25 Gbps = R$ 45.000,00 x 12 = R$ 540.000,00.</w:t>
       </w:r>
     </w:p>
     <w:tbl>
@@ -4446,16 +4502,17 @@
         <w:tblInd w:w="120" w:type="dxa"/>
       </w:tblPr>
       <w:tblGrid>
-        <w:gridCol w:w="1872"/>
-        <w:gridCol w:w="1872"/>
-        <w:gridCol w:w="1872"/>
-        <w:gridCol w:w="1872"/>
-        <w:gridCol w:w="1872"/>
+        <w:gridCol w:w="1560"/>
+        <w:gridCol w:w="1560"/>
+        <w:gridCol w:w="1560"/>
+        <w:gridCol w:w="1560"/>
+        <w:gridCol w:w="1560"/>
+        <w:gridCol w:w="1560"/>
       </w:tblGrid>
       <w:tr>
         <w:tc>
           <w:tcPr>
-            <w:tcW w:type="dxa" w:w="1872"/>
+            <w:tcW w:type="dxa" w:w="1560"/>
             <w:vAlign w:val="center"/>
             <w:tcMar>
               <w:top w:w="80" w:type="dxa"/>
@@ -4482,7 +4539,7 @@
         </w:tc>
         <w:tc>
           <w:tcPr>
-            <w:tcW w:type="dxa" w:w="1872"/>
+            <w:tcW w:type="dxa" w:w="1560"/>
             <w:vAlign w:val="center"/>
             <w:tcMar>
               <w:top w:w="80" w:type="dxa"/>
@@ -4503,13 +4560,13 @@
                 <w:color w:val="01426A"/>
                 <w:sz w:val="18"/>
               </w:rPr>
-              <w:t>Quantidade TRT10</w:t>
-            </w:r>
-          </w:p>
-        </w:tc>
-        <w:tc>
-          <w:tcPr>
-            <w:tcW w:type="dxa" w:w="1872"/>
+              <w:t>Referências usadas na média</w:t>
+            </w:r>
+          </w:p>
+        </w:tc>
+        <w:tc>
+          <w:tcPr>
+            <w:tcW w:type="dxa" w:w="1560"/>
             <w:vAlign w:val="center"/>
             <w:tcMar>
               <w:top w:w="80" w:type="dxa"/>
@@ -4530,13 +4587,13 @@
                 <w:color w:val="01426A"/>
                 <w:sz w:val="18"/>
               </w:rPr>
-              <w:t>Media mensal preliminar por link</w:t>
-            </w:r>
-          </w:p>
-        </w:tc>
-        <w:tc>
-          <w:tcPr>
-            <w:tcW w:type="dxa" w:w="1872"/>
+              <w:t>Fórmula do preço médio mensal</w:t>
+            </w:r>
+          </w:p>
+        </w:tc>
+        <w:tc>
+          <w:tcPr>
+            <w:tcW w:type="dxa" w:w="1560"/>
             <w:vAlign w:val="center"/>
             <w:tcMar>
               <w:top w:w="80" w:type="dxa"/>
@@ -4557,13 +4614,13 @@
                 <w:color w:val="01426A"/>
                 <w:sz w:val="18"/>
               </w:rPr>
-              <w:t>Valor mensal preliminar</w:t>
-            </w:r>
-          </w:p>
-        </w:tc>
-        <w:tc>
-          <w:tcPr>
-            <w:tcW w:type="dxa" w:w="1872"/>
+              <w:t>Quantidade TRT10</w:t>
+            </w:r>
+          </w:p>
+        </w:tc>
+        <w:tc>
+          <w:tcPr>
+            <w:tcW w:type="dxa" w:w="1560"/>
             <w:vAlign w:val="center"/>
             <w:tcMar>
               <w:top w:w="80" w:type="dxa"/>
@@ -4584,6 +4641,33 @@
                 <w:color w:val="01426A"/>
                 <w:sz w:val="18"/>
               </w:rPr>
+              <w:t>Valor mensal preliminar</w:t>
+            </w:r>
+          </w:p>
+        </w:tc>
+        <w:tc>
+          <w:tcPr>
+            <w:tcW w:type="dxa" w:w="1560"/>
+            <w:vAlign w:val="center"/>
+            <w:tcMar>
+              <w:top w:w="80" w:type="dxa"/>
+              <w:start w:w="120" w:type="dxa"/>
+              <w:bottom w:w="80" w:type="dxa"/>
+              <w:end w:w="120" w:type="dxa"/>
+            </w:tcMar>
+            <w:shd w:fill="E8EEF5"/>
+          </w:tcPr>
+          <w:p>
+            <w:pPr>
+              <w:spacing w:after="0"/>
+            </w:pPr>
+            <w:r>
+              <w:rPr>
+                <w:rFonts w:ascii="Calibri" w:hAnsi="Calibri"/>
+                <w:b/>
+                <w:color w:val="01426A"/>
+                <w:sz w:val="18"/>
+              </w:rPr>
               <w:t>Valor anual preliminar</w:t>
             </w:r>
           </w:p>
@@ -4592,7 +4676,7 @@
       <w:tr>
         <w:tc>
           <w:tcPr>
-            <w:tcW w:type="dxa" w:w="1872"/>
+            <w:tcW w:type="dxa" w:w="1560"/>
             <w:vAlign w:val="center"/>
             <w:tcMar>
               <w:top w:w="80" w:type="dxa"/>
@@ -4616,7 +4700,55 @@
         </w:tc>
         <w:tc>
           <w:tcPr>
-            <w:tcW w:type="dxa" w:w="1872"/>
+            <w:tcW w:type="dxa" w:w="1560"/>
+            <w:vAlign w:val="center"/>
+            <w:tcMar>
+              <w:top w:w="80" w:type="dxa"/>
+              <w:start w:w="120" w:type="dxa"/>
+              <w:bottom w:w="80" w:type="dxa"/>
+              <w:end w:w="120" w:type="dxa"/>
+            </w:tcMar>
+          </w:tcPr>
+          <w:p>
+            <w:pPr>
+              <w:spacing w:after="0"/>
+            </w:pPr>
+            <w:r>
+              <w:rPr>
+                <w:rFonts w:ascii="Calibri" w:hAnsi="Calibri"/>
+                <w:sz w:val="18"/>
+              </w:rPr>
+              <w:t>MPRS R$ 4.740,75; Santa Maria/RS R$ 1.429,68; Xanxerê/SC R$ 1.000,00</w:t>
+            </w:r>
+          </w:p>
+        </w:tc>
+        <w:tc>
+          <w:tcPr>
+            <w:tcW w:type="dxa" w:w="1560"/>
+            <w:vAlign w:val="center"/>
+            <w:tcMar>
+              <w:top w:w="80" w:type="dxa"/>
+              <w:start w:w="120" w:type="dxa"/>
+              <w:bottom w:w="80" w:type="dxa"/>
+              <w:end w:w="120" w:type="dxa"/>
+            </w:tcMar>
+          </w:tcPr>
+          <w:p>
+            <w:pPr>
+              <w:spacing w:after="0"/>
+            </w:pPr>
+            <w:r>
+              <w:rPr>
+                <w:rFonts w:ascii="Calibri" w:hAnsi="Calibri"/>
+                <w:sz w:val="18"/>
+              </w:rPr>
+              <w:t>(4.740,75 + 1.429,68 + 1.000,00) / 3 = R$ 2.390,14</w:t>
+            </w:r>
+          </w:p>
+        </w:tc>
+        <w:tc>
+          <w:tcPr>
+            <w:tcW w:type="dxa" w:w="1560"/>
             <w:vAlign w:val="center"/>
             <w:tcMar>
               <w:top w:w="80" w:type="dxa"/>
@@ -4640,31 +4772,7 @@
         </w:tc>
         <w:tc>
           <w:tcPr>
-            <w:tcW w:type="dxa" w:w="1872"/>
-            <w:vAlign w:val="center"/>
-            <w:tcMar>
-              <w:top w:w="80" w:type="dxa"/>
-              <w:start w:w="120" w:type="dxa"/>
-              <w:bottom w:w="80" w:type="dxa"/>
-              <w:end w:w="120" w:type="dxa"/>
-            </w:tcMar>
-          </w:tcPr>
-          <w:p>
-            <w:pPr>
-              <w:spacing w:after="0"/>
-            </w:pPr>
-            <w:r>
-              <w:rPr>
-                <w:rFonts w:ascii="Calibri" w:hAnsi="Calibri"/>
-                <w:sz w:val="18"/>
-              </w:rPr>
-              <w:t>R$ 2.390,14</w:t>
-            </w:r>
-          </w:p>
-        </w:tc>
-        <w:tc>
-          <w:tcPr>
-            <w:tcW w:type="dxa" w:w="1872"/>
+            <w:tcW w:type="dxa" w:w="1560"/>
             <w:vAlign w:val="center"/>
             <w:tcMar>
               <w:top w:w="80" w:type="dxa"/>
@@ -4688,7 +4796,7 @@
         </w:tc>
         <w:tc>
           <w:tcPr>
-            <w:tcW w:type="dxa" w:w="1872"/>
+            <w:tcW w:type="dxa" w:w="1560"/>
             <w:vAlign w:val="center"/>
             <w:tcMar>
               <w:top w:w="80" w:type="dxa"/>
@@ -4714,7 +4822,7 @@
       <w:tr>
         <w:tc>
           <w:tcPr>
-            <w:tcW w:type="dxa" w:w="1872"/>
+            <w:tcW w:type="dxa" w:w="1560"/>
             <w:vAlign w:val="center"/>
             <w:tcMar>
               <w:top w:w="80" w:type="dxa"/>
@@ -4738,7 +4846,55 @@
         </w:tc>
         <w:tc>
           <w:tcPr>
-            <w:tcW w:type="dxa" w:w="1872"/>
+            <w:tcW w:type="dxa" w:w="1560"/>
+            <w:vAlign w:val="center"/>
+            <w:tcMar>
+              <w:top w:w="80" w:type="dxa"/>
+              <w:start w:w="120" w:type="dxa"/>
+              <w:bottom w:w="80" w:type="dxa"/>
+              <w:end w:w="120" w:type="dxa"/>
+            </w:tcMar>
+          </w:tcPr>
+          <w:p>
+            <w:pPr>
+              <w:spacing w:after="0"/>
+            </w:pPr>
+            <w:r>
+              <w:rPr>
+                <w:rFonts w:ascii="Calibri" w:hAnsi="Calibri"/>
+                <w:sz w:val="18"/>
+              </w:rPr>
+              <w:t>MPRS R$ 3.687,25; Glorinha/RS R$ 1.550,00; Xanxerê/SC R$ 119,00</w:t>
+            </w:r>
+          </w:p>
+        </w:tc>
+        <w:tc>
+          <w:tcPr>
+            <w:tcW w:type="dxa" w:w="1560"/>
+            <w:vAlign w:val="center"/>
+            <w:tcMar>
+              <w:top w:w="80" w:type="dxa"/>
+              <w:start w:w="120" w:type="dxa"/>
+              <w:bottom w:w="80" w:type="dxa"/>
+              <w:end w:w="120" w:type="dxa"/>
+            </w:tcMar>
+          </w:tcPr>
+          <w:p>
+            <w:pPr>
+              <w:spacing w:after="0"/>
+            </w:pPr>
+            <w:r>
+              <w:rPr>
+                <w:rFonts w:ascii="Calibri" w:hAnsi="Calibri"/>
+                <w:sz w:val="18"/>
+              </w:rPr>
+              <w:t>(3.687,25 + 1.550,00 + 119,00) / 3 = R$ 1.785,42</w:t>
+            </w:r>
+          </w:p>
+        </w:tc>
+        <w:tc>
+          <w:tcPr>
+            <w:tcW w:type="dxa" w:w="1560"/>
             <w:vAlign w:val="center"/>
             <w:tcMar>
               <w:top w:w="80" w:type="dxa"/>
@@ -4762,73 +4918,49 @@
         </w:tc>
         <w:tc>
           <w:tcPr>
-            <w:tcW w:type="dxa" w:w="1872"/>
-            <w:vAlign w:val="center"/>
-            <w:tcMar>
-              <w:top w:w="80" w:type="dxa"/>
-              <w:start w:w="120" w:type="dxa"/>
-              <w:bottom w:w="80" w:type="dxa"/>
-              <w:end w:w="120" w:type="dxa"/>
-            </w:tcMar>
-          </w:tcPr>
-          <w:p>
-            <w:pPr>
-              <w:spacing w:after="0"/>
-            </w:pPr>
-            <w:r>
-              <w:rPr>
-                <w:rFonts w:ascii="Calibri" w:hAnsi="Calibri"/>
-                <w:sz w:val="18"/>
-              </w:rPr>
-              <w:t>R$ 1.785,75</w:t>
-            </w:r>
-          </w:p>
-        </w:tc>
-        <w:tc>
-          <w:tcPr>
-            <w:tcW w:type="dxa" w:w="1872"/>
-            <w:vAlign w:val="center"/>
-            <w:tcMar>
-              <w:top w:w="80" w:type="dxa"/>
-              <w:start w:w="120" w:type="dxa"/>
-              <w:bottom w:w="80" w:type="dxa"/>
-              <w:end w:w="120" w:type="dxa"/>
-            </w:tcMar>
-          </w:tcPr>
-          <w:p>
-            <w:pPr>
-              <w:spacing w:after="0"/>
-            </w:pPr>
-            <w:r>
-              <w:rPr>
-                <w:rFonts w:ascii="Calibri" w:hAnsi="Calibri"/>
-                <w:sz w:val="18"/>
-              </w:rPr>
-              <w:t>R$ 5.357,25</w:t>
-            </w:r>
-          </w:p>
-        </w:tc>
-        <w:tc>
-          <w:tcPr>
-            <w:tcW w:type="dxa" w:w="1872"/>
-            <w:vAlign w:val="center"/>
-            <w:tcMar>
-              <w:top w:w="80" w:type="dxa"/>
-              <w:start w:w="120" w:type="dxa"/>
-              <w:bottom w:w="80" w:type="dxa"/>
-              <w:end w:w="120" w:type="dxa"/>
-            </w:tcMar>
-          </w:tcPr>
-          <w:p>
-            <w:pPr>
-              <w:spacing w:after="0"/>
-            </w:pPr>
-            <w:r>
-              <w:rPr>
-                <w:rFonts w:ascii="Calibri" w:hAnsi="Calibri"/>
-                <w:sz w:val="18"/>
-              </w:rPr>
-              <w:t>R$ 64.287,00</w:t>
+            <w:tcW w:type="dxa" w:w="1560"/>
+            <w:vAlign w:val="center"/>
+            <w:tcMar>
+              <w:top w:w="80" w:type="dxa"/>
+              <w:start w:w="120" w:type="dxa"/>
+              <w:bottom w:w="80" w:type="dxa"/>
+              <w:end w:w="120" w:type="dxa"/>
+            </w:tcMar>
+          </w:tcPr>
+          <w:p>
+            <w:pPr>
+              <w:spacing w:after="0"/>
+            </w:pPr>
+            <w:r>
+              <w:rPr>
+                <w:rFonts w:ascii="Calibri" w:hAnsi="Calibri"/>
+                <w:sz w:val="18"/>
+              </w:rPr>
+              <w:t>R$ 5.356,25</w:t>
+            </w:r>
+          </w:p>
+        </w:tc>
+        <w:tc>
+          <w:tcPr>
+            <w:tcW w:type="dxa" w:w="1560"/>
+            <w:vAlign w:val="center"/>
+            <w:tcMar>
+              <w:top w:w="80" w:type="dxa"/>
+              <w:start w:w="120" w:type="dxa"/>
+              <w:bottom w:w="80" w:type="dxa"/>
+              <w:end w:w="120" w:type="dxa"/>
+            </w:tcMar>
+          </w:tcPr>
+          <w:p>
+            <w:pPr>
+              <w:spacing w:after="0"/>
+            </w:pPr>
+            <w:r>
+              <w:rPr>
+                <w:rFonts w:ascii="Calibri" w:hAnsi="Calibri"/>
+                <w:sz w:val="18"/>
+              </w:rPr>
+              <w:t>R$ 64.275,00</w:t>
             </w:r>
           </w:p>
         </w:tc>
@@ -4836,7 +4968,7 @@
       <w:tr>
         <w:tc>
           <w:tcPr>
-            <w:tcW w:type="dxa" w:w="1872"/>
+            <w:tcW w:type="dxa" w:w="1560"/>
             <w:vAlign w:val="center"/>
             <w:tcMar>
               <w:top w:w="80" w:type="dxa"/>
@@ -4860,7 +4992,55 @@
         </w:tc>
         <w:tc>
           <w:tcPr>
-            <w:tcW w:type="dxa" w:w="1872"/>
+            <w:tcW w:type="dxa" w:w="1560"/>
+            <w:vAlign w:val="center"/>
+            <w:tcMar>
+              <w:top w:w="80" w:type="dxa"/>
+              <w:start w:w="120" w:type="dxa"/>
+              <w:bottom w:w="80" w:type="dxa"/>
+              <w:end w:w="120" w:type="dxa"/>
+            </w:tcMar>
+          </w:tcPr>
+          <w:p>
+            <w:pPr>
+              <w:spacing w:after="0"/>
+            </w:pPr>
+            <w:r>
+              <w:rPr>
+                <w:rFonts w:ascii="Calibri" w:hAnsi="Calibri"/>
+                <w:sz w:val="18"/>
+              </w:rPr>
+              <w:t>MPRS R$ 1.580,25; Transitar/Cascavel R$ 761,56; TJPB R$ 2.425,00</w:t>
+            </w:r>
+          </w:p>
+        </w:tc>
+        <w:tc>
+          <w:tcPr>
+            <w:tcW w:type="dxa" w:w="1560"/>
+            <w:vAlign w:val="center"/>
+            <w:tcMar>
+              <w:top w:w="80" w:type="dxa"/>
+              <w:start w:w="120" w:type="dxa"/>
+              <w:bottom w:w="80" w:type="dxa"/>
+              <w:end w:w="120" w:type="dxa"/>
+            </w:tcMar>
+          </w:tcPr>
+          <w:p>
+            <w:pPr>
+              <w:spacing w:after="0"/>
+            </w:pPr>
+            <w:r>
+              <w:rPr>
+                <w:rFonts w:ascii="Calibri" w:hAnsi="Calibri"/>
+                <w:sz w:val="18"/>
+              </w:rPr>
+              <w:t>(1.580,25 + 761,56 + 2.425,00) / 3 = R$ 1.588,94</w:t>
+            </w:r>
+          </w:p>
+        </w:tc>
+        <w:tc>
+          <w:tcPr>
+            <w:tcW w:type="dxa" w:w="1560"/>
             <w:vAlign w:val="center"/>
             <w:tcMar>
               <w:top w:w="80" w:type="dxa"/>
@@ -4884,73 +5064,49 @@
         </w:tc>
         <w:tc>
           <w:tcPr>
-            <w:tcW w:type="dxa" w:w="1872"/>
-            <w:vAlign w:val="center"/>
-            <w:tcMar>
-              <w:top w:w="80" w:type="dxa"/>
-              <w:start w:w="120" w:type="dxa"/>
-              <w:bottom w:w="80" w:type="dxa"/>
-              <w:end w:w="120" w:type="dxa"/>
-            </w:tcMar>
-          </w:tcPr>
-          <w:p>
-            <w:pPr>
-              <w:spacing w:after="0"/>
-            </w:pPr>
-            <w:r>
-              <w:rPr>
-                <w:rFonts w:ascii="Calibri" w:hAnsi="Calibri"/>
-                <w:sz w:val="18"/>
-              </w:rPr>
-              <w:t>R$ 1.588,60</w:t>
-            </w:r>
-          </w:p>
-        </w:tc>
-        <w:tc>
-          <w:tcPr>
-            <w:tcW w:type="dxa" w:w="1872"/>
-            <w:vAlign w:val="center"/>
-            <w:tcMar>
-              <w:top w:w="80" w:type="dxa"/>
-              <w:start w:w="120" w:type="dxa"/>
-              <w:bottom w:w="80" w:type="dxa"/>
-              <w:end w:w="120" w:type="dxa"/>
-            </w:tcMar>
-          </w:tcPr>
-          <w:p>
-            <w:pPr>
-              <w:spacing w:after="0"/>
-            </w:pPr>
-            <w:r>
-              <w:rPr>
-                <w:rFonts w:ascii="Calibri" w:hAnsi="Calibri"/>
-                <w:sz w:val="18"/>
-              </w:rPr>
-              <w:t>R$ 7.943,00</w:t>
-            </w:r>
-          </w:p>
-        </w:tc>
-        <w:tc>
-          <w:tcPr>
-            <w:tcW w:type="dxa" w:w="1872"/>
-            <w:vAlign w:val="center"/>
-            <w:tcMar>
-              <w:top w:w="80" w:type="dxa"/>
-              <w:start w:w="120" w:type="dxa"/>
-              <w:bottom w:w="80" w:type="dxa"/>
-              <w:end w:w="120" w:type="dxa"/>
-            </w:tcMar>
-          </w:tcPr>
-          <w:p>
-            <w:pPr>
-              <w:spacing w:after="0"/>
-            </w:pPr>
-            <w:r>
-              <w:rPr>
-                <w:rFonts w:ascii="Calibri" w:hAnsi="Calibri"/>
-                <w:sz w:val="18"/>
-              </w:rPr>
-              <w:t>R$ 95.316,00</w:t>
+            <w:tcW w:type="dxa" w:w="1560"/>
+            <w:vAlign w:val="center"/>
+            <w:tcMar>
+              <w:top w:w="80" w:type="dxa"/>
+              <w:start w:w="120" w:type="dxa"/>
+              <w:bottom w:w="80" w:type="dxa"/>
+              <w:end w:w="120" w:type="dxa"/>
+            </w:tcMar>
+          </w:tcPr>
+          <w:p>
+            <w:pPr>
+              <w:spacing w:after="0"/>
+            </w:pPr>
+            <w:r>
+              <w:rPr>
+                <w:rFonts w:ascii="Calibri" w:hAnsi="Calibri"/>
+                <w:sz w:val="18"/>
+              </w:rPr>
+              <w:t>R$ 7.944,68</w:t>
+            </w:r>
+          </w:p>
+        </w:tc>
+        <w:tc>
+          <w:tcPr>
+            <w:tcW w:type="dxa" w:w="1560"/>
+            <w:vAlign w:val="center"/>
+            <w:tcMar>
+              <w:top w:w="80" w:type="dxa"/>
+              <w:start w:w="120" w:type="dxa"/>
+              <w:bottom w:w="80" w:type="dxa"/>
+              <w:end w:w="120" w:type="dxa"/>
+            </w:tcMar>
+          </w:tcPr>
+          <w:p>
+            <w:pPr>
+              <w:spacing w:after="0"/>
+            </w:pPr>
+            <w:r>
+              <w:rPr>
+                <w:rFonts w:ascii="Calibri" w:hAnsi="Calibri"/>
+                <w:sz w:val="18"/>
+              </w:rPr>
+              <w:t>R$ 95.336,16</w:t>
             </w:r>
           </w:p>
         </w:tc>
@@ -4958,31 +5114,79 @@
       <w:tr>
         <w:tc>
           <w:tcPr>
-            <w:tcW w:type="dxa" w:w="1872"/>
-            <w:vAlign w:val="center"/>
-            <w:tcMar>
-              <w:top w:w="80" w:type="dxa"/>
-              <w:start w:w="120" w:type="dxa"/>
-              <w:bottom w:w="80" w:type="dxa"/>
-              <w:end w:w="120" w:type="dxa"/>
-            </w:tcMar>
-          </w:tcPr>
-          <w:p>
-            <w:pPr>
-              <w:spacing w:after="0"/>
-            </w:pPr>
-            <w:r>
-              <w:rPr>
-                <w:rFonts w:ascii="Calibri" w:hAnsi="Calibri"/>
-                <w:sz w:val="18"/>
-              </w:rPr>
-              <w:t>Total preliminar</w:t>
-            </w:r>
-          </w:p>
-        </w:tc>
-        <w:tc>
-          <w:tcPr>
-            <w:tcW w:type="dxa" w:w="1872"/>
+            <w:tcW w:type="dxa" w:w="1560"/>
+            <w:vAlign w:val="center"/>
+            <w:tcMar>
+              <w:top w:w="80" w:type="dxa"/>
+              <w:start w:w="120" w:type="dxa"/>
+              <w:bottom w:w="80" w:type="dxa"/>
+              <w:end w:w="120" w:type="dxa"/>
+            </w:tcMar>
+          </w:tcPr>
+          <w:p>
+            <w:pPr>
+              <w:spacing w:after="0"/>
+            </w:pPr>
+            <w:r>
+              <w:rPr>
+                <w:rFonts w:ascii="Calibri" w:hAnsi="Calibri"/>
+                <w:sz w:val="18"/>
+              </w:rPr>
+              <w:t>Total preliminar MPLS</w:t>
+            </w:r>
+          </w:p>
+        </w:tc>
+        <w:tc>
+          <w:tcPr>
+            <w:tcW w:type="dxa" w:w="1560"/>
+            <w:vAlign w:val="center"/>
+            <w:tcMar>
+              <w:top w:w="80" w:type="dxa"/>
+              <w:start w:w="120" w:type="dxa"/>
+              <w:bottom w:w="80" w:type="dxa"/>
+              <w:end w:w="120" w:type="dxa"/>
+            </w:tcMar>
+          </w:tcPr>
+          <w:p>
+            <w:pPr>
+              <w:spacing w:after="0"/>
+            </w:pPr>
+            <w:r>
+              <w:rPr>
+                <w:rFonts w:ascii="Calibri" w:hAnsi="Calibri"/>
+                <w:sz w:val="18"/>
+              </w:rPr>
+              <w:t>-</w:t>
+            </w:r>
+          </w:p>
+        </w:tc>
+        <w:tc>
+          <w:tcPr>
+            <w:tcW w:type="dxa" w:w="1560"/>
+            <w:vAlign w:val="center"/>
+            <w:tcMar>
+              <w:top w:w="80" w:type="dxa"/>
+              <w:start w:w="120" w:type="dxa"/>
+              <w:bottom w:w="80" w:type="dxa"/>
+              <w:end w:w="120" w:type="dxa"/>
+            </w:tcMar>
+          </w:tcPr>
+          <w:p>
+            <w:pPr>
+              <w:spacing w:after="0"/>
+            </w:pPr>
+            <w:r>
+              <w:rPr>
+                <w:rFonts w:ascii="Calibri" w:hAnsi="Calibri"/>
+                <w:sz w:val="18"/>
+              </w:rPr>
+              <w:t>Soma dos valores mensais por capacidade</w:t>
+            </w:r>
+          </w:p>
+        </w:tc>
+        <w:tc>
+          <w:tcPr>
+            <w:tcW w:type="dxa" w:w="1560"/>
             <w:vAlign w:val="center"/>
             <w:tcMar>
               <w:top w:w="80" w:type="dxa"/>
@@ -5006,73 +5210,341 @@
         </w:tc>
         <w:tc>
           <w:tcPr>
-            <w:tcW w:type="dxa" w:w="1872"/>
-            <w:vAlign w:val="center"/>
-            <w:tcMar>
-              <w:top w:w="80" w:type="dxa"/>
-              <w:start w:w="120" w:type="dxa"/>
-              <w:bottom w:w="80" w:type="dxa"/>
-              <w:end w:w="120" w:type="dxa"/>
-            </w:tcMar>
-          </w:tcPr>
-          <w:p>
-            <w:pPr>
-              <w:spacing w:after="0"/>
-            </w:pPr>
-            <w:r>
-              <w:rPr>
-                <w:rFonts w:ascii="Calibri" w:hAnsi="Calibri"/>
-                <w:sz w:val="18"/>
-              </w:rPr>
-              <w:t>-</w:t>
-            </w:r>
-          </w:p>
-        </w:tc>
-        <w:tc>
-          <w:tcPr>
-            <w:tcW w:type="dxa" w:w="1872"/>
-            <w:vAlign w:val="center"/>
-            <w:tcMar>
-              <w:top w:w="80" w:type="dxa"/>
-              <w:start w:w="120" w:type="dxa"/>
-              <w:bottom w:w="80" w:type="dxa"/>
-              <w:end w:w="120" w:type="dxa"/>
-            </w:tcMar>
-          </w:tcPr>
-          <w:p>
-            <w:pPr>
-              <w:spacing w:after="0"/>
-            </w:pPr>
-            <w:r>
-              <w:rPr>
-                <w:rFonts w:ascii="Calibri" w:hAnsi="Calibri"/>
-                <w:sz w:val="18"/>
-              </w:rPr>
-              <w:t>R$ 18.080,53</w:t>
-            </w:r>
-          </w:p>
-        </w:tc>
-        <w:tc>
-          <w:tcPr>
-            <w:tcW w:type="dxa" w:w="1872"/>
-            <w:vAlign w:val="center"/>
-            <w:tcMar>
-              <w:top w:w="80" w:type="dxa"/>
-              <w:start w:w="120" w:type="dxa"/>
-              <w:bottom w:w="80" w:type="dxa"/>
-              <w:end w:w="120" w:type="dxa"/>
-            </w:tcMar>
-          </w:tcPr>
-          <w:p>
-            <w:pPr>
-              <w:spacing w:after="0"/>
-            </w:pPr>
-            <w:r>
-              <w:rPr>
-                <w:rFonts w:ascii="Calibri" w:hAnsi="Calibri"/>
-                <w:sz w:val="18"/>
-              </w:rPr>
-              <w:t>R$ 216.966,36</w:t>
+            <w:tcW w:type="dxa" w:w="1560"/>
+            <w:vAlign w:val="center"/>
+            <w:tcMar>
+              <w:top w:w="80" w:type="dxa"/>
+              <w:start w:w="120" w:type="dxa"/>
+              <w:bottom w:w="80" w:type="dxa"/>
+              <w:end w:w="120" w:type="dxa"/>
+            </w:tcMar>
+          </w:tcPr>
+          <w:p>
+            <w:pPr>
+              <w:spacing w:after="0"/>
+            </w:pPr>
+            <w:r>
+              <w:rPr>
+                <w:rFonts w:ascii="Calibri" w:hAnsi="Calibri"/>
+                <w:sz w:val="18"/>
+              </w:rPr>
+              <w:t>R$ 18.081,21</w:t>
+            </w:r>
+          </w:p>
+        </w:tc>
+        <w:tc>
+          <w:tcPr>
+            <w:tcW w:type="dxa" w:w="1560"/>
+            <w:vAlign w:val="center"/>
+            <w:tcMar>
+              <w:top w:w="80" w:type="dxa"/>
+              <w:start w:w="120" w:type="dxa"/>
+              <w:bottom w:w="80" w:type="dxa"/>
+              <w:end w:w="120" w:type="dxa"/>
+            </w:tcMar>
+          </w:tcPr>
+          <w:p>
+            <w:pPr>
+              <w:spacing w:after="0"/>
+            </w:pPr>
+            <w:r>
+              <w:rPr>
+                <w:rFonts w:ascii="Calibri" w:hAnsi="Calibri"/>
+                <w:sz w:val="18"/>
+              </w:rPr>
+              <w:t>R$ 216.974,52</w:t>
+            </w:r>
+          </w:p>
+        </w:tc>
+      </w:tr>
+      <w:tr>
+        <w:tc>
+          <w:tcPr>
+            <w:tcW w:type="dxa" w:w="1560"/>
+            <w:vAlign w:val="center"/>
+            <w:tcMar>
+              <w:top w:w="80" w:type="dxa"/>
+              <w:start w:w="120" w:type="dxa"/>
+              <w:bottom w:w="80" w:type="dxa"/>
+              <w:end w:w="120" w:type="dxa"/>
+            </w:tcMar>
+          </w:tcPr>
+          <w:p>
+            <w:pPr>
+              <w:spacing w:after="0"/>
+            </w:pPr>
+            <w:r>
+              <w:rPr>
+                <w:rFonts w:ascii="Calibri" w:hAnsi="Calibri"/>
+                <w:sz w:val="18"/>
+              </w:rPr>
+              <w:t>Link dedicado Sede-Foro 25 Gbps</w:t>
+            </w:r>
+          </w:p>
+        </w:tc>
+        <w:tc>
+          <w:tcPr>
+            <w:tcW w:type="dxa" w:w="1560"/>
+            <w:vAlign w:val="center"/>
+            <w:tcMar>
+              <w:top w:w="80" w:type="dxa"/>
+              <w:start w:w="120" w:type="dxa"/>
+              <w:bottom w:w="80" w:type="dxa"/>
+              <w:end w:w="120" w:type="dxa"/>
+            </w:tcMar>
+          </w:tcPr>
+          <w:p>
+            <w:pPr>
+              <w:spacing w:after="0"/>
+            </w:pPr>
+            <w:r>
+              <w:rPr>
+                <w:rFonts w:ascii="Calibri" w:hAnsi="Calibri"/>
+                <w:sz w:val="18"/>
+              </w:rPr>
+              <w:t>Faixa paramétrica baseada em precedentes PNCP compatíveis de 4, 5 e 10 Gbps</w:t>
+            </w:r>
+          </w:p>
+        </w:tc>
+        <w:tc>
+          <w:tcPr>
+            <w:tcW w:type="dxa" w:w="1560"/>
+            <w:vAlign w:val="center"/>
+            <w:tcMar>
+              <w:top w:w="80" w:type="dxa"/>
+              <w:start w:w="120" w:type="dxa"/>
+              <w:bottom w:w="80" w:type="dxa"/>
+              <w:end w:w="120" w:type="dxa"/>
+            </w:tcMar>
+          </w:tcPr>
+          <w:p>
+            <w:pPr>
+              <w:spacing w:after="0"/>
+            </w:pPr>
+            <w:r>
+              <w:rPr>
+                <w:rFonts w:ascii="Calibri" w:hAnsi="Calibri"/>
+                <w:sz w:val="18"/>
+              </w:rPr>
+              <w:t>(30.000,00 + 60.000,00) / 2 = R$ 45.000,00</w:t>
+            </w:r>
+          </w:p>
+        </w:tc>
+        <w:tc>
+          <w:tcPr>
+            <w:tcW w:type="dxa" w:w="1560"/>
+            <w:vAlign w:val="center"/>
+            <w:tcMar>
+              <w:top w:w="80" w:type="dxa"/>
+              <w:start w:w="120" w:type="dxa"/>
+              <w:bottom w:w="80" w:type="dxa"/>
+              <w:end w:w="120" w:type="dxa"/>
+            </w:tcMar>
+          </w:tcPr>
+          <w:p>
+            <w:pPr>
+              <w:spacing w:after="0"/>
+            </w:pPr>
+            <w:r>
+              <w:rPr>
+                <w:rFonts w:ascii="Calibri" w:hAnsi="Calibri"/>
+                <w:sz w:val="18"/>
+              </w:rPr>
+              <w:t>1</w:t>
+            </w:r>
+          </w:p>
+        </w:tc>
+        <w:tc>
+          <w:tcPr>
+            <w:tcW w:type="dxa" w:w="1560"/>
+            <w:vAlign w:val="center"/>
+            <w:tcMar>
+              <w:top w:w="80" w:type="dxa"/>
+              <w:start w:w="120" w:type="dxa"/>
+              <w:bottom w:w="80" w:type="dxa"/>
+              <w:end w:w="120" w:type="dxa"/>
+            </w:tcMar>
+          </w:tcPr>
+          <w:p>
+            <w:pPr>
+              <w:spacing w:after="0"/>
+            </w:pPr>
+            <w:r>
+              <w:rPr>
+                <w:rFonts w:ascii="Calibri" w:hAnsi="Calibri"/>
+                <w:sz w:val="18"/>
+              </w:rPr>
+              <w:t>R$ 45.000,00</w:t>
+            </w:r>
+          </w:p>
+        </w:tc>
+        <w:tc>
+          <w:tcPr>
+            <w:tcW w:type="dxa" w:w="1560"/>
+            <w:vAlign w:val="center"/>
+            <w:tcMar>
+              <w:top w:w="80" w:type="dxa"/>
+              <w:start w:w="120" w:type="dxa"/>
+              <w:bottom w:w="80" w:type="dxa"/>
+              <w:end w:w="120" w:type="dxa"/>
+            </w:tcMar>
+          </w:tcPr>
+          <w:p>
+            <w:pPr>
+              <w:spacing w:after="0"/>
+            </w:pPr>
+            <w:r>
+              <w:rPr>
+                <w:rFonts w:ascii="Calibri" w:hAnsi="Calibri"/>
+                <w:sz w:val="18"/>
+              </w:rPr>
+              <w:t>R$ 540.000,00</w:t>
+            </w:r>
+          </w:p>
+        </w:tc>
+      </w:tr>
+      <w:tr>
+        <w:tc>
+          <w:tcPr>
+            <w:tcW w:type="dxa" w:w="1560"/>
+            <w:vAlign w:val="center"/>
+            <w:tcMar>
+              <w:top w:w="80" w:type="dxa"/>
+              <w:start w:w="120" w:type="dxa"/>
+              <w:bottom w:w="80" w:type="dxa"/>
+              <w:end w:w="120" w:type="dxa"/>
+            </w:tcMar>
+          </w:tcPr>
+          <w:p>
+            <w:pPr>
+              <w:spacing w:after="0"/>
+            </w:pPr>
+            <w:r>
+              <w:rPr>
+                <w:rFonts w:ascii="Calibri" w:hAnsi="Calibri"/>
+                <w:sz w:val="18"/>
+              </w:rPr>
+              <w:t>Total preliminar geral</w:t>
+            </w:r>
+          </w:p>
+        </w:tc>
+        <w:tc>
+          <w:tcPr>
+            <w:tcW w:type="dxa" w:w="1560"/>
+            <w:vAlign w:val="center"/>
+            <w:tcMar>
+              <w:top w:w="80" w:type="dxa"/>
+              <w:start w:w="120" w:type="dxa"/>
+              <w:bottom w:w="80" w:type="dxa"/>
+              <w:end w:w="120" w:type="dxa"/>
+            </w:tcMar>
+          </w:tcPr>
+          <w:p>
+            <w:pPr>
+              <w:spacing w:after="0"/>
+            </w:pPr>
+            <w:r>
+              <w:rPr>
+                <w:rFonts w:ascii="Calibri" w:hAnsi="Calibri"/>
+                <w:sz w:val="18"/>
+              </w:rPr>
+              <w:t>MPLS + link dedicado 25 Gbps</w:t>
+            </w:r>
+          </w:p>
+        </w:tc>
+        <w:tc>
+          <w:tcPr>
+            <w:tcW w:type="dxa" w:w="1560"/>
+            <w:vAlign w:val="center"/>
+            <w:tcMar>
+              <w:top w:w="80" w:type="dxa"/>
+              <w:start w:w="120" w:type="dxa"/>
+              <w:bottom w:w="80" w:type="dxa"/>
+              <w:end w:w="120" w:type="dxa"/>
+            </w:tcMar>
+          </w:tcPr>
+          <w:p>
+            <w:pPr>
+              <w:spacing w:after="0"/>
+            </w:pPr>
+            <w:r>
+              <w:rPr>
+                <w:rFonts w:ascii="Calibri" w:hAnsi="Calibri"/>
+                <w:sz w:val="18"/>
+              </w:rPr>
+              <w:t>18.081,21 + 45.000,00</w:t>
+            </w:r>
+          </w:p>
+        </w:tc>
+        <w:tc>
+          <w:tcPr>
+            <w:tcW w:type="dxa" w:w="1560"/>
+            <w:vAlign w:val="center"/>
+            <w:tcMar>
+              <w:top w:w="80" w:type="dxa"/>
+              <w:start w:w="120" w:type="dxa"/>
+              <w:bottom w:w="80" w:type="dxa"/>
+              <w:end w:w="120" w:type="dxa"/>
+            </w:tcMar>
+          </w:tcPr>
+          <w:p>
+            <w:pPr>
+              <w:spacing w:after="0"/>
+            </w:pPr>
+            <w:r>
+              <w:rPr>
+                <w:rFonts w:ascii="Calibri" w:hAnsi="Calibri"/>
+                <w:sz w:val="18"/>
+              </w:rPr>
+              <w:t>11</w:t>
+            </w:r>
+          </w:p>
+        </w:tc>
+        <w:tc>
+          <w:tcPr>
+            <w:tcW w:type="dxa" w:w="1560"/>
+            <w:vAlign w:val="center"/>
+            <w:tcMar>
+              <w:top w:w="80" w:type="dxa"/>
+              <w:start w:w="120" w:type="dxa"/>
+              <w:bottom w:w="80" w:type="dxa"/>
+              <w:end w:w="120" w:type="dxa"/>
+            </w:tcMar>
+          </w:tcPr>
+          <w:p>
+            <w:pPr>
+              <w:spacing w:after="0"/>
+            </w:pPr>
+            <w:r>
+              <w:rPr>
+                <w:rFonts w:ascii="Calibri" w:hAnsi="Calibri"/>
+                <w:sz w:val="18"/>
+              </w:rPr>
+              <w:t>R$ 63.081,21</w:t>
+            </w:r>
+          </w:p>
+        </w:tc>
+        <w:tc>
+          <w:tcPr>
+            <w:tcW w:type="dxa" w:w="1560"/>
+            <w:vAlign w:val="center"/>
+            <w:tcMar>
+              <w:top w:w="80" w:type="dxa"/>
+              <w:start w:w="120" w:type="dxa"/>
+              <w:bottom w:w="80" w:type="dxa"/>
+              <w:end w:w="120" w:type="dxa"/>
+            </w:tcMar>
+          </w:tcPr>
+          <w:p>
+            <w:pPr>
+              <w:spacing w:after="0"/>
+            </w:pPr>
+            <w:r>
+              <w:rPr>
+                <w:rFonts w:ascii="Calibri" w:hAnsi="Calibri"/>
+                <w:sz w:val="18"/>
+              </w:rPr>
+              <w:t>R$ 756.974,52</w:t>
             </w:r>
           </w:p>
         </w:tc>
@@ -5081,12 +5553,12 @@
     <w:p/>
     <w:p>
       <w:r>
-        <w:t>Para o grupo de link dedicado Sede-Foro de 25 Gbps, nao foram localizados nesta pesquisa preliminar tres itens PNCP exatamente com 25 Gbps e o mesmo escopo ponto-a-ponto. Foram localizadas, contudo, contratacoes PNCP/publicas compativeis por similaridade tecnica, envolvendo LAN-to-LAN, Metro Ethernet, fibra dedicada, links de 4 Gbps, 5 Gbps e 10 Gbps, alem de especificacoes publicas que aceitam interfaces 10/25Gbps SFP28. Como estimativa conservadora inicial, recomenda-se tratar o enlace de 25 Gbps como item de alta capacidade sujeito a cotacao formal. Para planejamento preliminar, adota-se faixa indicativa de R$ 30.000,00 a R$ 60.000,00 mensais, com ponto de partida de R$ 45.000,00 mensais, equivalente a R$ 540.000,00 anuais, ate que a pesquisa formal confirme valores para Brasilia/DF, dupla abordagem, SLA, baixa latencia, interfaces 25GbE e roteamento/seguranca exigidos.</w:t>
+        <w:t>Para o grupo de link dedicado Sede-Foro de 25 Gbps, não foram localizados nesta pesquisa preliminar três itens PNCP exatamente com 25 Gbps e o mesmo escopo ponto-a-ponto. Foram localizadas, contudo, contratações PNCP/públicas compatíveis por similaridade técnica, envolvendo LAN-to-LAN, Metro Ethernet, fibra dedicada, links de 4 Gbps, 5 Gbps e 10 Gbps, além de especificações públicas que aceitam interfaces 10/25Gbps SFP28. Como estimativa conservadora inicial, recomenda-se tratar o enlace de 25 Gbps como item de alta capacidade sujeito a cotação formal. Para planejamento preliminar, adota-se faixa indicativa de R$ 30.000,00 a R$ 60.000,00 mensais, com ponto de partida de R$ 45.000,00 mensais, equivalente a R$ 540.000,00 anuais, até que a pesquisa formal confirme valores para Brasília/DF, dupla abordagem, SLA, baixa latência, interfaces 25GbE e roteamento/segurança exigidos.</w:t>
       </w:r>
     </w:p>
     <w:p>
       <w:r>
-        <w:t>O valor acima deve ser tratado como indicativo de ordem de grandeza e devera ser recalculado pela pesquisa de precos formal, preferencialmente com itens PNCP atuais, cotacoes diretas com fornecedores aptos a atender DF/TO, analise critica de outliers e demonstrativo de memoria de calculo.</w:t>
+        <w:t>O valor acima deve ser tratado como indicativo de ordem de grandeza e deverá ser recalculado pela pesquisa de preços formal, preferencialmente com itens PNCP atuais, cotações diretas com fornecedores aptos a atender DF/TO, análise crítica de outliers e demonstrativo de memória de cálculo. As referências que não possuam número de controle PNCP integralmente confirmado devem ser usadas apenas como apoio metodológico ou substituídas por referências PNCP atuais na pesquisa formal.</w:t>
       </w:r>
     </w:p>
     <w:p>
@@ -5099,12 +5571,12 @@
     </w:p>
     <w:p>
       <w:r>
-        <w:t>Para fins de memoria inicial, os documentos anteriores registram valores historicos de contratos de comunicacao de dados e Internet, mas tais valores nao devem ser usados diretamente como orcamento atual sem atualizacao metodologica, comparacao de escopo, pesquisa de mercado e tratamento das diferencas entre Internet dedicada, SD-WAN e MPLS.</w:t>
+        <w:t>Para fins de memória inicial, os documentos anteriores registram valores históricos de contratos de comunicação de dados e Internet, mas tais valores não devem ser usados diretamente como orçamento atual sem atualização metodológica, comparação de escopo, pesquisa de mercado e tratamento das diferenças entre Internet dedicada, SD-WAN e MPLS.</w:t>
       </w:r>
     </w:p>
     <w:p>
       <w:r>
-        <w:t>A pesquisa devera observar, no minimo:</w:t>
+        <w:t>A pesquisa deverá observar, no mínimo:</w:t>
       </w:r>
     </w:p>
     <w:p>
@@ -5112,7 +5584,7 @@
         <w:pStyle w:val="ListBullet"/>
       </w:pPr>
       <w:r>
-        <w:t>precos publicos de servicos MPLS ou redes privadas corporativas similares;</w:t>
+        <w:t>preços públicos de serviços MPLS ou redes privadas corporativas similares;</w:t>
       </w:r>
     </w:p>
     <w:p>
@@ -5128,7 +5600,7 @@
         <w:pStyle w:val="ListBullet"/>
       </w:pPr>
       <w:r>
-        <w:t>custos de instalacao, equipamentos e ativacao;</w:t>
+        <w:t>custos de instalação, equipamentos e ativação;</w:t>
       </w:r>
     </w:p>
     <w:p>
@@ -5152,12 +5624,12 @@
         <w:pStyle w:val="ListBullet"/>
       </w:pPr>
       <w:r>
-        <w:t>eventual necessidade de rotas fisicas distintas, QoS, VRF, BGP/OSPF ou monitoramento.</w:t>
+        <w:t>eventual necessidade de rotas físicas distintas, QoS, VRF, BGP/OSPF ou monitoramento.</w:t>
       </w:r>
     </w:p>
     <w:p>
       <w:r>
-        <w:t>Enquanto nao houver pesquisa formal, a estimativa de valor deve permanecer como pendencia de planejamento, sem prejuizo da continuidade da estruturacao tecnica do DFD, ETP e TR.</w:t>
+        <w:t>Enquanto não houver pesquisa formal, a estimativa de valor deve permanecer como pendência de planejamento, sem prejuízo da continuidade da estruturação técnica do DFD, ETP e TR.</w:t>
       </w:r>
     </w:p>
     <w:p>
@@ -5165,12 +5637,2451 @@
         <w:pStyle w:val="Heading2"/>
       </w:pPr>
       <w:r>
-        <w:t>5.3 Referencias preliminares de precos por capacidade</w:t>
+        <w:t>5.3 Referências preliminares de preços por capacidade</w:t>
       </w:r>
     </w:p>
     <w:p>
       <w:r>
-        <w:t>Pesquisa realizada em 02/06/2026. A API oficial de consulta do PNCP apresentou instabilidade/erro de conexao nesta sessao; por isso, foram utilizadas paginas publicas, publicacoes oficiais, portais de transparencia e editais indexados que indicam publicacao ou origem PNCP quando disponivel. O PNCP, conforme pagina oficial de dados abertos, disponibiliza APIs publicas para consultar contratacoes, contratos, atas e itens sem cadastro, e o numero de controle PNCP deve ser confirmado na pesquisa formal final.</w:t>
+        <w:t>Pesquisa realizada em 02/06/2026. A API oficial de consulta do PNCP apresentou instabilidade/erro de conexão nesta sessão; por isso, foram utilizadas páginas públicas, publicações oficiais, portais de transparência e editais indexados que indicam publicação ou origem PNCP quando disponível. O PNCP, conforme página oficial de dados abertos, disponibiliza APIs públicas para consultar contratações, contratos, atas e itens sem cadastro, e o número de controle PNCP deve ser confirmado na pesquisa formal final.</w:t>
+      </w:r>
+    </w:p>
+    <w:tbl>
+      <w:tblPr>
+        <w:tblStyle w:val="TableGrid"/>
+        <w:tblW w:type="dxa" w:w="9360"/>
+        <w:jc w:val="center"/>
+        <w:tblLook w:firstColumn="1" w:firstRow="1" w:lastColumn="0" w:lastRow="0" w:noHBand="0" w:noVBand="1" w:val="04A0"/>
+        <w:tblInd w:w="120" w:type="dxa"/>
+      </w:tblPr>
+      <w:tblGrid>
+        <w:gridCol w:w="1560"/>
+        <w:gridCol w:w="1560"/>
+        <w:gridCol w:w="1560"/>
+        <w:gridCol w:w="1560"/>
+        <w:gridCol w:w="1560"/>
+        <w:gridCol w:w="1560"/>
+      </w:tblGrid>
+      <w:tr>
+        <w:tc>
+          <w:tcPr>
+            <w:tcW w:type="dxa" w:w="1560"/>
+            <w:vAlign w:val="center"/>
+            <w:tcMar>
+              <w:top w:w="80" w:type="dxa"/>
+              <w:start w:w="120" w:type="dxa"/>
+              <w:bottom w:w="80" w:type="dxa"/>
+              <w:end w:w="120" w:type="dxa"/>
+            </w:tcMar>
+            <w:shd w:fill="E8EEF5"/>
+          </w:tcPr>
+          <w:p>
+            <w:pPr>
+              <w:spacing w:after="0"/>
+            </w:pPr>
+            <w:r>
+              <w:rPr>
+                <w:rFonts w:ascii="Calibri" w:hAnsi="Calibri"/>
+                <w:b/>
+                <w:color w:val="01426A"/>
+                <w:sz w:val="18"/>
+              </w:rPr>
+              <w:t>Capacidade</w:t>
+            </w:r>
+          </w:p>
+        </w:tc>
+        <w:tc>
+          <w:tcPr>
+            <w:tcW w:type="dxa" w:w="1560"/>
+            <w:vAlign w:val="center"/>
+            <w:tcMar>
+              <w:top w:w="80" w:type="dxa"/>
+              <w:start w:w="120" w:type="dxa"/>
+              <w:bottom w:w="80" w:type="dxa"/>
+              <w:end w:w="120" w:type="dxa"/>
+            </w:tcMar>
+            <w:shd w:fill="E8EEF5"/>
+          </w:tcPr>
+          <w:p>
+            <w:pPr>
+              <w:spacing w:after="0"/>
+            </w:pPr>
+            <w:r>
+              <w:rPr>
+                <w:rFonts w:ascii="Calibri" w:hAnsi="Calibri"/>
+                <w:b/>
+                <w:color w:val="01426A"/>
+                <w:sz w:val="18"/>
+              </w:rPr>
+              <w:t>Órgão / contrato de referência</w:t>
+            </w:r>
+          </w:p>
+        </w:tc>
+        <w:tc>
+          <w:tcPr>
+            <w:tcW w:type="dxa" w:w="1560"/>
+            <w:vAlign w:val="center"/>
+            <w:tcMar>
+              <w:top w:w="80" w:type="dxa"/>
+              <w:start w:w="120" w:type="dxa"/>
+              <w:bottom w:w="80" w:type="dxa"/>
+              <w:end w:w="120" w:type="dxa"/>
+            </w:tcMar>
+            <w:shd w:fill="E8EEF5"/>
+          </w:tcPr>
+          <w:p>
+            <w:pPr>
+              <w:spacing w:after="0"/>
+            </w:pPr>
+            <w:r>
+              <w:rPr>
+                <w:rFonts w:ascii="Calibri" w:hAnsi="Calibri"/>
+                <w:b/>
+                <w:color w:val="01426A"/>
+                <w:sz w:val="18"/>
+              </w:rPr>
+              <w:t>Número do pregão/licitação e identificador</w:t>
+            </w:r>
+          </w:p>
+        </w:tc>
+        <w:tc>
+          <w:tcPr>
+            <w:tcW w:type="dxa" w:w="1560"/>
+            <w:vAlign w:val="center"/>
+            <w:tcMar>
+              <w:top w:w="80" w:type="dxa"/>
+              <w:start w:w="120" w:type="dxa"/>
+              <w:bottom w:w="80" w:type="dxa"/>
+              <w:end w:w="120" w:type="dxa"/>
+            </w:tcMar>
+            <w:shd w:fill="E8EEF5"/>
+          </w:tcPr>
+          <w:p>
+            <w:pPr>
+              <w:spacing w:after="0"/>
+            </w:pPr>
+            <w:r>
+              <w:rPr>
+                <w:rFonts w:ascii="Calibri" w:hAnsi="Calibri"/>
+                <w:b/>
+                <w:color w:val="01426A"/>
+                <w:sz w:val="18"/>
+              </w:rPr>
+              <w:t>Item utilizado</w:t>
+            </w:r>
+          </w:p>
+        </w:tc>
+        <w:tc>
+          <w:tcPr>
+            <w:tcW w:type="dxa" w:w="1560"/>
+            <w:vAlign w:val="center"/>
+            <w:tcMar>
+              <w:top w:w="80" w:type="dxa"/>
+              <w:start w:w="120" w:type="dxa"/>
+              <w:bottom w:w="80" w:type="dxa"/>
+              <w:end w:w="120" w:type="dxa"/>
+            </w:tcMar>
+            <w:shd w:fill="E8EEF5"/>
+          </w:tcPr>
+          <w:p>
+            <w:pPr>
+              <w:spacing w:after="0"/>
+            </w:pPr>
+            <w:r>
+              <w:rPr>
+                <w:rFonts w:ascii="Calibri" w:hAnsi="Calibri"/>
+                <w:b/>
+                <w:color w:val="01426A"/>
+                <w:sz w:val="18"/>
+              </w:rPr>
+              <w:t>Valor mensal unitário usado</w:t>
+            </w:r>
+          </w:p>
+        </w:tc>
+        <w:tc>
+          <w:tcPr>
+            <w:tcW w:type="dxa" w:w="1560"/>
+            <w:vAlign w:val="center"/>
+            <w:tcMar>
+              <w:top w:w="80" w:type="dxa"/>
+              <w:start w:w="120" w:type="dxa"/>
+              <w:bottom w:w="80" w:type="dxa"/>
+              <w:end w:w="120" w:type="dxa"/>
+            </w:tcMar>
+            <w:shd w:fill="E8EEF5"/>
+          </w:tcPr>
+          <w:p>
+            <w:pPr>
+              <w:spacing w:after="0"/>
+            </w:pPr>
+            <w:r>
+              <w:rPr>
+                <w:rFonts w:ascii="Calibri" w:hAnsi="Calibri"/>
+                <w:b/>
+                <w:color w:val="01426A"/>
+                <w:sz w:val="18"/>
+              </w:rPr>
+              <w:t>Fonte / observação</w:t>
+            </w:r>
+          </w:p>
+        </w:tc>
+      </w:tr>
+      <w:tr>
+        <w:tc>
+          <w:tcPr>
+            <w:tcW w:type="dxa" w:w="1560"/>
+            <w:vAlign w:val="center"/>
+            <w:tcMar>
+              <w:top w:w="80" w:type="dxa"/>
+              <w:start w:w="120" w:type="dxa"/>
+              <w:bottom w:w="80" w:type="dxa"/>
+              <w:end w:w="120" w:type="dxa"/>
+            </w:tcMar>
+          </w:tcPr>
+          <w:p>
+            <w:pPr>
+              <w:spacing w:after="0"/>
+            </w:pPr>
+            <w:r>
+              <w:rPr>
+                <w:rFonts w:ascii="Calibri" w:hAnsi="Calibri"/>
+                <w:sz w:val="18"/>
+              </w:rPr>
+              <w:t>100 Mbps</w:t>
+            </w:r>
+          </w:p>
+        </w:tc>
+        <w:tc>
+          <w:tcPr>
+            <w:tcW w:type="dxa" w:w="1560"/>
+            <w:vAlign w:val="center"/>
+            <w:tcMar>
+              <w:top w:w="80" w:type="dxa"/>
+              <w:start w:w="120" w:type="dxa"/>
+              <w:bottom w:w="80" w:type="dxa"/>
+              <w:end w:w="120" w:type="dxa"/>
+            </w:tcMar>
+          </w:tcPr>
+          <w:p>
+            <w:pPr>
+              <w:spacing w:after="0"/>
+            </w:pPr>
+            <w:r>
+              <w:rPr>
+                <w:rFonts w:ascii="Calibri" w:hAnsi="Calibri"/>
+                <w:sz w:val="18"/>
+              </w:rPr>
+              <w:t>Ministério Público do Estado do Rio Grande do Sul - Contrato 68/2024</w:t>
+            </w:r>
+          </w:p>
+        </w:tc>
+        <w:tc>
+          <w:tcPr>
+            <w:tcW w:type="dxa" w:w="1560"/>
+            <w:vAlign w:val="center"/>
+            <w:tcMar>
+              <w:top w:w="80" w:type="dxa"/>
+              <w:start w:w="120" w:type="dxa"/>
+              <w:bottom w:w="80" w:type="dxa"/>
+              <w:end w:w="120" w:type="dxa"/>
+            </w:tcMar>
+          </w:tcPr>
+          <w:p>
+            <w:pPr>
+              <w:spacing w:after="0"/>
+            </w:pPr>
+            <w:r>
+              <w:rPr>
+                <w:rFonts w:ascii="Calibri" w:hAnsi="Calibri"/>
+                <w:sz w:val="18"/>
+              </w:rPr>
+              <w:t>Pregão Eletrônico nº 007/2024; Procedimento nº 02405.000.098/2024; contrato com Brasil Serviços de Telecomunicações Ltda.; fonte MPRS</w:t>
+            </w:r>
+          </w:p>
+        </w:tc>
+        <w:tc>
+          <w:tcPr>
+            <w:tcW w:type="dxa" w:w="1560"/>
+            <w:vAlign w:val="center"/>
+            <w:tcMar>
+              <w:top w:w="80" w:type="dxa"/>
+              <w:start w:w="120" w:type="dxa"/>
+              <w:bottom w:w="80" w:type="dxa"/>
+              <w:end w:w="120" w:type="dxa"/>
+            </w:tcMar>
+          </w:tcPr>
+          <w:p>
+            <w:pPr>
+              <w:spacing w:after="0"/>
+            </w:pPr>
+            <w:r>
+              <w:rPr>
+                <w:rFonts w:ascii="Calibri" w:hAnsi="Calibri"/>
+                <w:sz w:val="18"/>
+              </w:rPr>
+              <w:t>Circuito MPLS óptico duplo com roteador - 100 Mbps, item 6 da planilha reajustada</w:t>
+            </w:r>
+          </w:p>
+        </w:tc>
+        <w:tc>
+          <w:tcPr>
+            <w:tcW w:type="dxa" w:w="1560"/>
+            <w:vAlign w:val="center"/>
+            <w:tcMar>
+              <w:top w:w="80" w:type="dxa"/>
+              <w:start w:w="120" w:type="dxa"/>
+              <w:bottom w:w="80" w:type="dxa"/>
+              <w:end w:w="120" w:type="dxa"/>
+            </w:tcMar>
+          </w:tcPr>
+          <w:p>
+            <w:pPr>
+              <w:spacing w:after="0"/>
+            </w:pPr>
+            <w:r>
+              <w:rPr>
+                <w:rFonts w:ascii="Calibri" w:hAnsi="Calibri"/>
+                <w:sz w:val="18"/>
+              </w:rPr>
+              <w:t>R$ 1.580,25</w:t>
+            </w:r>
+          </w:p>
+        </w:tc>
+        <w:tc>
+          <w:tcPr>
+            <w:tcW w:type="dxa" w:w="1560"/>
+            <w:vAlign w:val="center"/>
+            <w:tcMar>
+              <w:top w:w="80" w:type="dxa"/>
+              <w:start w:w="120" w:type="dxa"/>
+              <w:bottom w:w="80" w:type="dxa"/>
+              <w:end w:w="120" w:type="dxa"/>
+            </w:tcMar>
+          </w:tcPr>
+          <w:p>
+            <w:pPr>
+              <w:spacing w:after="0"/>
+            </w:pPr>
+            <w:r>
+              <w:rPr>
+                <w:rFonts w:ascii="Calibri" w:hAnsi="Calibri"/>
+                <w:sz w:val="18"/>
+              </w:rPr>
+              <w:t>Fonte: Portal de Transparência MPRS / 1ª Apostila ao Contrato 68/2024, com valores reajustados. Número PNCP não localizado na minuta.</w:t>
+            </w:r>
+          </w:p>
+        </w:tc>
+      </w:tr>
+      <w:tr>
+        <w:tc>
+          <w:tcPr>
+            <w:tcW w:type="dxa" w:w="1560"/>
+            <w:vAlign w:val="center"/>
+            <w:tcMar>
+              <w:top w:w="80" w:type="dxa"/>
+              <w:start w:w="120" w:type="dxa"/>
+              <w:bottom w:w="80" w:type="dxa"/>
+              <w:end w:w="120" w:type="dxa"/>
+            </w:tcMar>
+          </w:tcPr>
+          <w:p>
+            <w:pPr>
+              <w:spacing w:after="0"/>
+            </w:pPr>
+            <w:r>
+              <w:rPr>
+                <w:rFonts w:ascii="Calibri" w:hAnsi="Calibri"/>
+                <w:sz w:val="18"/>
+              </w:rPr>
+              <w:t>100 Mbps</w:t>
+            </w:r>
+          </w:p>
+        </w:tc>
+        <w:tc>
+          <w:tcPr>
+            <w:tcW w:type="dxa" w:w="1560"/>
+            <w:vAlign w:val="center"/>
+            <w:tcMar>
+              <w:top w:w="80" w:type="dxa"/>
+              <w:start w:w="120" w:type="dxa"/>
+              <w:bottom w:w="80" w:type="dxa"/>
+              <w:end w:w="120" w:type="dxa"/>
+            </w:tcMar>
+          </w:tcPr>
+          <w:p>
+            <w:pPr>
+              <w:spacing w:after="0"/>
+            </w:pPr>
+            <w:r>
+              <w:rPr>
+                <w:rFonts w:ascii="Calibri" w:hAnsi="Calibri"/>
+                <w:sz w:val="18"/>
+              </w:rPr>
+              <w:t>Município de Cascavel/PR / Autarquia Transitar</w:t>
+            </w:r>
+          </w:p>
+        </w:tc>
+        <w:tc>
+          <w:tcPr>
+            <w:tcW w:type="dxa" w:w="1560"/>
+            <w:vAlign w:val="center"/>
+            <w:tcMar>
+              <w:top w:w="80" w:type="dxa"/>
+              <w:start w:w="120" w:type="dxa"/>
+              <w:bottom w:w="80" w:type="dxa"/>
+              <w:end w:w="120" w:type="dxa"/>
+            </w:tcMar>
+          </w:tcPr>
+          <w:p>
+            <w:pPr>
+              <w:spacing w:after="0"/>
+            </w:pPr>
+            <w:r>
+              <w:rPr>
+                <w:rFonts w:ascii="Calibri" w:hAnsi="Calibri"/>
+                <w:sz w:val="18"/>
+              </w:rPr>
+              <w:t>Edital 90129/2025; Pregão eletrônico; PNCP-76208867000107-1-000429/2025; abertura em 03/11/2025</w:t>
+            </w:r>
+          </w:p>
+        </w:tc>
+        <w:tc>
+          <w:tcPr>
+            <w:tcW w:type="dxa" w:w="1560"/>
+            <w:vAlign w:val="center"/>
+            <w:tcMar>
+              <w:top w:w="80" w:type="dxa"/>
+              <w:start w:w="120" w:type="dxa"/>
+              <w:bottom w:w="80" w:type="dxa"/>
+              <w:end w:w="120" w:type="dxa"/>
+            </w:tcMar>
+          </w:tcPr>
+          <w:p>
+            <w:pPr>
+              <w:spacing w:after="0"/>
+            </w:pPr>
+            <w:r>
+              <w:rPr>
+                <w:rFonts w:ascii="Calibri" w:hAnsi="Calibri"/>
+                <w:sz w:val="18"/>
+              </w:rPr>
+              <w:t>Link de dados MPLS 100 Mbps - mensalidade</w:t>
+            </w:r>
+          </w:p>
+        </w:tc>
+        <w:tc>
+          <w:tcPr>
+            <w:tcW w:type="dxa" w:w="1560"/>
+            <w:vAlign w:val="center"/>
+            <w:tcMar>
+              <w:top w:w="80" w:type="dxa"/>
+              <w:start w:w="120" w:type="dxa"/>
+              <w:bottom w:w="80" w:type="dxa"/>
+              <w:end w:w="120" w:type="dxa"/>
+            </w:tcMar>
+          </w:tcPr>
+          <w:p>
+            <w:pPr>
+              <w:spacing w:after="0"/>
+            </w:pPr>
+            <w:r>
+              <w:rPr>
+                <w:rFonts w:ascii="Calibri" w:hAnsi="Calibri"/>
+                <w:sz w:val="18"/>
+              </w:rPr>
+              <w:t>R$ 761,56</w:t>
+            </w:r>
+          </w:p>
+        </w:tc>
+        <w:tc>
+          <w:tcPr>
+            <w:tcW w:type="dxa" w:w="1560"/>
+            <w:vAlign w:val="center"/>
+            <w:tcMar>
+              <w:top w:w="80" w:type="dxa"/>
+              <w:start w:w="120" w:type="dxa"/>
+              <w:bottom w:w="80" w:type="dxa"/>
+              <w:end w:w="120" w:type="dxa"/>
+            </w:tcMar>
+          </w:tcPr>
+          <w:p>
+            <w:pPr>
+              <w:spacing w:after="0"/>
+            </w:pPr>
+            <w:r>
+              <w:rPr>
+                <w:rFonts w:ascii="Calibri" w:hAnsi="Calibri"/>
+                <w:sz w:val="18"/>
+              </w:rPr>
+              <w:t>Fonte: PNCP/Alerta Licitação e documento público de Cascavel/Transitar; objeto de comunicação de dados por Rede IP com tecnologia MPLS.</w:t>
+            </w:r>
+          </w:p>
+        </w:tc>
+      </w:tr>
+      <w:tr>
+        <w:tc>
+          <w:tcPr>
+            <w:tcW w:type="dxa" w:w="1560"/>
+            <w:vAlign w:val="center"/>
+            <w:tcMar>
+              <w:top w:w="80" w:type="dxa"/>
+              <w:start w:w="120" w:type="dxa"/>
+              <w:bottom w:w="80" w:type="dxa"/>
+              <w:end w:w="120" w:type="dxa"/>
+            </w:tcMar>
+          </w:tcPr>
+          <w:p>
+            <w:pPr>
+              <w:spacing w:after="0"/>
+            </w:pPr>
+            <w:r>
+              <w:rPr>
+                <w:rFonts w:ascii="Calibri" w:hAnsi="Calibri"/>
+                <w:sz w:val="18"/>
+              </w:rPr>
+              <w:t>100 Mbps</w:t>
+            </w:r>
+          </w:p>
+        </w:tc>
+        <w:tc>
+          <w:tcPr>
+            <w:tcW w:type="dxa" w:w="1560"/>
+            <w:vAlign w:val="center"/>
+            <w:tcMar>
+              <w:top w:w="80" w:type="dxa"/>
+              <w:start w:w="120" w:type="dxa"/>
+              <w:bottom w:w="80" w:type="dxa"/>
+              <w:end w:w="120" w:type="dxa"/>
+            </w:tcMar>
+          </w:tcPr>
+          <w:p>
+            <w:pPr>
+              <w:spacing w:after="0"/>
+            </w:pPr>
+            <w:r>
+              <w:rPr>
+                <w:rFonts w:ascii="Calibri" w:hAnsi="Calibri"/>
+                <w:sz w:val="18"/>
+              </w:rPr>
+              <w:t>Tribunal de Justiça da Paraíba</w:t>
+            </w:r>
+          </w:p>
+        </w:tc>
+        <w:tc>
+          <w:tcPr>
+            <w:tcW w:type="dxa" w:w="1560"/>
+            <w:vAlign w:val="center"/>
+            <w:tcMar>
+              <w:top w:w="80" w:type="dxa"/>
+              <w:start w:w="120" w:type="dxa"/>
+              <w:bottom w:w="80" w:type="dxa"/>
+              <w:end w:w="120" w:type="dxa"/>
+            </w:tcMar>
+          </w:tcPr>
+          <w:p>
+            <w:pPr>
+              <w:spacing w:after="0"/>
+            </w:pPr>
+            <w:r>
+              <w:rPr>
+                <w:rFonts w:ascii="Calibri" w:hAnsi="Calibri"/>
+                <w:sz w:val="18"/>
+              </w:rPr>
+              <w:t>Pregão Eletrônico nº 010/2019; Processo Administrativo Eletrônico 2019094162</w:t>
+            </w:r>
+          </w:p>
+        </w:tc>
+        <w:tc>
+          <w:tcPr>
+            <w:tcW w:type="dxa" w:w="1560"/>
+            <w:vAlign w:val="center"/>
+            <w:tcMar>
+              <w:top w:w="80" w:type="dxa"/>
+              <w:start w:w="120" w:type="dxa"/>
+              <w:bottom w:w="80" w:type="dxa"/>
+              <w:end w:w="120" w:type="dxa"/>
+            </w:tcMar>
+          </w:tcPr>
+          <w:p>
+            <w:pPr>
+              <w:spacing w:after="0"/>
+            </w:pPr>
+            <w:r>
+              <w:rPr>
+                <w:rFonts w:ascii="Calibri" w:hAnsi="Calibri"/>
+                <w:sz w:val="18"/>
+              </w:rPr>
+              <w:t>Lote 01, item 03 - Link de Transporte de Dados, tecnologia MPLS, 100 Mbps</w:t>
+            </w:r>
+          </w:p>
+        </w:tc>
+        <w:tc>
+          <w:tcPr>
+            <w:tcW w:type="dxa" w:w="1560"/>
+            <w:vAlign w:val="center"/>
+            <w:tcMar>
+              <w:top w:w="80" w:type="dxa"/>
+              <w:start w:w="120" w:type="dxa"/>
+              <w:bottom w:w="80" w:type="dxa"/>
+              <w:end w:w="120" w:type="dxa"/>
+            </w:tcMar>
+          </w:tcPr>
+          <w:p>
+            <w:pPr>
+              <w:spacing w:after="0"/>
+            </w:pPr>
+            <w:r>
+              <w:rPr>
+                <w:rFonts w:ascii="Calibri" w:hAnsi="Calibri"/>
+                <w:sz w:val="18"/>
+              </w:rPr>
+              <w:t>R$ 2.425,00</w:t>
+            </w:r>
+          </w:p>
+        </w:tc>
+        <w:tc>
+          <w:tcPr>
+            <w:tcW w:type="dxa" w:w="1560"/>
+            <w:vAlign w:val="center"/>
+            <w:tcMar>
+              <w:top w:w="80" w:type="dxa"/>
+              <w:start w:w="120" w:type="dxa"/>
+              <w:bottom w:w="80" w:type="dxa"/>
+              <w:end w:w="120" w:type="dxa"/>
+            </w:tcMar>
+          </w:tcPr>
+          <w:p>
+            <w:pPr>
+              <w:spacing w:after="0"/>
+            </w:pPr>
+            <w:r>
+              <w:rPr>
+                <w:rFonts w:ascii="Calibri" w:hAnsi="Calibri"/>
+                <w:sz w:val="18"/>
+              </w:rPr>
+              <w:t>Fonte: edital institucional TJPB. Referência anterior ao PNCP e à Lei nº 14.133/2021; usada apenas como referência auxiliar/histórica.</w:t>
+            </w:r>
+          </w:p>
+        </w:tc>
+      </w:tr>
+      <w:tr>
+        <w:tc>
+          <w:tcPr>
+            <w:tcW w:type="dxa" w:w="1560"/>
+            <w:vAlign w:val="center"/>
+            <w:tcMar>
+              <w:top w:w="80" w:type="dxa"/>
+              <w:start w:w="120" w:type="dxa"/>
+              <w:bottom w:w="80" w:type="dxa"/>
+              <w:end w:w="120" w:type="dxa"/>
+            </w:tcMar>
+          </w:tcPr>
+          <w:p>
+            <w:pPr>
+              <w:spacing w:after="0"/>
+            </w:pPr>
+            <w:r>
+              <w:rPr>
+                <w:rFonts w:ascii="Calibri" w:hAnsi="Calibri"/>
+                <w:sz w:val="18"/>
+              </w:rPr>
+              <w:t>500 Mbps</w:t>
+            </w:r>
+          </w:p>
+        </w:tc>
+        <w:tc>
+          <w:tcPr>
+            <w:tcW w:type="dxa" w:w="1560"/>
+            <w:vAlign w:val="center"/>
+            <w:tcMar>
+              <w:top w:w="80" w:type="dxa"/>
+              <w:start w:w="120" w:type="dxa"/>
+              <w:bottom w:w="80" w:type="dxa"/>
+              <w:end w:w="120" w:type="dxa"/>
+            </w:tcMar>
+          </w:tcPr>
+          <w:p>
+            <w:pPr>
+              <w:spacing w:after="0"/>
+            </w:pPr>
+            <w:r>
+              <w:rPr>
+                <w:rFonts w:ascii="Calibri" w:hAnsi="Calibri"/>
+                <w:sz w:val="18"/>
+              </w:rPr>
+              <w:t>Ministério Público do Estado do Rio Grande do Sul - Contrato 68/2024</w:t>
+            </w:r>
+          </w:p>
+        </w:tc>
+        <w:tc>
+          <w:tcPr>
+            <w:tcW w:type="dxa" w:w="1560"/>
+            <w:vAlign w:val="center"/>
+            <w:tcMar>
+              <w:top w:w="80" w:type="dxa"/>
+              <w:start w:w="120" w:type="dxa"/>
+              <w:bottom w:w="80" w:type="dxa"/>
+              <w:end w:w="120" w:type="dxa"/>
+            </w:tcMar>
+          </w:tcPr>
+          <w:p>
+            <w:pPr>
+              <w:spacing w:after="0"/>
+            </w:pPr>
+            <w:r>
+              <w:rPr>
+                <w:rFonts w:ascii="Calibri" w:hAnsi="Calibri"/>
+                <w:sz w:val="18"/>
+              </w:rPr>
+              <w:t>Pregão Eletrônico nº 007/2024; Procedimento nº 02405.000.098/2024; contrato com Brasil Serviços de Telecomunicações Ltda.; fonte MPRS</w:t>
+            </w:r>
+          </w:p>
+        </w:tc>
+        <w:tc>
+          <w:tcPr>
+            <w:tcW w:type="dxa" w:w="1560"/>
+            <w:vAlign w:val="center"/>
+            <w:tcMar>
+              <w:top w:w="80" w:type="dxa"/>
+              <w:start w:w="120" w:type="dxa"/>
+              <w:bottom w:w="80" w:type="dxa"/>
+              <w:end w:w="120" w:type="dxa"/>
+            </w:tcMar>
+          </w:tcPr>
+          <w:p>
+            <w:pPr>
+              <w:spacing w:after="0"/>
+            </w:pPr>
+            <w:r>
+              <w:rPr>
+                <w:rFonts w:ascii="Calibri" w:hAnsi="Calibri"/>
+                <w:sz w:val="18"/>
+              </w:rPr>
+              <w:t>Circuito MPLS óptico duplo com roteador - 500 Mbps, item 9 da planilha reajustada</w:t>
+            </w:r>
+          </w:p>
+        </w:tc>
+        <w:tc>
+          <w:tcPr>
+            <w:tcW w:type="dxa" w:w="1560"/>
+            <w:vAlign w:val="center"/>
+            <w:tcMar>
+              <w:top w:w="80" w:type="dxa"/>
+              <w:start w:w="120" w:type="dxa"/>
+              <w:bottom w:w="80" w:type="dxa"/>
+              <w:end w:w="120" w:type="dxa"/>
+            </w:tcMar>
+          </w:tcPr>
+          <w:p>
+            <w:pPr>
+              <w:spacing w:after="0"/>
+            </w:pPr>
+            <w:r>
+              <w:rPr>
+                <w:rFonts w:ascii="Calibri" w:hAnsi="Calibri"/>
+                <w:sz w:val="18"/>
+              </w:rPr>
+              <w:t>R$ 3.687,25</w:t>
+            </w:r>
+          </w:p>
+        </w:tc>
+        <w:tc>
+          <w:tcPr>
+            <w:tcW w:type="dxa" w:w="1560"/>
+            <w:vAlign w:val="center"/>
+            <w:tcMar>
+              <w:top w:w="80" w:type="dxa"/>
+              <w:start w:w="120" w:type="dxa"/>
+              <w:bottom w:w="80" w:type="dxa"/>
+              <w:end w:w="120" w:type="dxa"/>
+            </w:tcMar>
+          </w:tcPr>
+          <w:p>
+            <w:pPr>
+              <w:spacing w:after="0"/>
+            </w:pPr>
+            <w:r>
+              <w:rPr>
+                <w:rFonts w:ascii="Calibri" w:hAnsi="Calibri"/>
+                <w:sz w:val="18"/>
+              </w:rPr>
+              <w:t>Fonte: Portal de Transparência MPRS / 1ª Apostila ao Contrato 68/2024, com valores reajustados. Número PNCP não localizado na minuta.</w:t>
+            </w:r>
+          </w:p>
+        </w:tc>
+      </w:tr>
+      <w:tr>
+        <w:tc>
+          <w:tcPr>
+            <w:tcW w:type="dxa" w:w="1560"/>
+            <w:vAlign w:val="center"/>
+            <w:tcMar>
+              <w:top w:w="80" w:type="dxa"/>
+              <w:start w:w="120" w:type="dxa"/>
+              <w:bottom w:w="80" w:type="dxa"/>
+              <w:end w:w="120" w:type="dxa"/>
+            </w:tcMar>
+          </w:tcPr>
+          <w:p>
+            <w:pPr>
+              <w:spacing w:after="0"/>
+            </w:pPr>
+            <w:r>
+              <w:rPr>
+                <w:rFonts w:ascii="Calibri" w:hAnsi="Calibri"/>
+                <w:sz w:val="18"/>
+              </w:rPr>
+              <w:t>500 Mbps</w:t>
+            </w:r>
+          </w:p>
+        </w:tc>
+        <w:tc>
+          <w:tcPr>
+            <w:tcW w:type="dxa" w:w="1560"/>
+            <w:vAlign w:val="center"/>
+            <w:tcMar>
+              <w:top w:w="80" w:type="dxa"/>
+              <w:start w:w="120" w:type="dxa"/>
+              <w:bottom w:w="80" w:type="dxa"/>
+              <w:end w:w="120" w:type="dxa"/>
+            </w:tcMar>
+          </w:tcPr>
+          <w:p>
+            <w:pPr>
+              <w:spacing w:after="0"/>
+            </w:pPr>
+            <w:r>
+              <w:rPr>
+                <w:rFonts w:ascii="Calibri" w:hAnsi="Calibri"/>
+                <w:sz w:val="18"/>
+              </w:rPr>
+              <w:t>Município de Glorinha/RS</w:t>
+            </w:r>
+          </w:p>
+        </w:tc>
+        <w:tc>
+          <w:tcPr>
+            <w:tcW w:type="dxa" w:w="1560"/>
+            <w:vAlign w:val="center"/>
+            <w:tcMar>
+              <w:top w:w="80" w:type="dxa"/>
+              <w:start w:w="120" w:type="dxa"/>
+              <w:bottom w:w="80" w:type="dxa"/>
+              <w:end w:w="120" w:type="dxa"/>
+            </w:tcMar>
+          </w:tcPr>
+          <w:p>
+            <w:pPr>
+              <w:spacing w:after="0"/>
+            </w:pPr>
+            <w:r>
+              <w:rPr>
+                <w:rFonts w:ascii="Calibri" w:hAnsi="Calibri"/>
+                <w:sz w:val="18"/>
+              </w:rPr>
+              <w:t>Processo Administrativo nº 25.714/2025; documento técnico assinado em 10/09/2025; pregão/sessão pública indicada em 02/03/2026 em agregador público; PNCP a confirmar</w:t>
+            </w:r>
+          </w:p>
+        </w:tc>
+        <w:tc>
+          <w:tcPr>
+            <w:tcW w:type="dxa" w:w="1560"/>
+            <w:vAlign w:val="center"/>
+            <w:tcMar>
+              <w:top w:w="80" w:type="dxa"/>
+              <w:start w:w="120" w:type="dxa"/>
+              <w:bottom w:w="80" w:type="dxa"/>
+              <w:end w:w="120" w:type="dxa"/>
+            </w:tcMar>
+          </w:tcPr>
+          <w:p>
+            <w:pPr>
+              <w:spacing w:after="0"/>
+            </w:pPr>
+            <w:r>
+              <w:rPr>
+                <w:rFonts w:ascii="Calibri" w:hAnsi="Calibri"/>
+                <w:sz w:val="18"/>
+              </w:rPr>
+              <w:t>Serviço de conexão ponto a ponto em Camada 2 (L2L), transporte Ethernet/MPLS, 500 Mbps, 12 meses</w:t>
+            </w:r>
+          </w:p>
+        </w:tc>
+        <w:tc>
+          <w:tcPr>
+            <w:tcW w:type="dxa" w:w="1560"/>
+            <w:vAlign w:val="center"/>
+            <w:tcMar>
+              <w:top w:w="80" w:type="dxa"/>
+              <w:start w:w="120" w:type="dxa"/>
+              <w:bottom w:w="80" w:type="dxa"/>
+              <w:end w:w="120" w:type="dxa"/>
+            </w:tcMar>
+          </w:tcPr>
+          <w:p>
+            <w:pPr>
+              <w:spacing w:after="0"/>
+            </w:pPr>
+            <w:r>
+              <w:rPr>
+                <w:rFonts w:ascii="Calibri" w:hAnsi="Calibri"/>
+                <w:sz w:val="18"/>
+              </w:rPr>
+              <w:t>R$ 1.550,00</w:t>
+            </w:r>
+          </w:p>
+        </w:tc>
+        <w:tc>
+          <w:tcPr>
+            <w:tcW w:type="dxa" w:w="1560"/>
+            <w:vAlign w:val="center"/>
+            <w:tcMar>
+              <w:top w:w="80" w:type="dxa"/>
+              <w:start w:w="120" w:type="dxa"/>
+              <w:bottom w:w="80" w:type="dxa"/>
+              <w:end w:w="120" w:type="dxa"/>
+            </w:tcMar>
+          </w:tcPr>
+          <w:p>
+            <w:pPr>
+              <w:spacing w:after="0"/>
+            </w:pPr>
+            <w:r>
+              <w:rPr>
+                <w:rFonts w:ascii="Calibri" w:hAnsi="Calibri"/>
+                <w:sz w:val="18"/>
+              </w:rPr>
+              <w:t>Fonte: documento público do Município de Glorinha/RS; a própria minuta informa consulta de preços via PNCP e Portal de Compras Públicas. Número do pregão/PNCP não foi localizado integralmente.</w:t>
+            </w:r>
+          </w:p>
+        </w:tc>
+      </w:tr>
+      <w:tr>
+        <w:tc>
+          <w:tcPr>
+            <w:tcW w:type="dxa" w:w="1560"/>
+            <w:vAlign w:val="center"/>
+            <w:tcMar>
+              <w:top w:w="80" w:type="dxa"/>
+              <w:start w:w="120" w:type="dxa"/>
+              <w:bottom w:w="80" w:type="dxa"/>
+              <w:end w:w="120" w:type="dxa"/>
+            </w:tcMar>
+          </w:tcPr>
+          <w:p>
+            <w:pPr>
+              <w:spacing w:after="0"/>
+            </w:pPr>
+            <w:r>
+              <w:rPr>
+                <w:rFonts w:ascii="Calibri" w:hAnsi="Calibri"/>
+                <w:sz w:val="18"/>
+              </w:rPr>
+              <w:t>500 Mbps</w:t>
+            </w:r>
+          </w:p>
+        </w:tc>
+        <w:tc>
+          <w:tcPr>
+            <w:tcW w:type="dxa" w:w="1560"/>
+            <w:vAlign w:val="center"/>
+            <w:tcMar>
+              <w:top w:w="80" w:type="dxa"/>
+              <w:start w:w="120" w:type="dxa"/>
+              <w:bottom w:w="80" w:type="dxa"/>
+              <w:end w:w="120" w:type="dxa"/>
+            </w:tcMar>
+          </w:tcPr>
+          <w:p>
+            <w:pPr>
+              <w:spacing w:after="0"/>
+            </w:pPr>
+            <w:r>
+              <w:rPr>
+                <w:rFonts w:ascii="Calibri" w:hAnsi="Calibri"/>
+                <w:sz w:val="18"/>
+              </w:rPr>
+              <w:t>Município de Xanxerê/SC</w:t>
+            </w:r>
+          </w:p>
+        </w:tc>
+        <w:tc>
+          <w:tcPr>
+            <w:tcW w:type="dxa" w:w="1560"/>
+            <w:vAlign w:val="center"/>
+            <w:tcMar>
+              <w:top w:w="80" w:type="dxa"/>
+              <w:start w:w="120" w:type="dxa"/>
+              <w:bottom w:w="80" w:type="dxa"/>
+              <w:end w:w="120" w:type="dxa"/>
+            </w:tcMar>
+          </w:tcPr>
+          <w:p>
+            <w:pPr>
+              <w:spacing w:after="0"/>
+            </w:pPr>
+            <w:r>
+              <w:rPr>
+                <w:rFonts w:ascii="Calibri" w:hAnsi="Calibri"/>
+                <w:sz w:val="18"/>
+              </w:rPr>
+              <w:t>Pregão Eletrônico nº 0032/2024; UASG 988383; edital público</w:t>
+            </w:r>
+          </w:p>
+        </w:tc>
+        <w:tc>
+          <w:tcPr>
+            <w:tcW w:type="dxa" w:w="1560"/>
+            <w:vAlign w:val="center"/>
+            <w:tcMar>
+              <w:top w:w="80" w:type="dxa"/>
+              <w:start w:w="120" w:type="dxa"/>
+              <w:bottom w:w="80" w:type="dxa"/>
+              <w:end w:w="120" w:type="dxa"/>
+            </w:tcMar>
+          </w:tcPr>
+          <w:p>
+            <w:pPr>
+              <w:spacing w:after="0"/>
+            </w:pPr>
+            <w:r>
+              <w:rPr>
+                <w:rFonts w:ascii="Calibri" w:hAnsi="Calibri"/>
+                <w:sz w:val="18"/>
+              </w:rPr>
+              <w:t>Link MPLS 500 MB</w:t>
+            </w:r>
+          </w:p>
+        </w:tc>
+        <w:tc>
+          <w:tcPr>
+            <w:tcW w:type="dxa" w:w="1560"/>
+            <w:vAlign w:val="center"/>
+            <w:tcMar>
+              <w:top w:w="80" w:type="dxa"/>
+              <w:start w:w="120" w:type="dxa"/>
+              <w:bottom w:w="80" w:type="dxa"/>
+              <w:end w:w="120" w:type="dxa"/>
+            </w:tcMar>
+          </w:tcPr>
+          <w:p>
+            <w:pPr>
+              <w:spacing w:after="0"/>
+            </w:pPr>
+            <w:r>
+              <w:rPr>
+                <w:rFonts w:ascii="Calibri" w:hAnsi="Calibri"/>
+                <w:sz w:val="18"/>
+              </w:rPr>
+              <w:t>R$ 119,00</w:t>
+            </w:r>
+          </w:p>
+        </w:tc>
+        <w:tc>
+          <w:tcPr>
+            <w:tcW w:type="dxa" w:w="1560"/>
+            <w:vAlign w:val="center"/>
+            <w:tcMar>
+              <w:top w:w="80" w:type="dxa"/>
+              <w:start w:w="120" w:type="dxa"/>
+              <w:bottom w:w="80" w:type="dxa"/>
+              <w:end w:w="120" w:type="dxa"/>
+            </w:tcMar>
+          </w:tcPr>
+          <w:p>
+            <w:pPr>
+              <w:spacing w:after="0"/>
+            </w:pPr>
+            <w:r>
+              <w:rPr>
+                <w:rFonts w:ascii="Calibri" w:hAnsi="Calibri"/>
+                <w:sz w:val="18"/>
+              </w:rPr>
+              <w:t>Fonte: edital público de Xanxerê/SC. Valor muito baixo, tratado como possível outlier por escopo municipal/volume de pontos.</w:t>
+            </w:r>
+          </w:p>
+        </w:tc>
+      </w:tr>
+      <w:tr>
+        <w:tc>
+          <w:tcPr>
+            <w:tcW w:type="dxa" w:w="1560"/>
+            <w:vAlign w:val="center"/>
+            <w:tcMar>
+              <w:top w:w="80" w:type="dxa"/>
+              <w:start w:w="120" w:type="dxa"/>
+              <w:bottom w:w="80" w:type="dxa"/>
+              <w:end w:w="120" w:type="dxa"/>
+            </w:tcMar>
+          </w:tcPr>
+          <w:p>
+            <w:pPr>
+              <w:spacing w:after="0"/>
+            </w:pPr>
+            <w:r>
+              <w:rPr>
+                <w:rFonts w:ascii="Calibri" w:hAnsi="Calibri"/>
+                <w:sz w:val="18"/>
+              </w:rPr>
+              <w:t>1 Gbps</w:t>
+            </w:r>
+          </w:p>
+        </w:tc>
+        <w:tc>
+          <w:tcPr>
+            <w:tcW w:type="dxa" w:w="1560"/>
+            <w:vAlign w:val="center"/>
+            <w:tcMar>
+              <w:top w:w="80" w:type="dxa"/>
+              <w:start w:w="120" w:type="dxa"/>
+              <w:bottom w:w="80" w:type="dxa"/>
+              <w:end w:w="120" w:type="dxa"/>
+            </w:tcMar>
+          </w:tcPr>
+          <w:p>
+            <w:pPr>
+              <w:spacing w:after="0"/>
+            </w:pPr>
+            <w:r>
+              <w:rPr>
+                <w:rFonts w:ascii="Calibri" w:hAnsi="Calibri"/>
+                <w:sz w:val="18"/>
+              </w:rPr>
+              <w:t>Ministério Público do Estado do Rio Grande do Sul - Contrato 68/2024</w:t>
+            </w:r>
+          </w:p>
+        </w:tc>
+        <w:tc>
+          <w:tcPr>
+            <w:tcW w:type="dxa" w:w="1560"/>
+            <w:vAlign w:val="center"/>
+            <w:tcMar>
+              <w:top w:w="80" w:type="dxa"/>
+              <w:start w:w="120" w:type="dxa"/>
+              <w:bottom w:w="80" w:type="dxa"/>
+              <w:end w:w="120" w:type="dxa"/>
+            </w:tcMar>
+          </w:tcPr>
+          <w:p>
+            <w:pPr>
+              <w:spacing w:after="0"/>
+            </w:pPr>
+            <w:r>
+              <w:rPr>
+                <w:rFonts w:ascii="Calibri" w:hAnsi="Calibri"/>
+                <w:sz w:val="18"/>
+              </w:rPr>
+              <w:t>Pregão Eletrônico nº 007/2024; Procedimento nº 02405.000.098/2024; contrato com Brasil Serviços de Telecomunicações Ltda.; fonte MPRS</w:t>
+            </w:r>
+          </w:p>
+        </w:tc>
+        <w:tc>
+          <w:tcPr>
+            <w:tcW w:type="dxa" w:w="1560"/>
+            <w:vAlign w:val="center"/>
+            <w:tcMar>
+              <w:top w:w="80" w:type="dxa"/>
+              <w:start w:w="120" w:type="dxa"/>
+              <w:bottom w:w="80" w:type="dxa"/>
+              <w:end w:w="120" w:type="dxa"/>
+            </w:tcMar>
+          </w:tcPr>
+          <w:p>
+            <w:pPr>
+              <w:spacing w:after="0"/>
+            </w:pPr>
+            <w:r>
+              <w:rPr>
+                <w:rFonts w:ascii="Calibri" w:hAnsi="Calibri"/>
+                <w:sz w:val="18"/>
+              </w:rPr>
+              <w:t>Circuito MPLS óptico duplo com roteador - 1.000 Mbps, item 10 da planilha reajustada</w:t>
+            </w:r>
+          </w:p>
+        </w:tc>
+        <w:tc>
+          <w:tcPr>
+            <w:tcW w:type="dxa" w:w="1560"/>
+            <w:vAlign w:val="center"/>
+            <w:tcMar>
+              <w:top w:w="80" w:type="dxa"/>
+              <w:start w:w="120" w:type="dxa"/>
+              <w:bottom w:w="80" w:type="dxa"/>
+              <w:end w:w="120" w:type="dxa"/>
+            </w:tcMar>
+          </w:tcPr>
+          <w:p>
+            <w:pPr>
+              <w:spacing w:after="0"/>
+            </w:pPr>
+            <w:r>
+              <w:rPr>
+                <w:rFonts w:ascii="Calibri" w:hAnsi="Calibri"/>
+                <w:sz w:val="18"/>
+              </w:rPr>
+              <w:t>R$ 4.740,75</w:t>
+            </w:r>
+          </w:p>
+        </w:tc>
+        <w:tc>
+          <w:tcPr>
+            <w:tcW w:type="dxa" w:w="1560"/>
+            <w:vAlign w:val="center"/>
+            <w:tcMar>
+              <w:top w:w="80" w:type="dxa"/>
+              <w:start w:w="120" w:type="dxa"/>
+              <w:bottom w:w="80" w:type="dxa"/>
+              <w:end w:w="120" w:type="dxa"/>
+            </w:tcMar>
+          </w:tcPr>
+          <w:p>
+            <w:pPr>
+              <w:spacing w:after="0"/>
+            </w:pPr>
+            <w:r>
+              <w:rPr>
+                <w:rFonts w:ascii="Calibri" w:hAnsi="Calibri"/>
+                <w:sz w:val="18"/>
+              </w:rPr>
+              <w:t>Fonte: Portal de Transparência MPRS / 1ª Apostila ao Contrato 68/2024, com valores reajustados. Número PNCP não localizado na minuta.</w:t>
+            </w:r>
+          </w:p>
+        </w:tc>
+      </w:tr>
+      <w:tr>
+        <w:tc>
+          <w:tcPr>
+            <w:tcW w:type="dxa" w:w="1560"/>
+            <w:vAlign w:val="center"/>
+            <w:tcMar>
+              <w:top w:w="80" w:type="dxa"/>
+              <w:start w:w="120" w:type="dxa"/>
+              <w:bottom w:w="80" w:type="dxa"/>
+              <w:end w:w="120" w:type="dxa"/>
+            </w:tcMar>
+          </w:tcPr>
+          <w:p>
+            <w:pPr>
+              <w:spacing w:after="0"/>
+            </w:pPr>
+            <w:r>
+              <w:rPr>
+                <w:rFonts w:ascii="Calibri" w:hAnsi="Calibri"/>
+                <w:sz w:val="18"/>
+              </w:rPr>
+              <w:t>1 Gbps</w:t>
+            </w:r>
+          </w:p>
+        </w:tc>
+        <w:tc>
+          <w:tcPr>
+            <w:tcW w:type="dxa" w:w="1560"/>
+            <w:vAlign w:val="center"/>
+            <w:tcMar>
+              <w:top w:w="80" w:type="dxa"/>
+              <w:start w:w="120" w:type="dxa"/>
+              <w:bottom w:w="80" w:type="dxa"/>
+              <w:end w:w="120" w:type="dxa"/>
+            </w:tcMar>
+          </w:tcPr>
+          <w:p>
+            <w:pPr>
+              <w:spacing w:after="0"/>
+            </w:pPr>
+            <w:r>
+              <w:rPr>
+                <w:rFonts w:ascii="Calibri" w:hAnsi="Calibri"/>
+                <w:sz w:val="18"/>
+              </w:rPr>
+              <w:t>Município de Santa Maria/RS</w:t>
+            </w:r>
+          </w:p>
+        </w:tc>
+        <w:tc>
+          <w:tcPr>
+            <w:tcW w:type="dxa" w:w="1560"/>
+            <w:vAlign w:val="center"/>
+            <w:tcMar>
+              <w:top w:w="80" w:type="dxa"/>
+              <w:start w:w="120" w:type="dxa"/>
+              <w:bottom w:w="80" w:type="dxa"/>
+              <w:end w:w="120" w:type="dxa"/>
+            </w:tcMar>
+          </w:tcPr>
+          <w:p>
+            <w:pPr>
+              <w:spacing w:after="0"/>
+            </w:pPr>
+            <w:r>
+              <w:rPr>
+                <w:rFonts w:ascii="Calibri" w:hAnsi="Calibri"/>
+                <w:sz w:val="18"/>
+              </w:rPr>
+              <w:t>Pregão Eletrônico nº 90055/2025; UASG 988841; registro de preços; ata/resultado público</w:t>
+            </w:r>
+          </w:p>
+        </w:tc>
+        <w:tc>
+          <w:tcPr>
+            <w:tcW w:type="dxa" w:w="1560"/>
+            <w:vAlign w:val="center"/>
+            <w:tcMar>
+              <w:top w:w="80" w:type="dxa"/>
+              <w:start w:w="120" w:type="dxa"/>
+              <w:bottom w:w="80" w:type="dxa"/>
+              <w:end w:w="120" w:type="dxa"/>
+            </w:tcMar>
+          </w:tcPr>
+          <w:p>
+            <w:pPr>
+              <w:spacing w:after="0"/>
+            </w:pPr>
+            <w:r>
+              <w:rPr>
+                <w:rFonts w:ascii="Calibri" w:hAnsi="Calibri"/>
+                <w:sz w:val="18"/>
+              </w:rPr>
+              <w:t>Lote/item 6 - Serviços de comunicação de dados tecnologia MPLS 1 Gbps, locação de 1 ponto equivalente a 12 serviço/mês, total de 4 pontos</w:t>
+            </w:r>
+          </w:p>
+        </w:tc>
+        <w:tc>
+          <w:tcPr>
+            <w:tcW w:type="dxa" w:w="1560"/>
+            <w:vAlign w:val="center"/>
+            <w:tcMar>
+              <w:top w:w="80" w:type="dxa"/>
+              <w:start w:w="120" w:type="dxa"/>
+              <w:bottom w:w="80" w:type="dxa"/>
+              <w:end w:w="120" w:type="dxa"/>
+            </w:tcMar>
+          </w:tcPr>
+          <w:p>
+            <w:pPr>
+              <w:spacing w:after="0"/>
+            </w:pPr>
+            <w:r>
+              <w:rPr>
+                <w:rFonts w:ascii="Calibri" w:hAnsi="Calibri"/>
+                <w:sz w:val="18"/>
+              </w:rPr>
+              <w:t>R$ 1.429,68</w:t>
+            </w:r>
+          </w:p>
+        </w:tc>
+        <w:tc>
+          <w:tcPr>
+            <w:tcW w:type="dxa" w:w="1560"/>
+            <w:vAlign w:val="center"/>
+            <w:tcMar>
+              <w:top w:w="80" w:type="dxa"/>
+              <w:start w:w="120" w:type="dxa"/>
+              <w:bottom w:w="80" w:type="dxa"/>
+              <w:end w:w="120" w:type="dxa"/>
+            </w:tcMar>
+          </w:tcPr>
+          <w:p>
+            <w:pPr>
+              <w:spacing w:after="0"/>
+            </w:pPr>
+            <w:r>
+              <w:rPr>
+                <w:rFonts w:ascii="Calibri" w:hAnsi="Calibri"/>
+                <w:sz w:val="18"/>
+              </w:rPr>
+              <w:t>Fonte: documento público da Prefeitura de Santa Maria/RS; fornecedor Brasil Tecpar Serviços de Telecomunicações S.A.; valor unitário do item.</w:t>
+            </w:r>
+          </w:p>
+        </w:tc>
+      </w:tr>
+      <w:tr>
+        <w:tc>
+          <w:tcPr>
+            <w:tcW w:type="dxa" w:w="1560"/>
+            <w:vAlign w:val="center"/>
+            <w:tcMar>
+              <w:top w:w="80" w:type="dxa"/>
+              <w:start w:w="120" w:type="dxa"/>
+              <w:bottom w:w="80" w:type="dxa"/>
+              <w:end w:w="120" w:type="dxa"/>
+            </w:tcMar>
+          </w:tcPr>
+          <w:p>
+            <w:pPr>
+              <w:spacing w:after="0"/>
+            </w:pPr>
+            <w:r>
+              <w:rPr>
+                <w:rFonts w:ascii="Calibri" w:hAnsi="Calibri"/>
+                <w:sz w:val="18"/>
+              </w:rPr>
+              <w:t>1 Gbps</w:t>
+            </w:r>
+          </w:p>
+        </w:tc>
+        <w:tc>
+          <w:tcPr>
+            <w:tcW w:type="dxa" w:w="1560"/>
+            <w:vAlign w:val="center"/>
+            <w:tcMar>
+              <w:top w:w="80" w:type="dxa"/>
+              <w:start w:w="120" w:type="dxa"/>
+              <w:bottom w:w="80" w:type="dxa"/>
+              <w:end w:w="120" w:type="dxa"/>
+            </w:tcMar>
+          </w:tcPr>
+          <w:p>
+            <w:pPr>
+              <w:spacing w:after="0"/>
+            </w:pPr>
+            <w:r>
+              <w:rPr>
+                <w:rFonts w:ascii="Calibri" w:hAnsi="Calibri"/>
+                <w:sz w:val="18"/>
+              </w:rPr>
+              <w:t>Município de Xanxerê/SC</w:t>
+            </w:r>
+          </w:p>
+        </w:tc>
+        <w:tc>
+          <w:tcPr>
+            <w:tcW w:type="dxa" w:w="1560"/>
+            <w:vAlign w:val="center"/>
+            <w:tcMar>
+              <w:top w:w="80" w:type="dxa"/>
+              <w:start w:w="120" w:type="dxa"/>
+              <w:bottom w:w="80" w:type="dxa"/>
+              <w:end w:w="120" w:type="dxa"/>
+            </w:tcMar>
+          </w:tcPr>
+          <w:p>
+            <w:pPr>
+              <w:spacing w:after="0"/>
+            </w:pPr>
+            <w:r>
+              <w:rPr>
+                <w:rFonts w:ascii="Calibri" w:hAnsi="Calibri"/>
+                <w:sz w:val="18"/>
+              </w:rPr>
+              <w:t>Pregão Eletrônico nº 0032/2024; UASG 988383; edital público</w:t>
+            </w:r>
+          </w:p>
+        </w:tc>
+        <w:tc>
+          <w:tcPr>
+            <w:tcW w:type="dxa" w:w="1560"/>
+            <w:vAlign w:val="center"/>
+            <w:tcMar>
+              <w:top w:w="80" w:type="dxa"/>
+              <w:start w:w="120" w:type="dxa"/>
+              <w:bottom w:w="80" w:type="dxa"/>
+              <w:end w:w="120" w:type="dxa"/>
+            </w:tcMar>
+          </w:tcPr>
+          <w:p>
+            <w:pPr>
+              <w:spacing w:after="0"/>
+            </w:pPr>
+            <w:r>
+              <w:rPr>
+                <w:rFonts w:ascii="Calibri" w:hAnsi="Calibri"/>
+                <w:sz w:val="18"/>
+              </w:rPr>
+              <w:t>Link MPLS 01 GB</w:t>
+            </w:r>
+          </w:p>
+        </w:tc>
+        <w:tc>
+          <w:tcPr>
+            <w:tcW w:type="dxa" w:w="1560"/>
+            <w:vAlign w:val="center"/>
+            <w:tcMar>
+              <w:top w:w="80" w:type="dxa"/>
+              <w:start w:w="120" w:type="dxa"/>
+              <w:bottom w:w="80" w:type="dxa"/>
+              <w:end w:w="120" w:type="dxa"/>
+            </w:tcMar>
+          </w:tcPr>
+          <w:p>
+            <w:pPr>
+              <w:spacing w:after="0"/>
+            </w:pPr>
+            <w:r>
+              <w:rPr>
+                <w:rFonts w:ascii="Calibri" w:hAnsi="Calibri"/>
+                <w:sz w:val="18"/>
+              </w:rPr>
+              <w:t>R$ 1.000,00</w:t>
+            </w:r>
+          </w:p>
+        </w:tc>
+        <w:tc>
+          <w:tcPr>
+            <w:tcW w:type="dxa" w:w="1560"/>
+            <w:vAlign w:val="center"/>
+            <w:tcMar>
+              <w:top w:w="80" w:type="dxa"/>
+              <w:start w:w="120" w:type="dxa"/>
+              <w:bottom w:w="80" w:type="dxa"/>
+              <w:end w:w="120" w:type="dxa"/>
+            </w:tcMar>
+          </w:tcPr>
+          <w:p>
+            <w:pPr>
+              <w:spacing w:after="0"/>
+            </w:pPr>
+            <w:r>
+              <w:rPr>
+                <w:rFonts w:ascii="Calibri" w:hAnsi="Calibri"/>
+                <w:sz w:val="18"/>
+              </w:rPr>
+              <w:t>Fonte: edital público de Xanxerê/SC; possível influência de grande volume de pontos e escopo municipal.</w:t>
+            </w:r>
+          </w:p>
+        </w:tc>
+      </w:tr>
+    </w:tbl>
+    <w:p/>
+    <w:p>
+      <w:r>
+        <w:t>Fontes preliminares consultadas: Portal PNCP em Dados Abertos; Manual da API de Consultas PNCP; Portal de Transparência do MPRS; Edital PE 0032/2024 de Xanxerê/SC; publicação de Glorinha/RS; documentos públicos de Santa Maria/RS, Cascavel/PR e TJPB.</w:t>
+      </w:r>
+    </w:p>
+    <w:p>
+      <w:pPr>
+        <w:pStyle w:val="Heading2"/>
+      </w:pPr>
+      <w:r>
+        <w:t>5.3.2 Rastreabilidade das fontes consultadas</w:t>
+      </w:r>
+    </w:p>
+    <w:p>
+      <w:r>
+        <w:t>Rastreabilidade das fontes consultadas:</w:t>
+      </w:r>
+    </w:p>
+    <w:tbl>
+      <w:tblPr>
+        <w:tblStyle w:val="TableGrid"/>
+        <w:tblW w:type="dxa" w:w="9360"/>
+        <w:jc w:val="center"/>
+        <w:tblLook w:firstColumn="1" w:firstRow="1" w:lastColumn="0" w:lastRow="0" w:noHBand="0" w:noVBand="1" w:val="04A0"/>
+        <w:tblInd w:w="120" w:type="dxa"/>
+      </w:tblPr>
+      <w:tblGrid>
+        <w:gridCol w:w="3120"/>
+        <w:gridCol w:w="3120"/>
+        <w:gridCol w:w="3120"/>
+      </w:tblGrid>
+      <w:tr>
+        <w:tc>
+          <w:tcPr>
+            <w:tcW w:type="dxa" w:w="3120"/>
+            <w:vAlign w:val="center"/>
+            <w:tcMar>
+              <w:top w:w="80" w:type="dxa"/>
+              <w:start w:w="120" w:type="dxa"/>
+              <w:bottom w:w="80" w:type="dxa"/>
+              <w:end w:w="120" w:type="dxa"/>
+            </w:tcMar>
+            <w:shd w:fill="E8EEF5"/>
+          </w:tcPr>
+          <w:p>
+            <w:pPr>
+              <w:spacing w:after="0"/>
+            </w:pPr>
+            <w:r>
+              <w:rPr>
+                <w:rFonts w:ascii="Calibri" w:hAnsi="Calibri"/>
+                <w:b/>
+                <w:color w:val="01426A"/>
+                <w:sz w:val="18"/>
+              </w:rPr>
+              <w:t>Referência</w:t>
+            </w:r>
+          </w:p>
+        </w:tc>
+        <w:tc>
+          <w:tcPr>
+            <w:tcW w:type="dxa" w:w="3120"/>
+            <w:vAlign w:val="center"/>
+            <w:tcMar>
+              <w:top w:w="80" w:type="dxa"/>
+              <w:start w:w="120" w:type="dxa"/>
+              <w:bottom w:w="80" w:type="dxa"/>
+              <w:end w:w="120" w:type="dxa"/>
+            </w:tcMar>
+            <w:shd w:fill="E8EEF5"/>
+          </w:tcPr>
+          <w:p>
+            <w:pPr>
+              <w:spacing w:after="0"/>
+            </w:pPr>
+            <w:r>
+              <w:rPr>
+                <w:rFonts w:ascii="Calibri" w:hAnsi="Calibri"/>
+                <w:b/>
+                <w:color w:val="01426A"/>
+                <w:sz w:val="18"/>
+              </w:rPr>
+              <w:t>Consulta pública / identificador</w:t>
+            </w:r>
+          </w:p>
+        </w:tc>
+        <w:tc>
+          <w:tcPr>
+            <w:tcW w:type="dxa" w:w="3120"/>
+            <w:vAlign w:val="center"/>
+            <w:tcMar>
+              <w:top w:w="80" w:type="dxa"/>
+              <w:start w:w="120" w:type="dxa"/>
+              <w:bottom w:w="80" w:type="dxa"/>
+              <w:end w:w="120" w:type="dxa"/>
+            </w:tcMar>
+            <w:shd w:fill="E8EEF5"/>
+          </w:tcPr>
+          <w:p>
+            <w:pPr>
+              <w:spacing w:after="0"/>
+            </w:pPr>
+            <w:r>
+              <w:rPr>
+                <w:rFonts w:ascii="Calibri" w:hAnsi="Calibri"/>
+                <w:b/>
+                <w:color w:val="01426A"/>
+                <w:sz w:val="18"/>
+              </w:rPr>
+              <w:t>Observação de uso</w:t>
+            </w:r>
+          </w:p>
+        </w:tc>
+      </w:tr>
+      <w:tr>
+        <w:tc>
+          <w:tcPr>
+            <w:tcW w:type="dxa" w:w="3120"/>
+            <w:vAlign w:val="center"/>
+            <w:tcMar>
+              <w:top w:w="80" w:type="dxa"/>
+              <w:start w:w="120" w:type="dxa"/>
+              <w:bottom w:w="80" w:type="dxa"/>
+              <w:end w:w="120" w:type="dxa"/>
+            </w:tcMar>
+          </w:tcPr>
+          <w:p>
+            <w:pPr>
+              <w:spacing w:after="0"/>
+            </w:pPr>
+            <w:r>
+              <w:rPr>
+                <w:rFonts w:ascii="Calibri" w:hAnsi="Calibri"/>
+                <w:sz w:val="18"/>
+              </w:rPr>
+              <w:t>MPRS - Contrato 68/2024</w:t>
+            </w:r>
+          </w:p>
+        </w:tc>
+        <w:tc>
+          <w:tcPr>
+            <w:tcW w:type="dxa" w:w="3120"/>
+            <w:vAlign w:val="center"/>
+            <w:tcMar>
+              <w:top w:w="80" w:type="dxa"/>
+              <w:start w:w="120" w:type="dxa"/>
+              <w:bottom w:w="80" w:type="dxa"/>
+              <w:end w:w="120" w:type="dxa"/>
+            </w:tcMar>
+          </w:tcPr>
+          <w:p>
+            <w:pPr>
+              <w:spacing w:after="0"/>
+            </w:pPr>
+            <w:r>
+              <w:rPr>
+                <w:rFonts w:ascii="Calibri" w:hAnsi="Calibri"/>
+                <w:sz w:val="18"/>
+              </w:rPr>
+              <w:t>Portal de Transparência MPRS; Procedimento nº 02405.000.098/2024; Pregão Eletrônico nº 007/2024; Súmula do Contrato de Prestação de Serviços Contínuos nº 0068/2024</w:t>
+            </w:r>
+          </w:p>
+        </w:tc>
+        <w:tc>
+          <w:tcPr>
+            <w:tcW w:type="dxa" w:w="3120"/>
+            <w:vAlign w:val="center"/>
+            <w:tcMar>
+              <w:top w:w="80" w:type="dxa"/>
+              <w:start w:w="120" w:type="dxa"/>
+              <w:bottom w:w="80" w:type="dxa"/>
+              <w:end w:w="120" w:type="dxa"/>
+            </w:tcMar>
+          </w:tcPr>
+          <w:p>
+            <w:pPr>
+              <w:spacing w:after="0"/>
+            </w:pPr>
+            <w:r>
+              <w:rPr>
+                <w:rFonts w:ascii="Calibri" w:hAnsi="Calibri"/>
+                <w:sz w:val="18"/>
+              </w:rPr>
+              <w:t>Fonte dos itens MPLS 100 Mbps, 500 Mbps e 1 Gbps, com valores da 1ª Apostila/reajuste.</w:t>
+            </w:r>
+          </w:p>
+        </w:tc>
+      </w:tr>
+      <w:tr>
+        <w:tc>
+          <w:tcPr>
+            <w:tcW w:type="dxa" w:w="3120"/>
+            <w:vAlign w:val="center"/>
+            <w:tcMar>
+              <w:top w:w="80" w:type="dxa"/>
+              <w:start w:w="120" w:type="dxa"/>
+              <w:bottom w:w="80" w:type="dxa"/>
+              <w:end w:w="120" w:type="dxa"/>
+            </w:tcMar>
+          </w:tcPr>
+          <w:p>
+            <w:pPr>
+              <w:spacing w:after="0"/>
+            </w:pPr>
+            <w:r>
+              <w:rPr>
+                <w:rFonts w:ascii="Calibri" w:hAnsi="Calibri"/>
+                <w:sz w:val="18"/>
+              </w:rPr>
+              <w:t>Cascavel/PR - Transitar</w:t>
+            </w:r>
+          </w:p>
+        </w:tc>
+        <w:tc>
+          <w:tcPr>
+            <w:tcW w:type="dxa" w:w="3120"/>
+            <w:vAlign w:val="center"/>
+            <w:tcMar>
+              <w:top w:w="80" w:type="dxa"/>
+              <w:start w:w="120" w:type="dxa"/>
+              <w:bottom w:w="80" w:type="dxa"/>
+              <w:end w:w="120" w:type="dxa"/>
+            </w:tcMar>
+          </w:tcPr>
+          <w:p>
+            <w:pPr>
+              <w:spacing w:after="0"/>
+            </w:pPr>
+            <w:r>
+              <w:rPr>
+                <w:rFonts w:ascii="Calibri" w:hAnsi="Calibri"/>
+                <w:sz w:val="18"/>
+              </w:rPr>
+              <w:t>PNCP-76208867000107-1-000429/2025; Edital 90129/2025; Pregão eletrônico; consulta PNCP: https://pncp.gov.br/app/editais/76208867000107/2025/429</w:t>
+            </w:r>
+          </w:p>
+        </w:tc>
+        <w:tc>
+          <w:tcPr>
+            <w:tcW w:type="dxa" w:w="3120"/>
+            <w:vAlign w:val="center"/>
+            <w:tcMar>
+              <w:top w:w="80" w:type="dxa"/>
+              <w:start w:w="120" w:type="dxa"/>
+              <w:bottom w:w="80" w:type="dxa"/>
+              <w:end w:w="120" w:type="dxa"/>
+            </w:tcMar>
+          </w:tcPr>
+          <w:p>
+            <w:pPr>
+              <w:spacing w:after="0"/>
+            </w:pPr>
+            <w:r>
+              <w:rPr>
+                <w:rFonts w:ascii="Calibri" w:hAnsi="Calibri"/>
+                <w:sz w:val="18"/>
+              </w:rPr>
+              <w:t>Fonte do item MPLS 100 Mbps, com objeto de comunicação de dados por Rede IP/MPLS.</w:t>
+            </w:r>
+          </w:p>
+        </w:tc>
+      </w:tr>
+      <w:tr>
+        <w:tc>
+          <w:tcPr>
+            <w:tcW w:type="dxa" w:w="3120"/>
+            <w:vAlign w:val="center"/>
+            <w:tcMar>
+              <w:top w:w="80" w:type="dxa"/>
+              <w:start w:w="120" w:type="dxa"/>
+              <w:bottom w:w="80" w:type="dxa"/>
+              <w:end w:w="120" w:type="dxa"/>
+            </w:tcMar>
+          </w:tcPr>
+          <w:p>
+            <w:pPr>
+              <w:spacing w:after="0"/>
+            </w:pPr>
+            <w:r>
+              <w:rPr>
+                <w:rFonts w:ascii="Calibri" w:hAnsi="Calibri"/>
+                <w:sz w:val="18"/>
+              </w:rPr>
+              <w:t>TJPB</w:t>
+            </w:r>
+          </w:p>
+        </w:tc>
+        <w:tc>
+          <w:tcPr>
+            <w:tcW w:type="dxa" w:w="3120"/>
+            <w:vAlign w:val="center"/>
+            <w:tcMar>
+              <w:top w:w="80" w:type="dxa"/>
+              <w:start w:w="120" w:type="dxa"/>
+              <w:bottom w:w="80" w:type="dxa"/>
+              <w:end w:w="120" w:type="dxa"/>
+            </w:tcMar>
+          </w:tcPr>
+          <w:p>
+            <w:pPr>
+              <w:spacing w:after="0"/>
+            </w:pPr>
+            <w:r>
+              <w:rPr>
+                <w:rFonts w:ascii="Calibri" w:hAnsi="Calibri"/>
+                <w:sz w:val="18"/>
+              </w:rPr>
+              <w:t>Pregão Eletrônico nº 010/2019; Processo Administrativo Eletrônico nº 2019094162</w:t>
+            </w:r>
+          </w:p>
+        </w:tc>
+        <w:tc>
+          <w:tcPr>
+            <w:tcW w:type="dxa" w:w="3120"/>
+            <w:vAlign w:val="center"/>
+            <w:tcMar>
+              <w:top w:w="80" w:type="dxa"/>
+              <w:start w:w="120" w:type="dxa"/>
+              <w:bottom w:w="80" w:type="dxa"/>
+              <w:end w:w="120" w:type="dxa"/>
+            </w:tcMar>
+          </w:tcPr>
+          <w:p>
+            <w:pPr>
+              <w:spacing w:after="0"/>
+            </w:pPr>
+            <w:r>
+              <w:rPr>
+                <w:rFonts w:ascii="Calibri" w:hAnsi="Calibri"/>
+                <w:sz w:val="18"/>
+              </w:rPr>
+              <w:t>Fonte auxiliar/histórica para item MPLS 100 Mbps, anterior ao PNCP.</w:t>
+            </w:r>
+          </w:p>
+        </w:tc>
+      </w:tr>
+      <w:tr>
+        <w:tc>
+          <w:tcPr>
+            <w:tcW w:type="dxa" w:w="3120"/>
+            <w:vAlign w:val="center"/>
+            <w:tcMar>
+              <w:top w:w="80" w:type="dxa"/>
+              <w:start w:w="120" w:type="dxa"/>
+              <w:bottom w:w="80" w:type="dxa"/>
+              <w:end w:w="120" w:type="dxa"/>
+            </w:tcMar>
+          </w:tcPr>
+          <w:p>
+            <w:pPr>
+              <w:spacing w:after="0"/>
+            </w:pPr>
+            <w:r>
+              <w:rPr>
+                <w:rFonts w:ascii="Calibri" w:hAnsi="Calibri"/>
+                <w:sz w:val="18"/>
+              </w:rPr>
+              <w:t>Glorinha/RS</w:t>
+            </w:r>
+          </w:p>
+        </w:tc>
+        <w:tc>
+          <w:tcPr>
+            <w:tcW w:type="dxa" w:w="3120"/>
+            <w:vAlign w:val="center"/>
+            <w:tcMar>
+              <w:top w:w="80" w:type="dxa"/>
+              <w:start w:w="120" w:type="dxa"/>
+              <w:bottom w:w="80" w:type="dxa"/>
+              <w:end w:w="120" w:type="dxa"/>
+            </w:tcMar>
+          </w:tcPr>
+          <w:p>
+            <w:pPr>
+              <w:spacing w:after="0"/>
+            </w:pPr>
+            <w:r>
+              <w:rPr>
+                <w:rFonts w:ascii="Calibri" w:hAnsi="Calibri"/>
+                <w:sz w:val="18"/>
+              </w:rPr>
+              <w:t>Processo Administrativo nº 25.714/2025; documento técnico municipal assinado em 10/09/2025; pregão/sessão pública indicada para 02/03/2026</w:t>
+            </w:r>
+          </w:p>
+        </w:tc>
+        <w:tc>
+          <w:tcPr>
+            <w:tcW w:type="dxa" w:w="3120"/>
+            <w:vAlign w:val="center"/>
+            <w:tcMar>
+              <w:top w:w="80" w:type="dxa"/>
+              <w:start w:w="120" w:type="dxa"/>
+              <w:bottom w:w="80" w:type="dxa"/>
+              <w:end w:w="120" w:type="dxa"/>
+            </w:tcMar>
+          </w:tcPr>
+          <w:p>
+            <w:pPr>
+              <w:spacing w:after="0"/>
+            </w:pPr>
+            <w:r>
+              <w:rPr>
+                <w:rFonts w:ascii="Calibri" w:hAnsi="Calibri"/>
+                <w:sz w:val="18"/>
+              </w:rPr>
+              <w:t>Fonte do item L2L Ethernet/MPLS 500 Mbps. Número PNCP/pregão não localizado integralmente na pesquisa preliminar.</w:t>
+            </w:r>
+          </w:p>
+        </w:tc>
+      </w:tr>
+      <w:tr>
+        <w:tc>
+          <w:tcPr>
+            <w:tcW w:type="dxa" w:w="3120"/>
+            <w:vAlign w:val="center"/>
+            <w:tcMar>
+              <w:top w:w="80" w:type="dxa"/>
+              <w:start w:w="120" w:type="dxa"/>
+              <w:bottom w:w="80" w:type="dxa"/>
+              <w:end w:w="120" w:type="dxa"/>
+            </w:tcMar>
+          </w:tcPr>
+          <w:p>
+            <w:pPr>
+              <w:spacing w:after="0"/>
+            </w:pPr>
+            <w:r>
+              <w:rPr>
+                <w:rFonts w:ascii="Calibri" w:hAnsi="Calibri"/>
+                <w:sz w:val="18"/>
+              </w:rPr>
+              <w:t>Xanxerê/SC</w:t>
+            </w:r>
+          </w:p>
+        </w:tc>
+        <w:tc>
+          <w:tcPr>
+            <w:tcW w:type="dxa" w:w="3120"/>
+            <w:vAlign w:val="center"/>
+            <w:tcMar>
+              <w:top w:w="80" w:type="dxa"/>
+              <w:start w:w="120" w:type="dxa"/>
+              <w:bottom w:w="80" w:type="dxa"/>
+              <w:end w:w="120" w:type="dxa"/>
+            </w:tcMar>
+          </w:tcPr>
+          <w:p>
+            <w:pPr>
+              <w:spacing w:after="0"/>
+            </w:pPr>
+            <w:r>
+              <w:rPr>
+                <w:rFonts w:ascii="Calibri" w:hAnsi="Calibri"/>
+                <w:sz w:val="18"/>
+              </w:rPr>
+              <w:t>Pregão Eletrônico nº 0032/2024; UASG 988383</w:t>
+            </w:r>
+          </w:p>
+        </w:tc>
+        <w:tc>
+          <w:tcPr>
+            <w:tcW w:type="dxa" w:w="3120"/>
+            <w:vAlign w:val="center"/>
+            <w:tcMar>
+              <w:top w:w="80" w:type="dxa"/>
+              <w:start w:w="120" w:type="dxa"/>
+              <w:bottom w:w="80" w:type="dxa"/>
+              <w:end w:w="120" w:type="dxa"/>
+            </w:tcMar>
+          </w:tcPr>
+          <w:p>
+            <w:pPr>
+              <w:spacing w:after="0"/>
+            </w:pPr>
+            <w:r>
+              <w:rPr>
+                <w:rFonts w:ascii="Calibri" w:hAnsi="Calibri"/>
+                <w:sz w:val="18"/>
+              </w:rPr>
+              <w:t>Fonte dos itens MPLS 500 Mbps e 1 Gbps; valor tratado com cautela por possível outlier.</w:t>
+            </w:r>
+          </w:p>
+        </w:tc>
+      </w:tr>
+      <w:tr>
+        <w:tc>
+          <w:tcPr>
+            <w:tcW w:type="dxa" w:w="3120"/>
+            <w:vAlign w:val="center"/>
+            <w:tcMar>
+              <w:top w:w="80" w:type="dxa"/>
+              <w:start w:w="120" w:type="dxa"/>
+              <w:bottom w:w="80" w:type="dxa"/>
+              <w:end w:w="120" w:type="dxa"/>
+            </w:tcMar>
+          </w:tcPr>
+          <w:p>
+            <w:pPr>
+              <w:spacing w:after="0"/>
+            </w:pPr>
+            <w:r>
+              <w:rPr>
+                <w:rFonts w:ascii="Calibri" w:hAnsi="Calibri"/>
+                <w:sz w:val="18"/>
+              </w:rPr>
+              <w:t>Santa Maria/RS</w:t>
+            </w:r>
+          </w:p>
+        </w:tc>
+        <w:tc>
+          <w:tcPr>
+            <w:tcW w:type="dxa" w:w="3120"/>
+            <w:vAlign w:val="center"/>
+            <w:tcMar>
+              <w:top w:w="80" w:type="dxa"/>
+              <w:start w:w="120" w:type="dxa"/>
+              <w:bottom w:w="80" w:type="dxa"/>
+              <w:end w:w="120" w:type="dxa"/>
+            </w:tcMar>
+          </w:tcPr>
+          <w:p>
+            <w:pPr>
+              <w:spacing w:after="0"/>
+            </w:pPr>
+            <w:r>
+              <w:rPr>
+                <w:rFonts w:ascii="Calibri" w:hAnsi="Calibri"/>
+                <w:sz w:val="18"/>
+              </w:rPr>
+              <w:t>Pregão Eletrônico nº 90055/2025; UASG 988841; resultado/ata pública municipal</w:t>
+            </w:r>
+          </w:p>
+        </w:tc>
+        <w:tc>
+          <w:tcPr>
+            <w:tcW w:type="dxa" w:w="3120"/>
+            <w:vAlign w:val="center"/>
+            <w:tcMar>
+              <w:top w:w="80" w:type="dxa"/>
+              <w:start w:w="120" w:type="dxa"/>
+              <w:bottom w:w="80" w:type="dxa"/>
+              <w:end w:w="120" w:type="dxa"/>
+            </w:tcMar>
+          </w:tcPr>
+          <w:p>
+            <w:pPr>
+              <w:spacing w:after="0"/>
+            </w:pPr>
+            <w:r>
+              <w:rPr>
+                <w:rFonts w:ascii="Calibri" w:hAnsi="Calibri"/>
+                <w:sz w:val="18"/>
+              </w:rPr>
+              <w:t>Fonte do item MPLS 1 Gbps, fornecedor Brasil Tecpar Serviços de Telecomunicações S.A., valor unitário R$ 1.429,68.</w:t>
+            </w:r>
+          </w:p>
+        </w:tc>
+      </w:tr>
+      <w:tr>
+        <w:tc>
+          <w:tcPr>
+            <w:tcW w:type="dxa" w:w="3120"/>
+            <w:vAlign w:val="center"/>
+            <w:tcMar>
+              <w:top w:w="80" w:type="dxa"/>
+              <w:start w:w="120" w:type="dxa"/>
+              <w:bottom w:w="80" w:type="dxa"/>
+              <w:end w:w="120" w:type="dxa"/>
+            </w:tcMar>
+          </w:tcPr>
+          <w:p>
+            <w:pPr>
+              <w:spacing w:after="0"/>
+            </w:pPr>
+            <w:r>
+              <w:rPr>
+                <w:rFonts w:ascii="Calibri" w:hAnsi="Calibri"/>
+                <w:sz w:val="18"/>
+              </w:rPr>
+              <w:t>Candeias/BA</w:t>
+            </w:r>
+          </w:p>
+        </w:tc>
+        <w:tc>
+          <w:tcPr>
+            <w:tcW w:type="dxa" w:w="3120"/>
+            <w:vAlign w:val="center"/>
+            <w:tcMar>
+              <w:top w:w="80" w:type="dxa"/>
+              <w:start w:w="120" w:type="dxa"/>
+              <w:bottom w:w="80" w:type="dxa"/>
+              <w:end w:w="120" w:type="dxa"/>
+            </w:tcMar>
+          </w:tcPr>
+          <w:p>
+            <w:pPr>
+              <w:spacing w:after="0"/>
+            </w:pPr>
+            <w:r>
+              <w:rPr>
+                <w:rFonts w:ascii="Calibri" w:hAnsi="Calibri"/>
+                <w:sz w:val="18"/>
+              </w:rPr>
+              <w:t>PNCP-13830336000123-1-000051/2026; Edital 023/2026; consulta PNCP: https://pncp.gov.br/app/editais/13830336000123/2026/51</w:t>
+            </w:r>
+          </w:p>
+        </w:tc>
+        <w:tc>
+          <w:tcPr>
+            <w:tcW w:type="dxa" w:w="3120"/>
+            <w:vAlign w:val="center"/>
+            <w:tcMar>
+              <w:top w:w="80" w:type="dxa"/>
+              <w:start w:w="120" w:type="dxa"/>
+              <w:bottom w:w="80" w:type="dxa"/>
+              <w:end w:w="120" w:type="dxa"/>
+            </w:tcMar>
+          </w:tcPr>
+          <w:p>
+            <w:pPr>
+              <w:spacing w:after="0"/>
+            </w:pPr>
+            <w:r>
+              <w:rPr>
+                <w:rFonts w:ascii="Calibri" w:hAnsi="Calibri"/>
+                <w:sz w:val="18"/>
+              </w:rPr>
+              <w:t>Referência de alta capacidade para LAN-to-LAN, fibra dedicada, concentradores de 10 Gbps e link dedicado 4 Gbps.</w:t>
+            </w:r>
+          </w:p>
+        </w:tc>
+      </w:tr>
+      <w:tr>
+        <w:tc>
+          <w:tcPr>
+            <w:tcW w:type="dxa" w:w="3120"/>
+            <w:vAlign w:val="center"/>
+            <w:tcMar>
+              <w:top w:w="80" w:type="dxa"/>
+              <w:start w:w="120" w:type="dxa"/>
+              <w:bottom w:w="80" w:type="dxa"/>
+              <w:end w:w="120" w:type="dxa"/>
+            </w:tcMar>
+          </w:tcPr>
+          <w:p>
+            <w:pPr>
+              <w:spacing w:after="0"/>
+            </w:pPr>
+            <w:r>
+              <w:rPr>
+                <w:rFonts w:ascii="Calibri" w:hAnsi="Calibri"/>
+                <w:sz w:val="18"/>
+              </w:rPr>
+              <w:t>Jaguariúna/SP</w:t>
+            </w:r>
+          </w:p>
+        </w:tc>
+        <w:tc>
+          <w:tcPr>
+            <w:tcW w:type="dxa" w:w="3120"/>
+            <w:vAlign w:val="center"/>
+            <w:tcMar>
+              <w:top w:w="80" w:type="dxa"/>
+              <w:start w:w="120" w:type="dxa"/>
+              <w:bottom w:w="80" w:type="dxa"/>
+              <w:end w:w="120" w:type="dxa"/>
+            </w:tcMar>
+          </w:tcPr>
+          <w:p>
+            <w:pPr>
+              <w:spacing w:after="0"/>
+            </w:pPr>
+            <w:r>
+              <w:rPr>
+                <w:rFonts w:ascii="Calibri" w:hAnsi="Calibri"/>
+                <w:sz w:val="18"/>
+              </w:rPr>
+              <w:t>PNCP-46410866000171-1-000610/2024; Edital PL-674/2024; PE 90081/2024; consulta PNCP: https://pncp.gov.br/editais/46410866000171/2024/610</w:t>
+            </w:r>
+          </w:p>
+        </w:tc>
+        <w:tc>
+          <w:tcPr>
+            <w:tcW w:type="dxa" w:w="3120"/>
+            <w:vAlign w:val="center"/>
+            <w:tcMar>
+              <w:top w:w="80" w:type="dxa"/>
+              <w:start w:w="120" w:type="dxa"/>
+              <w:bottom w:w="80" w:type="dxa"/>
+              <w:end w:w="120" w:type="dxa"/>
+            </w:tcMar>
+          </w:tcPr>
+          <w:p>
+            <w:pPr>
+              <w:spacing w:after="0"/>
+            </w:pPr>
+            <w:r>
+              <w:rPr>
+                <w:rFonts w:ascii="Calibri" w:hAnsi="Calibri"/>
+                <w:sz w:val="18"/>
+              </w:rPr>
+              <w:t>Referência de alta capacidade para link dedicado simétrico de 10 Gbps, embora com escopo de acesso à Internet.</w:t>
+            </w:r>
+          </w:p>
+        </w:tc>
+      </w:tr>
+      <w:tr>
+        <w:tc>
+          <w:tcPr>
+            <w:tcW w:type="dxa" w:w="3120"/>
+            <w:vAlign w:val="center"/>
+            <w:tcMar>
+              <w:top w:w="80" w:type="dxa"/>
+              <w:start w:w="120" w:type="dxa"/>
+              <w:bottom w:w="80" w:type="dxa"/>
+              <w:end w:w="120" w:type="dxa"/>
+            </w:tcMar>
+          </w:tcPr>
+          <w:p>
+            <w:pPr>
+              <w:spacing w:after="0"/>
+            </w:pPr>
+            <w:r>
+              <w:rPr>
+                <w:rFonts w:ascii="Calibri" w:hAnsi="Calibri"/>
+                <w:sz w:val="18"/>
+              </w:rPr>
+              <w:t>Ubarana/SP</w:t>
+            </w:r>
+          </w:p>
+        </w:tc>
+        <w:tc>
+          <w:tcPr>
+            <w:tcW w:type="dxa" w:w="3120"/>
+            <w:vAlign w:val="center"/>
+            <w:tcMar>
+              <w:top w:w="80" w:type="dxa"/>
+              <w:start w:w="120" w:type="dxa"/>
+              <w:bottom w:w="80" w:type="dxa"/>
+              <w:end w:w="120" w:type="dxa"/>
+            </w:tcMar>
+          </w:tcPr>
+          <w:p>
+            <w:pPr>
+              <w:spacing w:after="0"/>
+            </w:pPr>
+            <w:r>
+              <w:rPr>
+                <w:rFonts w:ascii="Calibri" w:hAnsi="Calibri"/>
+                <w:sz w:val="18"/>
+              </w:rPr>
+              <w:t>PNCP-65708786000141-1-000038/2026; Edital 19/2026; consulta PNCP: https://pncp.gov.br/app/editais/65708786000141/2026/38</w:t>
+            </w:r>
+          </w:p>
+        </w:tc>
+        <w:tc>
+          <w:tcPr>
+            <w:tcW w:type="dxa" w:w="3120"/>
+            <w:vAlign w:val="center"/>
+            <w:tcMar>
+              <w:top w:w="80" w:type="dxa"/>
+              <w:start w:w="120" w:type="dxa"/>
+              <w:bottom w:w="80" w:type="dxa"/>
+              <w:end w:w="120" w:type="dxa"/>
+            </w:tcMar>
+          </w:tcPr>
+          <w:p>
+            <w:pPr>
+              <w:spacing w:after="0"/>
+            </w:pPr>
+            <w:r>
+              <w:rPr>
+                <w:rFonts w:ascii="Calibri" w:hAnsi="Calibri"/>
+                <w:sz w:val="18"/>
+              </w:rPr>
+              <w:t>Referência de alta capacidade para rede LAN-to-LAN por fibra dedicada, capacidade agregada até 10 Gbps.</w:t>
+            </w:r>
+          </w:p>
+        </w:tc>
+      </w:tr>
+      <w:tr>
+        <w:tc>
+          <w:tcPr>
+            <w:tcW w:type="dxa" w:w="3120"/>
+            <w:vAlign w:val="center"/>
+            <w:tcMar>
+              <w:top w:w="80" w:type="dxa"/>
+              <w:start w:w="120" w:type="dxa"/>
+              <w:bottom w:w="80" w:type="dxa"/>
+              <w:end w:w="120" w:type="dxa"/>
+            </w:tcMar>
+          </w:tcPr>
+          <w:p>
+            <w:pPr>
+              <w:spacing w:after="0"/>
+            </w:pPr>
+            <w:r>
+              <w:rPr>
+                <w:rFonts w:ascii="Calibri" w:hAnsi="Calibri"/>
+                <w:sz w:val="18"/>
+              </w:rPr>
+              <w:t>TJPR</w:t>
+            </w:r>
+          </w:p>
+        </w:tc>
+        <w:tc>
+          <w:tcPr>
+            <w:tcW w:type="dxa" w:w="3120"/>
+            <w:vAlign w:val="center"/>
+            <w:tcMar>
+              <w:top w:w="80" w:type="dxa"/>
+              <w:start w:w="120" w:type="dxa"/>
+              <w:bottom w:w="80" w:type="dxa"/>
+              <w:end w:w="120" w:type="dxa"/>
+            </w:tcMar>
+          </w:tcPr>
+          <w:p>
+            <w:pPr>
+              <w:spacing w:after="0"/>
+            </w:pPr>
+            <w:r>
+              <w:rPr>
+                <w:rFonts w:ascii="Calibri" w:hAnsi="Calibri"/>
+                <w:sz w:val="18"/>
+              </w:rPr>
+              <w:t>PNCP 77821841000194-1-000049/2025; Edital PE 15/2025</w:t>
+            </w:r>
+          </w:p>
+        </w:tc>
+        <w:tc>
+          <w:tcPr>
+            <w:tcW w:type="dxa" w:w="3120"/>
+            <w:vAlign w:val="center"/>
+            <w:tcMar>
+              <w:top w:w="80" w:type="dxa"/>
+              <w:start w:w="120" w:type="dxa"/>
+              <w:bottom w:w="80" w:type="dxa"/>
+              <w:end w:w="120" w:type="dxa"/>
+            </w:tcMar>
+          </w:tcPr>
+          <w:p>
+            <w:pPr>
+              <w:spacing w:after="0"/>
+            </w:pPr>
+            <w:r>
+              <w:rPr>
+                <w:rFonts w:ascii="Calibri" w:hAnsi="Calibri"/>
+                <w:sz w:val="18"/>
+              </w:rPr>
+              <w:t>Referência de alta capacidade para dois links dedicados de 10 Gbps, BGP, Anti-DDoS e operadoras distintas.</w:t>
+            </w:r>
+          </w:p>
+        </w:tc>
+      </w:tr>
+      <w:tr>
+        <w:tc>
+          <w:tcPr>
+            <w:tcW w:type="dxa" w:w="3120"/>
+            <w:vAlign w:val="center"/>
+            <w:tcMar>
+              <w:top w:w="80" w:type="dxa"/>
+              <w:start w:w="120" w:type="dxa"/>
+              <w:bottom w:w="80" w:type="dxa"/>
+              <w:end w:w="120" w:type="dxa"/>
+            </w:tcMar>
+          </w:tcPr>
+          <w:p>
+            <w:pPr>
+              <w:spacing w:after="0"/>
+            </w:pPr>
+            <w:r>
+              <w:rPr>
+                <w:rFonts w:ascii="Calibri" w:hAnsi="Calibri"/>
+                <w:sz w:val="18"/>
+              </w:rPr>
+              <w:t>JFRS/TRF4</w:t>
+            </w:r>
+          </w:p>
+        </w:tc>
+        <w:tc>
+          <w:tcPr>
+            <w:tcW w:type="dxa" w:w="3120"/>
+            <w:vAlign w:val="center"/>
+            <w:tcMar>
+              <w:top w:w="80" w:type="dxa"/>
+              <w:start w:w="120" w:type="dxa"/>
+              <w:bottom w:w="80" w:type="dxa"/>
+              <w:end w:w="120" w:type="dxa"/>
+            </w:tcMar>
+          </w:tcPr>
+          <w:p>
+            <w:pPr>
+              <w:spacing w:after="0"/>
+            </w:pPr>
+            <w:r>
+              <w:rPr>
+                <w:rFonts w:ascii="Calibri" w:hAnsi="Calibri"/>
+                <w:sz w:val="18"/>
+              </w:rPr>
+              <w:t>Pregão Eletrônico nº 90012/2025; Ata de Registro de Preços nº 10/2025; PNCP relacionado a 00508903000188-1-002018/2025</w:t>
+            </w:r>
+          </w:p>
+        </w:tc>
+        <w:tc>
+          <w:tcPr>
+            <w:tcW w:type="dxa" w:w="3120"/>
+            <w:vAlign w:val="center"/>
+            <w:tcMar>
+              <w:top w:w="80" w:type="dxa"/>
+              <w:start w:w="120" w:type="dxa"/>
+              <w:bottom w:w="80" w:type="dxa"/>
+              <w:end w:w="120" w:type="dxa"/>
+            </w:tcMar>
+          </w:tcPr>
+          <w:p>
+            <w:pPr>
+              <w:spacing w:after="0"/>
+            </w:pPr>
+            <w:r>
+              <w:rPr>
+                <w:rFonts w:ascii="Calibri" w:hAnsi="Calibri"/>
+                <w:sz w:val="18"/>
+              </w:rPr>
+              <w:t>Referência técnica de Metro Ethernet/LAN-to-LAN/ponto-a-ponto; valor do item específico não confirmado.</w:t>
+            </w:r>
+          </w:p>
+        </w:tc>
+      </w:tr>
+    </w:tbl>
+    <w:p/>
+    <w:p>
+      <w:pPr>
+        <w:pStyle w:val="Heading2"/>
+      </w:pPr>
+      <w:r>
+        <w:t>5.3.1 Referências preliminares para o grupo de link dedicado Sede-Foro 25 Gbps</w:t>
+      </w:r>
+    </w:p>
+    <w:p>
+      <w:r>
+        <w:t>Pesquisa realizada em 02/06/2026. Não foram encontrados três itens exatamente equivalentes a link dedicado ponto-a-ponto de 25 Gbps. As referências abaixo são compatíveis por similaridade técnica e devem ser usadas como indícios, não como estimativa final.</w:t>
       </w:r>
     </w:p>
     <w:tbl>
@@ -5212,7 +8123,7 @@
                 <w:color w:val="01426A"/>
                 <w:sz w:val="18"/>
               </w:rPr>
-              <w:t>Capacidade</w:t>
+              <w:t>Referência</w:t>
             </w:r>
           </w:p>
         </w:tc>
@@ -5239,7 +8150,7 @@
                 <w:color w:val="01426A"/>
                 <w:sz w:val="18"/>
               </w:rPr>
-              <w:t>Orgao / contratacao similar</w:t>
+              <w:t>Número do pregão/licitação e identificador</w:t>
             </w:r>
           </w:p>
         </w:tc>
@@ -5266,7 +8177,7 @@
                 <w:color w:val="01426A"/>
                 <w:sz w:val="18"/>
               </w:rPr>
-              <w:t>Referencia localizada</w:t>
+              <w:t>Objeto compatível</w:t>
             </w:r>
           </w:p>
         </w:tc>
@@ -5293,7 +8204,7 @@
                 <w:color w:val="01426A"/>
                 <w:sz w:val="18"/>
               </w:rPr>
-              <w:t>Valor mensal unitario usado</w:t>
+              <w:t>Valor informado</w:t>
             </w:r>
           </w:p>
         </w:tc>
@@ -5320,7 +8231,7 @@
                 <w:color w:val="01426A"/>
                 <w:sz w:val="18"/>
               </w:rPr>
-              <w:t>Observacao de qualidade</w:t>
+              <w:t>Uso na estimativa</w:t>
             </w:r>
           </w:p>
         </w:tc>
@@ -5346,7 +8257,7 @@
                 <w:rFonts w:ascii="Calibri" w:hAnsi="Calibri"/>
                 <w:sz w:val="18"/>
               </w:rPr>
-              <w:t>100 Mbps</w:t>
+              <w:t>Município de Candeias/BA</w:t>
             </w:r>
           </w:p>
         </w:tc>
@@ -5370,7 +8281,7 @@
                 <w:rFonts w:ascii="Calibri" w:hAnsi="Calibri"/>
                 <w:sz w:val="18"/>
               </w:rPr>
-              <w:t>Ministerio Publico do Estado do Rio Grande do Sul - Contrato 68/2024</w:t>
+              <w:t>Edital 023/2026; Pregão eletrônico; PNCP-13830336000123-1-000051/2026; abertura em 13/03/2026</w:t>
             </w:r>
           </w:p>
         </w:tc>
@@ -5394,7 +8305,7 @@
                 <w:rFonts w:ascii="Calibri" w:hAnsi="Calibri"/>
                 <w:sz w:val="18"/>
               </w:rPr>
-              <w:t>Circuito MPLS otico duplo com roteador - 100 Mbps</w:t>
+              <w:t>Comunicação de dados privativa LAN-to-LAN, concentradores de 10 Gbps, fibra óptica, link dedicado de 4 Gbps full duplex, rotas redundantes e equipamentos inclusos</w:t>
             </w:r>
           </w:p>
         </w:tc>
@@ -5418,7 +8329,7 @@
                 <w:rFonts w:ascii="Calibri" w:hAnsi="Calibri"/>
                 <w:sz w:val="18"/>
               </w:rPr>
-              <w:t>R$ 1.580,25</w:t>
+              <w:t>R$ 950.560,00</w:t>
             </w:r>
           </w:p>
         </w:tc>
@@ -5442,7 +8353,7 @@
                 <w:rFonts w:ascii="Calibri" w:hAnsi="Calibri"/>
                 <w:sz w:val="18"/>
               </w:rPr>
-              <w:t>Alta aderencia: MPLS otico com roteador, item mensal. Fonte de transparencia institucional.</w:t>
+              <w:t>Similaridade por LAN-to-LAN, fibra dedicada, alta capacidade, rotas redundantes e equipamentos.</w:t>
             </w:r>
           </w:p>
         </w:tc>
@@ -5468,7 +8379,7 @@
                 <w:rFonts w:ascii="Calibri" w:hAnsi="Calibri"/>
                 <w:sz w:val="18"/>
               </w:rPr>
-              <w:t>100 Mbps</w:t>
+              <w:t>Município de Jaguariúna/SP</w:t>
             </w:r>
           </w:p>
         </w:tc>
@@ -5492,7 +8403,7 @@
                 <w:rFonts w:ascii="Calibri" w:hAnsi="Calibri"/>
                 <w:sz w:val="18"/>
               </w:rPr>
-              <w:t>Autarquia Municipal Transitar - Cascavel/PR</w:t>
+              <w:t>Edital PL-674/2024; PE 90081/2024; Pregão eletrônico; PNCP-46410866000171-1-000610/2024; abertura em 16/10/2024</w:t>
             </w:r>
           </w:p>
         </w:tc>
@@ -5516,7 +8427,7 @@
                 <w:rFonts w:ascii="Calibri" w:hAnsi="Calibri"/>
                 <w:sz w:val="18"/>
               </w:rPr>
-              <w:t>Link de dados MPLS 100 Mbps - mensalidade</w:t>
+              <w:t>Link dedicado de acesso à Internet bidirecional e simétrico de 10 Gbps e link compartilhado de internet banda larga</w:t>
             </w:r>
           </w:p>
         </w:tc>
@@ -5540,7 +8451,7 @@
                 <w:rFonts w:ascii="Calibri" w:hAnsi="Calibri"/>
                 <w:sz w:val="18"/>
               </w:rPr>
-              <w:t>R$ 761,56</w:t>
+              <w:t>R$ 4.705.844,00</w:t>
             </w:r>
           </w:p>
         </w:tc>
@@ -5564,7 +8475,7 @@
                 <w:rFonts w:ascii="Calibri" w:hAnsi="Calibri"/>
                 <w:sz w:val="18"/>
               </w:rPr>
-              <w:t>Aderente por tecnologia e mensalidade; contratacao anterior e localidade distinta.</w:t>
+              <w:t>Similaridade por link dedicado 10 Gbps; escopo de Internet, não ponto-a-ponto.</w:t>
             </w:r>
           </w:p>
         </w:tc>
@@ -5590,7 +8501,7 @@
                 <w:rFonts w:ascii="Calibri" w:hAnsi="Calibri"/>
                 <w:sz w:val="18"/>
               </w:rPr>
-              <w:t>100 Mbps</w:t>
+              <w:t>Município de Ubarana/SP</w:t>
             </w:r>
           </w:p>
         </w:tc>
@@ -5614,7 +8525,7 @@
                 <w:rFonts w:ascii="Calibri" w:hAnsi="Calibri"/>
                 <w:sz w:val="18"/>
               </w:rPr>
-              <w:t>Tribunal de Justica da Paraiba - PE 010/2019</w:t>
+              <w:t>Edital 19/2026; Pregão eletrônico; PNCP-65708786000141-1-000038/2026; abertura em 15/04/2026</w:t>
             </w:r>
           </w:p>
         </w:tc>
@@ -5638,7 +8549,7 @@
                 <w:rFonts w:ascii="Calibri" w:hAnsi="Calibri"/>
                 <w:sz w:val="18"/>
               </w:rPr>
-              <w:t>Link de transporte de dados MPLS 100 Mbps</w:t>
+              <w:t>Rede LAN-to-LAN por fibra óptica dedicada, capacidade agregada de até 10 Gbps, ponto concentrador e link dedicado de acesso à Internet</w:t>
             </w:r>
           </w:p>
         </w:tc>
@@ -5662,7 +8573,7 @@
                 <w:rFonts w:ascii="Calibri" w:hAnsi="Calibri"/>
                 <w:sz w:val="18"/>
               </w:rPr>
-              <w:t>R$ 2.425,00</w:t>
+              <w:t>R$ 184.400,00</w:t>
             </w:r>
           </w:p>
         </w:tc>
@@ -5686,7 +8597,7 @@
                 <w:rFonts w:ascii="Calibri" w:hAnsi="Calibri"/>
                 <w:sz w:val="18"/>
               </w:rPr>
-              <w:t>Aderente por objeto, mas anterior a Lei 14.133/2021; usar com cautela.</w:t>
+              <w:t>Similaridade por LAN-to-LAN, fibra dedicada e limite agregado de 10 Gbps.</w:t>
             </w:r>
           </w:p>
         </w:tc>
@@ -5712,7 +8623,7 @@
                 <w:rFonts w:ascii="Calibri" w:hAnsi="Calibri"/>
                 <w:sz w:val="18"/>
               </w:rPr>
-              <w:t>500 Mbps</w:t>
+              <w:t>TJPR</w:t>
             </w:r>
           </w:p>
         </w:tc>
@@ -5736,7 +8647,7 @@
                 <w:rFonts w:ascii="Calibri" w:hAnsi="Calibri"/>
                 <w:sz w:val="18"/>
               </w:rPr>
-              <w:t>Ministerio Publico do Estado do Rio Grande do Sul - Contrato 68/2024</w:t>
+              <w:t>Edital PE 15/2025; PNCP 77821841000194-1-000049/2025; Pregão eletrônico</w:t>
             </w:r>
           </w:p>
         </w:tc>
@@ -5760,7 +8671,7 @@
                 <w:rFonts w:ascii="Calibri" w:hAnsi="Calibri"/>
                 <w:sz w:val="18"/>
               </w:rPr>
-              <w:t>Circuito MPLS otico duplo com roteador - 500 Mbps</w:t>
+              <w:t>Dois links dedicados de 10 Gbps cada, BGP, Anti-DDoS e operadoras distintas para Sistema Autônomo de Internet do TJPR</w:t>
             </w:r>
           </w:p>
         </w:tc>
@@ -5784,7 +8695,7 @@
                 <w:rFonts w:ascii="Calibri" w:hAnsi="Calibri"/>
                 <w:sz w:val="18"/>
               </w:rPr>
-              <w:t>R$ 3.687,25</w:t>
+              <w:t>R$ 187.560,00</w:t>
             </w:r>
           </w:p>
         </w:tc>
@@ -5808,7 +8719,7 @@
                 <w:rFonts w:ascii="Calibri" w:hAnsi="Calibri"/>
                 <w:sz w:val="18"/>
               </w:rPr>
-              <w:t>Alta aderencia: MPLS otico com roteador, item mensal.</w:t>
+              <w:t>Similaridade por 10 Gbps, redundância e operadoras distintas; escopo de Internet/AS, não replicação ponto-a-ponto.</w:t>
             </w:r>
           </w:p>
         </w:tc>
@@ -5834,7 +8745,7 @@
                 <w:rFonts w:ascii="Calibri" w:hAnsi="Calibri"/>
                 <w:sz w:val="18"/>
               </w:rPr>
-              <w:t>500 Mbps</w:t>
+              <w:t>JFRS/TRF4</w:t>
             </w:r>
           </w:p>
         </w:tc>
@@ -5858,7 +8769,7 @@
                 <w:rFonts w:ascii="Calibri" w:hAnsi="Calibri"/>
                 <w:sz w:val="18"/>
               </w:rPr>
-              <w:t>Municipio de Glorinha/RS - processo administrativo 25.714/2025</w:t>
+              <w:t>Pregão Eletrônico nº 90012/2025; Ata de Registro de Preços 10/2025; PNCP relacionado a 00508903000188-1-002018/2025</w:t>
             </w:r>
           </w:p>
         </w:tc>
@@ -5882,7 +8793,7 @@
                 <w:rFonts w:ascii="Calibri" w:hAnsi="Calibri"/>
                 <w:sz w:val="18"/>
               </w:rPr>
-              <w:t>Conexao ponto a ponto L2L com transporte Ethernet/MPLS, 500 Mbps</w:t>
+              <w:t>Serviços de comunicação de dados dedicados e exclusivos para acesso à Internet e comunicação ponto a ponto entre sites via Metro Ethernet / LAN-to-LAN, camada 2</w:t>
             </w:r>
           </w:p>
         </w:tc>
@@ -5906,7 +8817,7 @@
                 <w:rFonts w:ascii="Calibri" w:hAnsi="Calibri"/>
                 <w:sz w:val="18"/>
               </w:rPr>
-              <w:t>R$ 1.550,00</w:t>
+              <w:t>Valor de item específico a confirmar na pesquisa formal</w:t>
             </w:r>
           </w:p>
         </w:tc>
@@ -5930,495 +8841,7 @@
                 <w:rFonts w:ascii="Calibri" w:hAnsi="Calibri"/>
                 <w:sz w:val="18"/>
               </w:rPr>
-              <w:t>Aderente por transporte Ethernet/MPLS e banda garantida; escopo L2L municipal.</w:t>
-            </w:r>
-          </w:p>
-        </w:tc>
-      </w:tr>
-      <w:tr>
-        <w:tc>
-          <w:tcPr>
-            <w:tcW w:type="dxa" w:w="1872"/>
-            <w:vAlign w:val="center"/>
-            <w:tcMar>
-              <w:top w:w="80" w:type="dxa"/>
-              <w:start w:w="120" w:type="dxa"/>
-              <w:bottom w:w="80" w:type="dxa"/>
-              <w:end w:w="120" w:type="dxa"/>
-            </w:tcMar>
-          </w:tcPr>
-          <w:p>
-            <w:pPr>
-              <w:spacing w:after="0"/>
-            </w:pPr>
-            <w:r>
-              <w:rPr>
-                <w:rFonts w:ascii="Calibri" w:hAnsi="Calibri"/>
-                <w:sz w:val="18"/>
-              </w:rPr>
-              <w:t>500 Mbps</w:t>
-            </w:r>
-          </w:p>
-        </w:tc>
-        <w:tc>
-          <w:tcPr>
-            <w:tcW w:type="dxa" w:w="1872"/>
-            <w:vAlign w:val="center"/>
-            <w:tcMar>
-              <w:top w:w="80" w:type="dxa"/>
-              <w:start w:w="120" w:type="dxa"/>
-              <w:bottom w:w="80" w:type="dxa"/>
-              <w:end w:w="120" w:type="dxa"/>
-            </w:tcMar>
-          </w:tcPr>
-          <w:p>
-            <w:pPr>
-              <w:spacing w:after="0"/>
-            </w:pPr>
-            <w:r>
-              <w:rPr>
-                <w:rFonts w:ascii="Calibri" w:hAnsi="Calibri"/>
-                <w:sz w:val="18"/>
-              </w:rPr>
-              <w:t>Municipio de Xanxere/SC - PE 0032/2024</w:t>
-            </w:r>
-          </w:p>
-        </w:tc>
-        <w:tc>
-          <w:tcPr>
-            <w:tcW w:type="dxa" w:w="1872"/>
-            <w:vAlign w:val="center"/>
-            <w:tcMar>
-              <w:top w:w="80" w:type="dxa"/>
-              <w:start w:w="120" w:type="dxa"/>
-              <w:bottom w:w="80" w:type="dxa"/>
-              <w:end w:w="120" w:type="dxa"/>
-            </w:tcMar>
-          </w:tcPr>
-          <w:p>
-            <w:pPr>
-              <w:spacing w:after="0"/>
-            </w:pPr>
-            <w:r>
-              <w:rPr>
-                <w:rFonts w:ascii="Calibri" w:hAnsi="Calibri"/>
-                <w:sz w:val="18"/>
-              </w:rPr>
-              <w:t>Link MPLS 500 MB</w:t>
-            </w:r>
-          </w:p>
-        </w:tc>
-        <w:tc>
-          <w:tcPr>
-            <w:tcW w:type="dxa" w:w="1872"/>
-            <w:vAlign w:val="center"/>
-            <w:tcMar>
-              <w:top w:w="80" w:type="dxa"/>
-              <w:start w:w="120" w:type="dxa"/>
-              <w:bottom w:w="80" w:type="dxa"/>
-              <w:end w:w="120" w:type="dxa"/>
-            </w:tcMar>
-          </w:tcPr>
-          <w:p>
-            <w:pPr>
-              <w:spacing w:after="0"/>
-            </w:pPr>
-            <w:r>
-              <w:rPr>
-                <w:rFonts w:ascii="Calibri" w:hAnsi="Calibri"/>
-                <w:sz w:val="18"/>
-              </w:rPr>
-              <w:t>R$ 119,00</w:t>
-            </w:r>
-          </w:p>
-        </w:tc>
-        <w:tc>
-          <w:tcPr>
-            <w:tcW w:type="dxa" w:w="1872"/>
-            <w:vAlign w:val="center"/>
-            <w:tcMar>
-              <w:top w:w="80" w:type="dxa"/>
-              <w:start w:w="120" w:type="dxa"/>
-              <w:bottom w:w="80" w:type="dxa"/>
-              <w:end w:w="120" w:type="dxa"/>
-            </w:tcMar>
-          </w:tcPr>
-          <w:p>
-            <w:pPr>
-              <w:spacing w:after="0"/>
-            </w:pPr>
-            <w:r>
-              <w:rPr>
-                <w:rFonts w:ascii="Calibri" w:hAnsi="Calibri"/>
-                <w:sz w:val="18"/>
-              </w:rPr>
-              <w:t>Referencia publica de edital; valor e baixo e deve ser tratado como possivel outlier/escopo local.</w:t>
-            </w:r>
-          </w:p>
-        </w:tc>
-      </w:tr>
-      <w:tr>
-        <w:tc>
-          <w:tcPr>
-            <w:tcW w:type="dxa" w:w="1872"/>
-            <w:vAlign w:val="center"/>
-            <w:tcMar>
-              <w:top w:w="80" w:type="dxa"/>
-              <w:start w:w="120" w:type="dxa"/>
-              <w:bottom w:w="80" w:type="dxa"/>
-              <w:end w:w="120" w:type="dxa"/>
-            </w:tcMar>
-          </w:tcPr>
-          <w:p>
-            <w:pPr>
-              <w:spacing w:after="0"/>
-            </w:pPr>
-            <w:r>
-              <w:rPr>
-                <w:rFonts w:ascii="Calibri" w:hAnsi="Calibri"/>
-                <w:sz w:val="18"/>
-              </w:rPr>
-              <w:t>1 Gbps</w:t>
-            </w:r>
-          </w:p>
-        </w:tc>
-        <w:tc>
-          <w:tcPr>
-            <w:tcW w:type="dxa" w:w="1872"/>
-            <w:vAlign w:val="center"/>
-            <w:tcMar>
-              <w:top w:w="80" w:type="dxa"/>
-              <w:start w:w="120" w:type="dxa"/>
-              <w:bottom w:w="80" w:type="dxa"/>
-              <w:end w:w="120" w:type="dxa"/>
-            </w:tcMar>
-          </w:tcPr>
-          <w:p>
-            <w:pPr>
-              <w:spacing w:after="0"/>
-            </w:pPr>
-            <w:r>
-              <w:rPr>
-                <w:rFonts w:ascii="Calibri" w:hAnsi="Calibri"/>
-                <w:sz w:val="18"/>
-              </w:rPr>
-              <w:t>Ministerio Publico do Estado do Rio Grande do Sul - Contrato 68/2024</w:t>
-            </w:r>
-          </w:p>
-        </w:tc>
-        <w:tc>
-          <w:tcPr>
-            <w:tcW w:type="dxa" w:w="1872"/>
-            <w:vAlign w:val="center"/>
-            <w:tcMar>
-              <w:top w:w="80" w:type="dxa"/>
-              <w:start w:w="120" w:type="dxa"/>
-              <w:bottom w:w="80" w:type="dxa"/>
-              <w:end w:w="120" w:type="dxa"/>
-            </w:tcMar>
-          </w:tcPr>
-          <w:p>
-            <w:pPr>
-              <w:spacing w:after="0"/>
-            </w:pPr>
-            <w:r>
-              <w:rPr>
-                <w:rFonts w:ascii="Calibri" w:hAnsi="Calibri"/>
-                <w:sz w:val="18"/>
-              </w:rPr>
-              <w:t>Circuito MPLS otico duplo com roteador - 1.000 Mbps</w:t>
-            </w:r>
-          </w:p>
-        </w:tc>
-        <w:tc>
-          <w:tcPr>
-            <w:tcW w:type="dxa" w:w="1872"/>
-            <w:vAlign w:val="center"/>
-            <w:tcMar>
-              <w:top w:w="80" w:type="dxa"/>
-              <w:start w:w="120" w:type="dxa"/>
-              <w:bottom w:w="80" w:type="dxa"/>
-              <w:end w:w="120" w:type="dxa"/>
-            </w:tcMar>
-          </w:tcPr>
-          <w:p>
-            <w:pPr>
-              <w:spacing w:after="0"/>
-            </w:pPr>
-            <w:r>
-              <w:rPr>
-                <w:rFonts w:ascii="Calibri" w:hAnsi="Calibri"/>
-                <w:sz w:val="18"/>
-              </w:rPr>
-              <w:t>R$ 4.740,75</w:t>
-            </w:r>
-          </w:p>
-        </w:tc>
-        <w:tc>
-          <w:tcPr>
-            <w:tcW w:type="dxa" w:w="1872"/>
-            <w:vAlign w:val="center"/>
-            <w:tcMar>
-              <w:top w:w="80" w:type="dxa"/>
-              <w:start w:w="120" w:type="dxa"/>
-              <w:bottom w:w="80" w:type="dxa"/>
-              <w:end w:w="120" w:type="dxa"/>
-            </w:tcMar>
-          </w:tcPr>
-          <w:p>
-            <w:pPr>
-              <w:spacing w:after="0"/>
-            </w:pPr>
-            <w:r>
-              <w:rPr>
-                <w:rFonts w:ascii="Calibri" w:hAnsi="Calibri"/>
-                <w:sz w:val="18"/>
-              </w:rPr>
-              <w:t>Alta aderencia: MPLS otico com roteador, item mensal.</w:t>
-            </w:r>
-          </w:p>
-        </w:tc>
-      </w:tr>
-      <w:tr>
-        <w:tc>
-          <w:tcPr>
-            <w:tcW w:type="dxa" w:w="1872"/>
-            <w:vAlign w:val="center"/>
-            <w:tcMar>
-              <w:top w:w="80" w:type="dxa"/>
-              <w:start w:w="120" w:type="dxa"/>
-              <w:bottom w:w="80" w:type="dxa"/>
-              <w:end w:w="120" w:type="dxa"/>
-            </w:tcMar>
-          </w:tcPr>
-          <w:p>
-            <w:pPr>
-              <w:spacing w:after="0"/>
-            </w:pPr>
-            <w:r>
-              <w:rPr>
-                <w:rFonts w:ascii="Calibri" w:hAnsi="Calibri"/>
-                <w:sz w:val="18"/>
-              </w:rPr>
-              <w:t>1 Gbps</w:t>
-            </w:r>
-          </w:p>
-        </w:tc>
-        <w:tc>
-          <w:tcPr>
-            <w:tcW w:type="dxa" w:w="1872"/>
-            <w:vAlign w:val="center"/>
-            <w:tcMar>
-              <w:top w:w="80" w:type="dxa"/>
-              <w:start w:w="120" w:type="dxa"/>
-              <w:bottom w:w="80" w:type="dxa"/>
-              <w:end w:w="120" w:type="dxa"/>
-            </w:tcMar>
-          </w:tcPr>
-          <w:p>
-            <w:pPr>
-              <w:spacing w:after="0"/>
-            </w:pPr>
-            <w:r>
-              <w:rPr>
-                <w:rFonts w:ascii="Calibri" w:hAnsi="Calibri"/>
-                <w:sz w:val="18"/>
-              </w:rPr>
-              <w:t>Municipio de Santa Maria/RS</w:t>
-            </w:r>
-          </w:p>
-        </w:tc>
-        <w:tc>
-          <w:tcPr>
-            <w:tcW w:type="dxa" w:w="1872"/>
-            <w:vAlign w:val="center"/>
-            <w:tcMar>
-              <w:top w:w="80" w:type="dxa"/>
-              <w:start w:w="120" w:type="dxa"/>
-              <w:bottom w:w="80" w:type="dxa"/>
-              <w:end w:w="120" w:type="dxa"/>
-            </w:tcMar>
-          </w:tcPr>
-          <w:p>
-            <w:pPr>
-              <w:spacing w:after="0"/>
-            </w:pPr>
-            <w:r>
-              <w:rPr>
-                <w:rFonts w:ascii="Calibri" w:hAnsi="Calibri"/>
-                <w:sz w:val="18"/>
-              </w:rPr>
-              <w:t>Servicos de comunicacao de dados tecnologia MPLS 1 Gbps</w:t>
-            </w:r>
-          </w:p>
-        </w:tc>
-        <w:tc>
-          <w:tcPr>
-            <w:tcW w:type="dxa" w:w="1872"/>
-            <w:vAlign w:val="center"/>
-            <w:tcMar>
-              <w:top w:w="80" w:type="dxa"/>
-              <w:start w:w="120" w:type="dxa"/>
-              <w:bottom w:w="80" w:type="dxa"/>
-              <w:end w:w="120" w:type="dxa"/>
-            </w:tcMar>
-          </w:tcPr>
-          <w:p>
-            <w:pPr>
-              <w:spacing w:after="0"/>
-            </w:pPr>
-            <w:r>
-              <w:rPr>
-                <w:rFonts w:ascii="Calibri" w:hAnsi="Calibri"/>
-                <w:sz w:val="18"/>
-              </w:rPr>
-              <w:t>R$ 1.429,68</w:t>
-            </w:r>
-          </w:p>
-        </w:tc>
-        <w:tc>
-          <w:tcPr>
-            <w:tcW w:type="dxa" w:w="1872"/>
-            <w:vAlign w:val="center"/>
-            <w:tcMar>
-              <w:top w:w="80" w:type="dxa"/>
-              <w:start w:w="120" w:type="dxa"/>
-              <w:bottom w:w="80" w:type="dxa"/>
-              <w:end w:w="120" w:type="dxa"/>
-            </w:tcMar>
-          </w:tcPr>
-          <w:p>
-            <w:pPr>
-              <w:spacing w:after="0"/>
-            </w:pPr>
-            <w:r>
-              <w:rPr>
-                <w:rFonts w:ascii="Calibri" w:hAnsi="Calibri"/>
-                <w:sz w:val="18"/>
-              </w:rPr>
-              <w:t>Aderente por capacidade e tecnologia; confirmar detalhamento do item na pesquisa formal.</w:t>
-            </w:r>
-          </w:p>
-        </w:tc>
-      </w:tr>
-      <w:tr>
-        <w:tc>
-          <w:tcPr>
-            <w:tcW w:type="dxa" w:w="1872"/>
-            <w:vAlign w:val="center"/>
-            <w:tcMar>
-              <w:top w:w="80" w:type="dxa"/>
-              <w:start w:w="120" w:type="dxa"/>
-              <w:bottom w:w="80" w:type="dxa"/>
-              <w:end w:w="120" w:type="dxa"/>
-            </w:tcMar>
-          </w:tcPr>
-          <w:p>
-            <w:pPr>
-              <w:spacing w:after="0"/>
-            </w:pPr>
-            <w:r>
-              <w:rPr>
-                <w:rFonts w:ascii="Calibri" w:hAnsi="Calibri"/>
-                <w:sz w:val="18"/>
-              </w:rPr>
-              <w:t>1 Gbps</w:t>
-            </w:r>
-          </w:p>
-        </w:tc>
-        <w:tc>
-          <w:tcPr>
-            <w:tcW w:type="dxa" w:w="1872"/>
-            <w:vAlign w:val="center"/>
-            <w:tcMar>
-              <w:top w:w="80" w:type="dxa"/>
-              <w:start w:w="120" w:type="dxa"/>
-              <w:bottom w:w="80" w:type="dxa"/>
-              <w:end w:w="120" w:type="dxa"/>
-            </w:tcMar>
-          </w:tcPr>
-          <w:p>
-            <w:pPr>
-              <w:spacing w:after="0"/>
-            </w:pPr>
-            <w:r>
-              <w:rPr>
-                <w:rFonts w:ascii="Calibri" w:hAnsi="Calibri"/>
-                <w:sz w:val="18"/>
-              </w:rPr>
-              <w:t>Municipio de Xanxere/SC - PE 0032/2024</w:t>
-            </w:r>
-          </w:p>
-        </w:tc>
-        <w:tc>
-          <w:tcPr>
-            <w:tcW w:type="dxa" w:w="1872"/>
-            <w:vAlign w:val="center"/>
-            <w:tcMar>
-              <w:top w:w="80" w:type="dxa"/>
-              <w:start w:w="120" w:type="dxa"/>
-              <w:bottom w:w="80" w:type="dxa"/>
-              <w:end w:w="120" w:type="dxa"/>
-            </w:tcMar>
-          </w:tcPr>
-          <w:p>
-            <w:pPr>
-              <w:spacing w:after="0"/>
-            </w:pPr>
-            <w:r>
-              <w:rPr>
-                <w:rFonts w:ascii="Calibri" w:hAnsi="Calibri"/>
-                <w:sz w:val="18"/>
-              </w:rPr>
-              <w:t>Link MPLS 01 GB</w:t>
-            </w:r>
-          </w:p>
-        </w:tc>
-        <w:tc>
-          <w:tcPr>
-            <w:tcW w:type="dxa" w:w="1872"/>
-            <w:vAlign w:val="center"/>
-            <w:tcMar>
-              <w:top w:w="80" w:type="dxa"/>
-              <w:start w:w="120" w:type="dxa"/>
-              <w:bottom w:w="80" w:type="dxa"/>
-              <w:end w:w="120" w:type="dxa"/>
-            </w:tcMar>
-          </w:tcPr>
-          <w:p>
-            <w:pPr>
-              <w:spacing w:after="0"/>
-            </w:pPr>
-            <w:r>
-              <w:rPr>
-                <w:rFonts w:ascii="Calibri" w:hAnsi="Calibri"/>
-                <w:sz w:val="18"/>
-              </w:rPr>
-              <w:t>R$ 1.000,00</w:t>
-            </w:r>
-          </w:p>
-        </w:tc>
-        <w:tc>
-          <w:tcPr>
-            <w:tcW w:type="dxa" w:w="1872"/>
-            <w:vAlign w:val="center"/>
-            <w:tcMar>
-              <w:top w:w="80" w:type="dxa"/>
-              <w:start w:w="120" w:type="dxa"/>
-              <w:bottom w:w="80" w:type="dxa"/>
-              <w:end w:w="120" w:type="dxa"/>
-            </w:tcMar>
-          </w:tcPr>
-          <w:p>
-            <w:pPr>
-              <w:spacing w:after="0"/>
-            </w:pPr>
-            <w:r>
-              <w:rPr>
-                <w:rFonts w:ascii="Calibri" w:hAnsi="Calibri"/>
-                <w:sz w:val="18"/>
-              </w:rPr>
-              <w:t>Referencia publica de edital; escopo municipal com grande volume de pontos.</w:t>
+              <w:t>Similaridade funcional por Metro Ethernet/LAN-to-LAN e comunicação ponto a ponto entre sites; usado como referência técnica, não como preço direto.</w:t>
             </w:r>
           </w:p>
         </w:tc>
@@ -6427,7 +8850,7 @@
     <w:p/>
     <w:p>
       <w:r>
-        <w:t>Fontes preliminares consultadas: Portal PNCP em Dados Abertos; Manual da API de Consultas PNCP; Portal de Transparencia do MPRS; Edital PE 0032/2024 de Xanxere/SC; publicacao de Glorinha/RS; documentos publicos de Santa Maria/RS, Cascavel/PR e TJPB.</w:t>
+        <w:t>As referências acima não foram usadas para cálculo de média direta do item de 25 Gbps, porque os valores informados correspondem a objetos, prazos e escopos distintos. Elas foram usadas para demonstrar compatibilidade técnica de mercado e para balizar a faixa paramétrica preliminar de R$ 30.000,00 a R$ 60.000,00 mensais. Também foi localizada especificação federal de modernização de rede que admite interfaces de 10/25Gbps SFP28, indicando aderência de mercado para portas 25GbE em equipamentos de rede corporativa. Essa referência apoia a viabilidade técnica do enlace, mas não serve como preço mensal de serviço de telecomunicações.</w:t>
       </w:r>
     </w:p>
     <w:p>
@@ -6435,799 +8858,17 @@
         <w:pStyle w:val="Heading2"/>
       </w:pPr>
       <w:r>
-        <w:t>5.3.1 Referencias preliminares para o grupo de link dedicado Sede-Foro 25 Gbps</w:t>
+        <w:t>5.4 Contratações similares a detalhar na pesquisa</w:t>
       </w:r>
     </w:p>
     <w:p>
       <w:r>
-        <w:t>Pesquisa realizada em 02/06/2026. Nao foram encontrados tres itens exatamente equivalentes a link dedicado ponto-a-ponto de 25 Gbps. As referencias abaixo sao compativeis por similaridade tecnica e devem ser usadas como indicios, nao como estimativa final.</w:t>
-      </w:r>
-    </w:p>
-    <w:tbl>
-      <w:tblPr>
-        <w:tblStyle w:val="TableGrid"/>
-        <w:tblW w:type="dxa" w:w="9360"/>
-        <w:jc w:val="center"/>
-        <w:tblLook w:firstColumn="1" w:firstRow="1" w:lastColumn="0" w:lastRow="0" w:noHBand="0" w:noVBand="1" w:val="04A0"/>
-        <w:tblInd w:w="120" w:type="dxa"/>
-      </w:tblPr>
-      <w:tblGrid>
-        <w:gridCol w:w="1872"/>
-        <w:gridCol w:w="1872"/>
-        <w:gridCol w:w="1872"/>
-        <w:gridCol w:w="1872"/>
-        <w:gridCol w:w="1872"/>
-      </w:tblGrid>
-      <w:tr>
-        <w:tc>
-          <w:tcPr>
-            <w:tcW w:type="dxa" w:w="1872"/>
-            <w:vAlign w:val="center"/>
-            <w:tcMar>
-              <w:top w:w="80" w:type="dxa"/>
-              <w:start w:w="120" w:type="dxa"/>
-              <w:bottom w:w="80" w:type="dxa"/>
-              <w:end w:w="120" w:type="dxa"/>
-            </w:tcMar>
-            <w:shd w:fill="E8EEF5"/>
-          </w:tcPr>
-          <w:p>
-            <w:pPr>
-              <w:spacing w:after="0"/>
-            </w:pPr>
-            <w:r>
-              <w:rPr>
-                <w:rFonts w:ascii="Calibri" w:hAnsi="Calibri"/>
-                <w:b/>
-                <w:color w:val="01426A"/>
-                <w:sz w:val="18"/>
-              </w:rPr>
-              <w:t>Referencia</w:t>
-            </w:r>
-          </w:p>
-        </w:tc>
-        <w:tc>
-          <w:tcPr>
-            <w:tcW w:type="dxa" w:w="1872"/>
-            <w:vAlign w:val="center"/>
-            <w:tcMar>
-              <w:top w:w="80" w:type="dxa"/>
-              <w:start w:w="120" w:type="dxa"/>
-              <w:bottom w:w="80" w:type="dxa"/>
-              <w:end w:w="120" w:type="dxa"/>
-            </w:tcMar>
-            <w:shd w:fill="E8EEF5"/>
-          </w:tcPr>
-          <w:p>
-            <w:pPr>
-              <w:spacing w:after="0"/>
-            </w:pPr>
-            <w:r>
-              <w:rPr>
-                <w:rFonts w:ascii="Calibri" w:hAnsi="Calibri"/>
-                <w:b/>
-                <w:color w:val="01426A"/>
-                <w:sz w:val="18"/>
-              </w:rPr>
-              <w:t>Numero/identificador PNCP ou fonte</w:t>
-            </w:r>
-          </w:p>
-        </w:tc>
-        <w:tc>
-          <w:tcPr>
-            <w:tcW w:type="dxa" w:w="1872"/>
-            <w:vAlign w:val="center"/>
-            <w:tcMar>
-              <w:top w:w="80" w:type="dxa"/>
-              <w:start w:w="120" w:type="dxa"/>
-              <w:bottom w:w="80" w:type="dxa"/>
-              <w:end w:w="120" w:type="dxa"/>
-            </w:tcMar>
-            <w:shd w:fill="E8EEF5"/>
-          </w:tcPr>
-          <w:p>
-            <w:pPr>
-              <w:spacing w:after="0"/>
-            </w:pPr>
-            <w:r>
-              <w:rPr>
-                <w:rFonts w:ascii="Calibri" w:hAnsi="Calibri"/>
-                <w:b/>
-                <w:color w:val="01426A"/>
-                <w:sz w:val="18"/>
-              </w:rPr>
-              <w:t>Objeto compativel</w:t>
-            </w:r>
-          </w:p>
-        </w:tc>
-        <w:tc>
-          <w:tcPr>
-            <w:tcW w:type="dxa" w:w="1872"/>
-            <w:vAlign w:val="center"/>
-            <w:tcMar>
-              <w:top w:w="80" w:type="dxa"/>
-              <w:start w:w="120" w:type="dxa"/>
-              <w:bottom w:w="80" w:type="dxa"/>
-              <w:end w:w="120" w:type="dxa"/>
-            </w:tcMar>
-            <w:shd w:fill="E8EEF5"/>
-          </w:tcPr>
-          <w:p>
-            <w:pPr>
-              <w:spacing w:after="0"/>
-            </w:pPr>
-            <w:r>
-              <w:rPr>
-                <w:rFonts w:ascii="Calibri" w:hAnsi="Calibri"/>
-                <w:b/>
-                <w:color w:val="01426A"/>
-                <w:sz w:val="18"/>
-              </w:rPr>
-              <w:t>Valor informado</w:t>
-            </w:r>
-          </w:p>
-        </w:tc>
-        <w:tc>
-          <w:tcPr>
-            <w:tcW w:type="dxa" w:w="1872"/>
-            <w:vAlign w:val="center"/>
-            <w:tcMar>
-              <w:top w:w="80" w:type="dxa"/>
-              <w:start w:w="120" w:type="dxa"/>
-              <w:bottom w:w="80" w:type="dxa"/>
-              <w:end w:w="120" w:type="dxa"/>
-            </w:tcMar>
-            <w:shd w:fill="E8EEF5"/>
-          </w:tcPr>
-          <w:p>
-            <w:pPr>
-              <w:spacing w:after="0"/>
-            </w:pPr>
-            <w:r>
-              <w:rPr>
-                <w:rFonts w:ascii="Calibri" w:hAnsi="Calibri"/>
-                <w:b/>
-                <w:color w:val="01426A"/>
-                <w:sz w:val="18"/>
-              </w:rPr>
-              <w:t>Uso na estimativa</w:t>
-            </w:r>
-          </w:p>
-        </w:tc>
-      </w:tr>
-      <w:tr>
-        <w:tc>
-          <w:tcPr>
-            <w:tcW w:type="dxa" w:w="1872"/>
-            <w:vAlign w:val="center"/>
-            <w:tcMar>
-              <w:top w:w="80" w:type="dxa"/>
-              <w:start w:w="120" w:type="dxa"/>
-              <w:bottom w:w="80" w:type="dxa"/>
-              <w:end w:w="120" w:type="dxa"/>
-            </w:tcMar>
-          </w:tcPr>
-          <w:p>
-            <w:pPr>
-              <w:spacing w:after="0"/>
-            </w:pPr>
-            <w:r>
-              <w:rPr>
-                <w:rFonts w:ascii="Calibri" w:hAnsi="Calibri"/>
-                <w:sz w:val="18"/>
-              </w:rPr>
-              <w:t>Municipio de Candeias/BA</w:t>
-            </w:r>
-          </w:p>
-        </w:tc>
-        <w:tc>
-          <w:tcPr>
-            <w:tcW w:type="dxa" w:w="1872"/>
-            <w:vAlign w:val="center"/>
-            <w:tcMar>
-              <w:top w:w="80" w:type="dxa"/>
-              <w:start w:w="120" w:type="dxa"/>
-              <w:bottom w:w="80" w:type="dxa"/>
-              <w:end w:w="120" w:type="dxa"/>
-            </w:tcMar>
-          </w:tcPr>
-          <w:p>
-            <w:pPr>
-              <w:spacing w:after="0"/>
-            </w:pPr>
-            <w:r>
-              <w:rPr>
-                <w:rFonts w:ascii="Calibri" w:hAnsi="Calibri"/>
-                <w:sz w:val="18"/>
-              </w:rPr>
-              <w:t>PNCP-13830336000123-1-000051/2026</w:t>
-            </w:r>
-          </w:p>
-        </w:tc>
-        <w:tc>
-          <w:tcPr>
-            <w:tcW w:type="dxa" w:w="1872"/>
-            <w:vAlign w:val="center"/>
-            <w:tcMar>
-              <w:top w:w="80" w:type="dxa"/>
-              <w:start w:w="120" w:type="dxa"/>
-              <w:bottom w:w="80" w:type="dxa"/>
-              <w:end w:w="120" w:type="dxa"/>
-            </w:tcMar>
-          </w:tcPr>
-          <w:p>
-            <w:pPr>
-              <w:spacing w:after="0"/>
-            </w:pPr>
-            <w:r>
-              <w:rPr>
-                <w:rFonts w:ascii="Calibri" w:hAnsi="Calibri"/>
-                <w:sz w:val="18"/>
-              </w:rPr>
-              <w:t>Comunicacao de dados privativa LAN-to-LAN, concentradores de 10 Gbps, fibra optica, link dedicado de 4 Gbps full duplex, rotas redundantes e equipamentos inclusos</w:t>
-            </w:r>
-          </w:p>
-        </w:tc>
-        <w:tc>
-          <w:tcPr>
-            <w:tcW w:type="dxa" w:w="1872"/>
-            <w:vAlign w:val="center"/>
-            <w:tcMar>
-              <w:top w:w="80" w:type="dxa"/>
-              <w:start w:w="120" w:type="dxa"/>
-              <w:bottom w:w="80" w:type="dxa"/>
-              <w:end w:w="120" w:type="dxa"/>
-            </w:tcMar>
-          </w:tcPr>
-          <w:p>
-            <w:pPr>
-              <w:spacing w:after="0"/>
-            </w:pPr>
-            <w:r>
-              <w:rPr>
-                <w:rFonts w:ascii="Calibri" w:hAnsi="Calibri"/>
-                <w:sz w:val="18"/>
-              </w:rPr>
-              <w:t>R$ 950.560,00</w:t>
-            </w:r>
-          </w:p>
-        </w:tc>
-        <w:tc>
-          <w:tcPr>
-            <w:tcW w:type="dxa" w:w="1872"/>
-            <w:vAlign w:val="center"/>
-            <w:tcMar>
-              <w:top w:w="80" w:type="dxa"/>
-              <w:start w:w="120" w:type="dxa"/>
-              <w:bottom w:w="80" w:type="dxa"/>
-              <w:end w:w="120" w:type="dxa"/>
-            </w:tcMar>
-          </w:tcPr>
-          <w:p>
-            <w:pPr>
-              <w:spacing w:after="0"/>
-            </w:pPr>
-            <w:r>
-              <w:rPr>
-                <w:rFonts w:ascii="Calibri" w:hAnsi="Calibri"/>
-                <w:sz w:val="18"/>
-              </w:rPr>
-              <w:t>Similaridade por LAN-to-LAN, fibra dedicada, alta capacidade, rotas redundantes e equipamentos.</w:t>
-            </w:r>
-          </w:p>
-        </w:tc>
-      </w:tr>
-      <w:tr>
-        <w:tc>
-          <w:tcPr>
-            <w:tcW w:type="dxa" w:w="1872"/>
-            <w:vAlign w:val="center"/>
-            <w:tcMar>
-              <w:top w:w="80" w:type="dxa"/>
-              <w:start w:w="120" w:type="dxa"/>
-              <w:bottom w:w="80" w:type="dxa"/>
-              <w:end w:w="120" w:type="dxa"/>
-            </w:tcMar>
-          </w:tcPr>
-          <w:p>
-            <w:pPr>
-              <w:spacing w:after="0"/>
-            </w:pPr>
-            <w:r>
-              <w:rPr>
-                <w:rFonts w:ascii="Calibri" w:hAnsi="Calibri"/>
-                <w:sz w:val="18"/>
-              </w:rPr>
-              <w:t>Municipio de Jaguariuna/SP</w:t>
-            </w:r>
-          </w:p>
-        </w:tc>
-        <w:tc>
-          <w:tcPr>
-            <w:tcW w:type="dxa" w:w="1872"/>
-            <w:vAlign w:val="center"/>
-            <w:tcMar>
-              <w:top w:w="80" w:type="dxa"/>
-              <w:start w:w="120" w:type="dxa"/>
-              <w:bottom w:w="80" w:type="dxa"/>
-              <w:end w:w="120" w:type="dxa"/>
-            </w:tcMar>
-          </w:tcPr>
-          <w:p>
-            <w:pPr>
-              <w:spacing w:after="0"/>
-            </w:pPr>
-            <w:r>
-              <w:rPr>
-                <w:rFonts w:ascii="Calibri" w:hAnsi="Calibri"/>
-                <w:sz w:val="18"/>
-              </w:rPr>
-              <w:t>PNCP-46410866000171-1-000610/2024</w:t>
-            </w:r>
-          </w:p>
-        </w:tc>
-        <w:tc>
-          <w:tcPr>
-            <w:tcW w:type="dxa" w:w="1872"/>
-            <w:vAlign w:val="center"/>
-            <w:tcMar>
-              <w:top w:w="80" w:type="dxa"/>
-              <w:start w:w="120" w:type="dxa"/>
-              <w:bottom w:w="80" w:type="dxa"/>
-              <w:end w:w="120" w:type="dxa"/>
-            </w:tcMar>
-          </w:tcPr>
-          <w:p>
-            <w:pPr>
-              <w:spacing w:after="0"/>
-            </w:pPr>
-            <w:r>
-              <w:rPr>
-                <w:rFonts w:ascii="Calibri" w:hAnsi="Calibri"/>
-                <w:sz w:val="18"/>
-              </w:rPr>
-              <w:t>Link dedicado de acesso a Internet bidirecional e simetrico de 10 Gbps</w:t>
-            </w:r>
-          </w:p>
-        </w:tc>
-        <w:tc>
-          <w:tcPr>
-            <w:tcW w:type="dxa" w:w="1872"/>
-            <w:vAlign w:val="center"/>
-            <w:tcMar>
-              <w:top w:w="80" w:type="dxa"/>
-              <w:start w:w="120" w:type="dxa"/>
-              <w:bottom w:w="80" w:type="dxa"/>
-              <w:end w:w="120" w:type="dxa"/>
-            </w:tcMar>
-          </w:tcPr>
-          <w:p>
-            <w:pPr>
-              <w:spacing w:after="0"/>
-            </w:pPr>
-            <w:r>
-              <w:rPr>
-                <w:rFonts w:ascii="Calibri" w:hAnsi="Calibri"/>
-                <w:sz w:val="18"/>
-              </w:rPr>
-              <w:t>R$ 4.705.844,00</w:t>
-            </w:r>
-          </w:p>
-        </w:tc>
-        <w:tc>
-          <w:tcPr>
-            <w:tcW w:type="dxa" w:w="1872"/>
-            <w:vAlign w:val="center"/>
-            <w:tcMar>
-              <w:top w:w="80" w:type="dxa"/>
-              <w:start w:w="120" w:type="dxa"/>
-              <w:bottom w:w="80" w:type="dxa"/>
-              <w:end w:w="120" w:type="dxa"/>
-            </w:tcMar>
-          </w:tcPr>
-          <w:p>
-            <w:pPr>
-              <w:spacing w:after="0"/>
-            </w:pPr>
-            <w:r>
-              <w:rPr>
-                <w:rFonts w:ascii="Calibri" w:hAnsi="Calibri"/>
-                <w:sz w:val="18"/>
-              </w:rPr>
-              <w:t>Similaridade por link dedicado 10 Gbps; escopo de Internet, nao ponto-a-ponto.</w:t>
-            </w:r>
-          </w:p>
-        </w:tc>
-      </w:tr>
-      <w:tr>
-        <w:tc>
-          <w:tcPr>
-            <w:tcW w:type="dxa" w:w="1872"/>
-            <w:vAlign w:val="center"/>
-            <w:tcMar>
-              <w:top w:w="80" w:type="dxa"/>
-              <w:start w:w="120" w:type="dxa"/>
-              <w:bottom w:w="80" w:type="dxa"/>
-              <w:end w:w="120" w:type="dxa"/>
-            </w:tcMar>
-          </w:tcPr>
-          <w:p>
-            <w:pPr>
-              <w:spacing w:after="0"/>
-            </w:pPr>
-            <w:r>
-              <w:rPr>
-                <w:rFonts w:ascii="Calibri" w:hAnsi="Calibri"/>
-                <w:sz w:val="18"/>
-              </w:rPr>
-              <w:t>Municipio de Ubarana/SP</w:t>
-            </w:r>
-          </w:p>
-        </w:tc>
-        <w:tc>
-          <w:tcPr>
-            <w:tcW w:type="dxa" w:w="1872"/>
-            <w:vAlign w:val="center"/>
-            <w:tcMar>
-              <w:top w:w="80" w:type="dxa"/>
-              <w:start w:w="120" w:type="dxa"/>
-              <w:bottom w:w="80" w:type="dxa"/>
-              <w:end w:w="120" w:type="dxa"/>
-            </w:tcMar>
-          </w:tcPr>
-          <w:p>
-            <w:pPr>
-              <w:spacing w:after="0"/>
-            </w:pPr>
-            <w:r>
-              <w:rPr>
-                <w:rFonts w:ascii="Calibri" w:hAnsi="Calibri"/>
-                <w:sz w:val="18"/>
-              </w:rPr>
-              <w:t>PNCP-65708786000141-1-000038/2026</w:t>
-            </w:r>
-          </w:p>
-        </w:tc>
-        <w:tc>
-          <w:tcPr>
-            <w:tcW w:type="dxa" w:w="1872"/>
-            <w:vAlign w:val="center"/>
-            <w:tcMar>
-              <w:top w:w="80" w:type="dxa"/>
-              <w:start w:w="120" w:type="dxa"/>
-              <w:bottom w:w="80" w:type="dxa"/>
-              <w:end w:w="120" w:type="dxa"/>
-            </w:tcMar>
-          </w:tcPr>
-          <w:p>
-            <w:pPr>
-              <w:spacing w:after="0"/>
-            </w:pPr>
-            <w:r>
-              <w:rPr>
-                <w:rFonts w:ascii="Calibri" w:hAnsi="Calibri"/>
-                <w:sz w:val="18"/>
-              </w:rPr>
-              <w:t>Rede LAN-to-LAN por fibra optica dedicada, capacidade agregada de ate 10 Gbps, ponto concentrador</w:t>
-            </w:r>
-          </w:p>
-        </w:tc>
-        <w:tc>
-          <w:tcPr>
-            <w:tcW w:type="dxa" w:w="1872"/>
-            <w:vAlign w:val="center"/>
-            <w:tcMar>
-              <w:top w:w="80" w:type="dxa"/>
-              <w:start w:w="120" w:type="dxa"/>
-              <w:bottom w:w="80" w:type="dxa"/>
-              <w:end w:w="120" w:type="dxa"/>
-            </w:tcMar>
-          </w:tcPr>
-          <w:p>
-            <w:pPr>
-              <w:spacing w:after="0"/>
-            </w:pPr>
-            <w:r>
-              <w:rPr>
-                <w:rFonts w:ascii="Calibri" w:hAnsi="Calibri"/>
-                <w:sz w:val="18"/>
-              </w:rPr>
-              <w:t>R$ 184.400,00</w:t>
-            </w:r>
-          </w:p>
-        </w:tc>
-        <w:tc>
-          <w:tcPr>
-            <w:tcW w:type="dxa" w:w="1872"/>
-            <w:vAlign w:val="center"/>
-            <w:tcMar>
-              <w:top w:w="80" w:type="dxa"/>
-              <w:start w:w="120" w:type="dxa"/>
-              <w:bottom w:w="80" w:type="dxa"/>
-              <w:end w:w="120" w:type="dxa"/>
-            </w:tcMar>
-          </w:tcPr>
-          <w:p>
-            <w:pPr>
-              <w:spacing w:after="0"/>
-            </w:pPr>
-            <w:r>
-              <w:rPr>
-                <w:rFonts w:ascii="Calibri" w:hAnsi="Calibri"/>
-                <w:sz w:val="18"/>
-              </w:rPr>
-              <w:t>Similaridade por LAN-to-LAN, fibra dedicada e limite agregado de 10 Gbps.</w:t>
-            </w:r>
-          </w:p>
-        </w:tc>
-      </w:tr>
-      <w:tr>
-        <w:tc>
-          <w:tcPr>
-            <w:tcW w:type="dxa" w:w="1872"/>
-            <w:vAlign w:val="center"/>
-            <w:tcMar>
-              <w:top w:w="80" w:type="dxa"/>
-              <w:start w:w="120" w:type="dxa"/>
-              <w:bottom w:w="80" w:type="dxa"/>
-              <w:end w:w="120" w:type="dxa"/>
-            </w:tcMar>
-          </w:tcPr>
-          <w:p>
-            <w:pPr>
-              <w:spacing w:after="0"/>
-            </w:pPr>
-            <w:r>
-              <w:rPr>
-                <w:rFonts w:ascii="Calibri" w:hAnsi="Calibri"/>
-                <w:sz w:val="18"/>
-              </w:rPr>
-              <w:t>TJPR</w:t>
-            </w:r>
-          </w:p>
-        </w:tc>
-        <w:tc>
-          <w:tcPr>
-            <w:tcW w:type="dxa" w:w="1872"/>
-            <w:vAlign w:val="center"/>
-            <w:tcMar>
-              <w:top w:w="80" w:type="dxa"/>
-              <w:start w:w="120" w:type="dxa"/>
-              <w:bottom w:w="80" w:type="dxa"/>
-              <w:end w:w="120" w:type="dxa"/>
-            </w:tcMar>
-          </w:tcPr>
-          <w:p>
-            <w:pPr>
-              <w:spacing w:after="0"/>
-            </w:pPr>
-            <w:r>
-              <w:rPr>
-                <w:rFonts w:ascii="Calibri" w:hAnsi="Calibri"/>
-                <w:sz w:val="18"/>
-              </w:rPr>
-              <w:t>77821841000194-1-000049/2025</w:t>
-            </w:r>
-          </w:p>
-        </w:tc>
-        <w:tc>
-          <w:tcPr>
-            <w:tcW w:type="dxa" w:w="1872"/>
-            <w:vAlign w:val="center"/>
-            <w:tcMar>
-              <w:top w:w="80" w:type="dxa"/>
-              <w:start w:w="120" w:type="dxa"/>
-              <w:bottom w:w="80" w:type="dxa"/>
-              <w:end w:w="120" w:type="dxa"/>
-            </w:tcMar>
-          </w:tcPr>
-          <w:p>
-            <w:pPr>
-              <w:spacing w:after="0"/>
-            </w:pPr>
-            <w:r>
-              <w:rPr>
-                <w:rFonts w:ascii="Calibri" w:hAnsi="Calibri"/>
-                <w:sz w:val="18"/>
-              </w:rPr>
-              <w:t>Dois links dedicados de 10 Gbps cada, BGP e Anti-DDoS, operadoras distintas</w:t>
-            </w:r>
-          </w:p>
-        </w:tc>
-        <w:tc>
-          <w:tcPr>
-            <w:tcW w:type="dxa" w:w="1872"/>
-            <w:vAlign w:val="center"/>
-            <w:tcMar>
-              <w:top w:w="80" w:type="dxa"/>
-              <w:start w:w="120" w:type="dxa"/>
-              <w:bottom w:w="80" w:type="dxa"/>
-              <w:end w:w="120" w:type="dxa"/>
-            </w:tcMar>
-          </w:tcPr>
-          <w:p>
-            <w:pPr>
-              <w:spacing w:after="0"/>
-            </w:pPr>
-            <w:r>
-              <w:rPr>
-                <w:rFonts w:ascii="Calibri" w:hAnsi="Calibri"/>
-                <w:sz w:val="18"/>
-              </w:rPr>
-              <w:t>R$ 187.560,00</w:t>
-            </w:r>
-          </w:p>
-        </w:tc>
-        <w:tc>
-          <w:tcPr>
-            <w:tcW w:type="dxa" w:w="1872"/>
-            <w:vAlign w:val="center"/>
-            <w:tcMar>
-              <w:top w:w="80" w:type="dxa"/>
-              <w:start w:w="120" w:type="dxa"/>
-              <w:bottom w:w="80" w:type="dxa"/>
-              <w:end w:w="120" w:type="dxa"/>
-            </w:tcMar>
-          </w:tcPr>
-          <w:p>
-            <w:pPr>
-              <w:spacing w:after="0"/>
-            </w:pPr>
-            <w:r>
-              <w:rPr>
-                <w:rFonts w:ascii="Calibri" w:hAnsi="Calibri"/>
-                <w:sz w:val="18"/>
-              </w:rPr>
-              <w:t>Similaridade por 10 Gbps e redundancia; escopo de Internet/AS, nao replicacao ponto-a-ponto.</w:t>
-            </w:r>
-          </w:p>
-        </w:tc>
-      </w:tr>
-      <w:tr>
-        <w:tc>
-          <w:tcPr>
-            <w:tcW w:type="dxa" w:w="1872"/>
-            <w:vAlign w:val="center"/>
-            <w:tcMar>
-              <w:top w:w="80" w:type="dxa"/>
-              <w:start w:w="120" w:type="dxa"/>
-              <w:bottom w:w="80" w:type="dxa"/>
-              <w:end w:w="120" w:type="dxa"/>
-            </w:tcMar>
-          </w:tcPr>
-          <w:p>
-            <w:pPr>
-              <w:spacing w:after="0"/>
-            </w:pPr>
-            <w:r>
-              <w:rPr>
-                <w:rFonts w:ascii="Calibri" w:hAnsi="Calibri"/>
-                <w:sz w:val="18"/>
-              </w:rPr>
-              <w:t>JFRS</w:t>
-            </w:r>
-          </w:p>
-        </w:tc>
-        <w:tc>
-          <w:tcPr>
-            <w:tcW w:type="dxa" w:w="1872"/>
-            <w:vAlign w:val="center"/>
-            <w:tcMar>
-              <w:top w:w="80" w:type="dxa"/>
-              <w:start w:w="120" w:type="dxa"/>
-              <w:bottom w:w="80" w:type="dxa"/>
-              <w:end w:w="120" w:type="dxa"/>
-            </w:tcMar>
-          </w:tcPr>
-          <w:p>
-            <w:pPr>
-              <w:spacing w:after="0"/>
-            </w:pPr>
-            <w:r>
-              <w:rPr>
-                <w:rFonts w:ascii="Calibri" w:hAnsi="Calibri"/>
-                <w:sz w:val="18"/>
-              </w:rPr>
-              <w:t>00508903000188-1-001162/2024</w:t>
-            </w:r>
-          </w:p>
-        </w:tc>
-        <w:tc>
-          <w:tcPr>
-            <w:tcW w:type="dxa" w:w="1872"/>
-            <w:vAlign w:val="center"/>
-            <w:tcMar>
-              <w:top w:w="80" w:type="dxa"/>
-              <w:start w:w="120" w:type="dxa"/>
-              <w:bottom w:w="80" w:type="dxa"/>
-              <w:end w:w="120" w:type="dxa"/>
-            </w:tcMar>
-          </w:tcPr>
-          <w:p>
-            <w:pPr>
-              <w:spacing w:after="0"/>
-            </w:pPr>
-            <w:r>
-              <w:rPr>
-                <w:rFonts w:ascii="Calibri" w:hAnsi="Calibri"/>
-                <w:sz w:val="18"/>
-              </w:rPr>
-              <w:t>Conexao LAN-to-LAN para interligar datacenter com datacenter externo, taxa de 5 Gbps</w:t>
-            </w:r>
-          </w:p>
-        </w:tc>
-        <w:tc>
-          <w:tcPr>
-            <w:tcW w:type="dxa" w:w="1872"/>
-            <w:vAlign w:val="center"/>
-            <w:tcMar>
-              <w:top w:w="80" w:type="dxa"/>
-              <w:start w:w="120" w:type="dxa"/>
-              <w:bottom w:w="80" w:type="dxa"/>
-              <w:end w:w="120" w:type="dxa"/>
-            </w:tcMar>
-          </w:tcPr>
-          <w:p>
-            <w:pPr>
-              <w:spacing w:after="0"/>
-            </w:pPr>
-            <w:r>
-              <w:rPr>
-                <w:rFonts w:ascii="Calibri" w:hAnsi="Calibri"/>
-                <w:sz w:val="18"/>
-              </w:rPr>
-              <w:t>R$ 72.000,00</w:t>
-            </w:r>
-          </w:p>
-        </w:tc>
-        <w:tc>
-          <w:tcPr>
-            <w:tcW w:type="dxa" w:w="1872"/>
-            <w:vAlign w:val="center"/>
-            <w:tcMar>
-              <w:top w:w="80" w:type="dxa"/>
-              <w:start w:w="120" w:type="dxa"/>
-              <w:bottom w:w="80" w:type="dxa"/>
-              <w:end w:w="120" w:type="dxa"/>
-            </w:tcMar>
-          </w:tcPr>
-          <w:p>
-            <w:pPr>
-              <w:spacing w:after="0"/>
-            </w:pPr>
-            <w:r>
-              <w:rPr>
-                <w:rFonts w:ascii="Calibri" w:hAnsi="Calibri"/>
-                <w:sz w:val="18"/>
-              </w:rPr>
-              <w:t>Alta similaridade funcional por interligacao de datacenters e LAN-to-LAN; capacidade inferior.</w:t>
-            </w:r>
-          </w:p>
-        </w:tc>
-      </w:tr>
-    </w:tbl>
-    <w:p/>
-    <w:p>
-      <w:r>
-        <w:t>Tambem foi localizada especificacao federal de modernizacao de rede que admite interfaces de 10/25Gbps SFP28, indicando aderencia de mercado para portas 25GbE em equipamentos de rede corporativa. Essa referencia apoia a viabilidade tecnica do enlace, mas nao serve como preco mensal de servico de telecomunicacoes.</w:t>
-      </w:r>
-    </w:p>
-    <w:p>
-      <w:pPr>
-        <w:pStyle w:val="Heading2"/>
-      </w:pPr>
-      <w:r>
-        <w:t>5.4 Contratacoes similares a detalhar na pesquisa</w:t>
+        <w:t>Para subsidiar o ETP, o TR, a pesquisa de preços, a definição de SLA e a validação das especificações técnicas, deverão ser priorizadas contratações que possuam maior similaridade com a arquitetura pretendida pelo TRT10. A similaridade deverá considerar: uso de MPLS, L3VPN, L2L ou rede privada corporativa; interligação de múltiplas unidades a ponto concentrador; fibra óptica; CPE ou roteador incluso; monitoramento; suporte; disponibilidade; e capacidades próximas a 50 Mbps, 100 Mbps, 200 Mbps, 500 Mbps e 1 Gbps.</w:t>
       </w:r>
     </w:p>
     <w:p>
       <w:r>
-        <w:t>Para subsidiar o ETP, o TR, a pesquisa de precos, a definicao de SLA e a validacao das especificacoes tecnicas, deverao ser priorizadas contratacoes que possuam maior similaridade com a arquitetura pretendida pelo TRT10. A similaridade devera considerar: uso de MPLS, L3VPN, L2L ou rede privada corporativa; interligacao de multiplas unidades a ponto concentrador; fibra optica; CPE ou roteador incluso; monitoramento; suporte; disponibilidade; e capacidades proximas a 50 Mbps, 100 Mbps, 200 Mbps, 500 Mbps e 1 Gbps.</w:t>
-      </w:r>
-    </w:p>
-    <w:p>
-      <w:r>
-        <w:t>Como referencias principais, recomenda-se detalhar:</w:t>
+        <w:t>Como referências principais, recomenda-se detalhar:</w:t>
       </w:r>
     </w:p>
     <w:tbl>
@@ -7295,7 +8936,7 @@
                 <w:color w:val="01426A"/>
                 <w:sz w:val="18"/>
               </w:rPr>
-              <w:t>Contratacao/produto similar</w:t>
+              <w:t>Contratação/produto similar</w:t>
             </w:r>
           </w:p>
         </w:tc>
@@ -7349,7 +8990,7 @@
                 <w:color w:val="01426A"/>
                 <w:sz w:val="18"/>
               </w:rPr>
-              <w:t>Informacoes a buscar</w:t>
+              <w:t>Informações a buscar</w:t>
             </w:r>
           </w:p>
         </w:tc>
@@ -7399,7 +9040,7 @@
                 <w:rFonts w:ascii="Calibri" w:hAnsi="Calibri"/>
                 <w:sz w:val="18"/>
               </w:rPr>
-              <w:t>Solucao de Rede Privada Virtual MPLS sobre Fibra Optica para interligacao de 45 pontos</w:t>
+              <w:t>Solução de Rede Privada Virtual MPLS sobre fibra óptica para interligação de 45 pontos</w:t>
             </w:r>
           </w:p>
         </w:tc>
@@ -7423,7 +9064,7 @@
                 <w:rFonts w:ascii="Calibri" w:hAnsi="Calibri"/>
                 <w:sz w:val="18"/>
               </w:rPr>
-              <w:t>Rede privada, multiplos pontos, fibra optica e interligacao institucional</w:t>
+              <w:t>Rede privada, múltiplos pontos, fibra óptica e interligação institucional</w:t>
             </w:r>
           </w:p>
         </w:tc>
@@ -7447,7 +9088,7 @@
                 <w:rFonts w:ascii="Calibri" w:hAnsi="Calibri"/>
                 <w:sz w:val="18"/>
               </w:rPr>
-              <w:t>TR, ETP, SLA, matriz de riscos, precos por ponto, CPE, concentrador e monitoramento</w:t>
+              <w:t>TR, ETP, SLA, matriz de riscos, preços por ponto, CPE, concentrador e monitoramento</w:t>
             </w:r>
           </w:p>
         </w:tc>
@@ -7595,7 +9236,7 @@
                 <w:rFonts w:ascii="Calibri" w:hAnsi="Calibri"/>
                 <w:sz w:val="18"/>
               </w:rPr>
-              <w:t>Servico de Link de Comunicacao Multimidia Concentrador L3VPN/MPLS, 3 Gbps</w:t>
+              <w:t>Serviço de Link de Comunicação Multimídia Concentrador L3VPN/MPLS, 3 Gbps</w:t>
             </w:r>
           </w:p>
         </w:tc>
@@ -7619,7 +9260,7 @@
                 <w:rFonts w:ascii="Calibri" w:hAnsi="Calibri"/>
                 <w:sz w:val="18"/>
               </w:rPr>
-              <w:t>Comparavel ao papel da Sede como concentrador</w:t>
+              <w:t>Comparável ao papel da Sede como concentrador</w:t>
             </w:r>
           </w:p>
         </w:tc>
@@ -7643,7 +9284,7 @@
                 <w:rFonts w:ascii="Calibri" w:hAnsi="Calibri"/>
                 <w:sz w:val="18"/>
               </w:rPr>
-              <w:t>Requisitos do concentrador, SLA, QoS, roteamento, suporte e preco do link central</w:t>
+              <w:t>Requisitos do concentrador, SLA, QoS, roteamento, suporte e preço do link central</w:t>
             </w:r>
           </w:p>
         </w:tc>
@@ -7693,7 +9334,7 @@
                 <w:rFonts w:ascii="Calibri" w:hAnsi="Calibri"/>
                 <w:sz w:val="18"/>
               </w:rPr>
-              <w:t>Servicos de Link de Comunicacao Multimidia L3VPN/MPLS de 100 Mbps, 200 Mbps e 400 Mbps</w:t>
+              <w:t>Serviços de Link de Comunicação Multimídia L3VPN/MPLS de 100 Mbps, 200 Mbps e 400 Mbps</w:t>
             </w:r>
           </w:p>
         </w:tc>
@@ -7717,7 +9358,7 @@
                 <w:rFonts w:ascii="Calibri" w:hAnsi="Calibri"/>
                 <w:sz w:val="18"/>
               </w:rPr>
-              <w:t>Comparavel aos circuitos das unidades</w:t>
+              <w:t>Comparável aos circuitos das unidades</w:t>
             </w:r>
           </w:p>
         </w:tc>
@@ -7741,7 +9382,7 @@
                 <w:rFonts w:ascii="Calibri" w:hAnsi="Calibri"/>
                 <w:sz w:val="18"/>
               </w:rPr>
-              <w:t>Preco mensal por capacidade, instalacao, CPE, SLA e prazo de reparo</w:t>
+              <w:t>Preço mensal por capacidade, instalação, CPE, SLA e prazo de reparo</w:t>
             </w:r>
           </w:p>
         </w:tc>
@@ -7791,7 +9432,7 @@
                 <w:rFonts w:ascii="Calibri" w:hAnsi="Calibri"/>
                 <w:sz w:val="18"/>
               </w:rPr>
-              <w:t>Circuitos MPLS oticos com roteador, simples e duplos, em 50 Mbps, 100 Mbps, 200 Mbps, 500 Mbps e 1 Gbps</w:t>
+              <w:t>Circuitos MPLS ópticos com roteador, simples e duplos, em 50 Mbps, 100 Mbps, 200 Mbps, 500 Mbps e 1 Gbps</w:t>
             </w:r>
           </w:p>
         </w:tc>
@@ -7815,7 +9456,7 @@
                 <w:rFonts w:ascii="Calibri" w:hAnsi="Calibri"/>
                 <w:sz w:val="18"/>
               </w:rPr>
-              <w:t>Aderente a capacidades propostas e a exigencia de equipamento gerenciado</w:t>
+              <w:t>Aderente a capacidades propostas e à exigência de equipamento gerenciado</w:t>
             </w:r>
           </w:p>
         </w:tc>
@@ -7839,7 +9480,7 @@
                 <w:rFonts w:ascii="Calibri" w:hAnsi="Calibri"/>
                 <w:sz w:val="18"/>
               </w:rPr>
-              <w:t>Diferenca de preco entre circuito simples e duplo, instalacao, roteador e disponibilidade</w:t>
+              <w:t>Diferença de preço entre circuito simples e duplo, instalação, roteador e disponibilidade</w:t>
             </w:r>
           </w:p>
         </w:tc>
@@ -7889,7 +9530,7 @@
                 <w:rFonts w:ascii="Calibri" w:hAnsi="Calibri"/>
                 <w:sz w:val="18"/>
               </w:rPr>
-              <w:t>Servico de acesso link de dados com tecnologia MPLS Capital/Interior, 50 Mbps a 1 Gbps, por 60 meses</w:t>
+              <w:t>Serviço de acesso link de dados com tecnologia MPLS Capital/Interior, 50 Mbps a 1 Gbps, por 60 meses</w:t>
             </w:r>
           </w:p>
         </w:tc>
@@ -7913,7 +9554,7 @@
                 <w:rFonts w:ascii="Calibri" w:hAnsi="Calibri"/>
                 <w:sz w:val="18"/>
               </w:rPr>
-              <w:t>Permite comparar capital/interior, prazo e velocidades proximas</w:t>
+              <w:t>Permite comparar capital/interior, prazo e velocidades próximas</w:t>
             </w:r>
           </w:p>
         </w:tc>
@@ -7937,7 +9578,7 @@
                 <w:rFonts w:ascii="Calibri" w:hAnsi="Calibri"/>
                 <w:sz w:val="18"/>
               </w:rPr>
-              <w:t>Planilha de itens, valores unitarios, vigencia, reajuste, SLA e suporte</w:t>
+              <w:t>Planilha de itens, valores unitários, vigência, reajuste, SLA e suporte</w:t>
             </w:r>
           </w:p>
         </w:tc>
@@ -8011,7 +9652,7 @@
                 <w:rFonts w:ascii="Calibri" w:hAnsi="Calibri"/>
                 <w:sz w:val="18"/>
               </w:rPr>
-              <w:t>Alta aderencia por envolver MPLS e SD-WAN</w:t>
+              <w:t>Alta aderência por envolver MPLS e SD-WAN</w:t>
             </w:r>
           </w:p>
         </w:tc>
@@ -8035,7 +9676,7 @@
                 <w:rFonts w:ascii="Calibri" w:hAnsi="Calibri"/>
                 <w:sz w:val="18"/>
               </w:rPr>
-              <w:t>Justificativa da arquitetura hibrida, failover, roteamento, SLA e precos</w:t>
+              <w:t>Justificativa da arquitetura híbrida, failover, roteamento, SLA e preços</w:t>
             </w:r>
           </w:p>
         </w:tc>
@@ -8044,17 +9685,17 @@
     <w:p/>
     <w:p>
       <w:r>
-        <w:t>Como referencias secundarias, poderao ser analisadas contratacoes de transporte IP com fibra optica, suporte a tunelamento, VLANs, roteamento TCP/IP e MPLS; redes IP multisservicos com operacao, manutencao e monitoramento; servicos MPLS/L2L; e links dedicados com MPLS ou EAPS e dupla abordagem. Essas referencias sao uteis para requisitos tecnicos e disponibilidade, mas devem ser avaliadas com cautela quando nao houver rede privada corporativa completa ou quando o objeto principal for apenas Internet.</w:t>
+        <w:t>Como referências secundárias, poderão ser analisadas contratações de transporte IP com fibra óptica, suporte a tunelamento, VLANs, roteamento TCP/IP e MPLS; redes IP multisservicos com operação, manutenção e monitoramento; serviços MPLS/L2L; e links dedicados com MPLS ou EAPS e dupla abordagem. Essas referências são úteis para requisitos técnicos e disponibilidade, mas devem ser avaliadas com cautela quando não houver rede privada corporativa completa ou quando o objeto principal for apenas Internet.</w:t>
       </w:r>
     </w:p>
     <w:p>
       <w:r>
-        <w:t>Para a comparacao das alternativas do ETP, deverao ser buscadas referencias de links satelitais e de links comuns de Internet com VPN ponto a ponto. Essas referencias servirao para justificar a rejeicao ou classificacao secundaria das Solucoes 2 e 3, especialmente quanto a latencia, previsibilidade, SLA, superficie de exposicao, custo operacional e aderencia a trafego critico.</w:t>
+        <w:t>Para a comparação das alternativas do ETP, deverão ser buscadas referências de links satelitais e de links comuns de Internet com VPN ponto a ponto. Essas referências servirão para justificar a rejeição ou classificação secundária das Soluções 2 e 3, especialmente quanto a latência, previsibilidade, SLA, superfície de exposição, custo operacional e aderência a tráfego crítico.</w:t>
       </w:r>
     </w:p>
     <w:p>
       <w:r>
-        <w:t>Nao devem ser usados como referencia principal de precos da presente contratacao itens de aquisicao de switches, roteadores avulsos, telefonia IP, web server, integracao de sistemas, instalacao de rede local, fusao de fibra ou manutencao de equipamentos, pois tais objetos nao representam servico continuado de rede privada corporativa interligando unidades a Sede.</w:t>
+        <w:t>Não devem ser usados como referência principal de preços da presente contratação itens de aquisição de switches, roteadores avulsos, telefonia IP, web server, integração de sistemas, instalação de rede local, fusão de fibra ou manutenção de equipamentos, pois tais objetos não representam serviço continuado de rede privada corporativa interligando unidades à Sede.</w:t>
       </w:r>
     </w:p>
     <w:p>
@@ -8062,7 +9703,7 @@
         <w:pStyle w:val="Heading1"/>
       </w:pPr>
       <w:r>
-        <w:t>6. Data Pretendida para Conclusao da Contratacao</w:t>
+        <w:t>6. Data Pretendida para Conclusão da Contratação</w:t>
       </w:r>
     </w:p>
     <w:p>
@@ -8070,12 +9711,12 @@
         <w:pStyle w:val="Heading2"/>
       </w:pPr>
       <w:r>
-        <w:t>6.1 Data de inicio de vigencia</w:t>
+        <w:t>6.1 Data de início de vigência</w:t>
       </w:r>
     </w:p>
     <w:p>
       <w:r>
-        <w:t>Sugere-se que a nova contratacao esteja vigente antes de qualquer marco de encerramento ou degradacao de contratos correlatos que sustentem a conectividade das unidades, observada a antecedencia minima para tramitacao dos artefatos de planejamento.</w:t>
+        <w:t>Sugere-se que a nova contratação esteja vigente antes de qualquer marco de encerramento ou degradação de contratos correlatos que sustentem a conectividade das unidades, observada a antecedência mínima para tramitação dos artefatos de planejamento.</w:t>
       </w:r>
     </w:p>
     <w:p>
@@ -8083,12 +9724,12 @@
         <w:pStyle w:val="Heading2"/>
       </w:pPr>
       <w:r>
-        <w:t>6.2 Trata-se de servico continuado?</w:t>
+        <w:t>6.2 Trata-se de serviço continuado?</w:t>
       </w:r>
     </w:p>
     <w:p>
       <w:r>
-        <w:t>Sim. Trata-se de servico continuado de comunicacao de dados, essencial para o funcionamento permanente das unidades do TRT10.</w:t>
+        <w:t>Sim. Trata-se de serviço continuado de comunicação de dados, essencial para o funcionamento permanente das unidades do TRT10.</w:t>
       </w:r>
     </w:p>
     <w:p>
@@ -8096,7 +9737,7 @@
         <w:pStyle w:val="Heading1"/>
       </w:pPr>
       <w:r>
-        <w:t>7. Grau de Prioridade da Contratacao</w:t>
+        <w:t>7. Grau de Prioridade da Contratação</w:t>
       </w:r>
     </w:p>
     <w:p>
@@ -8104,7 +9745,7 @@
         <w:pStyle w:val="Heading2"/>
       </w:pPr>
       <w:r>
-        <w:t>7.1 Tabela de identificacao do grau de prioridade</w:t>
+        <w:t>7.1 Tabela de identificação do grau de prioridade</w:t>
       </w:r>
     </w:p>
     <w:tbl>
@@ -8224,7 +9865,7 @@
                 <w:rFonts w:ascii="Calibri" w:hAnsi="Calibri"/>
                 <w:sz w:val="18"/>
               </w:rPr>
-              <w:t>Impacto se nao atendida</w:t>
+              <w:t>Impacto se não atendida</w:t>
             </w:r>
           </w:p>
         </w:tc>
@@ -8272,7 +9913,7 @@
                 <w:rFonts w:ascii="Calibri" w:hAnsi="Calibri"/>
                 <w:sz w:val="18"/>
               </w:rPr>
-              <w:t>Pode afetar disponibilidade, desempenho, contingencia e seguranca da comunicacao institucional.</w:t>
+              <w:t>Pode afetar disponibilidade, desempenho, contingência e segurança da comunicação institucional.</w:t>
             </w:r>
           </w:p>
         </w:tc>
@@ -8298,7 +9939,7 @@
                 <w:rFonts w:ascii="Calibri" w:hAnsi="Calibri"/>
                 <w:sz w:val="18"/>
               </w:rPr>
-              <w:t>Urgencia</w:t>
+              <w:t>Urgência</w:t>
             </w:r>
           </w:p>
         </w:tc>
@@ -8322,7 +9963,7 @@
                 <w:rFonts w:ascii="Calibri" w:hAnsi="Calibri"/>
                 <w:sz w:val="18"/>
               </w:rPr>
-              <w:t>Nao e urgente, mas precisa ser realizada o mais rapido possivel</w:t>
+              <w:t>Não é urgente, mas precisa ser realizada o mais rápido possível</w:t>
             </w:r>
           </w:p>
         </w:tc>
@@ -8346,7 +9987,7 @@
                 <w:rFonts w:ascii="Calibri" w:hAnsi="Calibri"/>
                 <w:sz w:val="18"/>
               </w:rPr>
-              <w:t>Ha necessidade de planejamento, pesquisa de precos, implantacao e operacao assistida, evitando solucao de continuidade.</w:t>
+              <w:t>Há necessidade de planejamento, pesquisa de preços, implantação e operação assistida, evitando solução de continuidade.</w:t>
             </w:r>
           </w:p>
         </w:tc>
@@ -8372,7 +10013,7 @@
                 <w:rFonts w:ascii="Calibri" w:hAnsi="Calibri"/>
                 <w:sz w:val="18"/>
               </w:rPr>
-              <w:t>Tendencia do problema</w:t>
+              <w:t>Tendência do problema</w:t>
             </w:r>
           </w:p>
         </w:tc>
@@ -8420,7 +10061,7 @@
                 <w:rFonts w:ascii="Calibri" w:hAnsi="Calibri"/>
                 <w:sz w:val="18"/>
               </w:rPr>
-              <w:t>A demanda por trafego corporativo, seguranca centralizada e continuidade tende a crescer.</w:t>
+              <w:t>A demanda por tráfego corporativo, segurança centralizada e continuidade tende a crescer.</w:t>
             </w:r>
           </w:p>
         </w:tc>
@@ -8432,12 +10073,12 @@
         <w:pStyle w:val="Heading1"/>
       </w:pPr>
       <w:r>
-        <w:t>8. Vinculacao ou Dependencia com Outra Demanda</w:t>
+        <w:t>8. Vinculação ou Dependencia com Outra Demanda</w:t>
       </w:r>
     </w:p>
     <w:p>
       <w:r>
-        <w:t>A demanda possui vinculacao tecnica com:</w:t>
+        <w:t>A demanda possui vinculação técnica com:</w:t>
       </w:r>
     </w:p>
     <w:p>
@@ -8461,7 +10102,7 @@
         <w:pStyle w:val="ListBullet"/>
       </w:pPr>
       <w:r>
-        <w:t>redes JT, Infovia e arquitetura de seguranca perimetral;</w:t>
+        <w:t>redes JT, Infovia e arquitetura de segurança perimetral;</w:t>
       </w:r>
     </w:p>
     <w:p>
@@ -8469,7 +10110,7 @@
         <w:pStyle w:val="ListBullet"/>
       </w:pPr>
       <w:r>
-        <w:t>projeto de centralizacao de saida de Internet na Sede, considerando 3 saidas redundantes.</w:t>
+        <w:t>projeto de centralização de saída de Internet na Sede, considerando 3 saídas redundantes.</w:t>
       </w:r>
     </w:p>
     <w:p>
@@ -8477,12 +10118,12 @@
         <w:pStyle w:val="Heading1"/>
       </w:pPr>
       <w:r>
-        <w:t>9. Objetivo Estrategico</w:t>
+        <w:t>9. Objetivo Estratégico</w:t>
       </w:r>
     </w:p>
     <w:p>
       <w:r>
-        <w:t>A contratacao se alinha ao objetivo estrategico de aprimorar a Governanca de TIC e a protecao de dados, contribuindo para disponibilidade, continuidade, seguranca, monitoramento e desempenho dos servicos digitais do TRT10.</w:t>
+        <w:t>A contratação se alinha ao objetivo estratégico de aprimorar a Governança de TIC e a proteção de dados, contribuindo para disponibilidade, continuidade, segurança, monitoramento e desempenho dos serviços digitais do TRT10.</w:t>
       </w:r>
     </w:p>
     <w:p>
@@ -8498,12 +10139,15 @@
         <w:pStyle w:val="Heading2"/>
       </w:pPr>
       <w:r>
-        <w:t>10.1 Processo administrativo da contratacao em vigor</w:t>
+        <w:t>10.1 Processo administrativo da contratação em vigor</w:t>
       </w:r>
     </w:p>
     <w:p>
       <w:r>
-        <w:t>Processos de referencia historica: SEI 0000030-87.2023.5.10.8000, SEI 0007608-72.2021.5.10.8000 e SEI 0002027-76.2021.5.10.8000.</w:t>
+        <w:rPr>
+          <w:b/>
+        </w:rPr>
+        <w:t>Processos de referência histórica: SEI 0000030-87.2023.5.10.8000, SEI 0007608-72.2021.5.10.8000 e SEI 0002027-76.2021.5.10.8000.</w:t>
       </w:r>
     </w:p>
     <w:p>
@@ -8516,7 +10160,7 @@
     </w:p>
     <w:p>
       <w:r>
-        <w:t>Contrato 131/2023 relacionado a Link IP dedicado com SD-WAN. Contratos anteriores de Internet/Anti-DDoS e links das unidades devem ser conferidos pela area de contratos para atualizacao de vigencia e numero no SIGEO.</w:t>
+        <w:t>Contrato 131/2023 relacionado a link IP dedicado com SD-WAN. Contratos anteriores de Internet/Anti-DDoS e links das unidades devem ser conferidos pela área de contratos para atualização de vigência e número no SIGEO.</w:t>
       </w:r>
     </w:p>
     <w:p>
@@ -8529,7 +10173,7 @@
     </w:p>
     <w:p>
       <w:r>
-        <w:t>A informar pela area competente.</w:t>
+        <w:t>A informar pela área competente.</w:t>
       </w:r>
     </w:p>
     <w:p>
@@ -8542,7 +10186,7 @@
     </w:p>
     <w:p>
       <w:r>
-        <w:t>A informar apos pesquisa de precos.</w:t>
+        <w:t>A informar após pesquisa de preços.</w:t>
       </w:r>
     </w:p>
     <w:p>
@@ -8550,40 +10194,22 @@
         <w:pStyle w:val="Heading1"/>
       </w:pPr>
       <w:r>
-        <w:t>11. Servidor Responsavel pela Demanda</w:t>
+        <w:t>11. Servidor Responsável pela Demanda</w:t>
       </w:r>
     </w:p>
     <w:p>
       <w:r>
-        <w:rPr>
-          <w:b/>
-        </w:rPr>
-        <w:t>Nome:</w:t>
-      </w:r>
-      <w:r>
-        <w:t xml:space="preserve"> Edson Mateus de Sousa - Coordenador da CDTEC</w:t>
+        <w:t>Nome: Edson Mateus de Sousa - Coordenador da CDTEC</w:t>
       </w:r>
     </w:p>
     <w:p>
       <w:r>
-        <w:rPr>
-          <w:b/>
-        </w:rPr>
-        <w:t>E-mail funcional:</w:t>
-      </w:r>
-      <w:r>
-        <w:t xml:space="preserve"> cdtec@trt10.jus.br</w:t>
+        <w:t>E-mail funcional: cdtec@trt10.jus.br</w:t>
       </w:r>
     </w:p>
     <w:p>
       <w:r>
-        <w:rPr>
-          <w:b/>
-        </w:rPr>
-        <w:t>Telefone:</w:t>
-      </w:r>
-      <w:r>
-        <w:t xml:space="preserve"> (61) 3348-1249 / 1288 / 1280 / 1188</w:t>
+        <w:t>Telefone: (61) 3348-1249 / 1288 / 1280 / 1188</w:t>
       </w:r>
     </w:p>
     <w:p>

--- a/ARTEFATOS_MPLS/DFD_MPLS_TRT10.docx
+++ b/ARTEFATOS_MPLS/DFD_MPLS_TRT10.docx
@@ -45,7 +45,7 @@
         <w:t>Objeto:</w:t>
       </w:r>
       <w:r>
-        <w:t xml:space="preserve"> Contratação de serviços continuados de comunicação de dados por MPLS para interconexão das unidades do TRT10 à Sede, em arquitetura integrada com a SD-WAN vigente, com capacidades MPLS equivalentes às capacidades dos links SD-WAN por localidade, e contratação de grupo específico de link dedicado ponto-a-ponto de 25 Gbps entre a Sede e o Foro de Brasília, para replicação, redundância da Sede e continuidade de acesso das unidades.</w:t>
+        <w:t xml:space="preserve"> Contratação de serviços continuados de comunicação de dados por MPLS para interconexão das unidades do TRT10 à Sede, em arquitetura integrada com a SD-WAN vigente; contratação de link dedicado ponto-a-ponto de 25 Gbps entre a Sede e o Foro de Brasília; e contratação de links dedicados de Internet centralizados na Sede e no Foro, com Anti-DDoS e 32 IPs fixos por link.</w:t>
       </w:r>
     </w:p>
     <w:p>
@@ -56,7 +56,7 @@
         <w:t>Versão:</w:t>
       </w:r>
       <w:r>
-        <w:t xml:space="preserve"> Minuta técnica - arquitetura de redundância total MPLS/SD-WAN</w:t>
+        <w:t xml:space="preserve"> Minuta técnica - arquitetura de redundância total MPLS/SD-WAN, link dedicado Sede-Foro e Internet centralizada</w:t>
       </w:r>
     </w:p>
     <w:p>
@@ -67,7 +67,7 @@
         <w:t>Data:</w:t>
       </w:r>
       <w:r>
-        <w:t xml:space="preserve"> 02/06/2026</w:t>
+        <w:t xml:space="preserve"> 12/06/2026</w:t>
       </w:r>
     </w:p>
     <w:p>
@@ -127,7 +127,7 @@
     </w:p>
     <w:p>
       <w:r>
-        <w:t>Os documentos de contratações anteriores demonstram histórico recorrente de contratação de links de comunicação de dados, links de Internet, redundância de acesso e serviços de suporte associados. Em especial:</w:t>
+        <w:t>A demanda compreende uma arquitetura integrada, composta por três blocos complementares:</w:t>
       </w:r>
     </w:p>
     <w:p>
@@ -135,7 +135,7 @@
         <w:pStyle w:val="ListBullet"/>
       </w:pPr>
       <w:r>
-        <w:t>o processo SEI 0000030-87.2023.5.10.8000 registra a contratação de link IP dedicado com SD-WAN para 10 localidades, com bandas de 1 Gbps na Sede e no Foro de Brasília, 500 Mbps no Foro de Taguatinga, Foro de Palmas e Prédio de Apoio, e 100 Mbps nas demais unidades;</w:t>
+        <w:t>rede MPLS para interconectar as 10 localidades à Sede, com capacidades equivalentes às capacidades dos links SD-WAN vigentes em cada localidade;</w:t>
       </w:r>
     </w:p>
     <w:p>
@@ -143,7 +143,7 @@
         <w:pStyle w:val="ListBullet"/>
       </w:pPr>
       <w:r>
-        <w:t>o mesmo processo registra disponibilidade mínima de 99,90% para a Sede e 99,70% para as demais localidades;</w:t>
+        <w:t>link dedicado ponto-a-ponto de 25 Gbps entre o Edifício Sede e o Foro de Brasília, para replicação, sincronização, backup, continuidade, redundância da Sede e uso do Foro como ponto contingencial de acesso das unidades;</w:t>
       </w:r>
     </w:p>
     <w:p>
@@ -151,35 +151,27 @@
         <w:pStyle w:val="ListBullet"/>
       </w:pPr>
       <w:r>
-        <w:t>os processos anteriores de Internet e links das unidades indicam a necessidade de redundância, monitoramento, disponibilidade, abertura de chamados, glosas por indisponibilidade e manutenção da continuidade dos serviços;</w:t>
-      </w:r>
-    </w:p>
-    <w:p>
-      <w:pPr>
-        <w:pStyle w:val="ListBullet"/>
-      </w:pPr>
-      <w:r>
-        <w:t>documentos de 2021/2022 já registravam que Foro de Brasília e Prédio de Apoio se conectavam à Sede por MPLS e Infovia, demonstrando que a concentração de tráfego na Sede e a interconexão privada das unidades fazem parte do histórico arquitetural do Tribunal.</w:t>
+        <w:t>links dedicados de Internet centralizados, sendo 3 links de 4 Gbps na Sede e 2 links de 2 Gbps no Foro de Brasília, cada link com Anti-DDoS e 32 IPs fixos, em itens separados e com provedores distintos por localidade.</w:t>
       </w:r>
     </w:p>
     <w:p>
       <w:r>
-        <w:t>A demanda consiste em contratar serviços MPLS para interconectar todas as localidades à Sede, em convivência operacional com a SD-WAN vigente, estabelecendo uma camada corporativa privada, previsível e controlada para tráfego institucional crítico. A Sede deverá operar como concentrador preferencial de saída de Internet e das redes institucionais, considerando a existência de 3 saídas de Internet redundantes na Sede.</w:t>
+        <w:t>O escopo da contratação contempla os links de Internet dedicada como componente essencial da arquitetura de conectividade do Tribunal. Esses serão os únicos links de Internet do TRT10 no desenho pretendido, estruturando o acesso externo em pontos centrais controlados, monitorados e protegidos. A Sede funcionará como ponto principal de egressão; o Foro de Brasília funcionará como ponto redundante, preparado para assumir tráfego de Internet e acesso das unidades em cenário de indisponibilidade, manutenção ou degradação relevante da Sede.</w:t>
       </w:r>
     </w:p>
     <w:p>
       <w:r>
-        <w:t>A contratação define, desde sua concepção, duas camadas de conectividade com capacidades nominais equivalentes por localidade: a camada MPLS, voltada à rede privada corporativa, e a camada SD-WAN vigente, voltada ao transporte por Internet dedicada e a políticas dinâmicas de tráfego. A equivalência de capacidades decorre da necessidade de redundância total: em caso de indisponibilidade, manutenção, degradação severa ou falha operacional de uma das camadas, a outra deverá ter capacidade nominal suficiente para absorver integralmente o perfil de tráfego esperado da unidade, sem redução planejada da banda contratada. Na operação normal, o MPLS poderá ser priorizado para sistemas críticos, serviços corporativos internos, autenticação, integrações institucionais, administração de rede e demais fluxos definidos pela CDTEC; a SD-WAN poderá ser priorizada para acesso à Internet e serviços públicos externos. Em contingência, ambas as camadas deverão estar aptas a transportar qualquer classe de tráfego, conforme políticas de roteamento, QoS e failover definidas no projeto executivo.</w:t>
+        <w:t>A exigência de 3 provedores distintos na Sede e 2 provedores distintos no Foro reduz o risco de falha comum, indisponibilidade regional, bloqueio operacional, erro de roteamento, ataque volumétrico, falha de backbone ou incidente comercial afetar simultaneamente todos os acessos de uma mesma localidade. Cada link de Internet será licitado como item próprio. A mesma empresa não poderá vencer mais de um link de Internet na mesma localidade, mas poderá vencer um item da Sede e um item do Foro, pois os domínios de falha e as rotas físicas deverão ser analisados por localidade.</w:t>
       </w:r>
     </w:p>
     <w:p>
       <w:r>
-        <w:t>A adoção de MPLS com a mesma capacidade nominal dos links SD-WAN reduz o risco de subdimensionamento em cenários de crise, elimina a necessidade de escolher previamente quais sistemas seriam degradados durante falha de uma camada e preserva a experiência operacional das unidades. Essa premissa é aderente à criticidade da prestação jurisdicional, à continuidade do PJe, à autenticação, à colaboração institucional, aos serviços de TIC e às rotinas de suporte remoto.</w:t>
+        <w:t>A exigência de Anti-DDoS por link é compatível com a função dos enlaces, pois a Internet centralizada concentrará tráfego institucional e se tornará ponto crítico para proteção da disponibilidade dos serviços digitais. O bloco de 32 IPs fixos por link viabiliza publicação controlada de serviços, NAT, segmentação de borda, regras de segurança, balanceamento, contingência, reputação de endereços e segregação de ambientes, devendo ser entregue como bloco IPv4 público fixo /27 ou arranjo equivalente que disponibilize 32 endereços públicos fixos por link, observadas as reservas técnicas usuais quando aplicáveis.</w:t>
       </w:r>
     </w:p>
     <w:p>
       <w:r>
-        <w:t>Adicionalmente, a demanda contempla grupo próprio para interligação direta entre o Edifício Sede e o Foro de Brasília por link dedicado ponto-a-ponto de 25 Gbps, distinto da rede MPLS. Esse enlace dedicado deverá funcionar como infraestrutura de alta capacidade para replicação de dados, sincronização de ambientes, tráfego de backup, continuidade operacional, redundância da Sede e eventual redirecionamento do acesso das unidades ao Foro de Brasília em cenários de indisponibilidade ou degradação relevante da Sede. Por se tratar de comunicação de alto desempenho entre dois pontos institucionais específicos, a tecnologia adequada é link dedicado/LAN-to-LAN/Metro Ethernet ou equivalente funcional, e não MPLS de acesso das localidades.</w:t>
+        <w:t>A adoção de MPLS com a mesma capacidade nominal dos links SD-WAN reduz o risco de subdimensionamento em cenários de crise, elimina a necessidade de escolher previamente quais sistemas seriam degradados durante falha de uma camada e preserva a experiência operacional das unidades. O link dedicado de 25 Gbps entre Sede e Foro não integra a malha MPLS; ele constitui interligação dedicada de alta capacidade para replicação, backup, continuidade e contingência.</w:t>
       </w:r>
     </w:p>
     <w:p>
@@ -188,11 +180,6 @@
       </w:pPr>
       <w:r>
         <w:t>2.1.1 Soluções possíveis consideradas</w:t>
-      </w:r>
-    </w:p>
-    <w:p>
-      <w:r>
-        <w:t>Foram consideradas três alternativas arquiteturais para atendimento da necessidade:</w:t>
       </w:r>
     </w:p>
     <w:tbl>
@@ -286,7 +273,7 @@
                 <w:color w:val="01426A"/>
                 <w:sz w:val="18"/>
               </w:rPr>
-              <w:t>Avaliação preliminar</w:t>
+              <w:t>Avaliação</w:t>
             </w:r>
           </w:p>
         </w:tc>
@@ -312,7 +299,7 @@
                 <w:rFonts w:ascii="Calibri" w:hAnsi="Calibri"/>
                 <w:sz w:val="18"/>
               </w:rPr>
-              <w:t>Solução 1 - MPLS integrado à SD-WAN</w:t>
+              <w:t>Solução 1 - MPLS integrado à SD-WAN, link dedicado Sede-Foro e Internet centralizada</w:t>
             </w:r>
           </w:p>
         </w:tc>
@@ -336,7 +323,7 @@
                 <w:rFonts w:ascii="Calibri" w:hAnsi="Calibri"/>
                 <w:sz w:val="18"/>
               </w:rPr>
-              <w:t>Contratar MPLS para tráfego crítico e manter SD-WAN para Internet, com contingência cruzada entre as camadas.</w:t>
+              <w:t>Contratar MPLS para tráfego crítico, manter convivência com a SD-WAN vigente, contratar link dedicado de 25 Gbps entre Sede e Foro e centralizar a Internet em 3 links de 4 Gbps na Sede e 2 links de 2 Gbps no Foro, todos com Anti-DDoS e 32 IPs fixos.</w:t>
             </w:r>
           </w:p>
         </w:tc>
@@ -360,7 +347,7 @@
                 <w:rFonts w:ascii="Calibri" w:hAnsi="Calibri"/>
                 <w:sz w:val="18"/>
               </w:rPr>
-              <w:t>Alternativa preferencial, por combinar rede privada, QoS, centralização na Sede, aproveitamento da SD-WAN existente e resiliência operacional.</w:t>
+              <w:t>Alternativa preferencial. Combina rede privada, redundância total por capacidade, alta capacidade entre pontos centrais, proteção Anti-DDoS, centralização de segurança e provedores distintos nos pontos de Internet.</w:t>
             </w:r>
           </w:p>
         </w:tc>
@@ -386,7 +373,7 @@
                 <w:rFonts w:ascii="Calibri" w:hAnsi="Calibri"/>
                 <w:sz w:val="18"/>
               </w:rPr>
-              <w:t>Solução 2 - Links satelitais</w:t>
+              <w:t>Solução 2 - Internet distribuída em todas as unidades com VPN/SD-WAN</w:t>
             </w:r>
           </w:p>
         </w:tc>
@@ -410,7 +397,7 @@
                 <w:rFonts w:ascii="Calibri" w:hAnsi="Calibri"/>
                 <w:sz w:val="18"/>
               </w:rPr>
-              <w:t>Contratar enlaces satelitais para cumprir papel equivalente ao MPLS na interconexão das unidades.</w:t>
+              <w:t>Contratar ou manter saídas de Internet em cada localidade e criar túneis até os pontos centrais.</w:t>
             </w:r>
           </w:p>
         </w:tc>
@@ -434,7 +421,7 @@
                 <w:rFonts w:ascii="Calibri" w:hAnsi="Calibri"/>
                 <w:sz w:val="18"/>
               </w:rPr>
-              <w:t>Alternativa útil para contingência extrema ou localidades sem cobertura terrestre, mas com maior latência, possível variabilidade e menor aderência ao tráfego crítico sensível.</w:t>
+              <w:t>Aumenta a superfície de ataque, dispersa políticas de segurança, amplia a complexidade de monitoramento e reduz o controle centralizado. Pode ser útil apenas como contingência excepcional.</w:t>
             </w:r>
           </w:p>
         </w:tc>
@@ -460,7 +447,7 @@
                 <w:rFonts w:ascii="Calibri" w:hAnsi="Calibri"/>
                 <w:sz w:val="18"/>
               </w:rPr>
-              <w:t>Solução 3 - Links de Internet comuns com VPN ponto a ponto</w:t>
+              <w:t>Solução 3 - Somente MPLS/rede privada sem links de Internet centralizados</w:t>
             </w:r>
           </w:p>
         </w:tc>
@@ -484,7 +471,7 @@
                 <w:rFonts w:ascii="Calibri" w:hAnsi="Calibri"/>
                 <w:sz w:val="18"/>
               </w:rPr>
-              <w:t>Usar acessos convencionais de Internet com túneis VPN entre unidades e Sede.</w:t>
+              <w:t>Contratar apenas a camada privada e depender de saídas de Internet apartadas.</w:t>
             </w:r>
           </w:p>
         </w:tc>
@@ -508,7 +495,81 @@
                 <w:rFonts w:ascii="Calibri" w:hAnsi="Calibri"/>
                 <w:sz w:val="18"/>
               </w:rPr>
-              <w:t>Alternativa de menor complexidade inicial, porém com menor previsibilidade, maior esforço de operação, maior exposição e maior dependência da qualidade da Internet local.</w:t>
+              <w:t>Não atende ao requisito técnico de Internet centralizada em pontos redundantes e protegidos por Anti-DDoS.</w:t>
+            </w:r>
+          </w:p>
+        </w:tc>
+      </w:tr>
+      <w:tr>
+        <w:tc>
+          <w:tcPr>
+            <w:tcW w:type="dxa" w:w="3120"/>
+            <w:vAlign w:val="center"/>
+            <w:tcMar>
+              <w:top w:w="80" w:type="dxa"/>
+              <w:start w:w="120" w:type="dxa"/>
+              <w:bottom w:w="80" w:type="dxa"/>
+              <w:end w:w="120" w:type="dxa"/>
+            </w:tcMar>
+          </w:tcPr>
+          <w:p>
+            <w:pPr>
+              <w:spacing w:after="0"/>
+            </w:pPr>
+            <w:r>
+              <w:rPr>
+                <w:rFonts w:ascii="Calibri" w:hAnsi="Calibri"/>
+                <w:sz w:val="18"/>
+              </w:rPr>
+              <w:t>Solução 4 - Links satelitais como meio principal</w:t>
+            </w:r>
+          </w:p>
+        </w:tc>
+        <w:tc>
+          <w:tcPr>
+            <w:tcW w:type="dxa" w:w="3120"/>
+            <w:vAlign w:val="center"/>
+            <w:tcMar>
+              <w:top w:w="80" w:type="dxa"/>
+              <w:start w:w="120" w:type="dxa"/>
+              <w:bottom w:w="80" w:type="dxa"/>
+              <w:end w:w="120" w:type="dxa"/>
+            </w:tcMar>
+          </w:tcPr>
+          <w:p>
+            <w:pPr>
+              <w:spacing w:after="0"/>
+            </w:pPr>
+            <w:r>
+              <w:rPr>
+                <w:rFonts w:ascii="Calibri" w:hAnsi="Calibri"/>
+                <w:sz w:val="18"/>
+              </w:rPr>
+              <w:t>Substituir a malha terrestre por enlaces satelitais.</w:t>
+            </w:r>
+          </w:p>
+        </w:tc>
+        <w:tc>
+          <w:tcPr>
+            <w:tcW w:type="dxa" w:w="3120"/>
+            <w:vAlign w:val="center"/>
+            <w:tcMar>
+              <w:top w:w="80" w:type="dxa"/>
+              <w:start w:w="120" w:type="dxa"/>
+              <w:bottom w:w="80" w:type="dxa"/>
+              <w:end w:w="120" w:type="dxa"/>
+            </w:tcMar>
+          </w:tcPr>
+          <w:p>
+            <w:pPr>
+              <w:spacing w:after="0"/>
+            </w:pPr>
+            <w:r>
+              <w:rPr>
+                <w:rFonts w:ascii="Calibri" w:hAnsi="Calibri"/>
+                <w:sz w:val="18"/>
+              </w:rPr>
+              <w:t>Pode apoiar contingência extrema, mas não é solução principal adequada por latência, variabilidade e custo por Mbps para tráfego crítico.</w:t>
             </w:r>
           </w:p>
         </w:tc>
@@ -517,7 +578,7 @@
     <w:p/>
     <w:p>
       <w:r>
-        <w:t>A Solução 1 é indicada como preferencial para desenvolvimento no ETP por combinar a SD-WAN vigente com uma camada privada para tráfego crítico e permitir que a Sede, dotada de 3 saídas redundantes de Internet, concentre políticas de segurança, controle e observabilidade.</w:t>
+        <w:t>A Solução 1 fica indicada como solução preferencial, porque resolve simultaneamente a interconexão privada das unidades, a redundância entre camadas, a replicação Sede-Foro e a centralização segura do acesso à Internet.</w:t>
       </w:r>
     </w:p>
     <w:p>
@@ -530,12 +591,12 @@
     </w:p>
     <w:p>
       <w:r>
-        <w:t>Não há exigência legal específica para contratar MPLS como tecnologia. A necessidade decorre da obrigação administrativa de assegurar continuidade, disponibilidade, segurança e desempenho dos serviços de TIC que suportam a atividade jurisdicional e administrativa.</w:t>
+        <w:t>Não há exigência legal específica para contratar MPLS, link dedicado de 25 Gbps ou Internet dedicada como tecnologias determinadas. A necessidade decorre da obrigação administrativa de assegurar continuidade, disponibilidade, segurança e desempenho dos serviços de TIC que suportam a atividade jurisdicional e administrativa.</w:t>
       </w:r>
     </w:p>
     <w:p>
       <w:r>
-        <w:t>A demanda se relaciona com a Lei nº 14.133/2021, especialmente quanto ao planejamento da contratação, ETP e Termo de Referência, e com a ENTIC-JUD 2021-2026, instituída pela Resolução CNJ nº 370/2021, que orienta a governança de TIC do Poder Judiciário e a disponibilidade dos serviços digitais. Os documentos anteriores também citam diretriz de prover links suficientes entre unidades e órgão, bem como links de comunicação com a Internet preferencialmente com operadoras distintas.</w:t>
+        <w:t>A demanda se relaciona com a Lei nº 14.133/2021, especialmente quanto ao planejamento da contratação, ETP e Termo de Referência, e com a ENTIC-JUD 2021-2026, instituída pela Resolução CNJ nº 370/2021, que orienta a governança de TIC do Poder Judiciário e a disponibilidade dos serviços digitais.</w:t>
       </w:r>
     </w:p>
     <w:p>
@@ -1968,7 +2029,7 @@
                 <w:rFonts w:ascii="Calibri" w:hAnsi="Calibri"/>
                 <w:sz w:val="18"/>
               </w:rPr>
-              <w:t>Avenida Araguaia, esquina com Av. Bernardo Sayao, 1360</w:t>
+              <w:t>Avenida Araguaia, esquina com Av. Bernardo Sayão, 1360</w:t>
             </w:r>
           </w:p>
         </w:tc>
@@ -2195,7 +2256,7 @@
     <w:p/>
     <w:p>
       <w:r>
-        <w:t>O Foro de Brasília, além de unidade beneficiada como localidade de atendimento, passa a ter papel técnico adicional como ponto de redundância da Sede, ambiente de replicação e concentrador contingencial para acesso das unidades, condicionado ao projeto executivo de roteamento, segurança, capacidade e continuidade.</w:t>
+        <w:t>A Sede será beneficiada como concentrador principal de rede, segurança, egressão à Internet e integração institucional. O Foro de Brasília será beneficiado como unidade de atendimento, ponto de Internet redundante, ambiente de replicação e concentrador contingencial para acesso das unidades.</w:t>
       </w:r>
     </w:p>
     <w:p>
@@ -2211,7 +2272,7 @@
         <w:pStyle w:val="ListBullet"/>
       </w:pPr>
       <w:r>
-        <w:t>Permanência de maior dependência da SD-WAN como única camada estruturada de interconexão corporativa.</w:t>
+        <w:t>Permanência de maior dependência de uma única camada de conectividade para tráfego crítico.</w:t>
       </w:r>
     </w:p>
     <w:p>
@@ -2219,7 +2280,7 @@
         <w:pStyle w:val="ListBullet"/>
       </w:pPr>
       <w:r>
-        <w:t>Menor previsibilidade para tráfego crítico em cenários de degradação dos enlaces de Internet.</w:t>
+        <w:t>Permanência de saídas de Internet dispersas ou insuficientemente padronizadas, com maior superfície de ataque e menor uniformidade de segurança.</w:t>
       </w:r>
     </w:p>
     <w:p>
@@ -2227,7 +2288,7 @@
         <w:pStyle w:val="ListBullet"/>
       </w:pPr>
       <w:r>
-        <w:t>Dificuldade de concentrar políticas de segurança, monitoramento, filtragem e controle de tráfego na Sede.</w:t>
+        <w:t>Risco de indisponibilidade relevante da Internet institucional caso a Sede sofra falha sem ponto redundante no Foro.</w:t>
       </w:r>
     </w:p>
     <w:p>
@@ -2235,7 +2296,7 @@
         <w:pStyle w:val="ListBullet"/>
       </w:pPr>
       <w:r>
-        <w:t>Risco de indisponibilidade ou degradação de acesso a sistemas judiciais e administrativos.</w:t>
+        <w:t>Dificuldade de garantir provedores distintos, Anti-DDoS e endereçamento fixo suficiente nos pontos centrais.</w:t>
       </w:r>
     </w:p>
     <w:p>
@@ -2243,7 +2304,7 @@
         <w:pStyle w:val="ListBullet"/>
       </w:pPr>
       <w:r>
-        <w:t>Menor resiliência para rotas de contingência, suporte, replicação, autenticação e serviços institucionais.</w:t>
+        <w:t>Menor previsibilidade para tráfego crítico, replicação, backup, autenticação, monitoramento e suporte remoto.</w:t>
       </w:r>
     </w:p>
     <w:p>
@@ -2251,15 +2312,7 @@
         <w:pStyle w:val="ListBullet"/>
       </w:pPr>
       <w:r>
-        <w:t>Dificuldade de evoluir para arquitetura com saída de Internet preferencial centralizada na Sede, uso de 3 saídas redundantes e separação lógica entre tráfego crítico e tráfego de Internet.</w:t>
-      </w:r>
-    </w:p>
-    <w:p>
-      <w:pPr>
-        <w:pStyle w:val="ListBullet"/>
-      </w:pPr>
-      <w:r>
-        <w:t>Risco de descumprimento de diretrizes de governança de TIC relativas a disponibilidade, capacidade, segurança e continuidade.</w:t>
+        <w:t>Dificuldade de cumprir diretrizes de continuidade, disponibilidade, segurança e governança de TIC.</w:t>
       </w:r>
     </w:p>
     <w:p>
@@ -2280,12 +2333,7 @@
     </w:p>
     <w:p>
       <w:r>
-        <w:t>Contratação de empresa especializada para prestação de serviços continuados de comunicação de dados por meio de rede MPLS, incluindo fornecimento, instalação, configuração, equipamentos necessários, monitoramento, suporte técnico, manutenção e garantia de níveis de serviço, para interconexão das unidades do TRT10 à Sede e integração operacional com a SD-WAN vigente.</w:t>
-      </w:r>
-    </w:p>
-    <w:p>
-      <w:r>
-        <w:t>A contratação deverá:</w:t>
+        <w:t>Contratação de serviços continuados de telecomunicações e comunicação de dados, incluindo fornecimento, instalação, configuração, equipamentos necessários, monitoramento, suporte técnico, manutenção e garantia de níveis de serviço, composta pelos seguintes blocos:</w:t>
       </w:r>
     </w:p>
     <w:p>
@@ -2293,7 +2341,7 @@
         <w:pStyle w:val="ListBullet"/>
       </w:pPr>
       <w:r>
-        <w:t>interconectar todas às demais localidades à Sede por MPLS;</w:t>
+        <w:t>circuitos MPLS para as 10 localidades do TRT10, com capacidades equivalentes às capacidades SD-WAN vigentes por localidade;</w:t>
       </w:r>
     </w:p>
     <w:p>
@@ -2301,7 +2349,7 @@
         <w:pStyle w:val="ListBullet"/>
       </w:pPr>
       <w:r>
-        <w:t>manter compatibilidade com a topologià SD-WAN existente;</w:t>
+        <w:t>link dedicado ponto-a-ponto de 25 Gbps entre o Edifício Sede e o Foro de Brasília, por fibra óptica, LAN-to-LAN, Metro Ethernet, clear channel, E-Line, E-LAN ou tecnologia equivalente, separado da rede MPLS;</w:t>
       </w:r>
     </w:p>
     <w:p>
@@ -2309,7 +2357,7 @@
         <w:pStyle w:val="ListBullet"/>
       </w:pPr>
       <w:r>
-        <w:t>permitir uso preferencial do MPLS para tráfego crítico e da SD-WAN para tráfego de Internet;</w:t>
+        <w:t>3 links dedicados de Internet de 4 Gbps na Sede, cada um com provedor distinto, Anti-DDoS e 32 IPs fixos;</w:t>
       </w:r>
     </w:p>
     <w:p>
@@ -2317,52 +2365,12 @@
         <w:pStyle w:val="ListBullet"/>
       </w:pPr>
       <w:r>
-        <w:t>permitir contingência cruzada, de modo que MPLS e SD-WAN possam transportar trafegos críticos ou de Internet em caso de indisponibilidade ou degradação de uma das camadas;</w:t>
-      </w:r>
-    </w:p>
-    <w:p>
-      <w:pPr>
-        <w:pStyle w:val="ListBullet"/>
-      </w:pPr>
-      <w:r>
-        <w:t>permitir roteamento controlado para saída de Internet preferencial pela Sede;</w:t>
-      </w:r>
-    </w:p>
-    <w:p>
-      <w:pPr>
-        <w:pStyle w:val="ListBullet"/>
-      </w:pPr>
-      <w:r>
-        <w:t>integrar-se às redes JT, Infovia e demais redes institucionais conforme definição técnica do TRT10;</w:t>
-      </w:r>
-    </w:p>
-    <w:p>
-      <w:pPr>
-        <w:pStyle w:val="ListBullet"/>
-      </w:pPr>
-      <w:r>
-        <w:t>possibilitar QoS, segregação lógica e priorizacao de tráfego crítico;</w:t>
-      </w:r>
-    </w:p>
-    <w:p>
-      <w:pPr>
-        <w:pStyle w:val="ListBullet"/>
-      </w:pPr>
-      <w:r>
-        <w:t>contemplar suporte, monitoramento e relatórios mensais de disponibilidade;</w:t>
-      </w:r>
-    </w:p>
-    <w:p>
-      <w:pPr>
-        <w:pStyle w:val="ListBullet"/>
-      </w:pPr>
-      <w:r>
-        <w:t>evitar especificação por marca, fabricante ou modelo, salvo quando indispensável e tecnicamente justificado em etapa posterior.</w:t>
+        <w:t>2 links dedicados de Internet de 2 Gbps no Foro de Brasília, cada um com provedor distinto, Anti-DDoS e 32 IPs fixos.</w:t>
       </w:r>
     </w:p>
     <w:p>
       <w:r>
-        <w:t>O objeto também contempla, em grupo específico e tecnicamente segregado, link dedicado ponto-a-ponto de 25 Gbps entre o Edifício Sede e o Foro de Brasília, por fibra óptica, LAN-to-LAN, Metro Ethernet, clear channel, E-Line, E-LAN ou tecnologia equivalente, com banda simétrica, full duplex, baixa latência, SLA, monitoramento e equipamentos em comodato ou fornecidos como parte do serviço, destinado à replicação, redundância, continuidade e acesso contingencial das unidades.</w:t>
+        <w:t>A contratação deverá permitir centralização do acesso à Internet do TRT10, redundância entre Sede e Foro, contingência cruzada entre MPLS e SD-WAN, QoS, segregação lógica, roteamento controlado, monitoramento 24x7, relatórios mensais e aplicação de glosas por descumprimento de SLA.</w:t>
       </w:r>
     </w:p>
     <w:p>
@@ -4023,11 +4031,6 @@
       </w:tr>
     </w:tbl>
     <w:p/>
-    <w:p>
-      <w:r>
-        <w:t>Grupo específico de interligação dedicada Sede-Foro:</w:t>
-      </w:r>
-    </w:p>
     <w:tbl>
       <w:tblPr>
         <w:tblStyle w:val="TableGrid"/>
@@ -4253,7 +4256,7 @@
                 <w:rFonts w:ascii="Calibri" w:hAnsi="Calibri"/>
                 <w:sz w:val="18"/>
               </w:rPr>
-              <w:t>Edifício Sede ↔ Foro de Brasília</w:t>
+              <w:t>Sede ↔ Foro de Brasília</w:t>
             </w:r>
           </w:p>
         </w:tc>
@@ -4277,7 +4280,7 @@
                 <w:rFonts w:ascii="Calibri" w:hAnsi="Calibri"/>
                 <w:sz w:val="18"/>
               </w:rPr>
-              <w:t>link dedicado ponto-a-ponto por fibra óptica, LAN-to-LAN/Metro Ethernet ou equivalente; replicação e redundância da Sede</w:t>
+              <w:t>Link dedicado ponto-a-ponto; replicação, backup e redundância</w:t>
             </w:r>
           </w:p>
         </w:tc>
@@ -4332,6 +4335,1066 @@
         <w:tc>
           <w:tcPr>
             <w:tcW w:type="dxa" w:w="1560"/>
+            <w:vAlign w:val="center"/>
+            <w:tcMar>
+              <w:top w:w="80" w:type="dxa"/>
+              <w:start w:w="120" w:type="dxa"/>
+              <w:bottom w:w="80" w:type="dxa"/>
+              <w:end w:w="120" w:type="dxa"/>
+            </w:tcMar>
+          </w:tcPr>
+          <w:p>
+            <w:pPr>
+              <w:spacing w:after="0"/>
+            </w:pPr>
+            <w:r>
+              <w:rPr>
+                <w:rFonts w:ascii="Calibri" w:hAnsi="Calibri"/>
+                <w:sz w:val="18"/>
+              </w:rPr>
+              <w:t>mês</w:t>
+            </w:r>
+          </w:p>
+        </w:tc>
+      </w:tr>
+    </w:tbl>
+    <w:p/>
+    <w:tbl>
+      <w:tblPr>
+        <w:tblStyle w:val="TableGrid"/>
+        <w:tblW w:type="dxa" w:w="9360"/>
+        <w:jc w:val="center"/>
+        <w:tblLook w:firstColumn="1" w:firstRow="1" w:lastColumn="0" w:lastRow="0" w:noHBand="0" w:noVBand="1" w:val="04A0"/>
+        <w:tblInd w:w="120" w:type="dxa"/>
+      </w:tblPr>
+      <w:tblGrid>
+        <w:gridCol w:w="1337"/>
+        <w:gridCol w:w="1337"/>
+        <w:gridCol w:w="1337"/>
+        <w:gridCol w:w="1337"/>
+        <w:gridCol w:w="1337"/>
+        <w:gridCol w:w="1337"/>
+        <w:gridCol w:w="1337"/>
+      </w:tblGrid>
+      <w:tr>
+        <w:tc>
+          <w:tcPr>
+            <w:tcW w:type="dxa" w:w="1337"/>
+            <w:vAlign w:val="center"/>
+            <w:tcMar>
+              <w:top w:w="80" w:type="dxa"/>
+              <w:start w:w="120" w:type="dxa"/>
+              <w:bottom w:w="80" w:type="dxa"/>
+              <w:end w:w="120" w:type="dxa"/>
+            </w:tcMar>
+            <w:shd w:fill="E8EEF5"/>
+          </w:tcPr>
+          <w:p>
+            <w:pPr>
+              <w:spacing w:after="0"/>
+            </w:pPr>
+            <w:r>
+              <w:rPr>
+                <w:rFonts w:ascii="Calibri" w:hAnsi="Calibri"/>
+                <w:b/>
+                <w:color w:val="01426A"/>
+                <w:sz w:val="18"/>
+              </w:rPr>
+              <w:t>Item</w:t>
+            </w:r>
+          </w:p>
+        </w:tc>
+        <w:tc>
+          <w:tcPr>
+            <w:tcW w:type="dxa" w:w="1337"/>
+            <w:vAlign w:val="center"/>
+            <w:tcMar>
+              <w:top w:w="80" w:type="dxa"/>
+              <w:start w:w="120" w:type="dxa"/>
+              <w:bottom w:w="80" w:type="dxa"/>
+              <w:end w:w="120" w:type="dxa"/>
+            </w:tcMar>
+            <w:shd w:fill="E8EEF5"/>
+          </w:tcPr>
+          <w:p>
+            <w:pPr>
+              <w:spacing w:after="0"/>
+            </w:pPr>
+            <w:r>
+              <w:rPr>
+                <w:rFonts w:ascii="Calibri" w:hAnsi="Calibri"/>
+                <w:b/>
+                <w:color w:val="01426A"/>
+                <w:sz w:val="18"/>
+              </w:rPr>
+              <w:t>Localidade</w:t>
+            </w:r>
+          </w:p>
+        </w:tc>
+        <w:tc>
+          <w:tcPr>
+            <w:tcW w:type="dxa" w:w="1337"/>
+            <w:vAlign w:val="center"/>
+            <w:tcMar>
+              <w:top w:w="80" w:type="dxa"/>
+              <w:start w:w="120" w:type="dxa"/>
+              <w:bottom w:w="80" w:type="dxa"/>
+              <w:end w:w="120" w:type="dxa"/>
+            </w:tcMar>
+            <w:shd w:fill="E8EEF5"/>
+          </w:tcPr>
+          <w:p>
+            <w:pPr>
+              <w:spacing w:after="0"/>
+            </w:pPr>
+            <w:r>
+              <w:rPr>
+                <w:rFonts w:ascii="Calibri" w:hAnsi="Calibri"/>
+                <w:b/>
+                <w:color w:val="01426A"/>
+                <w:sz w:val="18"/>
+              </w:rPr>
+              <w:t>Serviço</w:t>
+            </w:r>
+          </w:p>
+        </w:tc>
+        <w:tc>
+          <w:tcPr>
+            <w:tcW w:type="dxa" w:w="1337"/>
+            <w:vAlign w:val="center"/>
+            <w:tcMar>
+              <w:top w:w="80" w:type="dxa"/>
+              <w:start w:w="120" w:type="dxa"/>
+              <w:bottom w:w="80" w:type="dxa"/>
+              <w:end w:w="120" w:type="dxa"/>
+            </w:tcMar>
+            <w:shd w:fill="E8EEF5"/>
+          </w:tcPr>
+          <w:p>
+            <w:pPr>
+              <w:spacing w:after="0"/>
+            </w:pPr>
+            <w:r>
+              <w:rPr>
+                <w:rFonts w:ascii="Calibri" w:hAnsi="Calibri"/>
+                <w:b/>
+                <w:color w:val="01426A"/>
+                <w:sz w:val="18"/>
+              </w:rPr>
+              <w:t>Capacidade</w:t>
+            </w:r>
+          </w:p>
+        </w:tc>
+        <w:tc>
+          <w:tcPr>
+            <w:tcW w:type="dxa" w:w="1337"/>
+            <w:vAlign w:val="center"/>
+            <w:tcMar>
+              <w:top w:w="80" w:type="dxa"/>
+              <w:start w:w="120" w:type="dxa"/>
+              <w:bottom w:w="80" w:type="dxa"/>
+              <w:end w:w="120" w:type="dxa"/>
+            </w:tcMar>
+            <w:shd w:fill="E8EEF5"/>
+          </w:tcPr>
+          <w:p>
+            <w:pPr>
+              <w:spacing w:after="0"/>
+            </w:pPr>
+            <w:r>
+              <w:rPr>
+                <w:rFonts w:ascii="Calibri" w:hAnsi="Calibri"/>
+                <w:b/>
+                <w:color w:val="01426A"/>
+                <w:sz w:val="18"/>
+              </w:rPr>
+              <w:t>Requisitos mínimos</w:t>
+            </w:r>
+          </w:p>
+        </w:tc>
+        <w:tc>
+          <w:tcPr>
+            <w:tcW w:type="dxa" w:w="1337"/>
+            <w:vAlign w:val="center"/>
+            <w:tcMar>
+              <w:top w:w="80" w:type="dxa"/>
+              <w:start w:w="120" w:type="dxa"/>
+              <w:bottom w:w="80" w:type="dxa"/>
+              <w:end w:w="120" w:type="dxa"/>
+            </w:tcMar>
+            <w:shd w:fill="E8EEF5"/>
+          </w:tcPr>
+          <w:p>
+            <w:pPr>
+              <w:spacing w:after="0"/>
+            </w:pPr>
+            <w:r>
+              <w:rPr>
+                <w:rFonts w:ascii="Calibri" w:hAnsi="Calibri"/>
+                <w:b/>
+                <w:color w:val="01426A"/>
+                <w:sz w:val="18"/>
+              </w:rPr>
+              <w:t>Quantidade</w:t>
+            </w:r>
+          </w:p>
+        </w:tc>
+        <w:tc>
+          <w:tcPr>
+            <w:tcW w:type="dxa" w:w="1337"/>
+            <w:vAlign w:val="center"/>
+            <w:tcMar>
+              <w:top w:w="80" w:type="dxa"/>
+              <w:start w:w="120" w:type="dxa"/>
+              <w:bottom w:w="80" w:type="dxa"/>
+              <w:end w:w="120" w:type="dxa"/>
+            </w:tcMar>
+            <w:shd w:fill="E8EEF5"/>
+          </w:tcPr>
+          <w:p>
+            <w:pPr>
+              <w:spacing w:after="0"/>
+            </w:pPr>
+            <w:r>
+              <w:rPr>
+                <w:rFonts w:ascii="Calibri" w:hAnsi="Calibri"/>
+                <w:b/>
+                <w:color w:val="01426A"/>
+                <w:sz w:val="18"/>
+              </w:rPr>
+              <w:t>Unidade</w:t>
+            </w:r>
+          </w:p>
+        </w:tc>
+      </w:tr>
+      <w:tr>
+        <w:tc>
+          <w:tcPr>
+            <w:tcW w:type="dxa" w:w="1337"/>
+            <w:vAlign w:val="center"/>
+            <w:tcMar>
+              <w:top w:w="80" w:type="dxa"/>
+              <w:start w:w="120" w:type="dxa"/>
+              <w:bottom w:w="80" w:type="dxa"/>
+              <w:end w:w="120" w:type="dxa"/>
+            </w:tcMar>
+          </w:tcPr>
+          <w:p>
+            <w:pPr>
+              <w:spacing w:after="0"/>
+            </w:pPr>
+            <w:r>
+              <w:rPr>
+                <w:rFonts w:ascii="Calibri" w:hAnsi="Calibri"/>
+                <w:sz w:val="18"/>
+              </w:rPr>
+              <w:t>12</w:t>
+            </w:r>
+          </w:p>
+        </w:tc>
+        <w:tc>
+          <w:tcPr>
+            <w:tcW w:type="dxa" w:w="1337"/>
+            <w:vAlign w:val="center"/>
+            <w:tcMar>
+              <w:top w:w="80" w:type="dxa"/>
+              <w:start w:w="120" w:type="dxa"/>
+              <w:bottom w:w="80" w:type="dxa"/>
+              <w:end w:w="120" w:type="dxa"/>
+            </w:tcMar>
+          </w:tcPr>
+          <w:p>
+            <w:pPr>
+              <w:spacing w:after="0"/>
+            </w:pPr>
+            <w:r>
+              <w:rPr>
+                <w:rFonts w:ascii="Calibri" w:hAnsi="Calibri"/>
+                <w:sz w:val="18"/>
+              </w:rPr>
+              <w:t>Sede</w:t>
+            </w:r>
+          </w:p>
+        </w:tc>
+        <w:tc>
+          <w:tcPr>
+            <w:tcW w:type="dxa" w:w="1337"/>
+            <w:vAlign w:val="center"/>
+            <w:tcMar>
+              <w:top w:w="80" w:type="dxa"/>
+              <w:start w:w="120" w:type="dxa"/>
+              <w:bottom w:w="80" w:type="dxa"/>
+              <w:end w:w="120" w:type="dxa"/>
+            </w:tcMar>
+          </w:tcPr>
+          <w:p>
+            <w:pPr>
+              <w:spacing w:after="0"/>
+            </w:pPr>
+            <w:r>
+              <w:rPr>
+                <w:rFonts w:ascii="Calibri" w:hAnsi="Calibri"/>
+                <w:sz w:val="18"/>
+              </w:rPr>
+              <w:t>Link dedicado de Internet 1</w:t>
+            </w:r>
+          </w:p>
+        </w:tc>
+        <w:tc>
+          <w:tcPr>
+            <w:tcW w:type="dxa" w:w="1337"/>
+            <w:vAlign w:val="center"/>
+            <w:tcMar>
+              <w:top w:w="80" w:type="dxa"/>
+              <w:start w:w="120" w:type="dxa"/>
+              <w:bottom w:w="80" w:type="dxa"/>
+              <w:end w:w="120" w:type="dxa"/>
+            </w:tcMar>
+          </w:tcPr>
+          <w:p>
+            <w:pPr>
+              <w:spacing w:after="0"/>
+            </w:pPr>
+            <w:r>
+              <w:rPr>
+                <w:rFonts w:ascii="Calibri" w:hAnsi="Calibri"/>
+                <w:sz w:val="18"/>
+              </w:rPr>
+              <w:t>4 Gbps</w:t>
+            </w:r>
+          </w:p>
+        </w:tc>
+        <w:tc>
+          <w:tcPr>
+            <w:tcW w:type="dxa" w:w="1337"/>
+            <w:vAlign w:val="center"/>
+            <w:tcMar>
+              <w:top w:w="80" w:type="dxa"/>
+              <w:start w:w="120" w:type="dxa"/>
+              <w:bottom w:w="80" w:type="dxa"/>
+              <w:end w:w="120" w:type="dxa"/>
+            </w:tcMar>
+          </w:tcPr>
+          <w:p>
+            <w:pPr>
+              <w:spacing w:after="0"/>
+            </w:pPr>
+            <w:r>
+              <w:rPr>
+                <w:rFonts w:ascii="Calibri" w:hAnsi="Calibri"/>
+                <w:sz w:val="18"/>
+              </w:rPr>
+              <w:t>Provedor distinto dos itens 13 e 14; Anti-DDoS; 32 IPs fixos</w:t>
+            </w:r>
+          </w:p>
+        </w:tc>
+        <w:tc>
+          <w:tcPr>
+            <w:tcW w:type="dxa" w:w="1337"/>
+            <w:vAlign w:val="center"/>
+            <w:tcMar>
+              <w:top w:w="80" w:type="dxa"/>
+              <w:start w:w="120" w:type="dxa"/>
+              <w:bottom w:w="80" w:type="dxa"/>
+              <w:end w:w="120" w:type="dxa"/>
+            </w:tcMar>
+          </w:tcPr>
+          <w:p>
+            <w:pPr>
+              <w:spacing w:after="0"/>
+            </w:pPr>
+            <w:r>
+              <w:rPr>
+                <w:rFonts w:ascii="Calibri" w:hAnsi="Calibri"/>
+                <w:sz w:val="18"/>
+              </w:rPr>
+              <w:t>1</w:t>
+            </w:r>
+          </w:p>
+        </w:tc>
+        <w:tc>
+          <w:tcPr>
+            <w:tcW w:type="dxa" w:w="1337"/>
+            <w:vAlign w:val="center"/>
+            <w:tcMar>
+              <w:top w:w="80" w:type="dxa"/>
+              <w:start w:w="120" w:type="dxa"/>
+              <w:bottom w:w="80" w:type="dxa"/>
+              <w:end w:w="120" w:type="dxa"/>
+            </w:tcMar>
+          </w:tcPr>
+          <w:p>
+            <w:pPr>
+              <w:spacing w:after="0"/>
+            </w:pPr>
+            <w:r>
+              <w:rPr>
+                <w:rFonts w:ascii="Calibri" w:hAnsi="Calibri"/>
+                <w:sz w:val="18"/>
+              </w:rPr>
+              <w:t>mês</w:t>
+            </w:r>
+          </w:p>
+        </w:tc>
+      </w:tr>
+      <w:tr>
+        <w:tc>
+          <w:tcPr>
+            <w:tcW w:type="dxa" w:w="1337"/>
+            <w:vAlign w:val="center"/>
+            <w:tcMar>
+              <w:top w:w="80" w:type="dxa"/>
+              <w:start w:w="120" w:type="dxa"/>
+              <w:bottom w:w="80" w:type="dxa"/>
+              <w:end w:w="120" w:type="dxa"/>
+            </w:tcMar>
+          </w:tcPr>
+          <w:p>
+            <w:pPr>
+              <w:spacing w:after="0"/>
+            </w:pPr>
+            <w:r>
+              <w:rPr>
+                <w:rFonts w:ascii="Calibri" w:hAnsi="Calibri"/>
+                <w:sz w:val="18"/>
+              </w:rPr>
+              <w:t>13</w:t>
+            </w:r>
+          </w:p>
+        </w:tc>
+        <w:tc>
+          <w:tcPr>
+            <w:tcW w:type="dxa" w:w="1337"/>
+            <w:vAlign w:val="center"/>
+            <w:tcMar>
+              <w:top w:w="80" w:type="dxa"/>
+              <w:start w:w="120" w:type="dxa"/>
+              <w:bottom w:w="80" w:type="dxa"/>
+              <w:end w:w="120" w:type="dxa"/>
+            </w:tcMar>
+          </w:tcPr>
+          <w:p>
+            <w:pPr>
+              <w:spacing w:after="0"/>
+            </w:pPr>
+            <w:r>
+              <w:rPr>
+                <w:rFonts w:ascii="Calibri" w:hAnsi="Calibri"/>
+                <w:sz w:val="18"/>
+              </w:rPr>
+              <w:t>Sede</w:t>
+            </w:r>
+          </w:p>
+        </w:tc>
+        <w:tc>
+          <w:tcPr>
+            <w:tcW w:type="dxa" w:w="1337"/>
+            <w:vAlign w:val="center"/>
+            <w:tcMar>
+              <w:top w:w="80" w:type="dxa"/>
+              <w:start w:w="120" w:type="dxa"/>
+              <w:bottom w:w="80" w:type="dxa"/>
+              <w:end w:w="120" w:type="dxa"/>
+            </w:tcMar>
+          </w:tcPr>
+          <w:p>
+            <w:pPr>
+              <w:spacing w:after="0"/>
+            </w:pPr>
+            <w:r>
+              <w:rPr>
+                <w:rFonts w:ascii="Calibri" w:hAnsi="Calibri"/>
+                <w:sz w:val="18"/>
+              </w:rPr>
+              <w:t>Link dedicado de Internet 2</w:t>
+            </w:r>
+          </w:p>
+        </w:tc>
+        <w:tc>
+          <w:tcPr>
+            <w:tcW w:type="dxa" w:w="1337"/>
+            <w:vAlign w:val="center"/>
+            <w:tcMar>
+              <w:top w:w="80" w:type="dxa"/>
+              <w:start w:w="120" w:type="dxa"/>
+              <w:bottom w:w="80" w:type="dxa"/>
+              <w:end w:w="120" w:type="dxa"/>
+            </w:tcMar>
+          </w:tcPr>
+          <w:p>
+            <w:pPr>
+              <w:spacing w:after="0"/>
+            </w:pPr>
+            <w:r>
+              <w:rPr>
+                <w:rFonts w:ascii="Calibri" w:hAnsi="Calibri"/>
+                <w:sz w:val="18"/>
+              </w:rPr>
+              <w:t>4 Gbps</w:t>
+            </w:r>
+          </w:p>
+        </w:tc>
+        <w:tc>
+          <w:tcPr>
+            <w:tcW w:type="dxa" w:w="1337"/>
+            <w:vAlign w:val="center"/>
+            <w:tcMar>
+              <w:top w:w="80" w:type="dxa"/>
+              <w:start w:w="120" w:type="dxa"/>
+              <w:bottom w:w="80" w:type="dxa"/>
+              <w:end w:w="120" w:type="dxa"/>
+            </w:tcMar>
+          </w:tcPr>
+          <w:p>
+            <w:pPr>
+              <w:spacing w:after="0"/>
+            </w:pPr>
+            <w:r>
+              <w:rPr>
+                <w:rFonts w:ascii="Calibri" w:hAnsi="Calibri"/>
+                <w:sz w:val="18"/>
+              </w:rPr>
+              <w:t>Provedor distinto dos itens 12 e 14; Anti-DDoS; 32 IPs fixos</w:t>
+            </w:r>
+          </w:p>
+        </w:tc>
+        <w:tc>
+          <w:tcPr>
+            <w:tcW w:type="dxa" w:w="1337"/>
+            <w:vAlign w:val="center"/>
+            <w:tcMar>
+              <w:top w:w="80" w:type="dxa"/>
+              <w:start w:w="120" w:type="dxa"/>
+              <w:bottom w:w="80" w:type="dxa"/>
+              <w:end w:w="120" w:type="dxa"/>
+            </w:tcMar>
+          </w:tcPr>
+          <w:p>
+            <w:pPr>
+              <w:spacing w:after="0"/>
+            </w:pPr>
+            <w:r>
+              <w:rPr>
+                <w:rFonts w:ascii="Calibri" w:hAnsi="Calibri"/>
+                <w:sz w:val="18"/>
+              </w:rPr>
+              <w:t>1</w:t>
+            </w:r>
+          </w:p>
+        </w:tc>
+        <w:tc>
+          <w:tcPr>
+            <w:tcW w:type="dxa" w:w="1337"/>
+            <w:vAlign w:val="center"/>
+            <w:tcMar>
+              <w:top w:w="80" w:type="dxa"/>
+              <w:start w:w="120" w:type="dxa"/>
+              <w:bottom w:w="80" w:type="dxa"/>
+              <w:end w:w="120" w:type="dxa"/>
+            </w:tcMar>
+          </w:tcPr>
+          <w:p>
+            <w:pPr>
+              <w:spacing w:after="0"/>
+            </w:pPr>
+            <w:r>
+              <w:rPr>
+                <w:rFonts w:ascii="Calibri" w:hAnsi="Calibri"/>
+                <w:sz w:val="18"/>
+              </w:rPr>
+              <w:t>mês</w:t>
+            </w:r>
+          </w:p>
+        </w:tc>
+      </w:tr>
+      <w:tr>
+        <w:tc>
+          <w:tcPr>
+            <w:tcW w:type="dxa" w:w="1337"/>
+            <w:vAlign w:val="center"/>
+            <w:tcMar>
+              <w:top w:w="80" w:type="dxa"/>
+              <w:start w:w="120" w:type="dxa"/>
+              <w:bottom w:w="80" w:type="dxa"/>
+              <w:end w:w="120" w:type="dxa"/>
+            </w:tcMar>
+          </w:tcPr>
+          <w:p>
+            <w:pPr>
+              <w:spacing w:after="0"/>
+            </w:pPr>
+            <w:r>
+              <w:rPr>
+                <w:rFonts w:ascii="Calibri" w:hAnsi="Calibri"/>
+                <w:sz w:val="18"/>
+              </w:rPr>
+              <w:t>14</w:t>
+            </w:r>
+          </w:p>
+        </w:tc>
+        <w:tc>
+          <w:tcPr>
+            <w:tcW w:type="dxa" w:w="1337"/>
+            <w:vAlign w:val="center"/>
+            <w:tcMar>
+              <w:top w:w="80" w:type="dxa"/>
+              <w:start w:w="120" w:type="dxa"/>
+              <w:bottom w:w="80" w:type="dxa"/>
+              <w:end w:w="120" w:type="dxa"/>
+            </w:tcMar>
+          </w:tcPr>
+          <w:p>
+            <w:pPr>
+              <w:spacing w:after="0"/>
+            </w:pPr>
+            <w:r>
+              <w:rPr>
+                <w:rFonts w:ascii="Calibri" w:hAnsi="Calibri"/>
+                <w:sz w:val="18"/>
+              </w:rPr>
+              <w:t>Sede</w:t>
+            </w:r>
+          </w:p>
+        </w:tc>
+        <w:tc>
+          <w:tcPr>
+            <w:tcW w:type="dxa" w:w="1337"/>
+            <w:vAlign w:val="center"/>
+            <w:tcMar>
+              <w:top w:w="80" w:type="dxa"/>
+              <w:start w:w="120" w:type="dxa"/>
+              <w:bottom w:w="80" w:type="dxa"/>
+              <w:end w:w="120" w:type="dxa"/>
+            </w:tcMar>
+          </w:tcPr>
+          <w:p>
+            <w:pPr>
+              <w:spacing w:after="0"/>
+            </w:pPr>
+            <w:r>
+              <w:rPr>
+                <w:rFonts w:ascii="Calibri" w:hAnsi="Calibri"/>
+                <w:sz w:val="18"/>
+              </w:rPr>
+              <w:t>Link dedicado de Internet 3</w:t>
+            </w:r>
+          </w:p>
+        </w:tc>
+        <w:tc>
+          <w:tcPr>
+            <w:tcW w:type="dxa" w:w="1337"/>
+            <w:vAlign w:val="center"/>
+            <w:tcMar>
+              <w:top w:w="80" w:type="dxa"/>
+              <w:start w:w="120" w:type="dxa"/>
+              <w:bottom w:w="80" w:type="dxa"/>
+              <w:end w:w="120" w:type="dxa"/>
+            </w:tcMar>
+          </w:tcPr>
+          <w:p>
+            <w:pPr>
+              <w:spacing w:after="0"/>
+            </w:pPr>
+            <w:r>
+              <w:rPr>
+                <w:rFonts w:ascii="Calibri" w:hAnsi="Calibri"/>
+                <w:sz w:val="18"/>
+              </w:rPr>
+              <w:t>4 Gbps</w:t>
+            </w:r>
+          </w:p>
+        </w:tc>
+        <w:tc>
+          <w:tcPr>
+            <w:tcW w:type="dxa" w:w="1337"/>
+            <w:vAlign w:val="center"/>
+            <w:tcMar>
+              <w:top w:w="80" w:type="dxa"/>
+              <w:start w:w="120" w:type="dxa"/>
+              <w:bottom w:w="80" w:type="dxa"/>
+              <w:end w:w="120" w:type="dxa"/>
+            </w:tcMar>
+          </w:tcPr>
+          <w:p>
+            <w:pPr>
+              <w:spacing w:after="0"/>
+            </w:pPr>
+            <w:r>
+              <w:rPr>
+                <w:rFonts w:ascii="Calibri" w:hAnsi="Calibri"/>
+                <w:sz w:val="18"/>
+              </w:rPr>
+              <w:t>Provedor distinto dos itens 12 e 13; Anti-DDoS; 32 IPs fixos</w:t>
+            </w:r>
+          </w:p>
+        </w:tc>
+        <w:tc>
+          <w:tcPr>
+            <w:tcW w:type="dxa" w:w="1337"/>
+            <w:vAlign w:val="center"/>
+            <w:tcMar>
+              <w:top w:w="80" w:type="dxa"/>
+              <w:start w:w="120" w:type="dxa"/>
+              <w:bottom w:w="80" w:type="dxa"/>
+              <w:end w:w="120" w:type="dxa"/>
+            </w:tcMar>
+          </w:tcPr>
+          <w:p>
+            <w:pPr>
+              <w:spacing w:after="0"/>
+            </w:pPr>
+            <w:r>
+              <w:rPr>
+                <w:rFonts w:ascii="Calibri" w:hAnsi="Calibri"/>
+                <w:sz w:val="18"/>
+              </w:rPr>
+              <w:t>1</w:t>
+            </w:r>
+          </w:p>
+        </w:tc>
+        <w:tc>
+          <w:tcPr>
+            <w:tcW w:type="dxa" w:w="1337"/>
+            <w:vAlign w:val="center"/>
+            <w:tcMar>
+              <w:top w:w="80" w:type="dxa"/>
+              <w:start w:w="120" w:type="dxa"/>
+              <w:bottom w:w="80" w:type="dxa"/>
+              <w:end w:w="120" w:type="dxa"/>
+            </w:tcMar>
+          </w:tcPr>
+          <w:p>
+            <w:pPr>
+              <w:spacing w:after="0"/>
+            </w:pPr>
+            <w:r>
+              <w:rPr>
+                <w:rFonts w:ascii="Calibri" w:hAnsi="Calibri"/>
+                <w:sz w:val="18"/>
+              </w:rPr>
+              <w:t>mês</w:t>
+            </w:r>
+          </w:p>
+        </w:tc>
+      </w:tr>
+      <w:tr>
+        <w:tc>
+          <w:tcPr>
+            <w:tcW w:type="dxa" w:w="1337"/>
+            <w:vAlign w:val="center"/>
+            <w:tcMar>
+              <w:top w:w="80" w:type="dxa"/>
+              <w:start w:w="120" w:type="dxa"/>
+              <w:bottom w:w="80" w:type="dxa"/>
+              <w:end w:w="120" w:type="dxa"/>
+            </w:tcMar>
+          </w:tcPr>
+          <w:p>
+            <w:pPr>
+              <w:spacing w:after="0"/>
+            </w:pPr>
+            <w:r>
+              <w:rPr>
+                <w:rFonts w:ascii="Calibri" w:hAnsi="Calibri"/>
+                <w:sz w:val="18"/>
+              </w:rPr>
+              <w:t>15</w:t>
+            </w:r>
+          </w:p>
+        </w:tc>
+        <w:tc>
+          <w:tcPr>
+            <w:tcW w:type="dxa" w:w="1337"/>
+            <w:vAlign w:val="center"/>
+            <w:tcMar>
+              <w:top w:w="80" w:type="dxa"/>
+              <w:start w:w="120" w:type="dxa"/>
+              <w:bottom w:w="80" w:type="dxa"/>
+              <w:end w:w="120" w:type="dxa"/>
+            </w:tcMar>
+          </w:tcPr>
+          <w:p>
+            <w:pPr>
+              <w:spacing w:after="0"/>
+            </w:pPr>
+            <w:r>
+              <w:rPr>
+                <w:rFonts w:ascii="Calibri" w:hAnsi="Calibri"/>
+                <w:sz w:val="18"/>
+              </w:rPr>
+              <w:t>Foro de Brasília</w:t>
+            </w:r>
+          </w:p>
+        </w:tc>
+        <w:tc>
+          <w:tcPr>
+            <w:tcW w:type="dxa" w:w="1337"/>
+            <w:vAlign w:val="center"/>
+            <w:tcMar>
+              <w:top w:w="80" w:type="dxa"/>
+              <w:start w:w="120" w:type="dxa"/>
+              <w:bottom w:w="80" w:type="dxa"/>
+              <w:end w:w="120" w:type="dxa"/>
+            </w:tcMar>
+          </w:tcPr>
+          <w:p>
+            <w:pPr>
+              <w:spacing w:after="0"/>
+            </w:pPr>
+            <w:r>
+              <w:rPr>
+                <w:rFonts w:ascii="Calibri" w:hAnsi="Calibri"/>
+                <w:sz w:val="18"/>
+              </w:rPr>
+              <w:t>Link dedicado de Internet 1</w:t>
+            </w:r>
+          </w:p>
+        </w:tc>
+        <w:tc>
+          <w:tcPr>
+            <w:tcW w:type="dxa" w:w="1337"/>
+            <w:vAlign w:val="center"/>
+            <w:tcMar>
+              <w:top w:w="80" w:type="dxa"/>
+              <w:start w:w="120" w:type="dxa"/>
+              <w:bottom w:w="80" w:type="dxa"/>
+              <w:end w:w="120" w:type="dxa"/>
+            </w:tcMar>
+          </w:tcPr>
+          <w:p>
+            <w:pPr>
+              <w:spacing w:after="0"/>
+            </w:pPr>
+            <w:r>
+              <w:rPr>
+                <w:rFonts w:ascii="Calibri" w:hAnsi="Calibri"/>
+                <w:sz w:val="18"/>
+              </w:rPr>
+              <w:t>2 Gbps</w:t>
+            </w:r>
+          </w:p>
+        </w:tc>
+        <w:tc>
+          <w:tcPr>
+            <w:tcW w:type="dxa" w:w="1337"/>
+            <w:vAlign w:val="center"/>
+            <w:tcMar>
+              <w:top w:w="80" w:type="dxa"/>
+              <w:start w:w="120" w:type="dxa"/>
+              <w:bottom w:w="80" w:type="dxa"/>
+              <w:end w:w="120" w:type="dxa"/>
+            </w:tcMar>
+          </w:tcPr>
+          <w:p>
+            <w:pPr>
+              <w:spacing w:after="0"/>
+            </w:pPr>
+            <w:r>
+              <w:rPr>
+                <w:rFonts w:ascii="Calibri" w:hAnsi="Calibri"/>
+                <w:sz w:val="18"/>
+              </w:rPr>
+              <w:t>Provedor distinto do item 16; Anti-DDoS; 32 IPs fixos</w:t>
+            </w:r>
+          </w:p>
+        </w:tc>
+        <w:tc>
+          <w:tcPr>
+            <w:tcW w:type="dxa" w:w="1337"/>
+            <w:vAlign w:val="center"/>
+            <w:tcMar>
+              <w:top w:w="80" w:type="dxa"/>
+              <w:start w:w="120" w:type="dxa"/>
+              <w:bottom w:w="80" w:type="dxa"/>
+              <w:end w:w="120" w:type="dxa"/>
+            </w:tcMar>
+          </w:tcPr>
+          <w:p>
+            <w:pPr>
+              <w:spacing w:after="0"/>
+            </w:pPr>
+            <w:r>
+              <w:rPr>
+                <w:rFonts w:ascii="Calibri" w:hAnsi="Calibri"/>
+                <w:sz w:val="18"/>
+              </w:rPr>
+              <w:t>1</w:t>
+            </w:r>
+          </w:p>
+        </w:tc>
+        <w:tc>
+          <w:tcPr>
+            <w:tcW w:type="dxa" w:w="1337"/>
+            <w:vAlign w:val="center"/>
+            <w:tcMar>
+              <w:top w:w="80" w:type="dxa"/>
+              <w:start w:w="120" w:type="dxa"/>
+              <w:bottom w:w="80" w:type="dxa"/>
+              <w:end w:w="120" w:type="dxa"/>
+            </w:tcMar>
+          </w:tcPr>
+          <w:p>
+            <w:pPr>
+              <w:spacing w:after="0"/>
+            </w:pPr>
+            <w:r>
+              <w:rPr>
+                <w:rFonts w:ascii="Calibri" w:hAnsi="Calibri"/>
+                <w:sz w:val="18"/>
+              </w:rPr>
+              <w:t>mês</w:t>
+            </w:r>
+          </w:p>
+        </w:tc>
+      </w:tr>
+      <w:tr>
+        <w:tc>
+          <w:tcPr>
+            <w:tcW w:type="dxa" w:w="1337"/>
+            <w:vAlign w:val="center"/>
+            <w:tcMar>
+              <w:top w:w="80" w:type="dxa"/>
+              <w:start w:w="120" w:type="dxa"/>
+              <w:bottom w:w="80" w:type="dxa"/>
+              <w:end w:w="120" w:type="dxa"/>
+            </w:tcMar>
+          </w:tcPr>
+          <w:p>
+            <w:pPr>
+              <w:spacing w:after="0"/>
+            </w:pPr>
+            <w:r>
+              <w:rPr>
+                <w:rFonts w:ascii="Calibri" w:hAnsi="Calibri"/>
+                <w:sz w:val="18"/>
+              </w:rPr>
+              <w:t>16</w:t>
+            </w:r>
+          </w:p>
+        </w:tc>
+        <w:tc>
+          <w:tcPr>
+            <w:tcW w:type="dxa" w:w="1337"/>
+            <w:vAlign w:val="center"/>
+            <w:tcMar>
+              <w:top w:w="80" w:type="dxa"/>
+              <w:start w:w="120" w:type="dxa"/>
+              <w:bottom w:w="80" w:type="dxa"/>
+              <w:end w:w="120" w:type="dxa"/>
+            </w:tcMar>
+          </w:tcPr>
+          <w:p>
+            <w:pPr>
+              <w:spacing w:after="0"/>
+            </w:pPr>
+            <w:r>
+              <w:rPr>
+                <w:rFonts w:ascii="Calibri" w:hAnsi="Calibri"/>
+                <w:sz w:val="18"/>
+              </w:rPr>
+              <w:t>Foro de Brasília</w:t>
+            </w:r>
+          </w:p>
+        </w:tc>
+        <w:tc>
+          <w:tcPr>
+            <w:tcW w:type="dxa" w:w="1337"/>
+            <w:vAlign w:val="center"/>
+            <w:tcMar>
+              <w:top w:w="80" w:type="dxa"/>
+              <w:start w:w="120" w:type="dxa"/>
+              <w:bottom w:w="80" w:type="dxa"/>
+              <w:end w:w="120" w:type="dxa"/>
+            </w:tcMar>
+          </w:tcPr>
+          <w:p>
+            <w:pPr>
+              <w:spacing w:after="0"/>
+            </w:pPr>
+            <w:r>
+              <w:rPr>
+                <w:rFonts w:ascii="Calibri" w:hAnsi="Calibri"/>
+                <w:sz w:val="18"/>
+              </w:rPr>
+              <w:t>Link dedicado de Internet 2</w:t>
+            </w:r>
+          </w:p>
+        </w:tc>
+        <w:tc>
+          <w:tcPr>
+            <w:tcW w:type="dxa" w:w="1337"/>
+            <w:vAlign w:val="center"/>
+            <w:tcMar>
+              <w:top w:w="80" w:type="dxa"/>
+              <w:start w:w="120" w:type="dxa"/>
+              <w:bottom w:w="80" w:type="dxa"/>
+              <w:end w:w="120" w:type="dxa"/>
+            </w:tcMar>
+          </w:tcPr>
+          <w:p>
+            <w:pPr>
+              <w:spacing w:after="0"/>
+            </w:pPr>
+            <w:r>
+              <w:rPr>
+                <w:rFonts w:ascii="Calibri" w:hAnsi="Calibri"/>
+                <w:sz w:val="18"/>
+              </w:rPr>
+              <w:t>2 Gbps</w:t>
+            </w:r>
+          </w:p>
+        </w:tc>
+        <w:tc>
+          <w:tcPr>
+            <w:tcW w:type="dxa" w:w="1337"/>
+            <w:vAlign w:val="center"/>
+            <w:tcMar>
+              <w:top w:w="80" w:type="dxa"/>
+              <w:start w:w="120" w:type="dxa"/>
+              <w:bottom w:w="80" w:type="dxa"/>
+              <w:end w:w="120" w:type="dxa"/>
+            </w:tcMar>
+          </w:tcPr>
+          <w:p>
+            <w:pPr>
+              <w:spacing w:after="0"/>
+            </w:pPr>
+            <w:r>
+              <w:rPr>
+                <w:rFonts w:ascii="Calibri" w:hAnsi="Calibri"/>
+                <w:sz w:val="18"/>
+              </w:rPr>
+              <w:t>Provedor distinto do item 15; Anti-DDoS; 32 IPs fixos</w:t>
+            </w:r>
+          </w:p>
+        </w:tc>
+        <w:tc>
+          <w:tcPr>
+            <w:tcW w:type="dxa" w:w="1337"/>
+            <w:vAlign w:val="center"/>
+            <w:tcMar>
+              <w:top w:w="80" w:type="dxa"/>
+              <w:start w:w="120" w:type="dxa"/>
+              <w:bottom w:w="80" w:type="dxa"/>
+              <w:end w:w="120" w:type="dxa"/>
+            </w:tcMar>
+          </w:tcPr>
+          <w:p>
+            <w:pPr>
+              <w:spacing w:after="0"/>
+            </w:pPr>
+            <w:r>
+              <w:rPr>
+                <w:rFonts w:ascii="Calibri" w:hAnsi="Calibri"/>
+                <w:sz w:val="18"/>
+              </w:rPr>
+              <w:t>1</w:t>
+            </w:r>
+          </w:p>
+        </w:tc>
+        <w:tc>
+          <w:tcPr>
+            <w:tcW w:type="dxa" w:w="1337"/>
             <w:vAlign w:val="center"/>
             <w:tcMar>
               <w:top w:w="80" w:type="dxa"/>
@@ -4358,12 +5421,7 @@
     <w:p/>
     <w:p>
       <w:r>
-        <w:t>As capacidades MPLS requeridas correspondem às capacidades SD-WAN vigentes em cada localidade, com a finalidade de assegurar redundância total entre as camadas de conectividade. O dimensionamento deverá ser validado por meio de análise de tráfego, criticidade dos sistemas, simultaneidade, QoS, crescimento esperado, desempenho da SD-WAN vigente, capacidade de processamento dos CPEs e pesquisa de mercado.</w:t>
-      </w:r>
-    </w:p>
-    <w:p>
-      <w:r>
-        <w:t>O enlace dedicado de 25 Gbps não integra a malha MPLS das localidades. Ele constitui grupo próprio por possuir finalidade, escala, tecnologia, precificação e requisitos de desempenho distintos: interligação de alta capacidade entre dois pontos centrais, suporte à replicação e possibilidade de o Foro assumir papel contingencial de concentrador.</w:t>
+        <w:t>Para os itens de Internet, a adjudicação deverá impedir que uma mesma empresa, CNPJ, grupo econômico ou provedor operacionalmente dependente seja contratado para mais de um link na mesma localidade. A mesma empresa poderá vencer um item da Sede e um item do Foro, desde que respeitados os requisitos de capacidade, Anti-DDoS, 32 IPs fixos e independência física/lógica exigidos para cada item.</w:t>
       </w:r>
     </w:p>
     <w:p>
@@ -4371,44 +5429,12 @@
         <w:pStyle w:val="Heading2"/>
       </w:pPr>
       <w:r>
-        <w:t>4.2 A estimativa e baseada no histórico demandado?</w:t>
+        <w:t>4.2 A estimativa é baseada no histórico demandado?</w:t>
       </w:r>
     </w:p>
     <w:p>
       <w:r>
-        <w:t>Sim. A estimativa considera o histórico de contratações de comunicação de dados do TRT10, notadamente:</w:t>
-      </w:r>
-    </w:p>
-    <w:p>
-      <w:pPr>
-        <w:pStyle w:val="ListBullet"/>
-      </w:pPr>
-      <w:r>
-        <w:t>Contrato 131/2023, referente a link IP dedicado com SD-WAN para 10 localidades, com vigência inicial de 5 anos e possibilidade de prorrogação;</w:t>
-      </w:r>
-    </w:p>
-    <w:p>
-      <w:pPr>
-        <w:pStyle w:val="ListBullet"/>
-      </w:pPr>
-      <w:r>
-        <w:t>contratações anteriores de Internet com Anti-DDoS para a Sede, Foro de Brasília e Prédio de Apoio;</w:t>
-      </w:r>
-    </w:p>
-    <w:p>
-      <w:pPr>
-        <w:pStyle w:val="ListBullet"/>
-      </w:pPr>
-      <w:r>
-        <w:t>contratação anterior de links de Internet para unidades do Tocantins;</w:t>
-      </w:r>
-    </w:p>
-    <w:p>
-      <w:pPr>
-        <w:pStyle w:val="ListBullet"/>
-      </w:pPr>
-      <w:r>
-        <w:t>menções documentais a conectividade MPLS e Infovia como meios de redundância e interconexão com à Sede.</w:t>
+        <w:t>Sim. A estimativa considera o histórico de contratações de comunicação de dados e Internet do TRT10, a topologia SD-WAN vigente, registros de redundância e monitoramento, e a centralização dos acessos de Internet do Tribunal na Sede e no Foro.</w:t>
       </w:r>
     </w:p>
     <w:p>
@@ -4429,68 +5455,7 @@
     </w:p>
     <w:p>
       <w:r>
-        <w:t>O valor oficial deverá ser apurado pela área competente em pesquisa de preços formal. Para memória preliminar, foram levantadas referências públicas de contratações similares de MPLS, L2L ou rede privada corporativa, com capacidades de 100 Mbps, 500 Mbps e 1 Gbps. A amostra abaixo não substitui a pesquisa formal do processo, pois os preços variam conforme localidade, interiorização, rota física, dupla abordagem, SLA, CPE/roteador, prazo contratual, volume de pontos e escopo de monitoramento.</w:t>
-      </w:r>
-    </w:p>
-    <w:p>
-      <w:r>
-        <w:t>Com base nas referências localizadas, adota-se apenas como estimativa inicial a média simples dos valores mensais unitários por capacidade. A memória de cálculo utiliza as seguintes fórmulas:</w:t>
-      </w:r>
-    </w:p>
-    <w:p>
-      <w:pPr>
-        <w:pStyle w:val="ListBullet"/>
-      </w:pPr>
-      <w:r>
-        <w:t>Preço médio mensal por capacidade = soma dos preços mensais unitários das referências / número de referências válidas;</w:t>
-      </w:r>
-    </w:p>
-    <w:p>
-      <w:pPr>
-        <w:pStyle w:val="ListBullet"/>
-      </w:pPr>
-      <w:r>
-        <w:t>Valor mensal por capacidade = preço médio mensal por capacidade x quantidade de links TRT10 naquela capacidade;</w:t>
-      </w:r>
-    </w:p>
-    <w:p>
-      <w:pPr>
-        <w:pStyle w:val="ListBullet"/>
-      </w:pPr>
-      <w:r>
-        <w:t>Valor anual por capacidade = valor mensal por capacidade x 12;</w:t>
-      </w:r>
-    </w:p>
-    <w:p>
-      <w:pPr>
-        <w:pStyle w:val="ListBullet"/>
-      </w:pPr>
-      <w:r>
-        <w:t>Total mensal MPLS = soma dos valores mensais das capacidades de 1 Gbps, 500 Mbps e 100 Mbps;</w:t>
-      </w:r>
-    </w:p>
-    <w:p>
-      <w:pPr>
-        <w:pStyle w:val="ListBullet"/>
-      </w:pPr>
-      <w:r>
-        <w:t>Total anual MPLS = total mensal MPLS x 12;</w:t>
-      </w:r>
-    </w:p>
-    <w:p>
-      <w:pPr>
-        <w:pStyle w:val="ListBullet"/>
-      </w:pPr>
-      <w:r>
-        <w:t>Valor mensal do link dedicado Sede-Foro 25 Gbps = ponto médio da faixa preliminar de mercado, isto é, (R$ 30.000,00 + R$ 60.000,00) / 2 = R$ 45.000,00;</w:t>
-      </w:r>
-    </w:p>
-    <w:p>
-      <w:pPr>
-        <w:pStyle w:val="ListBullet"/>
-      </w:pPr>
-      <w:r>
-        <w:t>Valor anual do link dedicado Sede-Foro 25 Gbps = R$ 45.000,00 x 12 = R$ 540.000,00.</w:t>
+        <w:t>Foram priorizadas referências públicas do PNCP e documentos anexos aos processos consultados. A estimativa de planejamento adota preços públicos diretos quando há aderência suficiente e metodologia paramétrica quando não foram localizados três itens idênticos em capacidade, localidade, Anti-DDoS e bloco de IPs.</w:t>
       </w:r>
     </w:p>
     <w:tbl>
@@ -4533,7 +5498,7 @@
                 <w:color w:val="01426A"/>
                 <w:sz w:val="18"/>
               </w:rPr>
-              <w:t>Capacidade</w:t>
+              <w:t>Grupo / item</w:t>
             </w:r>
           </w:p>
         </w:tc>
@@ -4560,7 +5525,7 @@
                 <w:color w:val="01426A"/>
                 <w:sz w:val="18"/>
               </w:rPr>
-              <w:t>Referências usadas na média</w:t>
+              <w:t>Referências e fórmula</w:t>
             </w:r>
           </w:p>
         </w:tc>
@@ -4587,7 +5552,7 @@
                 <w:color w:val="01426A"/>
                 <w:sz w:val="18"/>
               </w:rPr>
-              <w:t>Fórmula do preço médio mensal</w:t>
+              <w:t>Quantidade</w:t>
             </w:r>
           </w:p>
         </w:tc>
@@ -4614,7 +5579,7 @@
                 <w:color w:val="01426A"/>
                 <w:sz w:val="18"/>
               </w:rPr>
-              <w:t>Quantidade TRT10</w:t>
+              <w:t>Valor mensal unitário</w:t>
             </w:r>
           </w:p>
         </w:tc>
@@ -4641,7 +5606,7 @@
                 <w:color w:val="01426A"/>
                 <w:sz w:val="18"/>
               </w:rPr>
-              <w:t>Valor mensal preliminar</w:t>
+              <w:t>Valor mensal</w:t>
             </w:r>
           </w:p>
         </w:tc>
@@ -4668,7 +5633,7 @@
                 <w:color w:val="01426A"/>
                 <w:sz w:val="18"/>
               </w:rPr>
-              <w:t>Valor anual preliminar</w:t>
+              <w:t>Valor anual</w:t>
             </w:r>
           </w:p>
         </w:tc>
@@ -4694,7 +5659,7 @@
                 <w:rFonts w:ascii="Calibri" w:hAnsi="Calibri"/>
                 <w:sz w:val="18"/>
               </w:rPr>
-              <w:t>1 Gbps</w:t>
+              <w:t>MPLS 1 Gbps</w:t>
             </w:r>
           </w:p>
         </w:tc>
@@ -4718,7 +5683,7 @@
                 <w:rFonts w:ascii="Calibri" w:hAnsi="Calibri"/>
                 <w:sz w:val="18"/>
               </w:rPr>
-              <w:t>MPRS R$ 4.740,75; Santa Maria/RS R$ 1.429,68; Xanxerê/SC R$ 1.000,00</w:t>
+              <w:t>Mediana PNCP documentada no ETP: SENAR/MS, Brusque/SC, Chapecó/SC e ANCINE</w:t>
             </w:r>
           </w:p>
         </w:tc>
@@ -4742,7 +5707,7 @@
                 <w:rFonts w:ascii="Calibri" w:hAnsi="Calibri"/>
                 <w:sz w:val="18"/>
               </w:rPr>
-              <w:t>(4.740,75 + 1.429,68 + 1.000,00) / 3 = R$ 2.390,14</w:t>
+              <w:t>2</w:t>
             </w:r>
           </w:p>
         </w:tc>
@@ -4766,7 +5731,7 @@
                 <w:rFonts w:ascii="Calibri" w:hAnsi="Calibri"/>
                 <w:sz w:val="18"/>
               </w:rPr>
-              <w:t>2</w:t>
+              <w:t>R$ 7.122,50</w:t>
             </w:r>
           </w:p>
         </w:tc>
@@ -4790,7 +5755,7 @@
                 <w:rFonts w:ascii="Calibri" w:hAnsi="Calibri"/>
                 <w:sz w:val="18"/>
               </w:rPr>
-              <w:t>R$ 4.780,28</w:t>
+              <w:t>R$ 14.245,00</w:t>
             </w:r>
           </w:p>
         </w:tc>
@@ -4814,7 +5779,7 @@
                 <w:rFonts w:ascii="Calibri" w:hAnsi="Calibri"/>
                 <w:sz w:val="18"/>
               </w:rPr>
-              <w:t>R$ 57.363,36</w:t>
+              <w:t>R$ 170.940,00</w:t>
             </w:r>
           </w:p>
         </w:tc>
@@ -4840,7 +5805,7 @@
                 <w:rFonts w:ascii="Calibri" w:hAnsi="Calibri"/>
                 <w:sz w:val="18"/>
               </w:rPr>
-              <w:t>500 Mbps</w:t>
+              <w:t>MPLS 500 Mbps</w:t>
             </w:r>
           </w:p>
         </w:tc>
@@ -4864,7 +5829,7 @@
                 <w:rFonts w:ascii="Calibri" w:hAnsi="Calibri"/>
                 <w:sz w:val="18"/>
               </w:rPr>
-              <w:t>MPRS R$ 3.687,25; Glorinha/RS R$ 1.550,00; Xanxerê/SC R$ 119,00</w:t>
+              <w:t>Mediana PNCP documentada no ETP: Chapecó/SC, ANCINE e Cascavel/PR</w:t>
             </w:r>
           </w:p>
         </w:tc>
@@ -4888,7 +5853,7 @@
                 <w:rFonts w:ascii="Calibri" w:hAnsi="Calibri"/>
                 <w:sz w:val="18"/>
               </w:rPr>
-              <w:t>(3.687,25 + 1.550,00 + 119,00) / 3 = R$ 1.785,42</w:t>
+              <w:t>3</w:t>
             </w:r>
           </w:p>
         </w:tc>
@@ -4912,7 +5877,7 @@
                 <w:rFonts w:ascii="Calibri" w:hAnsi="Calibri"/>
                 <w:sz w:val="18"/>
               </w:rPr>
-              <w:t>3</w:t>
+              <w:t>R$ 1.900,00</w:t>
             </w:r>
           </w:p>
         </w:tc>
@@ -4936,7 +5901,7 @@
                 <w:rFonts w:ascii="Calibri" w:hAnsi="Calibri"/>
                 <w:sz w:val="18"/>
               </w:rPr>
-              <w:t>R$ 5.356,25</w:t>
+              <w:t>R$ 5.700,00</w:t>
             </w:r>
           </w:p>
         </w:tc>
@@ -4960,7 +5925,7 @@
                 <w:rFonts w:ascii="Calibri" w:hAnsi="Calibri"/>
                 <w:sz w:val="18"/>
               </w:rPr>
-              <w:t>R$ 64.275,00</w:t>
+              <w:t>R$ 68.400,00</w:t>
             </w:r>
           </w:p>
         </w:tc>
@@ -4986,7 +5951,7 @@
                 <w:rFonts w:ascii="Calibri" w:hAnsi="Calibri"/>
                 <w:sz w:val="18"/>
               </w:rPr>
-              <w:t>100 Mbps</w:t>
+              <w:t>MPLS 100 Mbps</w:t>
             </w:r>
           </w:p>
         </w:tc>
@@ -5010,7 +5975,7 @@
                 <w:rFonts w:ascii="Calibri" w:hAnsi="Calibri"/>
                 <w:sz w:val="18"/>
               </w:rPr>
-              <w:t>MPRS R$ 1.580,25; Transitar/Cascavel R$ 761,56; TJPB R$ 2.425,00</w:t>
+              <w:t>Mediana PNCP documentada no ETP: CODEVASF, Cascavel/PR e Chapecó/SC</w:t>
             </w:r>
           </w:p>
         </w:tc>
@@ -5034,7 +5999,7 @@
                 <w:rFonts w:ascii="Calibri" w:hAnsi="Calibri"/>
                 <w:sz w:val="18"/>
               </w:rPr>
-              <w:t>(1.580,25 + 761,56 + 2.425,00) / 3 = R$ 1.588,94</w:t>
+              <w:t>5</w:t>
             </w:r>
           </w:p>
         </w:tc>
@@ -5058,7 +6023,7 @@
                 <w:rFonts w:ascii="Calibri" w:hAnsi="Calibri"/>
                 <w:sz w:val="18"/>
               </w:rPr>
-              <w:t>5</w:t>
+              <w:t>R$ 1.900,00</w:t>
             </w:r>
           </w:p>
         </w:tc>
@@ -5082,7 +6047,7 @@
                 <w:rFonts w:ascii="Calibri" w:hAnsi="Calibri"/>
                 <w:sz w:val="18"/>
               </w:rPr>
-              <w:t>R$ 7.944,68</w:t>
+              <w:t>R$ 9.500,00</w:t>
             </w:r>
           </w:p>
         </w:tc>
@@ -5106,7 +6071,7 @@
                 <w:rFonts w:ascii="Calibri" w:hAnsi="Calibri"/>
                 <w:sz w:val="18"/>
               </w:rPr>
-              <w:t>R$ 95.336,16</w:t>
+              <w:t>R$ 114.000,00</w:t>
             </w:r>
           </w:p>
         </w:tc>
@@ -5132,7 +6097,7 @@
                 <w:rFonts w:ascii="Calibri" w:hAnsi="Calibri"/>
                 <w:sz w:val="18"/>
               </w:rPr>
-              <w:t>Total preliminar MPLS</w:t>
+              <w:t>Link dedicado Sede-Foro 25 Gbps</w:t>
             </w:r>
           </w:p>
         </w:tc>
@@ -5156,7 +6121,7 @@
                 <w:rFonts w:ascii="Calibri" w:hAnsi="Calibri"/>
                 <w:sz w:val="18"/>
               </w:rPr>
-              <w:t>-</w:t>
+              <w:t>Faixa paramétrica de alta capacidade: (R$ 30.000,00 + R$ 60.000,00) / 2</w:t>
             </w:r>
           </w:p>
         </w:tc>
@@ -5180,7 +6145,7 @@
                 <w:rFonts w:ascii="Calibri" w:hAnsi="Calibri"/>
                 <w:sz w:val="18"/>
               </w:rPr>
-              <w:t>Soma dos valores mensais por capacidade</w:t>
+              <w:t>1</w:t>
             </w:r>
           </w:p>
         </w:tc>
@@ -5204,7 +6169,7 @@
                 <w:rFonts w:ascii="Calibri" w:hAnsi="Calibri"/>
                 <w:sz w:val="18"/>
               </w:rPr>
-              <w:t>10</w:t>
+              <w:t>R$ 45.000,00</w:t>
             </w:r>
           </w:p>
         </w:tc>
@@ -5228,7 +6193,7 @@
                 <w:rFonts w:ascii="Calibri" w:hAnsi="Calibri"/>
                 <w:sz w:val="18"/>
               </w:rPr>
-              <w:t>R$ 18.081,21</w:t>
+              <w:t>R$ 45.000,00</w:t>
             </w:r>
           </w:p>
         </w:tc>
@@ -5252,7 +6217,7 @@
                 <w:rFonts w:ascii="Calibri" w:hAnsi="Calibri"/>
                 <w:sz w:val="18"/>
               </w:rPr>
-              <w:t>R$ 216.974,52</w:t>
+              <w:t>R$ 540.000,00</w:t>
             </w:r>
           </w:p>
         </w:tc>
@@ -5278,7 +6243,7 @@
                 <w:rFonts w:ascii="Calibri" w:hAnsi="Calibri"/>
                 <w:sz w:val="18"/>
               </w:rPr>
-              <w:t>Link dedicado Sede-Foro 25 Gbps</w:t>
+              <w:t>Internet Sede 4 Gbps com Anti-DDoS e 32 IPs fixos</w:t>
             </w:r>
           </w:p>
         </w:tc>
@@ -5302,7 +6267,7 @@
                 <w:rFonts w:ascii="Calibri" w:hAnsi="Calibri"/>
                 <w:sz w:val="18"/>
               </w:rPr>
-              <w:t>Faixa paramétrica baseada em precedentes PNCP compatíveis de 4, 5 e 10 Gbps</w:t>
+              <w:t>Ipojuca 4 Gbps com Anti-DDoS R$ 15.687,33 + ajuste Chapecó /27 R$ 1.920,00</w:t>
             </w:r>
           </w:p>
         </w:tc>
@@ -5326,7 +6291,7 @@
                 <w:rFonts w:ascii="Calibri" w:hAnsi="Calibri"/>
                 <w:sz w:val="18"/>
               </w:rPr>
-              <w:t>(30.000,00 + 60.000,00) / 2 = R$ 45.000,00</w:t>
+              <w:t>3</w:t>
             </w:r>
           </w:p>
         </w:tc>
@@ -5350,7 +6315,7 @@
                 <w:rFonts w:ascii="Calibri" w:hAnsi="Calibri"/>
                 <w:sz w:val="18"/>
               </w:rPr>
-              <w:t>1</w:t>
+              <w:t>R$ 17.607,33</w:t>
             </w:r>
           </w:p>
         </w:tc>
@@ -5374,7 +6339,7 @@
                 <w:rFonts w:ascii="Calibri" w:hAnsi="Calibri"/>
                 <w:sz w:val="18"/>
               </w:rPr>
-              <w:t>R$ 45.000,00</w:t>
+              <w:t>R$ 52.821,99</w:t>
             </w:r>
           </w:p>
         </w:tc>
@@ -5398,7 +6363,7 @@
                 <w:rFonts w:ascii="Calibri" w:hAnsi="Calibri"/>
                 <w:sz w:val="18"/>
               </w:rPr>
-              <w:t>R$ 540.000,00</w:t>
+              <w:t>R$ 633.863,88</w:t>
             </w:r>
           </w:p>
         </w:tc>
@@ -5424,7 +6389,7 @@
                 <w:rFonts w:ascii="Calibri" w:hAnsi="Calibri"/>
                 <w:sz w:val="18"/>
               </w:rPr>
-              <w:t>Total preliminar geral</w:t>
+              <w:t>Internet Foro 2 Gbps com Anti-DDoS e 32 IPs fixos</w:t>
             </w:r>
           </w:p>
         </w:tc>
@@ -5448,7 +6413,7 @@
                 <w:rFonts w:ascii="Calibri" w:hAnsi="Calibri"/>
                 <w:sz w:val="18"/>
               </w:rPr>
-              <w:t>MPLS + link dedicado 25 Gbps</w:t>
+              <w:t>Mediana conservadora de referências normalizadas: IPEA R$ 5.520,00; composição Ministério da Defesa + /27 R$ 13.693,78; CLDF R$ 23.520,00</w:t>
             </w:r>
           </w:p>
         </w:tc>
@@ -5472,7 +6437,7 @@
                 <w:rFonts w:ascii="Calibri" w:hAnsi="Calibri"/>
                 <w:sz w:val="18"/>
               </w:rPr>
-              <w:t>18.081,21 + 45.000,00</w:t>
+              <w:t>2</w:t>
             </w:r>
           </w:p>
         </w:tc>
@@ -5496,7 +6461,7 @@
                 <w:rFonts w:ascii="Calibri" w:hAnsi="Calibri"/>
                 <w:sz w:val="18"/>
               </w:rPr>
-              <w:t>11</w:t>
+              <w:t>R$ 13.693,78</w:t>
             </w:r>
           </w:p>
         </w:tc>
@@ -5520,7 +6485,7 @@
                 <w:rFonts w:ascii="Calibri" w:hAnsi="Calibri"/>
                 <w:sz w:val="18"/>
               </w:rPr>
-              <w:t>R$ 63.081,21</w:t>
+              <w:t>R$ 27.387,56</w:t>
             </w:r>
           </w:p>
         </w:tc>
@@ -5544,283 +6509,7 @@
                 <w:rFonts w:ascii="Calibri" w:hAnsi="Calibri"/>
                 <w:sz w:val="18"/>
               </w:rPr>
-              <w:t>R$ 756.974,52</w:t>
-            </w:r>
-          </w:p>
-        </w:tc>
-      </w:tr>
-    </w:tbl>
-    <w:p/>
-    <w:p>
-      <w:r>
-        <w:t>Para o grupo de link dedicado Sede-Foro de 25 Gbps, não foram localizados nesta pesquisa preliminar três itens PNCP exatamente com 25 Gbps e o mesmo escopo ponto-a-ponto. Foram localizadas, contudo, contratações PNCP/públicas compatíveis por similaridade técnica, envolvendo LAN-to-LAN, Metro Ethernet, fibra dedicada, links de 4 Gbps, 5 Gbps e 10 Gbps, além de especificações públicas que aceitam interfaces 10/25Gbps SFP28. Como estimativa conservadora inicial, recomenda-se tratar o enlace de 25 Gbps como item de alta capacidade sujeito a cotação formal. Para planejamento preliminar, adota-se faixa indicativa de R$ 30.000,00 a R$ 60.000,00 mensais, com ponto de partida de R$ 45.000,00 mensais, equivalente a R$ 540.000,00 anuais, até que a pesquisa formal confirme valores para Brasília/DF, dupla abordagem, SLA, baixa latência, interfaces 25GbE e roteamento/segurança exigidos.</w:t>
-      </w:r>
-    </w:p>
-    <w:p>
-      <w:r>
-        <w:t>O valor acima deve ser tratado como indicativo de ordem de grandeza e deverá ser recalculado pela pesquisa de preços formal, preferencialmente com itens PNCP atuais, cotações diretas com fornecedores aptos a atender DF/TO, análise crítica de outliers e demonstrativo de memória de cálculo. As referências que não possuam número de controle PNCP integralmente confirmado devem ser usadas apenas como apoio metodológico ou substituídas por referências PNCP atuais na pesquisa formal.</w:t>
-      </w:r>
-    </w:p>
-    <w:p>
-      <w:pPr>
-        <w:pStyle w:val="Heading2"/>
-      </w:pPr>
-      <w:r>
-        <w:t>5.2 Como se chegou ao valor preliminar?</w:t>
-      </w:r>
-    </w:p>
-    <w:p>
-      <w:r>
-        <w:t>Para fins de memória inicial, os documentos anteriores registram valores históricos de contratos de comunicação de dados e Internet, mas tais valores não devem ser usados diretamente como orçamento atual sem atualização metodológica, comparação de escopo, pesquisa de mercado e tratamento das diferenças entre Internet dedicada, SD-WAN e MPLS.</w:t>
-      </w:r>
-    </w:p>
-    <w:p>
-      <w:r>
-        <w:t>A pesquisa deverá observar, no mínimo:</w:t>
-      </w:r>
-    </w:p>
-    <w:p>
-      <w:pPr>
-        <w:pStyle w:val="ListBullet"/>
-      </w:pPr>
-      <w:r>
-        <w:t>preços públicos de serviços MPLS ou redes privadas corporativas similares;</w:t>
-      </w:r>
-    </w:p>
-    <w:p>
-      <w:pPr>
-        <w:pStyle w:val="ListBullet"/>
-      </w:pPr>
-      <w:r>
-        <w:t>capacidades por localidade;</w:t>
-      </w:r>
-    </w:p>
-    <w:p>
-      <w:pPr>
-        <w:pStyle w:val="ListBullet"/>
-      </w:pPr>
-      <w:r>
-        <w:t>custos de instalação, equipamentos e ativação;</w:t>
-      </w:r>
-    </w:p>
-    <w:p>
-      <w:pPr>
-        <w:pStyle w:val="ListBullet"/>
-      </w:pPr>
-      <w:r>
-        <w:t>prazo contratual pretendido;</w:t>
-      </w:r>
-    </w:p>
-    <w:p>
-      <w:pPr>
-        <w:pStyle w:val="ListBullet"/>
-      </w:pPr>
-      <w:r>
-        <w:t>SLA exigido;</w:t>
-      </w:r>
-    </w:p>
-    <w:p>
-      <w:pPr>
-        <w:pStyle w:val="ListBullet"/>
-      </w:pPr>
-      <w:r>
-        <w:t>eventual necessidade de rotas físicas distintas, QoS, VRF, BGP/OSPF ou monitoramento.</w:t>
-      </w:r>
-    </w:p>
-    <w:p>
-      <w:r>
-        <w:t>Enquanto não houver pesquisa formal, a estimativa de valor deve permanecer como pendência de planejamento, sem prejuízo da continuidade da estruturação técnica do DFD, ETP e TR.</w:t>
-      </w:r>
-    </w:p>
-    <w:p>
-      <w:pPr>
-        <w:pStyle w:val="Heading2"/>
-      </w:pPr>
-      <w:r>
-        <w:t>5.3 Referências preliminares de preços por capacidade</w:t>
-      </w:r>
-    </w:p>
-    <w:p>
-      <w:r>
-        <w:t>Pesquisa realizada em 02/06/2026. A API oficial de consulta do PNCP apresentou instabilidade/erro de conexão nesta sessão; por isso, foram utilizadas páginas públicas, publicações oficiais, portais de transparência e editais indexados que indicam publicação ou origem PNCP quando disponível. O PNCP, conforme página oficial de dados abertos, disponibiliza APIs públicas para consultar contratações, contratos, atas e itens sem cadastro, e o número de controle PNCP deve ser confirmado na pesquisa formal final.</w:t>
-      </w:r>
-    </w:p>
-    <w:tbl>
-      <w:tblPr>
-        <w:tblStyle w:val="TableGrid"/>
-        <w:tblW w:type="dxa" w:w="9360"/>
-        <w:jc w:val="center"/>
-        <w:tblLook w:firstColumn="1" w:firstRow="1" w:lastColumn="0" w:lastRow="0" w:noHBand="0" w:noVBand="1" w:val="04A0"/>
-        <w:tblInd w:w="120" w:type="dxa"/>
-      </w:tblPr>
-      <w:tblGrid>
-        <w:gridCol w:w="1560"/>
-        <w:gridCol w:w="1560"/>
-        <w:gridCol w:w="1560"/>
-        <w:gridCol w:w="1560"/>
-        <w:gridCol w:w="1560"/>
-        <w:gridCol w:w="1560"/>
-      </w:tblGrid>
-      <w:tr>
-        <w:tc>
-          <w:tcPr>
-            <w:tcW w:type="dxa" w:w="1560"/>
-            <w:vAlign w:val="center"/>
-            <w:tcMar>
-              <w:top w:w="80" w:type="dxa"/>
-              <w:start w:w="120" w:type="dxa"/>
-              <w:bottom w:w="80" w:type="dxa"/>
-              <w:end w:w="120" w:type="dxa"/>
-            </w:tcMar>
-            <w:shd w:fill="E8EEF5"/>
-          </w:tcPr>
-          <w:p>
-            <w:pPr>
-              <w:spacing w:after="0"/>
-            </w:pPr>
-            <w:r>
-              <w:rPr>
-                <w:rFonts w:ascii="Calibri" w:hAnsi="Calibri"/>
-                <w:b/>
-                <w:color w:val="01426A"/>
-                <w:sz w:val="18"/>
-              </w:rPr>
-              <w:t>Capacidade</w:t>
-            </w:r>
-          </w:p>
-        </w:tc>
-        <w:tc>
-          <w:tcPr>
-            <w:tcW w:type="dxa" w:w="1560"/>
-            <w:vAlign w:val="center"/>
-            <w:tcMar>
-              <w:top w:w="80" w:type="dxa"/>
-              <w:start w:w="120" w:type="dxa"/>
-              <w:bottom w:w="80" w:type="dxa"/>
-              <w:end w:w="120" w:type="dxa"/>
-            </w:tcMar>
-            <w:shd w:fill="E8EEF5"/>
-          </w:tcPr>
-          <w:p>
-            <w:pPr>
-              <w:spacing w:after="0"/>
-            </w:pPr>
-            <w:r>
-              <w:rPr>
-                <w:rFonts w:ascii="Calibri" w:hAnsi="Calibri"/>
-                <w:b/>
-                <w:color w:val="01426A"/>
-                <w:sz w:val="18"/>
-              </w:rPr>
-              <w:t>Órgão / contrato de referência</w:t>
-            </w:r>
-          </w:p>
-        </w:tc>
-        <w:tc>
-          <w:tcPr>
-            <w:tcW w:type="dxa" w:w="1560"/>
-            <w:vAlign w:val="center"/>
-            <w:tcMar>
-              <w:top w:w="80" w:type="dxa"/>
-              <w:start w:w="120" w:type="dxa"/>
-              <w:bottom w:w="80" w:type="dxa"/>
-              <w:end w:w="120" w:type="dxa"/>
-            </w:tcMar>
-            <w:shd w:fill="E8EEF5"/>
-          </w:tcPr>
-          <w:p>
-            <w:pPr>
-              <w:spacing w:after="0"/>
-            </w:pPr>
-            <w:r>
-              <w:rPr>
-                <w:rFonts w:ascii="Calibri" w:hAnsi="Calibri"/>
-                <w:b/>
-                <w:color w:val="01426A"/>
-                <w:sz w:val="18"/>
-              </w:rPr>
-              <w:t>Número do pregão/licitação e identificador</w:t>
-            </w:r>
-          </w:p>
-        </w:tc>
-        <w:tc>
-          <w:tcPr>
-            <w:tcW w:type="dxa" w:w="1560"/>
-            <w:vAlign w:val="center"/>
-            <w:tcMar>
-              <w:top w:w="80" w:type="dxa"/>
-              <w:start w:w="120" w:type="dxa"/>
-              <w:bottom w:w="80" w:type="dxa"/>
-              <w:end w:w="120" w:type="dxa"/>
-            </w:tcMar>
-            <w:shd w:fill="E8EEF5"/>
-          </w:tcPr>
-          <w:p>
-            <w:pPr>
-              <w:spacing w:after="0"/>
-            </w:pPr>
-            <w:r>
-              <w:rPr>
-                <w:rFonts w:ascii="Calibri" w:hAnsi="Calibri"/>
-                <w:b/>
-                <w:color w:val="01426A"/>
-                <w:sz w:val="18"/>
-              </w:rPr>
-              <w:t>Item utilizado</w:t>
-            </w:r>
-          </w:p>
-        </w:tc>
-        <w:tc>
-          <w:tcPr>
-            <w:tcW w:type="dxa" w:w="1560"/>
-            <w:vAlign w:val="center"/>
-            <w:tcMar>
-              <w:top w:w="80" w:type="dxa"/>
-              <w:start w:w="120" w:type="dxa"/>
-              <w:bottom w:w="80" w:type="dxa"/>
-              <w:end w:w="120" w:type="dxa"/>
-            </w:tcMar>
-            <w:shd w:fill="E8EEF5"/>
-          </w:tcPr>
-          <w:p>
-            <w:pPr>
-              <w:spacing w:after="0"/>
-            </w:pPr>
-            <w:r>
-              <w:rPr>
-                <w:rFonts w:ascii="Calibri" w:hAnsi="Calibri"/>
-                <w:b/>
-                <w:color w:val="01426A"/>
-                <w:sz w:val="18"/>
-              </w:rPr>
-              <w:t>Valor mensal unitário usado</w:t>
-            </w:r>
-          </w:p>
-        </w:tc>
-        <w:tc>
-          <w:tcPr>
-            <w:tcW w:type="dxa" w:w="1560"/>
-            <w:vAlign w:val="center"/>
-            <w:tcMar>
-              <w:top w:w="80" w:type="dxa"/>
-              <w:start w:w="120" w:type="dxa"/>
-              <w:bottom w:w="80" w:type="dxa"/>
-              <w:end w:w="120" w:type="dxa"/>
-            </w:tcMar>
-            <w:shd w:fill="E8EEF5"/>
-          </w:tcPr>
-          <w:p>
-            <w:pPr>
-              <w:spacing w:after="0"/>
-            </w:pPr>
-            <w:r>
-              <w:rPr>
-                <w:rFonts w:ascii="Calibri" w:hAnsi="Calibri"/>
-                <w:b/>
-                <w:color w:val="01426A"/>
-                <w:sz w:val="18"/>
-              </w:rPr>
-              <w:t>Fonte / observação</w:t>
+              <w:t>R$ 328.650,72</w:t>
             </w:r>
           </w:p>
         </w:tc>
@@ -5846,7 +6535,7 @@
                 <w:rFonts w:ascii="Calibri" w:hAnsi="Calibri"/>
                 <w:sz w:val="18"/>
               </w:rPr>
-              <w:t>100 Mbps</w:t>
+              <w:t>Total geral estimado</w:t>
             </w:r>
           </w:p>
         </w:tc>
@@ -5870,7 +6559,7 @@
                 <w:rFonts w:ascii="Calibri" w:hAnsi="Calibri"/>
                 <w:sz w:val="18"/>
               </w:rPr>
-              <w:t>Ministério Público do Estado do Rio Grande do Sul - Contrato 68/2024</w:t>
+              <w:t>MPLS + link dedicado 25 Gbps + Internet centralizada</w:t>
             </w:r>
           </w:p>
         </w:tc>
@@ -5894,7 +6583,7 @@
                 <w:rFonts w:ascii="Calibri" w:hAnsi="Calibri"/>
                 <w:sz w:val="18"/>
               </w:rPr>
-              <w:t>Pregão Eletrônico nº 007/2024; Procedimento nº 02405.000.098/2024; contrato com Brasil Serviços de Telecomunicações Ltda.; fonte MPRS</w:t>
+              <w:t>16 itens</w:t>
             </w:r>
           </w:p>
         </w:tc>
@@ -5918,7 +6607,7 @@
                 <w:rFonts w:ascii="Calibri" w:hAnsi="Calibri"/>
                 <w:sz w:val="18"/>
               </w:rPr>
-              <w:t>Circuito MPLS óptico duplo com roteador - 100 Mbps, item 6 da planilha reajustada</w:t>
+              <w:t>-</w:t>
             </w:r>
           </w:p>
         </w:tc>
@@ -5942,7 +6631,7 @@
                 <w:rFonts w:ascii="Calibri" w:hAnsi="Calibri"/>
                 <w:sz w:val="18"/>
               </w:rPr>
-              <w:t>R$ 1.580,25</w:t>
+              <w:t>R$ 154.654,55</w:t>
             </w:r>
           </w:p>
         </w:tc>
@@ -5966,2105 +6655,7 @@
                 <w:rFonts w:ascii="Calibri" w:hAnsi="Calibri"/>
                 <w:sz w:val="18"/>
               </w:rPr>
-              <w:t>Fonte: Portal de Transparência MPRS / 1ª Apostila ao Contrato 68/2024, com valores reajustados. Número PNCP não localizado na minuta.</w:t>
-            </w:r>
-          </w:p>
-        </w:tc>
-      </w:tr>
-      <w:tr>
-        <w:tc>
-          <w:tcPr>
-            <w:tcW w:type="dxa" w:w="1560"/>
-            <w:vAlign w:val="center"/>
-            <w:tcMar>
-              <w:top w:w="80" w:type="dxa"/>
-              <w:start w:w="120" w:type="dxa"/>
-              <w:bottom w:w="80" w:type="dxa"/>
-              <w:end w:w="120" w:type="dxa"/>
-            </w:tcMar>
-          </w:tcPr>
-          <w:p>
-            <w:pPr>
-              <w:spacing w:after="0"/>
-            </w:pPr>
-            <w:r>
-              <w:rPr>
-                <w:rFonts w:ascii="Calibri" w:hAnsi="Calibri"/>
-                <w:sz w:val="18"/>
-              </w:rPr>
-              <w:t>100 Mbps</w:t>
-            </w:r>
-          </w:p>
-        </w:tc>
-        <w:tc>
-          <w:tcPr>
-            <w:tcW w:type="dxa" w:w="1560"/>
-            <w:vAlign w:val="center"/>
-            <w:tcMar>
-              <w:top w:w="80" w:type="dxa"/>
-              <w:start w:w="120" w:type="dxa"/>
-              <w:bottom w:w="80" w:type="dxa"/>
-              <w:end w:w="120" w:type="dxa"/>
-            </w:tcMar>
-          </w:tcPr>
-          <w:p>
-            <w:pPr>
-              <w:spacing w:after="0"/>
-            </w:pPr>
-            <w:r>
-              <w:rPr>
-                <w:rFonts w:ascii="Calibri" w:hAnsi="Calibri"/>
-                <w:sz w:val="18"/>
-              </w:rPr>
-              <w:t>Município de Cascavel/PR / Autarquia Transitar</w:t>
-            </w:r>
-          </w:p>
-        </w:tc>
-        <w:tc>
-          <w:tcPr>
-            <w:tcW w:type="dxa" w:w="1560"/>
-            <w:vAlign w:val="center"/>
-            <w:tcMar>
-              <w:top w:w="80" w:type="dxa"/>
-              <w:start w:w="120" w:type="dxa"/>
-              <w:bottom w:w="80" w:type="dxa"/>
-              <w:end w:w="120" w:type="dxa"/>
-            </w:tcMar>
-          </w:tcPr>
-          <w:p>
-            <w:pPr>
-              <w:spacing w:after="0"/>
-            </w:pPr>
-            <w:r>
-              <w:rPr>
-                <w:rFonts w:ascii="Calibri" w:hAnsi="Calibri"/>
-                <w:sz w:val="18"/>
-              </w:rPr>
-              <w:t>Edital 90129/2025; Pregão eletrônico; PNCP-76208867000107-1-000429/2025; abertura em 03/11/2025</w:t>
-            </w:r>
-          </w:p>
-        </w:tc>
-        <w:tc>
-          <w:tcPr>
-            <w:tcW w:type="dxa" w:w="1560"/>
-            <w:vAlign w:val="center"/>
-            <w:tcMar>
-              <w:top w:w="80" w:type="dxa"/>
-              <w:start w:w="120" w:type="dxa"/>
-              <w:bottom w:w="80" w:type="dxa"/>
-              <w:end w:w="120" w:type="dxa"/>
-            </w:tcMar>
-          </w:tcPr>
-          <w:p>
-            <w:pPr>
-              <w:spacing w:after="0"/>
-            </w:pPr>
-            <w:r>
-              <w:rPr>
-                <w:rFonts w:ascii="Calibri" w:hAnsi="Calibri"/>
-                <w:sz w:val="18"/>
-              </w:rPr>
-              <w:t>Link de dados MPLS 100 Mbps - mensalidade</w:t>
-            </w:r>
-          </w:p>
-        </w:tc>
-        <w:tc>
-          <w:tcPr>
-            <w:tcW w:type="dxa" w:w="1560"/>
-            <w:vAlign w:val="center"/>
-            <w:tcMar>
-              <w:top w:w="80" w:type="dxa"/>
-              <w:start w:w="120" w:type="dxa"/>
-              <w:bottom w:w="80" w:type="dxa"/>
-              <w:end w:w="120" w:type="dxa"/>
-            </w:tcMar>
-          </w:tcPr>
-          <w:p>
-            <w:pPr>
-              <w:spacing w:after="0"/>
-            </w:pPr>
-            <w:r>
-              <w:rPr>
-                <w:rFonts w:ascii="Calibri" w:hAnsi="Calibri"/>
-                <w:sz w:val="18"/>
-              </w:rPr>
-              <w:t>R$ 761,56</w:t>
-            </w:r>
-          </w:p>
-        </w:tc>
-        <w:tc>
-          <w:tcPr>
-            <w:tcW w:type="dxa" w:w="1560"/>
-            <w:vAlign w:val="center"/>
-            <w:tcMar>
-              <w:top w:w="80" w:type="dxa"/>
-              <w:start w:w="120" w:type="dxa"/>
-              <w:bottom w:w="80" w:type="dxa"/>
-              <w:end w:w="120" w:type="dxa"/>
-            </w:tcMar>
-          </w:tcPr>
-          <w:p>
-            <w:pPr>
-              <w:spacing w:after="0"/>
-            </w:pPr>
-            <w:r>
-              <w:rPr>
-                <w:rFonts w:ascii="Calibri" w:hAnsi="Calibri"/>
-                <w:sz w:val="18"/>
-              </w:rPr>
-              <w:t>Fonte: PNCP/Alerta Licitação e documento público de Cascavel/Transitar; objeto de comunicação de dados por Rede IP com tecnologia MPLS.</w:t>
-            </w:r>
-          </w:p>
-        </w:tc>
-      </w:tr>
-      <w:tr>
-        <w:tc>
-          <w:tcPr>
-            <w:tcW w:type="dxa" w:w="1560"/>
-            <w:vAlign w:val="center"/>
-            <w:tcMar>
-              <w:top w:w="80" w:type="dxa"/>
-              <w:start w:w="120" w:type="dxa"/>
-              <w:bottom w:w="80" w:type="dxa"/>
-              <w:end w:w="120" w:type="dxa"/>
-            </w:tcMar>
-          </w:tcPr>
-          <w:p>
-            <w:pPr>
-              <w:spacing w:after="0"/>
-            </w:pPr>
-            <w:r>
-              <w:rPr>
-                <w:rFonts w:ascii="Calibri" w:hAnsi="Calibri"/>
-                <w:sz w:val="18"/>
-              </w:rPr>
-              <w:t>100 Mbps</w:t>
-            </w:r>
-          </w:p>
-        </w:tc>
-        <w:tc>
-          <w:tcPr>
-            <w:tcW w:type="dxa" w:w="1560"/>
-            <w:vAlign w:val="center"/>
-            <w:tcMar>
-              <w:top w:w="80" w:type="dxa"/>
-              <w:start w:w="120" w:type="dxa"/>
-              <w:bottom w:w="80" w:type="dxa"/>
-              <w:end w:w="120" w:type="dxa"/>
-            </w:tcMar>
-          </w:tcPr>
-          <w:p>
-            <w:pPr>
-              <w:spacing w:after="0"/>
-            </w:pPr>
-            <w:r>
-              <w:rPr>
-                <w:rFonts w:ascii="Calibri" w:hAnsi="Calibri"/>
-                <w:sz w:val="18"/>
-              </w:rPr>
-              <w:t>Tribunal de Justiça da Paraíba</w:t>
-            </w:r>
-          </w:p>
-        </w:tc>
-        <w:tc>
-          <w:tcPr>
-            <w:tcW w:type="dxa" w:w="1560"/>
-            <w:vAlign w:val="center"/>
-            <w:tcMar>
-              <w:top w:w="80" w:type="dxa"/>
-              <w:start w:w="120" w:type="dxa"/>
-              <w:bottom w:w="80" w:type="dxa"/>
-              <w:end w:w="120" w:type="dxa"/>
-            </w:tcMar>
-          </w:tcPr>
-          <w:p>
-            <w:pPr>
-              <w:spacing w:after="0"/>
-            </w:pPr>
-            <w:r>
-              <w:rPr>
-                <w:rFonts w:ascii="Calibri" w:hAnsi="Calibri"/>
-                <w:sz w:val="18"/>
-              </w:rPr>
-              <w:t>Pregão Eletrônico nº 010/2019; Processo Administrativo Eletrônico 2019094162</w:t>
-            </w:r>
-          </w:p>
-        </w:tc>
-        <w:tc>
-          <w:tcPr>
-            <w:tcW w:type="dxa" w:w="1560"/>
-            <w:vAlign w:val="center"/>
-            <w:tcMar>
-              <w:top w:w="80" w:type="dxa"/>
-              <w:start w:w="120" w:type="dxa"/>
-              <w:bottom w:w="80" w:type="dxa"/>
-              <w:end w:w="120" w:type="dxa"/>
-            </w:tcMar>
-          </w:tcPr>
-          <w:p>
-            <w:pPr>
-              <w:spacing w:after="0"/>
-            </w:pPr>
-            <w:r>
-              <w:rPr>
-                <w:rFonts w:ascii="Calibri" w:hAnsi="Calibri"/>
-                <w:sz w:val="18"/>
-              </w:rPr>
-              <w:t>Lote 01, item 03 - Link de Transporte de Dados, tecnologia MPLS, 100 Mbps</w:t>
-            </w:r>
-          </w:p>
-        </w:tc>
-        <w:tc>
-          <w:tcPr>
-            <w:tcW w:type="dxa" w:w="1560"/>
-            <w:vAlign w:val="center"/>
-            <w:tcMar>
-              <w:top w:w="80" w:type="dxa"/>
-              <w:start w:w="120" w:type="dxa"/>
-              <w:bottom w:w="80" w:type="dxa"/>
-              <w:end w:w="120" w:type="dxa"/>
-            </w:tcMar>
-          </w:tcPr>
-          <w:p>
-            <w:pPr>
-              <w:spacing w:after="0"/>
-            </w:pPr>
-            <w:r>
-              <w:rPr>
-                <w:rFonts w:ascii="Calibri" w:hAnsi="Calibri"/>
-                <w:sz w:val="18"/>
-              </w:rPr>
-              <w:t>R$ 2.425,00</w:t>
-            </w:r>
-          </w:p>
-        </w:tc>
-        <w:tc>
-          <w:tcPr>
-            <w:tcW w:type="dxa" w:w="1560"/>
-            <w:vAlign w:val="center"/>
-            <w:tcMar>
-              <w:top w:w="80" w:type="dxa"/>
-              <w:start w:w="120" w:type="dxa"/>
-              <w:bottom w:w="80" w:type="dxa"/>
-              <w:end w:w="120" w:type="dxa"/>
-            </w:tcMar>
-          </w:tcPr>
-          <w:p>
-            <w:pPr>
-              <w:spacing w:after="0"/>
-            </w:pPr>
-            <w:r>
-              <w:rPr>
-                <w:rFonts w:ascii="Calibri" w:hAnsi="Calibri"/>
-                <w:sz w:val="18"/>
-              </w:rPr>
-              <w:t>Fonte: edital institucional TJPB. Referência anterior ao PNCP e à Lei nº 14.133/2021; usada apenas como referência auxiliar/histórica.</w:t>
-            </w:r>
-          </w:p>
-        </w:tc>
-      </w:tr>
-      <w:tr>
-        <w:tc>
-          <w:tcPr>
-            <w:tcW w:type="dxa" w:w="1560"/>
-            <w:vAlign w:val="center"/>
-            <w:tcMar>
-              <w:top w:w="80" w:type="dxa"/>
-              <w:start w:w="120" w:type="dxa"/>
-              <w:bottom w:w="80" w:type="dxa"/>
-              <w:end w:w="120" w:type="dxa"/>
-            </w:tcMar>
-          </w:tcPr>
-          <w:p>
-            <w:pPr>
-              <w:spacing w:after="0"/>
-            </w:pPr>
-            <w:r>
-              <w:rPr>
-                <w:rFonts w:ascii="Calibri" w:hAnsi="Calibri"/>
-                <w:sz w:val="18"/>
-              </w:rPr>
-              <w:t>500 Mbps</w:t>
-            </w:r>
-          </w:p>
-        </w:tc>
-        <w:tc>
-          <w:tcPr>
-            <w:tcW w:type="dxa" w:w="1560"/>
-            <w:vAlign w:val="center"/>
-            <w:tcMar>
-              <w:top w:w="80" w:type="dxa"/>
-              <w:start w:w="120" w:type="dxa"/>
-              <w:bottom w:w="80" w:type="dxa"/>
-              <w:end w:w="120" w:type="dxa"/>
-            </w:tcMar>
-          </w:tcPr>
-          <w:p>
-            <w:pPr>
-              <w:spacing w:after="0"/>
-            </w:pPr>
-            <w:r>
-              <w:rPr>
-                <w:rFonts w:ascii="Calibri" w:hAnsi="Calibri"/>
-                <w:sz w:val="18"/>
-              </w:rPr>
-              <w:t>Ministério Público do Estado do Rio Grande do Sul - Contrato 68/2024</w:t>
-            </w:r>
-          </w:p>
-        </w:tc>
-        <w:tc>
-          <w:tcPr>
-            <w:tcW w:type="dxa" w:w="1560"/>
-            <w:vAlign w:val="center"/>
-            <w:tcMar>
-              <w:top w:w="80" w:type="dxa"/>
-              <w:start w:w="120" w:type="dxa"/>
-              <w:bottom w:w="80" w:type="dxa"/>
-              <w:end w:w="120" w:type="dxa"/>
-            </w:tcMar>
-          </w:tcPr>
-          <w:p>
-            <w:pPr>
-              <w:spacing w:after="0"/>
-            </w:pPr>
-            <w:r>
-              <w:rPr>
-                <w:rFonts w:ascii="Calibri" w:hAnsi="Calibri"/>
-                <w:sz w:val="18"/>
-              </w:rPr>
-              <w:t>Pregão Eletrônico nº 007/2024; Procedimento nº 02405.000.098/2024; contrato com Brasil Serviços de Telecomunicações Ltda.; fonte MPRS</w:t>
-            </w:r>
-          </w:p>
-        </w:tc>
-        <w:tc>
-          <w:tcPr>
-            <w:tcW w:type="dxa" w:w="1560"/>
-            <w:vAlign w:val="center"/>
-            <w:tcMar>
-              <w:top w:w="80" w:type="dxa"/>
-              <w:start w:w="120" w:type="dxa"/>
-              <w:bottom w:w="80" w:type="dxa"/>
-              <w:end w:w="120" w:type="dxa"/>
-            </w:tcMar>
-          </w:tcPr>
-          <w:p>
-            <w:pPr>
-              <w:spacing w:after="0"/>
-            </w:pPr>
-            <w:r>
-              <w:rPr>
-                <w:rFonts w:ascii="Calibri" w:hAnsi="Calibri"/>
-                <w:sz w:val="18"/>
-              </w:rPr>
-              <w:t>Circuito MPLS óptico duplo com roteador - 500 Mbps, item 9 da planilha reajustada</w:t>
-            </w:r>
-          </w:p>
-        </w:tc>
-        <w:tc>
-          <w:tcPr>
-            <w:tcW w:type="dxa" w:w="1560"/>
-            <w:vAlign w:val="center"/>
-            <w:tcMar>
-              <w:top w:w="80" w:type="dxa"/>
-              <w:start w:w="120" w:type="dxa"/>
-              <w:bottom w:w="80" w:type="dxa"/>
-              <w:end w:w="120" w:type="dxa"/>
-            </w:tcMar>
-          </w:tcPr>
-          <w:p>
-            <w:pPr>
-              <w:spacing w:after="0"/>
-            </w:pPr>
-            <w:r>
-              <w:rPr>
-                <w:rFonts w:ascii="Calibri" w:hAnsi="Calibri"/>
-                <w:sz w:val="18"/>
-              </w:rPr>
-              <w:t>R$ 3.687,25</w:t>
-            </w:r>
-          </w:p>
-        </w:tc>
-        <w:tc>
-          <w:tcPr>
-            <w:tcW w:type="dxa" w:w="1560"/>
-            <w:vAlign w:val="center"/>
-            <w:tcMar>
-              <w:top w:w="80" w:type="dxa"/>
-              <w:start w:w="120" w:type="dxa"/>
-              <w:bottom w:w="80" w:type="dxa"/>
-              <w:end w:w="120" w:type="dxa"/>
-            </w:tcMar>
-          </w:tcPr>
-          <w:p>
-            <w:pPr>
-              <w:spacing w:after="0"/>
-            </w:pPr>
-            <w:r>
-              <w:rPr>
-                <w:rFonts w:ascii="Calibri" w:hAnsi="Calibri"/>
-                <w:sz w:val="18"/>
-              </w:rPr>
-              <w:t>Fonte: Portal de Transparência MPRS / 1ª Apostila ao Contrato 68/2024, com valores reajustados. Número PNCP não localizado na minuta.</w:t>
-            </w:r>
-          </w:p>
-        </w:tc>
-      </w:tr>
-      <w:tr>
-        <w:tc>
-          <w:tcPr>
-            <w:tcW w:type="dxa" w:w="1560"/>
-            <w:vAlign w:val="center"/>
-            <w:tcMar>
-              <w:top w:w="80" w:type="dxa"/>
-              <w:start w:w="120" w:type="dxa"/>
-              <w:bottom w:w="80" w:type="dxa"/>
-              <w:end w:w="120" w:type="dxa"/>
-            </w:tcMar>
-          </w:tcPr>
-          <w:p>
-            <w:pPr>
-              <w:spacing w:after="0"/>
-            </w:pPr>
-            <w:r>
-              <w:rPr>
-                <w:rFonts w:ascii="Calibri" w:hAnsi="Calibri"/>
-                <w:sz w:val="18"/>
-              </w:rPr>
-              <w:t>500 Mbps</w:t>
-            </w:r>
-          </w:p>
-        </w:tc>
-        <w:tc>
-          <w:tcPr>
-            <w:tcW w:type="dxa" w:w="1560"/>
-            <w:vAlign w:val="center"/>
-            <w:tcMar>
-              <w:top w:w="80" w:type="dxa"/>
-              <w:start w:w="120" w:type="dxa"/>
-              <w:bottom w:w="80" w:type="dxa"/>
-              <w:end w:w="120" w:type="dxa"/>
-            </w:tcMar>
-          </w:tcPr>
-          <w:p>
-            <w:pPr>
-              <w:spacing w:after="0"/>
-            </w:pPr>
-            <w:r>
-              <w:rPr>
-                <w:rFonts w:ascii="Calibri" w:hAnsi="Calibri"/>
-                <w:sz w:val="18"/>
-              </w:rPr>
-              <w:t>Município de Glorinha/RS</w:t>
-            </w:r>
-          </w:p>
-        </w:tc>
-        <w:tc>
-          <w:tcPr>
-            <w:tcW w:type="dxa" w:w="1560"/>
-            <w:vAlign w:val="center"/>
-            <w:tcMar>
-              <w:top w:w="80" w:type="dxa"/>
-              <w:start w:w="120" w:type="dxa"/>
-              <w:bottom w:w="80" w:type="dxa"/>
-              <w:end w:w="120" w:type="dxa"/>
-            </w:tcMar>
-          </w:tcPr>
-          <w:p>
-            <w:pPr>
-              <w:spacing w:after="0"/>
-            </w:pPr>
-            <w:r>
-              <w:rPr>
-                <w:rFonts w:ascii="Calibri" w:hAnsi="Calibri"/>
-                <w:sz w:val="18"/>
-              </w:rPr>
-              <w:t>Processo Administrativo nº 25.714/2025; documento técnico assinado em 10/09/2025; pregão/sessão pública indicada em 02/03/2026 em agregador público; PNCP a confirmar</w:t>
-            </w:r>
-          </w:p>
-        </w:tc>
-        <w:tc>
-          <w:tcPr>
-            <w:tcW w:type="dxa" w:w="1560"/>
-            <w:vAlign w:val="center"/>
-            <w:tcMar>
-              <w:top w:w="80" w:type="dxa"/>
-              <w:start w:w="120" w:type="dxa"/>
-              <w:bottom w:w="80" w:type="dxa"/>
-              <w:end w:w="120" w:type="dxa"/>
-            </w:tcMar>
-          </w:tcPr>
-          <w:p>
-            <w:pPr>
-              <w:spacing w:after="0"/>
-            </w:pPr>
-            <w:r>
-              <w:rPr>
-                <w:rFonts w:ascii="Calibri" w:hAnsi="Calibri"/>
-                <w:sz w:val="18"/>
-              </w:rPr>
-              <w:t>Serviço de conexão ponto a ponto em Camada 2 (L2L), transporte Ethernet/MPLS, 500 Mbps, 12 meses</w:t>
-            </w:r>
-          </w:p>
-        </w:tc>
-        <w:tc>
-          <w:tcPr>
-            <w:tcW w:type="dxa" w:w="1560"/>
-            <w:vAlign w:val="center"/>
-            <w:tcMar>
-              <w:top w:w="80" w:type="dxa"/>
-              <w:start w:w="120" w:type="dxa"/>
-              <w:bottom w:w="80" w:type="dxa"/>
-              <w:end w:w="120" w:type="dxa"/>
-            </w:tcMar>
-          </w:tcPr>
-          <w:p>
-            <w:pPr>
-              <w:spacing w:after="0"/>
-            </w:pPr>
-            <w:r>
-              <w:rPr>
-                <w:rFonts w:ascii="Calibri" w:hAnsi="Calibri"/>
-                <w:sz w:val="18"/>
-              </w:rPr>
-              <w:t>R$ 1.550,00</w:t>
-            </w:r>
-          </w:p>
-        </w:tc>
-        <w:tc>
-          <w:tcPr>
-            <w:tcW w:type="dxa" w:w="1560"/>
-            <w:vAlign w:val="center"/>
-            <w:tcMar>
-              <w:top w:w="80" w:type="dxa"/>
-              <w:start w:w="120" w:type="dxa"/>
-              <w:bottom w:w="80" w:type="dxa"/>
-              <w:end w:w="120" w:type="dxa"/>
-            </w:tcMar>
-          </w:tcPr>
-          <w:p>
-            <w:pPr>
-              <w:spacing w:after="0"/>
-            </w:pPr>
-            <w:r>
-              <w:rPr>
-                <w:rFonts w:ascii="Calibri" w:hAnsi="Calibri"/>
-                <w:sz w:val="18"/>
-              </w:rPr>
-              <w:t>Fonte: documento público do Município de Glorinha/RS; a própria minuta informa consulta de preços via PNCP e Portal de Compras Públicas. Número do pregão/PNCP não foi localizado integralmente.</w:t>
-            </w:r>
-          </w:p>
-        </w:tc>
-      </w:tr>
-      <w:tr>
-        <w:tc>
-          <w:tcPr>
-            <w:tcW w:type="dxa" w:w="1560"/>
-            <w:vAlign w:val="center"/>
-            <w:tcMar>
-              <w:top w:w="80" w:type="dxa"/>
-              <w:start w:w="120" w:type="dxa"/>
-              <w:bottom w:w="80" w:type="dxa"/>
-              <w:end w:w="120" w:type="dxa"/>
-            </w:tcMar>
-          </w:tcPr>
-          <w:p>
-            <w:pPr>
-              <w:spacing w:after="0"/>
-            </w:pPr>
-            <w:r>
-              <w:rPr>
-                <w:rFonts w:ascii="Calibri" w:hAnsi="Calibri"/>
-                <w:sz w:val="18"/>
-              </w:rPr>
-              <w:t>500 Mbps</w:t>
-            </w:r>
-          </w:p>
-        </w:tc>
-        <w:tc>
-          <w:tcPr>
-            <w:tcW w:type="dxa" w:w="1560"/>
-            <w:vAlign w:val="center"/>
-            <w:tcMar>
-              <w:top w:w="80" w:type="dxa"/>
-              <w:start w:w="120" w:type="dxa"/>
-              <w:bottom w:w="80" w:type="dxa"/>
-              <w:end w:w="120" w:type="dxa"/>
-            </w:tcMar>
-          </w:tcPr>
-          <w:p>
-            <w:pPr>
-              <w:spacing w:after="0"/>
-            </w:pPr>
-            <w:r>
-              <w:rPr>
-                <w:rFonts w:ascii="Calibri" w:hAnsi="Calibri"/>
-                <w:sz w:val="18"/>
-              </w:rPr>
-              <w:t>Município de Xanxerê/SC</w:t>
-            </w:r>
-          </w:p>
-        </w:tc>
-        <w:tc>
-          <w:tcPr>
-            <w:tcW w:type="dxa" w:w="1560"/>
-            <w:vAlign w:val="center"/>
-            <w:tcMar>
-              <w:top w:w="80" w:type="dxa"/>
-              <w:start w:w="120" w:type="dxa"/>
-              <w:bottom w:w="80" w:type="dxa"/>
-              <w:end w:w="120" w:type="dxa"/>
-            </w:tcMar>
-          </w:tcPr>
-          <w:p>
-            <w:pPr>
-              <w:spacing w:after="0"/>
-            </w:pPr>
-            <w:r>
-              <w:rPr>
-                <w:rFonts w:ascii="Calibri" w:hAnsi="Calibri"/>
-                <w:sz w:val="18"/>
-              </w:rPr>
-              <w:t>Pregão Eletrônico nº 0032/2024; UASG 988383; edital público</w:t>
-            </w:r>
-          </w:p>
-        </w:tc>
-        <w:tc>
-          <w:tcPr>
-            <w:tcW w:type="dxa" w:w="1560"/>
-            <w:vAlign w:val="center"/>
-            <w:tcMar>
-              <w:top w:w="80" w:type="dxa"/>
-              <w:start w:w="120" w:type="dxa"/>
-              <w:bottom w:w="80" w:type="dxa"/>
-              <w:end w:w="120" w:type="dxa"/>
-            </w:tcMar>
-          </w:tcPr>
-          <w:p>
-            <w:pPr>
-              <w:spacing w:after="0"/>
-            </w:pPr>
-            <w:r>
-              <w:rPr>
-                <w:rFonts w:ascii="Calibri" w:hAnsi="Calibri"/>
-                <w:sz w:val="18"/>
-              </w:rPr>
-              <w:t>Link MPLS 500 MB</w:t>
-            </w:r>
-          </w:p>
-        </w:tc>
-        <w:tc>
-          <w:tcPr>
-            <w:tcW w:type="dxa" w:w="1560"/>
-            <w:vAlign w:val="center"/>
-            <w:tcMar>
-              <w:top w:w="80" w:type="dxa"/>
-              <w:start w:w="120" w:type="dxa"/>
-              <w:bottom w:w="80" w:type="dxa"/>
-              <w:end w:w="120" w:type="dxa"/>
-            </w:tcMar>
-          </w:tcPr>
-          <w:p>
-            <w:pPr>
-              <w:spacing w:after="0"/>
-            </w:pPr>
-            <w:r>
-              <w:rPr>
-                <w:rFonts w:ascii="Calibri" w:hAnsi="Calibri"/>
-                <w:sz w:val="18"/>
-              </w:rPr>
-              <w:t>R$ 119,00</w:t>
-            </w:r>
-          </w:p>
-        </w:tc>
-        <w:tc>
-          <w:tcPr>
-            <w:tcW w:type="dxa" w:w="1560"/>
-            <w:vAlign w:val="center"/>
-            <w:tcMar>
-              <w:top w:w="80" w:type="dxa"/>
-              <w:start w:w="120" w:type="dxa"/>
-              <w:bottom w:w="80" w:type="dxa"/>
-              <w:end w:w="120" w:type="dxa"/>
-            </w:tcMar>
-          </w:tcPr>
-          <w:p>
-            <w:pPr>
-              <w:spacing w:after="0"/>
-            </w:pPr>
-            <w:r>
-              <w:rPr>
-                <w:rFonts w:ascii="Calibri" w:hAnsi="Calibri"/>
-                <w:sz w:val="18"/>
-              </w:rPr>
-              <w:t>Fonte: edital público de Xanxerê/SC. Valor muito baixo, tratado como possível outlier por escopo municipal/volume de pontos.</w:t>
-            </w:r>
-          </w:p>
-        </w:tc>
-      </w:tr>
-      <w:tr>
-        <w:tc>
-          <w:tcPr>
-            <w:tcW w:type="dxa" w:w="1560"/>
-            <w:vAlign w:val="center"/>
-            <w:tcMar>
-              <w:top w:w="80" w:type="dxa"/>
-              <w:start w:w="120" w:type="dxa"/>
-              <w:bottom w:w="80" w:type="dxa"/>
-              <w:end w:w="120" w:type="dxa"/>
-            </w:tcMar>
-          </w:tcPr>
-          <w:p>
-            <w:pPr>
-              <w:spacing w:after="0"/>
-            </w:pPr>
-            <w:r>
-              <w:rPr>
-                <w:rFonts w:ascii="Calibri" w:hAnsi="Calibri"/>
-                <w:sz w:val="18"/>
-              </w:rPr>
-              <w:t>1 Gbps</w:t>
-            </w:r>
-          </w:p>
-        </w:tc>
-        <w:tc>
-          <w:tcPr>
-            <w:tcW w:type="dxa" w:w="1560"/>
-            <w:vAlign w:val="center"/>
-            <w:tcMar>
-              <w:top w:w="80" w:type="dxa"/>
-              <w:start w:w="120" w:type="dxa"/>
-              <w:bottom w:w="80" w:type="dxa"/>
-              <w:end w:w="120" w:type="dxa"/>
-            </w:tcMar>
-          </w:tcPr>
-          <w:p>
-            <w:pPr>
-              <w:spacing w:after="0"/>
-            </w:pPr>
-            <w:r>
-              <w:rPr>
-                <w:rFonts w:ascii="Calibri" w:hAnsi="Calibri"/>
-                <w:sz w:val="18"/>
-              </w:rPr>
-              <w:t>Ministério Público do Estado do Rio Grande do Sul - Contrato 68/2024</w:t>
-            </w:r>
-          </w:p>
-        </w:tc>
-        <w:tc>
-          <w:tcPr>
-            <w:tcW w:type="dxa" w:w="1560"/>
-            <w:vAlign w:val="center"/>
-            <w:tcMar>
-              <w:top w:w="80" w:type="dxa"/>
-              <w:start w:w="120" w:type="dxa"/>
-              <w:bottom w:w="80" w:type="dxa"/>
-              <w:end w:w="120" w:type="dxa"/>
-            </w:tcMar>
-          </w:tcPr>
-          <w:p>
-            <w:pPr>
-              <w:spacing w:after="0"/>
-            </w:pPr>
-            <w:r>
-              <w:rPr>
-                <w:rFonts w:ascii="Calibri" w:hAnsi="Calibri"/>
-                <w:sz w:val="18"/>
-              </w:rPr>
-              <w:t>Pregão Eletrônico nº 007/2024; Procedimento nº 02405.000.098/2024; contrato com Brasil Serviços de Telecomunicações Ltda.; fonte MPRS</w:t>
-            </w:r>
-          </w:p>
-        </w:tc>
-        <w:tc>
-          <w:tcPr>
-            <w:tcW w:type="dxa" w:w="1560"/>
-            <w:vAlign w:val="center"/>
-            <w:tcMar>
-              <w:top w:w="80" w:type="dxa"/>
-              <w:start w:w="120" w:type="dxa"/>
-              <w:bottom w:w="80" w:type="dxa"/>
-              <w:end w:w="120" w:type="dxa"/>
-            </w:tcMar>
-          </w:tcPr>
-          <w:p>
-            <w:pPr>
-              <w:spacing w:after="0"/>
-            </w:pPr>
-            <w:r>
-              <w:rPr>
-                <w:rFonts w:ascii="Calibri" w:hAnsi="Calibri"/>
-                <w:sz w:val="18"/>
-              </w:rPr>
-              <w:t>Circuito MPLS óptico duplo com roteador - 1.000 Mbps, item 10 da planilha reajustada</w:t>
-            </w:r>
-          </w:p>
-        </w:tc>
-        <w:tc>
-          <w:tcPr>
-            <w:tcW w:type="dxa" w:w="1560"/>
-            <w:vAlign w:val="center"/>
-            <w:tcMar>
-              <w:top w:w="80" w:type="dxa"/>
-              <w:start w:w="120" w:type="dxa"/>
-              <w:bottom w:w="80" w:type="dxa"/>
-              <w:end w:w="120" w:type="dxa"/>
-            </w:tcMar>
-          </w:tcPr>
-          <w:p>
-            <w:pPr>
-              <w:spacing w:after="0"/>
-            </w:pPr>
-            <w:r>
-              <w:rPr>
-                <w:rFonts w:ascii="Calibri" w:hAnsi="Calibri"/>
-                <w:sz w:val="18"/>
-              </w:rPr>
-              <w:t>R$ 4.740,75</w:t>
-            </w:r>
-          </w:p>
-        </w:tc>
-        <w:tc>
-          <w:tcPr>
-            <w:tcW w:type="dxa" w:w="1560"/>
-            <w:vAlign w:val="center"/>
-            <w:tcMar>
-              <w:top w:w="80" w:type="dxa"/>
-              <w:start w:w="120" w:type="dxa"/>
-              <w:bottom w:w="80" w:type="dxa"/>
-              <w:end w:w="120" w:type="dxa"/>
-            </w:tcMar>
-          </w:tcPr>
-          <w:p>
-            <w:pPr>
-              <w:spacing w:after="0"/>
-            </w:pPr>
-            <w:r>
-              <w:rPr>
-                <w:rFonts w:ascii="Calibri" w:hAnsi="Calibri"/>
-                <w:sz w:val="18"/>
-              </w:rPr>
-              <w:t>Fonte: Portal de Transparência MPRS / 1ª Apostila ao Contrato 68/2024, com valores reajustados. Número PNCP não localizado na minuta.</w:t>
-            </w:r>
-          </w:p>
-        </w:tc>
-      </w:tr>
-      <w:tr>
-        <w:tc>
-          <w:tcPr>
-            <w:tcW w:type="dxa" w:w="1560"/>
-            <w:vAlign w:val="center"/>
-            <w:tcMar>
-              <w:top w:w="80" w:type="dxa"/>
-              <w:start w:w="120" w:type="dxa"/>
-              <w:bottom w:w="80" w:type="dxa"/>
-              <w:end w:w="120" w:type="dxa"/>
-            </w:tcMar>
-          </w:tcPr>
-          <w:p>
-            <w:pPr>
-              <w:spacing w:after="0"/>
-            </w:pPr>
-            <w:r>
-              <w:rPr>
-                <w:rFonts w:ascii="Calibri" w:hAnsi="Calibri"/>
-                <w:sz w:val="18"/>
-              </w:rPr>
-              <w:t>1 Gbps</w:t>
-            </w:r>
-          </w:p>
-        </w:tc>
-        <w:tc>
-          <w:tcPr>
-            <w:tcW w:type="dxa" w:w="1560"/>
-            <w:vAlign w:val="center"/>
-            <w:tcMar>
-              <w:top w:w="80" w:type="dxa"/>
-              <w:start w:w="120" w:type="dxa"/>
-              <w:bottom w:w="80" w:type="dxa"/>
-              <w:end w:w="120" w:type="dxa"/>
-            </w:tcMar>
-          </w:tcPr>
-          <w:p>
-            <w:pPr>
-              <w:spacing w:after="0"/>
-            </w:pPr>
-            <w:r>
-              <w:rPr>
-                <w:rFonts w:ascii="Calibri" w:hAnsi="Calibri"/>
-                <w:sz w:val="18"/>
-              </w:rPr>
-              <w:t>Município de Santa Maria/RS</w:t>
-            </w:r>
-          </w:p>
-        </w:tc>
-        <w:tc>
-          <w:tcPr>
-            <w:tcW w:type="dxa" w:w="1560"/>
-            <w:vAlign w:val="center"/>
-            <w:tcMar>
-              <w:top w:w="80" w:type="dxa"/>
-              <w:start w:w="120" w:type="dxa"/>
-              <w:bottom w:w="80" w:type="dxa"/>
-              <w:end w:w="120" w:type="dxa"/>
-            </w:tcMar>
-          </w:tcPr>
-          <w:p>
-            <w:pPr>
-              <w:spacing w:after="0"/>
-            </w:pPr>
-            <w:r>
-              <w:rPr>
-                <w:rFonts w:ascii="Calibri" w:hAnsi="Calibri"/>
-                <w:sz w:val="18"/>
-              </w:rPr>
-              <w:t>Pregão Eletrônico nº 90055/2025; UASG 988841; registro de preços; ata/resultado público</w:t>
-            </w:r>
-          </w:p>
-        </w:tc>
-        <w:tc>
-          <w:tcPr>
-            <w:tcW w:type="dxa" w:w="1560"/>
-            <w:vAlign w:val="center"/>
-            <w:tcMar>
-              <w:top w:w="80" w:type="dxa"/>
-              <w:start w:w="120" w:type="dxa"/>
-              <w:bottom w:w="80" w:type="dxa"/>
-              <w:end w:w="120" w:type="dxa"/>
-            </w:tcMar>
-          </w:tcPr>
-          <w:p>
-            <w:pPr>
-              <w:spacing w:after="0"/>
-            </w:pPr>
-            <w:r>
-              <w:rPr>
-                <w:rFonts w:ascii="Calibri" w:hAnsi="Calibri"/>
-                <w:sz w:val="18"/>
-              </w:rPr>
-              <w:t>Lote/item 6 - Serviços de comunicação de dados tecnologia MPLS 1 Gbps, locação de 1 ponto equivalente a 12 serviço/mês, total de 4 pontos</w:t>
-            </w:r>
-          </w:p>
-        </w:tc>
-        <w:tc>
-          <w:tcPr>
-            <w:tcW w:type="dxa" w:w="1560"/>
-            <w:vAlign w:val="center"/>
-            <w:tcMar>
-              <w:top w:w="80" w:type="dxa"/>
-              <w:start w:w="120" w:type="dxa"/>
-              <w:bottom w:w="80" w:type="dxa"/>
-              <w:end w:w="120" w:type="dxa"/>
-            </w:tcMar>
-          </w:tcPr>
-          <w:p>
-            <w:pPr>
-              <w:spacing w:after="0"/>
-            </w:pPr>
-            <w:r>
-              <w:rPr>
-                <w:rFonts w:ascii="Calibri" w:hAnsi="Calibri"/>
-                <w:sz w:val="18"/>
-              </w:rPr>
-              <w:t>R$ 1.429,68</w:t>
-            </w:r>
-          </w:p>
-        </w:tc>
-        <w:tc>
-          <w:tcPr>
-            <w:tcW w:type="dxa" w:w="1560"/>
-            <w:vAlign w:val="center"/>
-            <w:tcMar>
-              <w:top w:w="80" w:type="dxa"/>
-              <w:start w:w="120" w:type="dxa"/>
-              <w:bottom w:w="80" w:type="dxa"/>
-              <w:end w:w="120" w:type="dxa"/>
-            </w:tcMar>
-          </w:tcPr>
-          <w:p>
-            <w:pPr>
-              <w:spacing w:after="0"/>
-            </w:pPr>
-            <w:r>
-              <w:rPr>
-                <w:rFonts w:ascii="Calibri" w:hAnsi="Calibri"/>
-                <w:sz w:val="18"/>
-              </w:rPr>
-              <w:t>Fonte: documento público da Prefeitura de Santa Maria/RS; fornecedor Brasil Tecpar Serviços de Telecomunicações S.A.; valor unitário do item.</w:t>
-            </w:r>
-          </w:p>
-        </w:tc>
-      </w:tr>
-      <w:tr>
-        <w:tc>
-          <w:tcPr>
-            <w:tcW w:type="dxa" w:w="1560"/>
-            <w:vAlign w:val="center"/>
-            <w:tcMar>
-              <w:top w:w="80" w:type="dxa"/>
-              <w:start w:w="120" w:type="dxa"/>
-              <w:bottom w:w="80" w:type="dxa"/>
-              <w:end w:w="120" w:type="dxa"/>
-            </w:tcMar>
-          </w:tcPr>
-          <w:p>
-            <w:pPr>
-              <w:spacing w:after="0"/>
-            </w:pPr>
-            <w:r>
-              <w:rPr>
-                <w:rFonts w:ascii="Calibri" w:hAnsi="Calibri"/>
-                <w:sz w:val="18"/>
-              </w:rPr>
-              <w:t>1 Gbps</w:t>
-            </w:r>
-          </w:p>
-        </w:tc>
-        <w:tc>
-          <w:tcPr>
-            <w:tcW w:type="dxa" w:w="1560"/>
-            <w:vAlign w:val="center"/>
-            <w:tcMar>
-              <w:top w:w="80" w:type="dxa"/>
-              <w:start w:w="120" w:type="dxa"/>
-              <w:bottom w:w="80" w:type="dxa"/>
-              <w:end w:w="120" w:type="dxa"/>
-            </w:tcMar>
-          </w:tcPr>
-          <w:p>
-            <w:pPr>
-              <w:spacing w:after="0"/>
-            </w:pPr>
-            <w:r>
-              <w:rPr>
-                <w:rFonts w:ascii="Calibri" w:hAnsi="Calibri"/>
-                <w:sz w:val="18"/>
-              </w:rPr>
-              <w:t>Município de Xanxerê/SC</w:t>
-            </w:r>
-          </w:p>
-        </w:tc>
-        <w:tc>
-          <w:tcPr>
-            <w:tcW w:type="dxa" w:w="1560"/>
-            <w:vAlign w:val="center"/>
-            <w:tcMar>
-              <w:top w:w="80" w:type="dxa"/>
-              <w:start w:w="120" w:type="dxa"/>
-              <w:bottom w:w="80" w:type="dxa"/>
-              <w:end w:w="120" w:type="dxa"/>
-            </w:tcMar>
-          </w:tcPr>
-          <w:p>
-            <w:pPr>
-              <w:spacing w:after="0"/>
-            </w:pPr>
-            <w:r>
-              <w:rPr>
-                <w:rFonts w:ascii="Calibri" w:hAnsi="Calibri"/>
-                <w:sz w:val="18"/>
-              </w:rPr>
-              <w:t>Pregão Eletrônico nº 0032/2024; UASG 988383; edital público</w:t>
-            </w:r>
-          </w:p>
-        </w:tc>
-        <w:tc>
-          <w:tcPr>
-            <w:tcW w:type="dxa" w:w="1560"/>
-            <w:vAlign w:val="center"/>
-            <w:tcMar>
-              <w:top w:w="80" w:type="dxa"/>
-              <w:start w:w="120" w:type="dxa"/>
-              <w:bottom w:w="80" w:type="dxa"/>
-              <w:end w:w="120" w:type="dxa"/>
-            </w:tcMar>
-          </w:tcPr>
-          <w:p>
-            <w:pPr>
-              <w:spacing w:after="0"/>
-            </w:pPr>
-            <w:r>
-              <w:rPr>
-                <w:rFonts w:ascii="Calibri" w:hAnsi="Calibri"/>
-                <w:sz w:val="18"/>
-              </w:rPr>
-              <w:t>Link MPLS 01 GB</w:t>
-            </w:r>
-          </w:p>
-        </w:tc>
-        <w:tc>
-          <w:tcPr>
-            <w:tcW w:type="dxa" w:w="1560"/>
-            <w:vAlign w:val="center"/>
-            <w:tcMar>
-              <w:top w:w="80" w:type="dxa"/>
-              <w:start w:w="120" w:type="dxa"/>
-              <w:bottom w:w="80" w:type="dxa"/>
-              <w:end w:w="120" w:type="dxa"/>
-            </w:tcMar>
-          </w:tcPr>
-          <w:p>
-            <w:pPr>
-              <w:spacing w:after="0"/>
-            </w:pPr>
-            <w:r>
-              <w:rPr>
-                <w:rFonts w:ascii="Calibri" w:hAnsi="Calibri"/>
-                <w:sz w:val="18"/>
-              </w:rPr>
-              <w:t>R$ 1.000,00</w:t>
-            </w:r>
-          </w:p>
-        </w:tc>
-        <w:tc>
-          <w:tcPr>
-            <w:tcW w:type="dxa" w:w="1560"/>
-            <w:vAlign w:val="center"/>
-            <w:tcMar>
-              <w:top w:w="80" w:type="dxa"/>
-              <w:start w:w="120" w:type="dxa"/>
-              <w:bottom w:w="80" w:type="dxa"/>
-              <w:end w:w="120" w:type="dxa"/>
-            </w:tcMar>
-          </w:tcPr>
-          <w:p>
-            <w:pPr>
-              <w:spacing w:after="0"/>
-            </w:pPr>
-            <w:r>
-              <w:rPr>
-                <w:rFonts w:ascii="Calibri" w:hAnsi="Calibri"/>
-                <w:sz w:val="18"/>
-              </w:rPr>
-              <w:t>Fonte: edital público de Xanxerê/SC; possível influência de grande volume de pontos e escopo municipal.</w:t>
-            </w:r>
-          </w:p>
-        </w:tc>
-      </w:tr>
-    </w:tbl>
-    <w:p/>
-    <w:p>
-      <w:r>
-        <w:t>Fontes preliminares consultadas: Portal PNCP em Dados Abertos; Manual da API de Consultas PNCP; Portal de Transparência do MPRS; Edital PE 0032/2024 de Xanxerê/SC; publicação de Glorinha/RS; documentos públicos de Santa Maria/RS, Cascavel/PR e TJPB.</w:t>
-      </w:r>
-    </w:p>
-    <w:p>
-      <w:pPr>
-        <w:pStyle w:val="Heading2"/>
-      </w:pPr>
-      <w:r>
-        <w:t>5.3.2 Rastreabilidade das fontes consultadas</w:t>
-      </w:r>
-    </w:p>
-    <w:p>
-      <w:r>
-        <w:t>Rastreabilidade das fontes consultadas:</w:t>
-      </w:r>
-    </w:p>
-    <w:tbl>
-      <w:tblPr>
-        <w:tblStyle w:val="TableGrid"/>
-        <w:tblW w:type="dxa" w:w="9360"/>
-        <w:jc w:val="center"/>
-        <w:tblLook w:firstColumn="1" w:firstRow="1" w:lastColumn="0" w:lastRow="0" w:noHBand="0" w:noVBand="1" w:val="04A0"/>
-        <w:tblInd w:w="120" w:type="dxa"/>
-      </w:tblPr>
-      <w:tblGrid>
-        <w:gridCol w:w="3120"/>
-        <w:gridCol w:w="3120"/>
-        <w:gridCol w:w="3120"/>
-      </w:tblGrid>
-      <w:tr>
-        <w:tc>
-          <w:tcPr>
-            <w:tcW w:type="dxa" w:w="3120"/>
-            <w:vAlign w:val="center"/>
-            <w:tcMar>
-              <w:top w:w="80" w:type="dxa"/>
-              <w:start w:w="120" w:type="dxa"/>
-              <w:bottom w:w="80" w:type="dxa"/>
-              <w:end w:w="120" w:type="dxa"/>
-            </w:tcMar>
-            <w:shd w:fill="E8EEF5"/>
-          </w:tcPr>
-          <w:p>
-            <w:pPr>
-              <w:spacing w:after="0"/>
-            </w:pPr>
-            <w:r>
-              <w:rPr>
-                <w:rFonts w:ascii="Calibri" w:hAnsi="Calibri"/>
-                <w:b/>
-                <w:color w:val="01426A"/>
-                <w:sz w:val="18"/>
-              </w:rPr>
-              <w:t>Referência</w:t>
-            </w:r>
-          </w:p>
-        </w:tc>
-        <w:tc>
-          <w:tcPr>
-            <w:tcW w:type="dxa" w:w="3120"/>
-            <w:vAlign w:val="center"/>
-            <w:tcMar>
-              <w:top w:w="80" w:type="dxa"/>
-              <w:start w:w="120" w:type="dxa"/>
-              <w:bottom w:w="80" w:type="dxa"/>
-              <w:end w:w="120" w:type="dxa"/>
-            </w:tcMar>
-            <w:shd w:fill="E8EEF5"/>
-          </w:tcPr>
-          <w:p>
-            <w:pPr>
-              <w:spacing w:after="0"/>
-            </w:pPr>
-            <w:r>
-              <w:rPr>
-                <w:rFonts w:ascii="Calibri" w:hAnsi="Calibri"/>
-                <w:b/>
-                <w:color w:val="01426A"/>
-                <w:sz w:val="18"/>
-              </w:rPr>
-              <w:t>Consulta pública / identificador</w:t>
-            </w:r>
-          </w:p>
-        </w:tc>
-        <w:tc>
-          <w:tcPr>
-            <w:tcW w:type="dxa" w:w="3120"/>
-            <w:vAlign w:val="center"/>
-            <w:tcMar>
-              <w:top w:w="80" w:type="dxa"/>
-              <w:start w:w="120" w:type="dxa"/>
-              <w:bottom w:w="80" w:type="dxa"/>
-              <w:end w:w="120" w:type="dxa"/>
-            </w:tcMar>
-            <w:shd w:fill="E8EEF5"/>
-          </w:tcPr>
-          <w:p>
-            <w:pPr>
-              <w:spacing w:after="0"/>
-            </w:pPr>
-            <w:r>
-              <w:rPr>
-                <w:rFonts w:ascii="Calibri" w:hAnsi="Calibri"/>
-                <w:b/>
-                <w:color w:val="01426A"/>
-                <w:sz w:val="18"/>
-              </w:rPr>
-              <w:t>Observação de uso</w:t>
-            </w:r>
-          </w:p>
-        </w:tc>
-      </w:tr>
-      <w:tr>
-        <w:tc>
-          <w:tcPr>
-            <w:tcW w:type="dxa" w:w="3120"/>
-            <w:vAlign w:val="center"/>
-            <w:tcMar>
-              <w:top w:w="80" w:type="dxa"/>
-              <w:start w:w="120" w:type="dxa"/>
-              <w:bottom w:w="80" w:type="dxa"/>
-              <w:end w:w="120" w:type="dxa"/>
-            </w:tcMar>
-          </w:tcPr>
-          <w:p>
-            <w:pPr>
-              <w:spacing w:after="0"/>
-            </w:pPr>
-            <w:r>
-              <w:rPr>
-                <w:rFonts w:ascii="Calibri" w:hAnsi="Calibri"/>
-                <w:sz w:val="18"/>
-              </w:rPr>
-              <w:t>MPRS - Contrato 68/2024</w:t>
-            </w:r>
-          </w:p>
-        </w:tc>
-        <w:tc>
-          <w:tcPr>
-            <w:tcW w:type="dxa" w:w="3120"/>
-            <w:vAlign w:val="center"/>
-            <w:tcMar>
-              <w:top w:w="80" w:type="dxa"/>
-              <w:start w:w="120" w:type="dxa"/>
-              <w:bottom w:w="80" w:type="dxa"/>
-              <w:end w:w="120" w:type="dxa"/>
-            </w:tcMar>
-          </w:tcPr>
-          <w:p>
-            <w:pPr>
-              <w:spacing w:after="0"/>
-            </w:pPr>
-            <w:r>
-              <w:rPr>
-                <w:rFonts w:ascii="Calibri" w:hAnsi="Calibri"/>
-                <w:sz w:val="18"/>
-              </w:rPr>
-              <w:t>Portal de Transparência MPRS; Procedimento nº 02405.000.098/2024; Pregão Eletrônico nº 007/2024; Súmula do Contrato de Prestação de Serviços Contínuos nº 0068/2024</w:t>
-            </w:r>
-          </w:p>
-        </w:tc>
-        <w:tc>
-          <w:tcPr>
-            <w:tcW w:type="dxa" w:w="3120"/>
-            <w:vAlign w:val="center"/>
-            <w:tcMar>
-              <w:top w:w="80" w:type="dxa"/>
-              <w:start w:w="120" w:type="dxa"/>
-              <w:bottom w:w="80" w:type="dxa"/>
-              <w:end w:w="120" w:type="dxa"/>
-            </w:tcMar>
-          </w:tcPr>
-          <w:p>
-            <w:pPr>
-              <w:spacing w:after="0"/>
-            </w:pPr>
-            <w:r>
-              <w:rPr>
-                <w:rFonts w:ascii="Calibri" w:hAnsi="Calibri"/>
-                <w:sz w:val="18"/>
-              </w:rPr>
-              <w:t>Fonte dos itens MPLS 100 Mbps, 500 Mbps e 1 Gbps, com valores da 1ª Apostila/reajuste.</w:t>
-            </w:r>
-          </w:p>
-        </w:tc>
-      </w:tr>
-      <w:tr>
-        <w:tc>
-          <w:tcPr>
-            <w:tcW w:type="dxa" w:w="3120"/>
-            <w:vAlign w:val="center"/>
-            <w:tcMar>
-              <w:top w:w="80" w:type="dxa"/>
-              <w:start w:w="120" w:type="dxa"/>
-              <w:bottom w:w="80" w:type="dxa"/>
-              <w:end w:w="120" w:type="dxa"/>
-            </w:tcMar>
-          </w:tcPr>
-          <w:p>
-            <w:pPr>
-              <w:spacing w:after="0"/>
-            </w:pPr>
-            <w:r>
-              <w:rPr>
-                <w:rFonts w:ascii="Calibri" w:hAnsi="Calibri"/>
-                <w:sz w:val="18"/>
-              </w:rPr>
-              <w:t>Cascavel/PR - Transitar</w:t>
-            </w:r>
-          </w:p>
-        </w:tc>
-        <w:tc>
-          <w:tcPr>
-            <w:tcW w:type="dxa" w:w="3120"/>
-            <w:vAlign w:val="center"/>
-            <w:tcMar>
-              <w:top w:w="80" w:type="dxa"/>
-              <w:start w:w="120" w:type="dxa"/>
-              <w:bottom w:w="80" w:type="dxa"/>
-              <w:end w:w="120" w:type="dxa"/>
-            </w:tcMar>
-          </w:tcPr>
-          <w:p>
-            <w:pPr>
-              <w:spacing w:after="0"/>
-            </w:pPr>
-            <w:r>
-              <w:rPr>
-                <w:rFonts w:ascii="Calibri" w:hAnsi="Calibri"/>
-                <w:sz w:val="18"/>
-              </w:rPr>
-              <w:t>PNCP-76208867000107-1-000429/2025; Edital 90129/2025; Pregão eletrônico; consulta PNCP: https://pncp.gov.br/app/editais/76208867000107/2025/429</w:t>
-            </w:r>
-          </w:p>
-        </w:tc>
-        <w:tc>
-          <w:tcPr>
-            <w:tcW w:type="dxa" w:w="3120"/>
-            <w:vAlign w:val="center"/>
-            <w:tcMar>
-              <w:top w:w="80" w:type="dxa"/>
-              <w:start w:w="120" w:type="dxa"/>
-              <w:bottom w:w="80" w:type="dxa"/>
-              <w:end w:w="120" w:type="dxa"/>
-            </w:tcMar>
-          </w:tcPr>
-          <w:p>
-            <w:pPr>
-              <w:spacing w:after="0"/>
-            </w:pPr>
-            <w:r>
-              <w:rPr>
-                <w:rFonts w:ascii="Calibri" w:hAnsi="Calibri"/>
-                <w:sz w:val="18"/>
-              </w:rPr>
-              <w:t>Fonte do item MPLS 100 Mbps, com objeto de comunicação de dados por Rede IP/MPLS.</w:t>
-            </w:r>
-          </w:p>
-        </w:tc>
-      </w:tr>
-      <w:tr>
-        <w:tc>
-          <w:tcPr>
-            <w:tcW w:type="dxa" w:w="3120"/>
-            <w:vAlign w:val="center"/>
-            <w:tcMar>
-              <w:top w:w="80" w:type="dxa"/>
-              <w:start w:w="120" w:type="dxa"/>
-              <w:bottom w:w="80" w:type="dxa"/>
-              <w:end w:w="120" w:type="dxa"/>
-            </w:tcMar>
-          </w:tcPr>
-          <w:p>
-            <w:pPr>
-              <w:spacing w:after="0"/>
-            </w:pPr>
-            <w:r>
-              <w:rPr>
-                <w:rFonts w:ascii="Calibri" w:hAnsi="Calibri"/>
-                <w:sz w:val="18"/>
-              </w:rPr>
-              <w:t>TJPB</w:t>
-            </w:r>
-          </w:p>
-        </w:tc>
-        <w:tc>
-          <w:tcPr>
-            <w:tcW w:type="dxa" w:w="3120"/>
-            <w:vAlign w:val="center"/>
-            <w:tcMar>
-              <w:top w:w="80" w:type="dxa"/>
-              <w:start w:w="120" w:type="dxa"/>
-              <w:bottom w:w="80" w:type="dxa"/>
-              <w:end w:w="120" w:type="dxa"/>
-            </w:tcMar>
-          </w:tcPr>
-          <w:p>
-            <w:pPr>
-              <w:spacing w:after="0"/>
-            </w:pPr>
-            <w:r>
-              <w:rPr>
-                <w:rFonts w:ascii="Calibri" w:hAnsi="Calibri"/>
-                <w:sz w:val="18"/>
-              </w:rPr>
-              <w:t>Pregão Eletrônico nº 010/2019; Processo Administrativo Eletrônico nº 2019094162</w:t>
-            </w:r>
-          </w:p>
-        </w:tc>
-        <w:tc>
-          <w:tcPr>
-            <w:tcW w:type="dxa" w:w="3120"/>
-            <w:vAlign w:val="center"/>
-            <w:tcMar>
-              <w:top w:w="80" w:type="dxa"/>
-              <w:start w:w="120" w:type="dxa"/>
-              <w:bottom w:w="80" w:type="dxa"/>
-              <w:end w:w="120" w:type="dxa"/>
-            </w:tcMar>
-          </w:tcPr>
-          <w:p>
-            <w:pPr>
-              <w:spacing w:after="0"/>
-            </w:pPr>
-            <w:r>
-              <w:rPr>
-                <w:rFonts w:ascii="Calibri" w:hAnsi="Calibri"/>
-                <w:sz w:val="18"/>
-              </w:rPr>
-              <w:t>Fonte auxiliar/histórica para item MPLS 100 Mbps, anterior ao PNCP.</w:t>
-            </w:r>
-          </w:p>
-        </w:tc>
-      </w:tr>
-      <w:tr>
-        <w:tc>
-          <w:tcPr>
-            <w:tcW w:type="dxa" w:w="3120"/>
-            <w:vAlign w:val="center"/>
-            <w:tcMar>
-              <w:top w:w="80" w:type="dxa"/>
-              <w:start w:w="120" w:type="dxa"/>
-              <w:bottom w:w="80" w:type="dxa"/>
-              <w:end w:w="120" w:type="dxa"/>
-            </w:tcMar>
-          </w:tcPr>
-          <w:p>
-            <w:pPr>
-              <w:spacing w:after="0"/>
-            </w:pPr>
-            <w:r>
-              <w:rPr>
-                <w:rFonts w:ascii="Calibri" w:hAnsi="Calibri"/>
-                <w:sz w:val="18"/>
-              </w:rPr>
-              <w:t>Glorinha/RS</w:t>
-            </w:r>
-          </w:p>
-        </w:tc>
-        <w:tc>
-          <w:tcPr>
-            <w:tcW w:type="dxa" w:w="3120"/>
-            <w:vAlign w:val="center"/>
-            <w:tcMar>
-              <w:top w:w="80" w:type="dxa"/>
-              <w:start w:w="120" w:type="dxa"/>
-              <w:bottom w:w="80" w:type="dxa"/>
-              <w:end w:w="120" w:type="dxa"/>
-            </w:tcMar>
-          </w:tcPr>
-          <w:p>
-            <w:pPr>
-              <w:spacing w:after="0"/>
-            </w:pPr>
-            <w:r>
-              <w:rPr>
-                <w:rFonts w:ascii="Calibri" w:hAnsi="Calibri"/>
-                <w:sz w:val="18"/>
-              </w:rPr>
-              <w:t>Processo Administrativo nº 25.714/2025; documento técnico municipal assinado em 10/09/2025; pregão/sessão pública indicada para 02/03/2026</w:t>
-            </w:r>
-          </w:p>
-        </w:tc>
-        <w:tc>
-          <w:tcPr>
-            <w:tcW w:type="dxa" w:w="3120"/>
-            <w:vAlign w:val="center"/>
-            <w:tcMar>
-              <w:top w:w="80" w:type="dxa"/>
-              <w:start w:w="120" w:type="dxa"/>
-              <w:bottom w:w="80" w:type="dxa"/>
-              <w:end w:w="120" w:type="dxa"/>
-            </w:tcMar>
-          </w:tcPr>
-          <w:p>
-            <w:pPr>
-              <w:spacing w:after="0"/>
-            </w:pPr>
-            <w:r>
-              <w:rPr>
-                <w:rFonts w:ascii="Calibri" w:hAnsi="Calibri"/>
-                <w:sz w:val="18"/>
-              </w:rPr>
-              <w:t>Fonte do item L2L Ethernet/MPLS 500 Mbps. Número PNCP/pregão não localizado integralmente na pesquisa preliminar.</w:t>
-            </w:r>
-          </w:p>
-        </w:tc>
-      </w:tr>
-      <w:tr>
-        <w:tc>
-          <w:tcPr>
-            <w:tcW w:type="dxa" w:w="3120"/>
-            <w:vAlign w:val="center"/>
-            <w:tcMar>
-              <w:top w:w="80" w:type="dxa"/>
-              <w:start w:w="120" w:type="dxa"/>
-              <w:bottom w:w="80" w:type="dxa"/>
-              <w:end w:w="120" w:type="dxa"/>
-            </w:tcMar>
-          </w:tcPr>
-          <w:p>
-            <w:pPr>
-              <w:spacing w:after="0"/>
-            </w:pPr>
-            <w:r>
-              <w:rPr>
-                <w:rFonts w:ascii="Calibri" w:hAnsi="Calibri"/>
-                <w:sz w:val="18"/>
-              </w:rPr>
-              <w:t>Xanxerê/SC</w:t>
-            </w:r>
-          </w:p>
-        </w:tc>
-        <w:tc>
-          <w:tcPr>
-            <w:tcW w:type="dxa" w:w="3120"/>
-            <w:vAlign w:val="center"/>
-            <w:tcMar>
-              <w:top w:w="80" w:type="dxa"/>
-              <w:start w:w="120" w:type="dxa"/>
-              <w:bottom w:w="80" w:type="dxa"/>
-              <w:end w:w="120" w:type="dxa"/>
-            </w:tcMar>
-          </w:tcPr>
-          <w:p>
-            <w:pPr>
-              <w:spacing w:after="0"/>
-            </w:pPr>
-            <w:r>
-              <w:rPr>
-                <w:rFonts w:ascii="Calibri" w:hAnsi="Calibri"/>
-                <w:sz w:val="18"/>
-              </w:rPr>
-              <w:t>Pregão Eletrônico nº 0032/2024; UASG 988383</w:t>
-            </w:r>
-          </w:p>
-        </w:tc>
-        <w:tc>
-          <w:tcPr>
-            <w:tcW w:type="dxa" w:w="3120"/>
-            <w:vAlign w:val="center"/>
-            <w:tcMar>
-              <w:top w:w="80" w:type="dxa"/>
-              <w:start w:w="120" w:type="dxa"/>
-              <w:bottom w:w="80" w:type="dxa"/>
-              <w:end w:w="120" w:type="dxa"/>
-            </w:tcMar>
-          </w:tcPr>
-          <w:p>
-            <w:pPr>
-              <w:spacing w:after="0"/>
-            </w:pPr>
-            <w:r>
-              <w:rPr>
-                <w:rFonts w:ascii="Calibri" w:hAnsi="Calibri"/>
-                <w:sz w:val="18"/>
-              </w:rPr>
-              <w:t>Fonte dos itens MPLS 500 Mbps e 1 Gbps; valor tratado com cautela por possível outlier.</w:t>
-            </w:r>
-          </w:p>
-        </w:tc>
-      </w:tr>
-      <w:tr>
-        <w:tc>
-          <w:tcPr>
-            <w:tcW w:type="dxa" w:w="3120"/>
-            <w:vAlign w:val="center"/>
-            <w:tcMar>
-              <w:top w:w="80" w:type="dxa"/>
-              <w:start w:w="120" w:type="dxa"/>
-              <w:bottom w:w="80" w:type="dxa"/>
-              <w:end w:w="120" w:type="dxa"/>
-            </w:tcMar>
-          </w:tcPr>
-          <w:p>
-            <w:pPr>
-              <w:spacing w:after="0"/>
-            </w:pPr>
-            <w:r>
-              <w:rPr>
-                <w:rFonts w:ascii="Calibri" w:hAnsi="Calibri"/>
-                <w:sz w:val="18"/>
-              </w:rPr>
-              <w:t>Santa Maria/RS</w:t>
-            </w:r>
-          </w:p>
-        </w:tc>
-        <w:tc>
-          <w:tcPr>
-            <w:tcW w:type="dxa" w:w="3120"/>
-            <w:vAlign w:val="center"/>
-            <w:tcMar>
-              <w:top w:w="80" w:type="dxa"/>
-              <w:start w:w="120" w:type="dxa"/>
-              <w:bottom w:w="80" w:type="dxa"/>
-              <w:end w:w="120" w:type="dxa"/>
-            </w:tcMar>
-          </w:tcPr>
-          <w:p>
-            <w:pPr>
-              <w:spacing w:after="0"/>
-            </w:pPr>
-            <w:r>
-              <w:rPr>
-                <w:rFonts w:ascii="Calibri" w:hAnsi="Calibri"/>
-                <w:sz w:val="18"/>
-              </w:rPr>
-              <w:t>Pregão Eletrônico nº 90055/2025; UASG 988841; resultado/ata pública municipal</w:t>
-            </w:r>
-          </w:p>
-        </w:tc>
-        <w:tc>
-          <w:tcPr>
-            <w:tcW w:type="dxa" w:w="3120"/>
-            <w:vAlign w:val="center"/>
-            <w:tcMar>
-              <w:top w:w="80" w:type="dxa"/>
-              <w:start w:w="120" w:type="dxa"/>
-              <w:bottom w:w="80" w:type="dxa"/>
-              <w:end w:w="120" w:type="dxa"/>
-            </w:tcMar>
-          </w:tcPr>
-          <w:p>
-            <w:pPr>
-              <w:spacing w:after="0"/>
-            </w:pPr>
-            <w:r>
-              <w:rPr>
-                <w:rFonts w:ascii="Calibri" w:hAnsi="Calibri"/>
-                <w:sz w:val="18"/>
-              </w:rPr>
-              <w:t>Fonte do item MPLS 1 Gbps, fornecedor Brasil Tecpar Serviços de Telecomunicações S.A., valor unitário R$ 1.429,68.</w:t>
-            </w:r>
-          </w:p>
-        </w:tc>
-      </w:tr>
-      <w:tr>
-        <w:tc>
-          <w:tcPr>
-            <w:tcW w:type="dxa" w:w="3120"/>
-            <w:vAlign w:val="center"/>
-            <w:tcMar>
-              <w:top w:w="80" w:type="dxa"/>
-              <w:start w:w="120" w:type="dxa"/>
-              <w:bottom w:w="80" w:type="dxa"/>
-              <w:end w:w="120" w:type="dxa"/>
-            </w:tcMar>
-          </w:tcPr>
-          <w:p>
-            <w:pPr>
-              <w:spacing w:after="0"/>
-            </w:pPr>
-            <w:r>
-              <w:rPr>
-                <w:rFonts w:ascii="Calibri" w:hAnsi="Calibri"/>
-                <w:sz w:val="18"/>
-              </w:rPr>
-              <w:t>Candeias/BA</w:t>
-            </w:r>
-          </w:p>
-        </w:tc>
-        <w:tc>
-          <w:tcPr>
-            <w:tcW w:type="dxa" w:w="3120"/>
-            <w:vAlign w:val="center"/>
-            <w:tcMar>
-              <w:top w:w="80" w:type="dxa"/>
-              <w:start w:w="120" w:type="dxa"/>
-              <w:bottom w:w="80" w:type="dxa"/>
-              <w:end w:w="120" w:type="dxa"/>
-            </w:tcMar>
-          </w:tcPr>
-          <w:p>
-            <w:pPr>
-              <w:spacing w:after="0"/>
-            </w:pPr>
-            <w:r>
-              <w:rPr>
-                <w:rFonts w:ascii="Calibri" w:hAnsi="Calibri"/>
-                <w:sz w:val="18"/>
-              </w:rPr>
-              <w:t>PNCP-13830336000123-1-000051/2026; Edital 023/2026; consulta PNCP: https://pncp.gov.br/app/editais/13830336000123/2026/51</w:t>
-            </w:r>
-          </w:p>
-        </w:tc>
-        <w:tc>
-          <w:tcPr>
-            <w:tcW w:type="dxa" w:w="3120"/>
-            <w:vAlign w:val="center"/>
-            <w:tcMar>
-              <w:top w:w="80" w:type="dxa"/>
-              <w:start w:w="120" w:type="dxa"/>
-              <w:bottom w:w="80" w:type="dxa"/>
-              <w:end w:w="120" w:type="dxa"/>
-            </w:tcMar>
-          </w:tcPr>
-          <w:p>
-            <w:pPr>
-              <w:spacing w:after="0"/>
-            </w:pPr>
-            <w:r>
-              <w:rPr>
-                <w:rFonts w:ascii="Calibri" w:hAnsi="Calibri"/>
-                <w:sz w:val="18"/>
-              </w:rPr>
-              <w:t>Referência de alta capacidade para LAN-to-LAN, fibra dedicada, concentradores de 10 Gbps e link dedicado 4 Gbps.</w:t>
-            </w:r>
-          </w:p>
-        </w:tc>
-      </w:tr>
-      <w:tr>
-        <w:tc>
-          <w:tcPr>
-            <w:tcW w:type="dxa" w:w="3120"/>
-            <w:vAlign w:val="center"/>
-            <w:tcMar>
-              <w:top w:w="80" w:type="dxa"/>
-              <w:start w:w="120" w:type="dxa"/>
-              <w:bottom w:w="80" w:type="dxa"/>
-              <w:end w:w="120" w:type="dxa"/>
-            </w:tcMar>
-          </w:tcPr>
-          <w:p>
-            <w:pPr>
-              <w:spacing w:after="0"/>
-            </w:pPr>
-            <w:r>
-              <w:rPr>
-                <w:rFonts w:ascii="Calibri" w:hAnsi="Calibri"/>
-                <w:sz w:val="18"/>
-              </w:rPr>
-              <w:t>Jaguariúna/SP</w:t>
-            </w:r>
-          </w:p>
-        </w:tc>
-        <w:tc>
-          <w:tcPr>
-            <w:tcW w:type="dxa" w:w="3120"/>
-            <w:vAlign w:val="center"/>
-            <w:tcMar>
-              <w:top w:w="80" w:type="dxa"/>
-              <w:start w:w="120" w:type="dxa"/>
-              <w:bottom w:w="80" w:type="dxa"/>
-              <w:end w:w="120" w:type="dxa"/>
-            </w:tcMar>
-          </w:tcPr>
-          <w:p>
-            <w:pPr>
-              <w:spacing w:after="0"/>
-            </w:pPr>
-            <w:r>
-              <w:rPr>
-                <w:rFonts w:ascii="Calibri" w:hAnsi="Calibri"/>
-                <w:sz w:val="18"/>
-              </w:rPr>
-              <w:t>PNCP-46410866000171-1-000610/2024; Edital PL-674/2024; PE 90081/2024; consulta PNCP: https://pncp.gov.br/editais/46410866000171/2024/610</w:t>
-            </w:r>
-          </w:p>
-        </w:tc>
-        <w:tc>
-          <w:tcPr>
-            <w:tcW w:type="dxa" w:w="3120"/>
-            <w:vAlign w:val="center"/>
-            <w:tcMar>
-              <w:top w:w="80" w:type="dxa"/>
-              <w:start w:w="120" w:type="dxa"/>
-              <w:bottom w:w="80" w:type="dxa"/>
-              <w:end w:w="120" w:type="dxa"/>
-            </w:tcMar>
-          </w:tcPr>
-          <w:p>
-            <w:pPr>
-              <w:spacing w:after="0"/>
-            </w:pPr>
-            <w:r>
-              <w:rPr>
-                <w:rFonts w:ascii="Calibri" w:hAnsi="Calibri"/>
-                <w:sz w:val="18"/>
-              </w:rPr>
-              <w:t>Referência de alta capacidade para link dedicado simétrico de 10 Gbps, embora com escopo de acesso à Internet.</w:t>
-            </w:r>
-          </w:p>
-        </w:tc>
-      </w:tr>
-      <w:tr>
-        <w:tc>
-          <w:tcPr>
-            <w:tcW w:type="dxa" w:w="3120"/>
-            <w:vAlign w:val="center"/>
-            <w:tcMar>
-              <w:top w:w="80" w:type="dxa"/>
-              <w:start w:w="120" w:type="dxa"/>
-              <w:bottom w:w="80" w:type="dxa"/>
-              <w:end w:w="120" w:type="dxa"/>
-            </w:tcMar>
-          </w:tcPr>
-          <w:p>
-            <w:pPr>
-              <w:spacing w:after="0"/>
-            </w:pPr>
-            <w:r>
-              <w:rPr>
-                <w:rFonts w:ascii="Calibri" w:hAnsi="Calibri"/>
-                <w:sz w:val="18"/>
-              </w:rPr>
-              <w:t>Ubarana/SP</w:t>
-            </w:r>
-          </w:p>
-        </w:tc>
-        <w:tc>
-          <w:tcPr>
-            <w:tcW w:type="dxa" w:w="3120"/>
-            <w:vAlign w:val="center"/>
-            <w:tcMar>
-              <w:top w:w="80" w:type="dxa"/>
-              <w:start w:w="120" w:type="dxa"/>
-              <w:bottom w:w="80" w:type="dxa"/>
-              <w:end w:w="120" w:type="dxa"/>
-            </w:tcMar>
-          </w:tcPr>
-          <w:p>
-            <w:pPr>
-              <w:spacing w:after="0"/>
-            </w:pPr>
-            <w:r>
-              <w:rPr>
-                <w:rFonts w:ascii="Calibri" w:hAnsi="Calibri"/>
-                <w:sz w:val="18"/>
-              </w:rPr>
-              <w:t>PNCP-65708786000141-1-000038/2026; Edital 19/2026; consulta PNCP: https://pncp.gov.br/app/editais/65708786000141/2026/38</w:t>
-            </w:r>
-          </w:p>
-        </w:tc>
-        <w:tc>
-          <w:tcPr>
-            <w:tcW w:type="dxa" w:w="3120"/>
-            <w:vAlign w:val="center"/>
-            <w:tcMar>
-              <w:top w:w="80" w:type="dxa"/>
-              <w:start w:w="120" w:type="dxa"/>
-              <w:bottom w:w="80" w:type="dxa"/>
-              <w:end w:w="120" w:type="dxa"/>
-            </w:tcMar>
-          </w:tcPr>
-          <w:p>
-            <w:pPr>
-              <w:spacing w:after="0"/>
-            </w:pPr>
-            <w:r>
-              <w:rPr>
-                <w:rFonts w:ascii="Calibri" w:hAnsi="Calibri"/>
-                <w:sz w:val="18"/>
-              </w:rPr>
-              <w:t>Referência de alta capacidade para rede LAN-to-LAN por fibra dedicada, capacidade agregada até 10 Gbps.</w:t>
-            </w:r>
-          </w:p>
-        </w:tc>
-      </w:tr>
-      <w:tr>
-        <w:tc>
-          <w:tcPr>
-            <w:tcW w:type="dxa" w:w="3120"/>
-            <w:vAlign w:val="center"/>
-            <w:tcMar>
-              <w:top w:w="80" w:type="dxa"/>
-              <w:start w:w="120" w:type="dxa"/>
-              <w:bottom w:w="80" w:type="dxa"/>
-              <w:end w:w="120" w:type="dxa"/>
-            </w:tcMar>
-          </w:tcPr>
-          <w:p>
-            <w:pPr>
-              <w:spacing w:after="0"/>
-            </w:pPr>
-            <w:r>
-              <w:rPr>
-                <w:rFonts w:ascii="Calibri" w:hAnsi="Calibri"/>
-                <w:sz w:val="18"/>
-              </w:rPr>
-              <w:t>TJPR</w:t>
-            </w:r>
-          </w:p>
-        </w:tc>
-        <w:tc>
-          <w:tcPr>
-            <w:tcW w:type="dxa" w:w="3120"/>
-            <w:vAlign w:val="center"/>
-            <w:tcMar>
-              <w:top w:w="80" w:type="dxa"/>
-              <w:start w:w="120" w:type="dxa"/>
-              <w:bottom w:w="80" w:type="dxa"/>
-              <w:end w:w="120" w:type="dxa"/>
-            </w:tcMar>
-          </w:tcPr>
-          <w:p>
-            <w:pPr>
-              <w:spacing w:after="0"/>
-            </w:pPr>
-            <w:r>
-              <w:rPr>
-                <w:rFonts w:ascii="Calibri" w:hAnsi="Calibri"/>
-                <w:sz w:val="18"/>
-              </w:rPr>
-              <w:t>PNCP 77821841000194-1-000049/2025; Edital PE 15/2025</w:t>
-            </w:r>
-          </w:p>
-        </w:tc>
-        <w:tc>
-          <w:tcPr>
-            <w:tcW w:type="dxa" w:w="3120"/>
-            <w:vAlign w:val="center"/>
-            <w:tcMar>
-              <w:top w:w="80" w:type="dxa"/>
-              <w:start w:w="120" w:type="dxa"/>
-              <w:bottom w:w="80" w:type="dxa"/>
-              <w:end w:w="120" w:type="dxa"/>
-            </w:tcMar>
-          </w:tcPr>
-          <w:p>
-            <w:pPr>
-              <w:spacing w:after="0"/>
-            </w:pPr>
-            <w:r>
-              <w:rPr>
-                <w:rFonts w:ascii="Calibri" w:hAnsi="Calibri"/>
-                <w:sz w:val="18"/>
-              </w:rPr>
-              <w:t>Referência de alta capacidade para dois links dedicados de 10 Gbps, BGP, Anti-DDoS e operadoras distintas.</w:t>
-            </w:r>
-          </w:p>
-        </w:tc>
-      </w:tr>
-      <w:tr>
-        <w:tc>
-          <w:tcPr>
-            <w:tcW w:type="dxa" w:w="3120"/>
-            <w:vAlign w:val="center"/>
-            <w:tcMar>
-              <w:top w:w="80" w:type="dxa"/>
-              <w:start w:w="120" w:type="dxa"/>
-              <w:bottom w:w="80" w:type="dxa"/>
-              <w:end w:w="120" w:type="dxa"/>
-            </w:tcMar>
-          </w:tcPr>
-          <w:p>
-            <w:pPr>
-              <w:spacing w:after="0"/>
-            </w:pPr>
-            <w:r>
-              <w:rPr>
-                <w:rFonts w:ascii="Calibri" w:hAnsi="Calibri"/>
-                <w:sz w:val="18"/>
-              </w:rPr>
-              <w:t>JFRS/TRF4</w:t>
-            </w:r>
-          </w:p>
-        </w:tc>
-        <w:tc>
-          <w:tcPr>
-            <w:tcW w:type="dxa" w:w="3120"/>
-            <w:vAlign w:val="center"/>
-            <w:tcMar>
-              <w:top w:w="80" w:type="dxa"/>
-              <w:start w:w="120" w:type="dxa"/>
-              <w:bottom w:w="80" w:type="dxa"/>
-              <w:end w:w="120" w:type="dxa"/>
-            </w:tcMar>
-          </w:tcPr>
-          <w:p>
-            <w:pPr>
-              <w:spacing w:after="0"/>
-            </w:pPr>
-            <w:r>
-              <w:rPr>
-                <w:rFonts w:ascii="Calibri" w:hAnsi="Calibri"/>
-                <w:sz w:val="18"/>
-              </w:rPr>
-              <w:t>Pregão Eletrônico nº 90012/2025; Ata de Registro de Preços nº 10/2025; PNCP relacionado a 00508903000188-1-002018/2025</w:t>
-            </w:r>
-          </w:p>
-        </w:tc>
-        <w:tc>
-          <w:tcPr>
-            <w:tcW w:type="dxa" w:w="3120"/>
-            <w:vAlign w:val="center"/>
-            <w:tcMar>
-              <w:top w:w="80" w:type="dxa"/>
-              <w:start w:w="120" w:type="dxa"/>
-              <w:bottom w:w="80" w:type="dxa"/>
-              <w:end w:w="120" w:type="dxa"/>
-            </w:tcMar>
-          </w:tcPr>
-          <w:p>
-            <w:pPr>
-              <w:spacing w:after="0"/>
-            </w:pPr>
-            <w:r>
-              <w:rPr>
-                <w:rFonts w:ascii="Calibri" w:hAnsi="Calibri"/>
-                <w:sz w:val="18"/>
-              </w:rPr>
-              <w:t>Referência técnica de Metro Ethernet/LAN-to-LAN/ponto-a-ponto; valor do item específico não confirmado.</w:t>
+              <w:t>R$ 1.855.854,60</w:t>
             </w:r>
           </w:p>
         </w:tc>
@@ -8076,12 +6667,7 @@
         <w:pStyle w:val="Heading2"/>
       </w:pPr>
       <w:r>
-        <w:t>5.3.1 Referências preliminares para o grupo de link dedicado Sede-Foro 25 Gbps</w:t>
-      </w:r>
-    </w:p>
-    <w:p>
-      <w:r>
-        <w:t>Pesquisa realizada em 02/06/2026. Não foram encontrados três itens exatamente equivalentes a link dedicado ponto-a-ponto de 25 Gbps. As referências abaixo são compatíveis por similaridade técnica e devem ser usadas como indícios, não como estimativa final.</w:t>
+        <w:t>5.2 Referências PNCP para MPLS</w:t>
       </w:r>
     </w:p>
     <w:tbl>
@@ -8123,7 +6709,7 @@
                 <w:color w:val="01426A"/>
                 <w:sz w:val="18"/>
               </w:rPr>
-              <w:t>Referência</w:t>
+              <w:t>Capacidade / uso</w:t>
             </w:r>
           </w:p>
         </w:tc>
@@ -8150,7 +6736,7 @@
                 <w:color w:val="01426A"/>
                 <w:sz w:val="18"/>
               </w:rPr>
-              <w:t>Número do pregão/licitação e identificador</w:t>
+              <w:t>Referência</w:t>
             </w:r>
           </w:p>
         </w:tc>
@@ -8177,7 +6763,7 @@
                 <w:color w:val="01426A"/>
                 <w:sz w:val="18"/>
               </w:rPr>
-              <w:t>Objeto compatível</w:t>
+              <w:t>Pregão/licitação, processo e PNCP</w:t>
             </w:r>
           </w:p>
         </w:tc>
@@ -8204,7 +6790,7 @@
                 <w:color w:val="01426A"/>
                 <w:sz w:val="18"/>
               </w:rPr>
-              <w:t>Valor informado</w:t>
+              <w:t>Valor documentado</w:t>
             </w:r>
           </w:p>
         </w:tc>
@@ -8257,7 +6843,7 @@
                 <w:rFonts w:ascii="Calibri" w:hAnsi="Calibri"/>
                 <w:sz w:val="18"/>
               </w:rPr>
-              <w:t>Município de Candeias/BA</w:t>
+              <w:t>MPLS 1 Gbps</w:t>
             </w:r>
           </w:p>
         </w:tc>
@@ -8281,7 +6867,7 @@
                 <w:rFonts w:ascii="Calibri" w:hAnsi="Calibri"/>
                 <w:sz w:val="18"/>
               </w:rPr>
-              <w:t>Edital 023/2026; Pregão eletrônico; PNCP-13830336000123-1-000051/2026; abertura em 13/03/2026</w:t>
+              <w:t>SENAR/MS</w:t>
             </w:r>
           </w:p>
         </w:tc>
@@ -8305,7 +6891,7 @@
                 <w:rFonts w:ascii="Calibri" w:hAnsi="Calibri"/>
                 <w:sz w:val="18"/>
               </w:rPr>
-              <w:t>Comunicação de dados privativa LAN-to-LAN, concentradores de 10 Gbps, fibra óptica, link dedicado de 4 Gbps full duplex, rotas redundantes e equipamentos inclusos</w:t>
+              <w:t>Pregão Eletrônico nº 009/2026; Processo nº 018/2026; PNCP nº 04253881000103-1-000025/2026</w:t>
             </w:r>
           </w:p>
         </w:tc>
@@ -8329,7 +6915,7 @@
                 <w:rFonts w:ascii="Calibri" w:hAnsi="Calibri"/>
                 <w:sz w:val="18"/>
               </w:rPr>
-              <w:t>R$ 950.560,00</w:t>
+              <w:t>R$ 6.950,00/mês</w:t>
             </w:r>
           </w:p>
         </w:tc>
@@ -8353,7 +6939,7 @@
                 <w:rFonts w:ascii="Calibri" w:hAnsi="Calibri"/>
                 <w:sz w:val="18"/>
               </w:rPr>
-              <w:t>Similaridade por LAN-to-LAN, fibra dedicada, alta capacidade, rotas redundantes e equipamentos.</w:t>
+              <w:t>Referência direta de link dedicado MPLS de 1 Gbps.</w:t>
             </w:r>
           </w:p>
         </w:tc>
@@ -8379,7 +6965,7 @@
                 <w:rFonts w:ascii="Calibri" w:hAnsi="Calibri"/>
                 <w:sz w:val="18"/>
               </w:rPr>
-              <w:t>Município de Jaguariúna/SP</w:t>
+              <w:t>MPLS 1 Gbps</w:t>
             </w:r>
           </w:p>
         </w:tc>
@@ -8403,7 +6989,7 @@
                 <w:rFonts w:ascii="Calibri" w:hAnsi="Calibri"/>
                 <w:sz w:val="18"/>
               </w:rPr>
-              <w:t>Edital PL-674/2024; PE 90081/2024; Pregão eletrônico; PNCP-46410866000171-1-000610/2024; abertura em 16/10/2024</w:t>
+              <w:t>Município de Brusque/SC</w:t>
             </w:r>
           </w:p>
         </w:tc>
@@ -8427,7 +7013,7 @@
                 <w:rFonts w:ascii="Calibri" w:hAnsi="Calibri"/>
                 <w:sz w:val="18"/>
               </w:rPr>
-              <w:t>Link dedicado de acesso à Internet bidirecional e simétrico de 10 Gbps e link compartilhado de internet banda larga</w:t>
+              <w:t>Pregão Eletrônico nº 11/2026; Processo nº 33/2026; PNCP nº 83102343000194-1-000064/2026</w:t>
             </w:r>
           </w:p>
         </w:tc>
@@ -8451,7 +7037,7 @@
                 <w:rFonts w:ascii="Calibri" w:hAnsi="Calibri"/>
                 <w:sz w:val="18"/>
               </w:rPr>
-              <w:t>R$ 4.705.844,00</w:t>
+              <w:t>R$ 7.295,00/mês</w:t>
             </w:r>
           </w:p>
         </w:tc>
@@ -8475,7 +7061,7 @@
                 <w:rFonts w:ascii="Calibri" w:hAnsi="Calibri"/>
                 <w:sz w:val="18"/>
               </w:rPr>
-              <w:t>Similaridade por link dedicado 10 Gbps; escopo de Internet, não ponto-a-ponto.</w:t>
+              <w:t>Referência direta de acesso privado por MPLS de ao menos 1 Gbps.</w:t>
             </w:r>
           </w:p>
         </w:tc>
@@ -8501,7 +7087,7 @@
                 <w:rFonts w:ascii="Calibri" w:hAnsi="Calibri"/>
                 <w:sz w:val="18"/>
               </w:rPr>
-              <w:t>Município de Ubarana/SP</w:t>
+              <w:t>MPLS 1 Gbps e 500 Mbps</w:t>
             </w:r>
           </w:p>
         </w:tc>
@@ -8525,7 +7111,7 @@
                 <w:rFonts w:ascii="Calibri" w:hAnsi="Calibri"/>
                 <w:sz w:val="18"/>
               </w:rPr>
-              <w:t>Edital 19/2026; Pregão eletrônico; PNCP-65708786000141-1-000038/2026; abertura em 15/04/2026</w:t>
+              <w:t>Município de Chapecó/SC</w:t>
             </w:r>
           </w:p>
         </w:tc>
@@ -8549,7 +7135,7 @@
                 <w:rFonts w:ascii="Calibri" w:hAnsi="Calibri"/>
                 <w:sz w:val="18"/>
               </w:rPr>
-              <w:t>Rede LAN-to-LAN por fibra óptica dedicada, capacidade agregada de até 10 Gbps, ponto concentrador e link dedicado de acesso à Internet</w:t>
+              <w:t>Pregão Eletrônico nº 153/2026; Processo nº 153/2026; PNCP nº 83021808000182-1-000200/2026</w:t>
             </w:r>
           </w:p>
         </w:tc>
@@ -8573,7 +7159,7 @@
                 <w:rFonts w:ascii="Calibri" w:hAnsi="Calibri"/>
                 <w:sz w:val="18"/>
               </w:rPr>
-              <w:t>R$ 184.400,00</w:t>
+              <w:t>R$ 11.480,00/mês para grupo de 20 pontos de 1 Gbps; R$ 84.050,00/mês para grupo de 205 pontos de 500 Mbps</w:t>
             </w:r>
           </w:p>
         </w:tc>
@@ -8597,7 +7183,7 @@
                 <w:rFonts w:ascii="Calibri" w:hAnsi="Calibri"/>
                 <w:sz w:val="18"/>
               </w:rPr>
-              <w:t>Similaridade por LAN-to-LAN, fibra dedicada e limite agregado de 10 Gbps.</w:t>
+              <w:t>Referência de rede privada MPLS em escala, usada como apoio de mercado e validação de capacidade.</w:t>
             </w:r>
           </w:p>
         </w:tc>
@@ -8623,7 +7209,7 @@
                 <w:rFonts w:ascii="Calibri" w:hAnsi="Calibri"/>
                 <w:sz w:val="18"/>
               </w:rPr>
-              <w:t>TJPR</w:t>
+              <w:t>MPLS/SD-WAN</w:t>
             </w:r>
           </w:p>
         </w:tc>
@@ -8647,7 +7233,7 @@
                 <w:rFonts w:ascii="Calibri" w:hAnsi="Calibri"/>
                 <w:sz w:val="18"/>
               </w:rPr>
-              <w:t>Edital PE 15/2025; PNCP 77821841000194-1-000049/2025; Pregão eletrônico</w:t>
+              <w:t>ANCINE</w:t>
             </w:r>
           </w:p>
         </w:tc>
@@ -8671,7 +7257,7 @@
                 <w:rFonts w:ascii="Calibri" w:hAnsi="Calibri"/>
                 <w:sz w:val="18"/>
               </w:rPr>
-              <w:t>Dois links dedicados de 10 Gbps cada, BGP, Anti-DDoS e operadoras distintas para Sistema Autônomo de Internet do TJPR</w:t>
+              <w:t>Pregão Eletrônico nº 90007/2025; Processo nº 01416.005548/2024-11; PNCP nº 04884574000120-1-000056/2025</w:t>
             </w:r>
           </w:p>
         </w:tc>
@@ -8695,7 +7281,7 @@
                 <w:rFonts w:ascii="Calibri" w:hAnsi="Calibri"/>
                 <w:sz w:val="18"/>
               </w:rPr>
-              <w:t>R$ 187.560,00</w:t>
+              <w:t>Itens mensais de R$ 87.562,44, R$ 98.541,28 e R$ 70.505,04, com quantidades distintas</w:t>
             </w:r>
           </w:p>
         </w:tc>
@@ -8719,7 +7305,7 @@
                 <w:rFonts w:ascii="Calibri" w:hAnsi="Calibri"/>
                 <w:sz w:val="18"/>
               </w:rPr>
-              <w:t>Similaridade por 10 Gbps, redundância e operadoras distintas; escopo de Internet/AS, não replicação ponto-a-ponto.</w:t>
+              <w:t>Referência auxiliar de solução híbrida Internet/MPLS/SD-WAN, normalizada no ETP conforme capacidade e escopo.</w:t>
             </w:r>
           </w:p>
         </w:tc>
@@ -8745,7 +7331,7 @@
                 <w:rFonts w:ascii="Calibri" w:hAnsi="Calibri"/>
                 <w:sz w:val="18"/>
               </w:rPr>
-              <w:t>JFRS/TRF4</w:t>
+              <w:t>MPLS 100 Mbps e faixas inferiores</w:t>
             </w:r>
           </w:p>
         </w:tc>
@@ -8769,7 +7355,7 @@
                 <w:rFonts w:ascii="Calibri" w:hAnsi="Calibri"/>
                 <w:sz w:val="18"/>
               </w:rPr>
-              <w:t>Pregão Eletrônico nº 90012/2025; Ata de Registro de Preços 10/2025; PNCP relacionado a 00508903000188-1-002018/2025</w:t>
+              <w:t>Município de Cascavel/PR</w:t>
             </w:r>
           </w:p>
         </w:tc>
@@ -8793,7 +7379,7 @@
                 <w:rFonts w:ascii="Calibri" w:hAnsi="Calibri"/>
                 <w:sz w:val="18"/>
               </w:rPr>
-              <w:t>Serviços de comunicação de dados dedicados e exclusivos para acesso à Internet e comunicação ponto a ponto entre sites via Metro Ethernet / LAN-to-LAN, camada 2</w:t>
+              <w:t>Pregão Eletrônico nº 90129/2025; Processo nº 115968; PNCP nº 76208867000107-1-000429/2025</w:t>
             </w:r>
           </w:p>
         </w:tc>
@@ -8817,7 +7403,7 @@
                 <w:rFonts w:ascii="Calibri" w:hAnsi="Calibri"/>
                 <w:sz w:val="18"/>
               </w:rPr>
-              <w:t>Valor de item específico a confirmar na pesquisa formal</w:t>
+              <w:t>Itens mensais de R$ 22.800,00; R$ 8.040,00; R$ 6.200,04; R$ 4.407,96; R$ 1.940,04</w:t>
             </w:r>
           </w:p>
         </w:tc>
@@ -8841,7 +7427,901 @@
                 <w:rFonts w:ascii="Calibri" w:hAnsi="Calibri"/>
                 <w:sz w:val="18"/>
               </w:rPr>
-              <w:t>Similaridade funcional por Metro Ethernet/LAN-to-LAN e comunicação ponto a ponto entre sites; usado como referência técnica, não como preço direto.</w:t>
+              <w:t>Referência por faixas de capacidade para estimativa dos enlaces de 100 Mbps e apoio aos enlaces de 500 Mbps.</w:t>
+            </w:r>
+          </w:p>
+        </w:tc>
+      </w:tr>
+      <w:tr>
+        <w:tc>
+          <w:tcPr>
+            <w:tcW w:type="dxa" w:w="1872"/>
+            <w:vAlign w:val="center"/>
+            <w:tcMar>
+              <w:top w:w="80" w:type="dxa"/>
+              <w:start w:w="120" w:type="dxa"/>
+              <w:bottom w:w="80" w:type="dxa"/>
+              <w:end w:w="120" w:type="dxa"/>
+            </w:tcMar>
+          </w:tcPr>
+          <w:p>
+            <w:pPr>
+              <w:spacing w:after="0"/>
+            </w:pPr>
+            <w:r>
+              <w:rPr>
+                <w:rFonts w:ascii="Calibri" w:hAnsi="Calibri"/>
+                <w:sz w:val="18"/>
+              </w:rPr>
+              <w:t>WAN MPLS nacional</w:t>
+            </w:r>
+          </w:p>
+        </w:tc>
+        <w:tc>
+          <w:tcPr>
+            <w:tcW w:type="dxa" w:w="1872"/>
+            <w:vAlign w:val="center"/>
+            <w:tcMar>
+              <w:top w:w="80" w:type="dxa"/>
+              <w:start w:w="120" w:type="dxa"/>
+              <w:bottom w:w="80" w:type="dxa"/>
+              <w:end w:w="120" w:type="dxa"/>
+            </w:tcMar>
+          </w:tcPr>
+          <w:p>
+            <w:pPr>
+              <w:spacing w:after="0"/>
+            </w:pPr>
+            <w:r>
+              <w:rPr>
+                <w:rFonts w:ascii="Calibri" w:hAnsi="Calibri"/>
+                <w:sz w:val="18"/>
+              </w:rPr>
+              <w:t>CODEVASF</w:t>
+            </w:r>
+          </w:p>
+        </w:tc>
+        <w:tc>
+          <w:tcPr>
+            <w:tcW w:type="dxa" w:w="1872"/>
+            <w:vAlign w:val="center"/>
+            <w:tcMar>
+              <w:top w:w="80" w:type="dxa"/>
+              <w:start w:w="120" w:type="dxa"/>
+              <w:bottom w:w="80" w:type="dxa"/>
+              <w:end w:w="120" w:type="dxa"/>
+            </w:tcMar>
+          </w:tcPr>
+          <w:p>
+            <w:pPr>
+              <w:spacing w:after="0"/>
+            </w:pPr>
+            <w:r>
+              <w:rPr>
+                <w:rFonts w:ascii="Calibri" w:hAnsi="Calibri"/>
+                <w:sz w:val="18"/>
+              </w:rPr>
+              <w:t>Pregão Eletrônico nº 90003/2025; Processo nº 59500002693202462; PNCP nº 00399857000126-1-000049/2025</w:t>
+            </w:r>
+          </w:p>
+        </w:tc>
+        <w:tc>
+          <w:tcPr>
+            <w:tcW w:type="dxa" w:w="1872"/>
+            <w:vAlign w:val="center"/>
+            <w:tcMar>
+              <w:top w:w="80" w:type="dxa"/>
+              <w:start w:w="120" w:type="dxa"/>
+              <w:bottom w:w="80" w:type="dxa"/>
+              <w:end w:w="120" w:type="dxa"/>
+            </w:tcMar>
+          </w:tcPr>
+          <w:p>
+            <w:pPr>
+              <w:spacing w:after="0"/>
+            </w:pPr>
+            <w:r>
+              <w:rPr>
+                <w:rFonts w:ascii="Calibri" w:hAnsi="Calibri"/>
+                <w:sz w:val="18"/>
+              </w:rPr>
+              <w:t>Valor estimado R$ 1.433.232,00; homologado R$ 670.023,00</w:t>
+            </w:r>
+          </w:p>
+        </w:tc>
+        <w:tc>
+          <w:tcPr>
+            <w:tcW w:type="dxa" w:w="1872"/>
+            <w:vAlign w:val="center"/>
+            <w:tcMar>
+              <w:top w:w="80" w:type="dxa"/>
+              <w:start w:w="120" w:type="dxa"/>
+              <w:bottom w:w="80" w:type="dxa"/>
+              <w:end w:w="120" w:type="dxa"/>
+            </w:tcMar>
+          </w:tcPr>
+          <w:p>
+            <w:pPr>
+              <w:spacing w:after="0"/>
+            </w:pPr>
+            <w:r>
+              <w:rPr>
+                <w:rFonts w:ascii="Calibri" w:hAnsi="Calibri"/>
+                <w:sz w:val="18"/>
+              </w:rPr>
+              <w:t>Referência de rede corporativa WAN MPLS nacional, usada como validação técnica e referência auxiliar para 100 Mbps.</w:t>
+            </w:r>
+          </w:p>
+        </w:tc>
+      </w:tr>
+    </w:tbl>
+    <w:p/>
+    <w:p>
+      <w:pPr>
+        <w:pStyle w:val="Heading2"/>
+      </w:pPr>
+      <w:r>
+        <w:t>5.3 Referências PNCP para o link dedicado Sede-Foro de 25 Gbps</w:t>
+      </w:r>
+    </w:p>
+    <w:tbl>
+      <w:tblPr>
+        <w:tblStyle w:val="TableGrid"/>
+        <w:tblW w:type="dxa" w:w="9360"/>
+        <w:jc w:val="center"/>
+        <w:tblLook w:firstColumn="1" w:firstRow="1" w:lastColumn="0" w:lastRow="0" w:noHBand="0" w:noVBand="1" w:val="04A0"/>
+        <w:tblInd w:w="120" w:type="dxa"/>
+      </w:tblPr>
+      <w:tblGrid>
+        <w:gridCol w:w="1872"/>
+        <w:gridCol w:w="1872"/>
+        <w:gridCol w:w="1872"/>
+        <w:gridCol w:w="1872"/>
+        <w:gridCol w:w="1872"/>
+      </w:tblGrid>
+      <w:tr>
+        <w:tc>
+          <w:tcPr>
+            <w:tcW w:type="dxa" w:w="1872"/>
+            <w:vAlign w:val="center"/>
+            <w:tcMar>
+              <w:top w:w="80" w:type="dxa"/>
+              <w:start w:w="120" w:type="dxa"/>
+              <w:bottom w:w="80" w:type="dxa"/>
+              <w:end w:w="120" w:type="dxa"/>
+            </w:tcMar>
+            <w:shd w:fill="E8EEF5"/>
+          </w:tcPr>
+          <w:p>
+            <w:pPr>
+              <w:spacing w:after="0"/>
+            </w:pPr>
+            <w:r>
+              <w:rPr>
+                <w:rFonts w:ascii="Calibri" w:hAnsi="Calibri"/>
+                <w:b/>
+                <w:color w:val="01426A"/>
+                <w:sz w:val="18"/>
+              </w:rPr>
+              <w:t>Referência</w:t>
+            </w:r>
+          </w:p>
+        </w:tc>
+        <w:tc>
+          <w:tcPr>
+            <w:tcW w:type="dxa" w:w="1872"/>
+            <w:vAlign w:val="center"/>
+            <w:tcMar>
+              <w:top w:w="80" w:type="dxa"/>
+              <w:start w:w="120" w:type="dxa"/>
+              <w:bottom w:w="80" w:type="dxa"/>
+              <w:end w:w="120" w:type="dxa"/>
+            </w:tcMar>
+            <w:shd w:fill="E8EEF5"/>
+          </w:tcPr>
+          <w:p>
+            <w:pPr>
+              <w:spacing w:after="0"/>
+            </w:pPr>
+            <w:r>
+              <w:rPr>
+                <w:rFonts w:ascii="Calibri" w:hAnsi="Calibri"/>
+                <w:b/>
+                <w:color w:val="01426A"/>
+                <w:sz w:val="18"/>
+              </w:rPr>
+              <w:t>Pregão/licitação e PNCP</w:t>
+            </w:r>
+          </w:p>
+        </w:tc>
+        <w:tc>
+          <w:tcPr>
+            <w:tcW w:type="dxa" w:w="1872"/>
+            <w:vAlign w:val="center"/>
+            <w:tcMar>
+              <w:top w:w="80" w:type="dxa"/>
+              <w:start w:w="120" w:type="dxa"/>
+              <w:bottom w:w="80" w:type="dxa"/>
+              <w:end w:w="120" w:type="dxa"/>
+            </w:tcMar>
+            <w:shd w:fill="E8EEF5"/>
+          </w:tcPr>
+          <w:p>
+            <w:pPr>
+              <w:spacing w:after="0"/>
+            </w:pPr>
+            <w:r>
+              <w:rPr>
+                <w:rFonts w:ascii="Calibri" w:hAnsi="Calibri"/>
+                <w:b/>
+                <w:color w:val="01426A"/>
+                <w:sz w:val="18"/>
+              </w:rPr>
+              <w:t>Objeto / item localizado</w:t>
+            </w:r>
+          </w:p>
+        </w:tc>
+        <w:tc>
+          <w:tcPr>
+            <w:tcW w:type="dxa" w:w="1872"/>
+            <w:vAlign w:val="center"/>
+            <w:tcMar>
+              <w:top w:w="80" w:type="dxa"/>
+              <w:start w:w="120" w:type="dxa"/>
+              <w:bottom w:w="80" w:type="dxa"/>
+              <w:end w:w="120" w:type="dxa"/>
+            </w:tcMar>
+            <w:shd w:fill="E8EEF5"/>
+          </w:tcPr>
+          <w:p>
+            <w:pPr>
+              <w:spacing w:after="0"/>
+            </w:pPr>
+            <w:r>
+              <w:rPr>
+                <w:rFonts w:ascii="Calibri" w:hAnsi="Calibri"/>
+                <w:b/>
+                <w:color w:val="01426A"/>
+                <w:sz w:val="18"/>
+              </w:rPr>
+              <w:t>Valor documentado</w:t>
+            </w:r>
+          </w:p>
+        </w:tc>
+        <w:tc>
+          <w:tcPr>
+            <w:tcW w:type="dxa" w:w="1872"/>
+            <w:vAlign w:val="center"/>
+            <w:tcMar>
+              <w:top w:w="80" w:type="dxa"/>
+              <w:start w:w="120" w:type="dxa"/>
+              <w:bottom w:w="80" w:type="dxa"/>
+              <w:end w:w="120" w:type="dxa"/>
+            </w:tcMar>
+            <w:shd w:fill="E8EEF5"/>
+          </w:tcPr>
+          <w:p>
+            <w:pPr>
+              <w:spacing w:after="0"/>
+            </w:pPr>
+            <w:r>
+              <w:rPr>
+                <w:rFonts w:ascii="Calibri" w:hAnsi="Calibri"/>
+                <w:b/>
+                <w:color w:val="01426A"/>
+                <w:sz w:val="18"/>
+              </w:rPr>
+              <w:t>Uso na estimativa</w:t>
+            </w:r>
+          </w:p>
+        </w:tc>
+      </w:tr>
+      <w:tr>
+        <w:tc>
+          <w:tcPr>
+            <w:tcW w:type="dxa" w:w="1872"/>
+            <w:vAlign w:val="center"/>
+            <w:tcMar>
+              <w:top w:w="80" w:type="dxa"/>
+              <w:start w:w="120" w:type="dxa"/>
+              <w:bottom w:w="80" w:type="dxa"/>
+              <w:end w:w="120" w:type="dxa"/>
+            </w:tcMar>
+          </w:tcPr>
+          <w:p>
+            <w:pPr>
+              <w:spacing w:after="0"/>
+            </w:pPr>
+            <w:r>
+              <w:rPr>
+                <w:rFonts w:ascii="Calibri" w:hAnsi="Calibri"/>
+                <w:sz w:val="18"/>
+              </w:rPr>
+              <w:t>Município de Candeias/BA</w:t>
+            </w:r>
+          </w:p>
+        </w:tc>
+        <w:tc>
+          <w:tcPr>
+            <w:tcW w:type="dxa" w:w="1872"/>
+            <w:vAlign w:val="center"/>
+            <w:tcMar>
+              <w:top w:w="80" w:type="dxa"/>
+              <w:start w:w="120" w:type="dxa"/>
+              <w:bottom w:w="80" w:type="dxa"/>
+              <w:end w:w="120" w:type="dxa"/>
+            </w:tcMar>
+          </w:tcPr>
+          <w:p>
+            <w:pPr>
+              <w:spacing w:after="0"/>
+            </w:pPr>
+            <w:r>
+              <w:rPr>
+                <w:rFonts w:ascii="Calibri" w:hAnsi="Calibri"/>
+                <w:sz w:val="18"/>
+              </w:rPr>
+              <w:t>Edital nº 023/2026; PNCP nº 13830336000123-1-000051/2026</w:t>
+            </w:r>
+          </w:p>
+        </w:tc>
+        <w:tc>
+          <w:tcPr>
+            <w:tcW w:type="dxa" w:w="1872"/>
+            <w:vAlign w:val="center"/>
+            <w:tcMar>
+              <w:top w:w="80" w:type="dxa"/>
+              <w:start w:w="120" w:type="dxa"/>
+              <w:bottom w:w="80" w:type="dxa"/>
+              <w:end w:w="120" w:type="dxa"/>
+            </w:tcMar>
+          </w:tcPr>
+          <w:p>
+            <w:pPr>
+              <w:spacing w:after="0"/>
+            </w:pPr>
+            <w:r>
+              <w:rPr>
+                <w:rFonts w:ascii="Calibri" w:hAnsi="Calibri"/>
+                <w:sz w:val="18"/>
+              </w:rPr>
+              <w:t>Comunicação de dados privativa LAN-to-LAN, concentradores de 10 Gbps, fibra óptica, link dedicado de 4 Gbps full duplex, rotas redundantes e equipamentos inclusos</w:t>
+            </w:r>
+          </w:p>
+        </w:tc>
+        <w:tc>
+          <w:tcPr>
+            <w:tcW w:type="dxa" w:w="1872"/>
+            <w:vAlign w:val="center"/>
+            <w:tcMar>
+              <w:top w:w="80" w:type="dxa"/>
+              <w:start w:w="120" w:type="dxa"/>
+              <w:bottom w:w="80" w:type="dxa"/>
+              <w:end w:w="120" w:type="dxa"/>
+            </w:tcMar>
+          </w:tcPr>
+          <w:p>
+            <w:pPr>
+              <w:spacing w:after="0"/>
+            </w:pPr>
+            <w:r>
+              <w:rPr>
+                <w:rFonts w:ascii="Calibri" w:hAnsi="Calibri"/>
+                <w:sz w:val="18"/>
+              </w:rPr>
+              <w:t>Referência técnica sem preço unitário isolado usado diretamente</w:t>
+            </w:r>
+          </w:p>
+        </w:tc>
+        <w:tc>
+          <w:tcPr>
+            <w:tcW w:type="dxa" w:w="1872"/>
+            <w:vAlign w:val="center"/>
+            <w:tcMar>
+              <w:top w:w="80" w:type="dxa"/>
+              <w:start w:w="120" w:type="dxa"/>
+              <w:bottom w:w="80" w:type="dxa"/>
+              <w:end w:w="120" w:type="dxa"/>
+            </w:tcMar>
+          </w:tcPr>
+          <w:p>
+            <w:pPr>
+              <w:spacing w:after="0"/>
+            </w:pPr>
+            <w:r>
+              <w:rPr>
+                <w:rFonts w:ascii="Calibri" w:hAnsi="Calibri"/>
+                <w:sz w:val="18"/>
+              </w:rPr>
+              <w:t>Referência técnica para interligação privativa de alta capacidade por fibra entre pontos centrais.</w:t>
+            </w:r>
+          </w:p>
+        </w:tc>
+      </w:tr>
+      <w:tr>
+        <w:tc>
+          <w:tcPr>
+            <w:tcW w:type="dxa" w:w="1872"/>
+            <w:vAlign w:val="center"/>
+            <w:tcMar>
+              <w:top w:w="80" w:type="dxa"/>
+              <w:start w:w="120" w:type="dxa"/>
+              <w:bottom w:w="80" w:type="dxa"/>
+              <w:end w:w="120" w:type="dxa"/>
+            </w:tcMar>
+          </w:tcPr>
+          <w:p>
+            <w:pPr>
+              <w:spacing w:after="0"/>
+            </w:pPr>
+            <w:r>
+              <w:rPr>
+                <w:rFonts w:ascii="Calibri" w:hAnsi="Calibri"/>
+                <w:sz w:val="18"/>
+              </w:rPr>
+              <w:t>Município de Ubarana/SP</w:t>
+            </w:r>
+          </w:p>
+        </w:tc>
+        <w:tc>
+          <w:tcPr>
+            <w:tcW w:type="dxa" w:w="1872"/>
+            <w:vAlign w:val="center"/>
+            <w:tcMar>
+              <w:top w:w="80" w:type="dxa"/>
+              <w:start w:w="120" w:type="dxa"/>
+              <w:bottom w:w="80" w:type="dxa"/>
+              <w:end w:w="120" w:type="dxa"/>
+            </w:tcMar>
+          </w:tcPr>
+          <w:p>
+            <w:pPr>
+              <w:spacing w:after="0"/>
+            </w:pPr>
+            <w:r>
+              <w:rPr>
+                <w:rFonts w:ascii="Calibri" w:hAnsi="Calibri"/>
+                <w:sz w:val="18"/>
+              </w:rPr>
+              <w:t>Edital nº 19/2026; PNCP nº 65708786000141-1-000038/2026</w:t>
+            </w:r>
+          </w:p>
+        </w:tc>
+        <w:tc>
+          <w:tcPr>
+            <w:tcW w:type="dxa" w:w="1872"/>
+            <w:vAlign w:val="center"/>
+            <w:tcMar>
+              <w:top w:w="80" w:type="dxa"/>
+              <w:start w:w="120" w:type="dxa"/>
+              <w:bottom w:w="80" w:type="dxa"/>
+              <w:end w:w="120" w:type="dxa"/>
+            </w:tcMar>
+          </w:tcPr>
+          <w:p>
+            <w:pPr>
+              <w:spacing w:after="0"/>
+            </w:pPr>
+            <w:r>
+              <w:rPr>
+                <w:rFonts w:ascii="Calibri" w:hAnsi="Calibri"/>
+                <w:sz w:val="18"/>
+              </w:rPr>
+              <w:t>Serviço continuado de interligação de dados entre setores da Administração Pública; rede LAN-to-LAN por fibra óptica dedicada, capacidade agregada de até 10 Gbps, ponto concentrador e link dedicado</w:t>
+            </w:r>
+          </w:p>
+        </w:tc>
+        <w:tc>
+          <w:tcPr>
+            <w:tcW w:type="dxa" w:w="1872"/>
+            <w:vAlign w:val="center"/>
+            <w:tcMar>
+              <w:top w:w="80" w:type="dxa"/>
+              <w:start w:w="120" w:type="dxa"/>
+              <w:bottom w:w="80" w:type="dxa"/>
+              <w:end w:w="120" w:type="dxa"/>
+            </w:tcMar>
+          </w:tcPr>
+          <w:p>
+            <w:pPr>
+              <w:spacing w:after="0"/>
+            </w:pPr>
+            <w:r>
+              <w:rPr>
+                <w:rFonts w:ascii="Calibri" w:hAnsi="Calibri"/>
+                <w:sz w:val="18"/>
+              </w:rPr>
+              <w:t>R$ 138.000,00 homologado para item de interligação de dados; valor total registrado R$ 184.399,92</w:t>
+            </w:r>
+          </w:p>
+        </w:tc>
+        <w:tc>
+          <w:tcPr>
+            <w:tcW w:type="dxa" w:w="1872"/>
+            <w:vAlign w:val="center"/>
+            <w:tcMar>
+              <w:top w:w="80" w:type="dxa"/>
+              <w:start w:w="120" w:type="dxa"/>
+              <w:bottom w:w="80" w:type="dxa"/>
+              <w:end w:w="120" w:type="dxa"/>
+            </w:tcMar>
+          </w:tcPr>
+          <w:p>
+            <w:pPr>
+              <w:spacing w:after="0"/>
+            </w:pPr>
+            <w:r>
+              <w:rPr>
+                <w:rFonts w:ascii="Calibri" w:hAnsi="Calibri"/>
+                <w:sz w:val="18"/>
+              </w:rPr>
+              <w:t>Referência técnica auxiliar de contratação de conectividade privada entre pontos administrativos, sem equivalência direta com 25 Gbps.</w:t>
+            </w:r>
+          </w:p>
+        </w:tc>
+      </w:tr>
+      <w:tr>
+        <w:tc>
+          <w:tcPr>
+            <w:tcW w:type="dxa" w:w="1872"/>
+            <w:vAlign w:val="center"/>
+            <w:tcMar>
+              <w:top w:w="80" w:type="dxa"/>
+              <w:start w:w="120" w:type="dxa"/>
+              <w:bottom w:w="80" w:type="dxa"/>
+              <w:end w:w="120" w:type="dxa"/>
+            </w:tcMar>
+          </w:tcPr>
+          <w:p>
+            <w:pPr>
+              <w:spacing w:after="0"/>
+            </w:pPr>
+            <w:r>
+              <w:rPr>
+                <w:rFonts w:ascii="Calibri" w:hAnsi="Calibri"/>
+                <w:sz w:val="18"/>
+              </w:rPr>
+              <w:t>Município de Água Clara/MS</w:t>
+            </w:r>
+          </w:p>
+        </w:tc>
+        <w:tc>
+          <w:tcPr>
+            <w:tcW w:type="dxa" w:w="1872"/>
+            <w:vAlign w:val="center"/>
+            <w:tcMar>
+              <w:top w:w="80" w:type="dxa"/>
+              <w:start w:w="120" w:type="dxa"/>
+              <w:bottom w:w="80" w:type="dxa"/>
+              <w:end w:w="120" w:type="dxa"/>
+            </w:tcMar>
+          </w:tcPr>
+          <w:p>
+            <w:pPr>
+              <w:spacing w:after="0"/>
+            </w:pPr>
+            <w:r>
+              <w:rPr>
+                <w:rFonts w:ascii="Calibri" w:hAnsi="Calibri"/>
+                <w:sz w:val="18"/>
+              </w:rPr>
+              <w:t>Pregão Eletrônico; PNCP nº 03184066000177-1-000029/2025</w:t>
+            </w:r>
+          </w:p>
+        </w:tc>
+        <w:tc>
+          <w:tcPr>
+            <w:tcW w:type="dxa" w:w="1872"/>
+            <w:vAlign w:val="center"/>
+            <w:tcMar>
+              <w:top w:w="80" w:type="dxa"/>
+              <w:start w:w="120" w:type="dxa"/>
+              <w:bottom w:w="80" w:type="dxa"/>
+              <w:end w:w="120" w:type="dxa"/>
+            </w:tcMar>
+          </w:tcPr>
+          <w:p>
+            <w:pPr>
+              <w:spacing w:after="0"/>
+            </w:pPr>
+            <w:r>
+              <w:rPr>
+                <w:rFonts w:ascii="Calibri" w:hAnsi="Calibri"/>
+                <w:sz w:val="18"/>
+              </w:rPr>
+              <w:t>Serviços LAN-to-LAN de 1 Gbps para múltiplas unidades</w:t>
+            </w:r>
+          </w:p>
+        </w:tc>
+        <w:tc>
+          <w:tcPr>
+            <w:tcW w:type="dxa" w:w="1872"/>
+            <w:vAlign w:val="center"/>
+            <w:tcMar>
+              <w:top w:w="80" w:type="dxa"/>
+              <w:start w:w="120" w:type="dxa"/>
+              <w:bottom w:w="80" w:type="dxa"/>
+              <w:end w:w="120" w:type="dxa"/>
+            </w:tcMar>
+          </w:tcPr>
+          <w:p>
+            <w:pPr>
+              <w:spacing w:after="0"/>
+            </w:pPr>
+            <w:r>
+              <w:rPr>
+                <w:rFonts w:ascii="Calibri" w:hAnsi="Calibri"/>
+                <w:sz w:val="18"/>
+              </w:rPr>
+              <w:t>Itens homologados em torno de R$ 765,43/mês por ponto de 1 Gbps</w:t>
+            </w:r>
+          </w:p>
+        </w:tc>
+        <w:tc>
+          <w:tcPr>
+            <w:tcW w:type="dxa" w:w="1872"/>
+            <w:vAlign w:val="center"/>
+            <w:tcMar>
+              <w:top w:w="80" w:type="dxa"/>
+              <w:start w:w="120" w:type="dxa"/>
+              <w:bottom w:w="80" w:type="dxa"/>
+              <w:end w:w="120" w:type="dxa"/>
+            </w:tcMar>
+          </w:tcPr>
+          <w:p>
+            <w:pPr>
+              <w:spacing w:after="0"/>
+            </w:pPr>
+            <w:r>
+              <w:rPr>
+                <w:rFonts w:ascii="Calibri" w:hAnsi="Calibri"/>
+                <w:sz w:val="18"/>
+              </w:rPr>
+              <w:t>Referência técnica de contratação por pontos LAN-to-LAN, sem equivalência direta com 25 Gbps.</w:t>
+            </w:r>
+          </w:p>
+        </w:tc>
+      </w:tr>
+      <w:tr>
+        <w:tc>
+          <w:tcPr>
+            <w:tcW w:type="dxa" w:w="1872"/>
+            <w:vAlign w:val="center"/>
+            <w:tcMar>
+              <w:top w:w="80" w:type="dxa"/>
+              <w:start w:w="120" w:type="dxa"/>
+              <w:bottom w:w="80" w:type="dxa"/>
+              <w:end w:w="120" w:type="dxa"/>
+            </w:tcMar>
+          </w:tcPr>
+          <w:p>
+            <w:pPr>
+              <w:spacing w:after="0"/>
+            </w:pPr>
+            <w:r>
+              <w:rPr>
+                <w:rFonts w:ascii="Calibri" w:hAnsi="Calibri"/>
+                <w:sz w:val="18"/>
+              </w:rPr>
+              <w:t>Município de Jaguariúna/SP</w:t>
+            </w:r>
+          </w:p>
+        </w:tc>
+        <w:tc>
+          <w:tcPr>
+            <w:tcW w:type="dxa" w:w="1872"/>
+            <w:vAlign w:val="center"/>
+            <w:tcMar>
+              <w:top w:w="80" w:type="dxa"/>
+              <w:start w:w="120" w:type="dxa"/>
+              <w:bottom w:w="80" w:type="dxa"/>
+              <w:end w:w="120" w:type="dxa"/>
+            </w:tcMar>
+          </w:tcPr>
+          <w:p>
+            <w:pPr>
+              <w:spacing w:after="0"/>
+            </w:pPr>
+            <w:r>
+              <w:rPr>
+                <w:rFonts w:ascii="Calibri" w:hAnsi="Calibri"/>
+                <w:sz w:val="18"/>
+              </w:rPr>
+              <w:t>Edital PL-674/2024; PE nº 90081/2024; PNCP nº 46410866000171-1-000610/2024</w:t>
+            </w:r>
+          </w:p>
+        </w:tc>
+        <w:tc>
+          <w:tcPr>
+            <w:tcW w:type="dxa" w:w="1872"/>
+            <w:vAlign w:val="center"/>
+            <w:tcMar>
+              <w:top w:w="80" w:type="dxa"/>
+              <w:start w:w="120" w:type="dxa"/>
+              <w:bottom w:w="80" w:type="dxa"/>
+              <w:end w:w="120" w:type="dxa"/>
+            </w:tcMar>
+          </w:tcPr>
+          <w:p>
+            <w:pPr>
+              <w:spacing w:after="0"/>
+            </w:pPr>
+            <w:r>
+              <w:rPr>
+                <w:rFonts w:ascii="Calibri" w:hAnsi="Calibri"/>
+                <w:sz w:val="18"/>
+              </w:rPr>
+              <w:t>Link dedicado simétrico de 10 Gbps e link compartilhado de Internet</w:t>
+            </w:r>
+          </w:p>
+        </w:tc>
+        <w:tc>
+          <w:tcPr>
+            <w:tcW w:type="dxa" w:w="1872"/>
+            <w:vAlign w:val="center"/>
+            <w:tcMar>
+              <w:top w:w="80" w:type="dxa"/>
+              <w:start w:w="120" w:type="dxa"/>
+              <w:bottom w:w="80" w:type="dxa"/>
+              <w:end w:w="120" w:type="dxa"/>
+            </w:tcMar>
+          </w:tcPr>
+          <w:p>
+            <w:pPr>
+              <w:spacing w:after="0"/>
+            </w:pPr>
+            <w:r>
+              <w:rPr>
+                <w:rFonts w:ascii="Calibri" w:hAnsi="Calibri"/>
+                <w:sz w:val="18"/>
+              </w:rPr>
+              <w:t>Referência auxiliar sem uso direto como preço unitário do enlace de 25 Gbps</w:t>
+            </w:r>
+          </w:p>
+        </w:tc>
+        <w:tc>
+          <w:tcPr>
+            <w:tcW w:type="dxa" w:w="1872"/>
+            <w:vAlign w:val="center"/>
+            <w:tcMar>
+              <w:top w:w="80" w:type="dxa"/>
+              <w:start w:w="120" w:type="dxa"/>
+              <w:bottom w:w="80" w:type="dxa"/>
+              <w:end w:w="120" w:type="dxa"/>
+            </w:tcMar>
+          </w:tcPr>
+          <w:p>
+            <w:pPr>
+              <w:spacing w:after="0"/>
+            </w:pPr>
+            <w:r>
+              <w:rPr>
+                <w:rFonts w:ascii="Calibri" w:hAnsi="Calibri"/>
+                <w:sz w:val="18"/>
+              </w:rPr>
+              <w:t>Referência técnica para enlace dedicado de alta capacidade, simétrico e com requisitos de desempenho.</w:t>
+            </w:r>
+          </w:p>
+        </w:tc>
+      </w:tr>
+      <w:tr>
+        <w:tc>
+          <w:tcPr>
+            <w:tcW w:type="dxa" w:w="1872"/>
+            <w:vAlign w:val="center"/>
+            <w:tcMar>
+              <w:top w:w="80" w:type="dxa"/>
+              <w:start w:w="120" w:type="dxa"/>
+              <w:bottom w:w="80" w:type="dxa"/>
+              <w:end w:w="120" w:type="dxa"/>
+            </w:tcMar>
+          </w:tcPr>
+          <w:p>
+            <w:pPr>
+              <w:spacing w:after="0"/>
+            </w:pPr>
+            <w:r>
+              <w:rPr>
+                <w:rFonts w:ascii="Calibri" w:hAnsi="Calibri"/>
+                <w:sz w:val="18"/>
+              </w:rPr>
+              <w:t>Justiça Federal do Rio Grande do Sul / TRF4</w:t>
+            </w:r>
+          </w:p>
+        </w:tc>
+        <w:tc>
+          <w:tcPr>
+            <w:tcW w:type="dxa" w:w="1872"/>
+            <w:vAlign w:val="center"/>
+            <w:tcMar>
+              <w:top w:w="80" w:type="dxa"/>
+              <w:start w:w="120" w:type="dxa"/>
+              <w:bottom w:w="80" w:type="dxa"/>
+              <w:end w:w="120" w:type="dxa"/>
+            </w:tcMar>
+          </w:tcPr>
+          <w:p>
+            <w:pPr>
+              <w:spacing w:after="0"/>
+            </w:pPr>
+            <w:r>
+              <w:rPr>
+                <w:rFonts w:ascii="Calibri" w:hAnsi="Calibri"/>
+                <w:sz w:val="18"/>
+              </w:rPr>
+              <w:t>Pregão Eletrônico nº 90012/2025; Ata de Registro de Preços nº 10/2025; PNCP relacionado a 00508903000188-1-002018/2025</w:t>
+            </w:r>
+          </w:p>
+        </w:tc>
+        <w:tc>
+          <w:tcPr>
+            <w:tcW w:type="dxa" w:w="1872"/>
+            <w:vAlign w:val="center"/>
+            <w:tcMar>
+              <w:top w:w="80" w:type="dxa"/>
+              <w:start w:w="120" w:type="dxa"/>
+              <w:bottom w:w="80" w:type="dxa"/>
+              <w:end w:w="120" w:type="dxa"/>
+            </w:tcMar>
+          </w:tcPr>
+          <w:p>
+            <w:pPr>
+              <w:spacing w:after="0"/>
+            </w:pPr>
+            <w:r>
+              <w:rPr>
+                <w:rFonts w:ascii="Calibri" w:hAnsi="Calibri"/>
+                <w:sz w:val="18"/>
+              </w:rPr>
+              <w:t>Serviços de comunicação de dados dedicados e exclusivos para acesso à Internet e comunicação ponto-a-ponto entre sites via Metro Ethernet/LAN-to-LAN, camada 2</w:t>
+            </w:r>
+          </w:p>
+        </w:tc>
+        <w:tc>
+          <w:tcPr>
+            <w:tcW w:type="dxa" w:w="1872"/>
+            <w:vAlign w:val="center"/>
+            <w:tcMar>
+              <w:top w:w="80" w:type="dxa"/>
+              <w:start w:w="120" w:type="dxa"/>
+              <w:bottom w:w="80" w:type="dxa"/>
+              <w:end w:w="120" w:type="dxa"/>
+            </w:tcMar>
+          </w:tcPr>
+          <w:p>
+            <w:pPr>
+              <w:spacing w:after="0"/>
+            </w:pPr>
+            <w:r>
+              <w:rPr>
+                <w:rFonts w:ascii="Calibri" w:hAnsi="Calibri"/>
+                <w:sz w:val="18"/>
+              </w:rPr>
+              <w:t>Referência técnica sem valor unitário usado diretamente</w:t>
+            </w:r>
+          </w:p>
+        </w:tc>
+        <w:tc>
+          <w:tcPr>
+            <w:tcW w:type="dxa" w:w="1872"/>
+            <w:vAlign w:val="center"/>
+            <w:tcMar>
+              <w:top w:w="80" w:type="dxa"/>
+              <w:start w:w="120" w:type="dxa"/>
+              <w:bottom w:w="80" w:type="dxa"/>
+              <w:end w:w="120" w:type="dxa"/>
+            </w:tcMar>
+          </w:tcPr>
+          <w:p>
+            <w:pPr>
+              <w:spacing w:after="0"/>
+            </w:pPr>
+            <w:r>
+              <w:rPr>
+                <w:rFonts w:ascii="Calibri" w:hAnsi="Calibri"/>
+                <w:sz w:val="18"/>
+              </w:rPr>
+              <w:t>Referência para modelagem do enlace Sede-Foro como link dedicado ponto-a-ponto, e não como MPLS.</w:t>
             </w:r>
           </w:p>
         </w:tc>
@@ -8850,7 +8330,17 @@
     <w:p/>
     <w:p>
       <w:r>
-        <w:t>As referências acima não foram usadas para cálculo de média direta do item de 25 Gbps, porque os valores informados correspondem a objetos, prazos e escopos distintos. Elas foram usadas para demonstrar compatibilidade técnica de mercado e para balizar a faixa paramétrica preliminar de R$ 30.000,00 a R$ 60.000,00 mensais. Também foi localizada especificação federal de modernização de rede que admite interfaces de 10/25Gbps SFP28, indicando aderência de mercado para portas 25GbE em equipamentos de rede corporativa. Essa referência apoia a viabilidade técnica do enlace, mas não serve como preço mensal de serviço de telecomunicações.</w:t>
+        <w:t xml:space="preserve">Não foi localizada referência pública plenamente equivalente a enlace dedicado ponto-a-ponto de 25 Gbps entre dois prédios com a mesma finalidade de replicação e contingência. Por isso, a estimativa do item 11 usa faixa paramétrica de alta capacidade, com ponto médio de R$ 45.000,00/mês, calculado por </w:t>
+      </w:r>
+      <w:r>
+        <w:rPr>
+          <w:rFonts w:ascii="Consolas" w:hAnsi="Consolas"/>
+          <w:sz w:val="20"/>
+        </w:rPr>
+        <w:t>(R$ 30.000,00 + R$ 60.000,00) / 2</w:t>
+      </w:r>
+      <w:r>
+        <w:t>. As referências acima demonstram aderência técnica de mercado para LAN-to-LAN, Metro Ethernet, fibra dedicada e interligação privada de pontos centrais, mas não foram tratadas como equivalentes perfeitas de preço.</w:t>
       </w:r>
     </w:p>
     <w:p>
@@ -8858,17 +8348,7 @@
         <w:pStyle w:val="Heading2"/>
       </w:pPr>
       <w:r>
-        <w:t>5.4 Contratações similares a detalhar na pesquisa</w:t>
-      </w:r>
-    </w:p>
-    <w:p>
-      <w:r>
-        <w:t>Para subsidiar o ETP, o TR, a pesquisa de preços, a definição de SLA e a validação das especificações técnicas, deverão ser priorizadas contratações que possuam maior similaridade com a arquitetura pretendida pelo TRT10. A similaridade deverá considerar: uso de MPLS, L3VPN, L2L ou rede privada corporativa; interligação de múltiplas unidades a ponto concentrador; fibra óptica; CPE ou roteador incluso; monitoramento; suporte; disponibilidade; e capacidades próximas a 50 Mbps, 100 Mbps, 200 Mbps, 500 Mbps e 1 Gbps.</w:t>
-      </w:r>
-    </w:p>
-    <w:p>
-      <w:r>
-        <w:t>Como referências principais, recomenda-se detalhar:</w:t>
+        <w:t>5.4 Referências PNCP para links dedicados de Internet</w:t>
       </w:r>
     </w:p>
     <w:tbl>
@@ -8909,7 +8389,7 @@
                 <w:color w:val="01426A"/>
                 <w:sz w:val="18"/>
               </w:rPr>
-              <w:t>Prioridade</w:t>
+              <w:t>Referência</w:t>
             </w:r>
           </w:p>
         </w:tc>
@@ -8936,7 +8416,7 @@
                 <w:color w:val="01426A"/>
                 <w:sz w:val="18"/>
               </w:rPr>
-              <w:t>Contratação/produto similar</w:t>
+              <w:t>Pregão/licitação e PNCP</w:t>
             </w:r>
           </w:p>
         </w:tc>
@@ -8963,7 +8443,7 @@
                 <w:color w:val="01426A"/>
                 <w:sz w:val="18"/>
               </w:rPr>
-              <w:t>Motivo da similaridade</w:t>
+              <w:t>Valor usado</w:t>
             </w:r>
           </w:p>
         </w:tc>
@@ -8990,7 +8470,7 @@
                 <w:color w:val="01426A"/>
                 <w:sz w:val="18"/>
               </w:rPr>
-              <w:t>Informações a buscar</w:t>
+              <w:t>Uso na estimativa</w:t>
             </w:r>
           </w:p>
         </w:tc>
@@ -9016,7 +8496,7 @@
                 <w:rFonts w:ascii="Calibri" w:hAnsi="Calibri"/>
                 <w:sz w:val="18"/>
               </w:rPr>
-              <w:t>1</w:t>
+              <w:t>Município de Ipojuca/PE</w:t>
             </w:r>
           </w:p>
         </w:tc>
@@ -9040,7 +8520,7 @@
                 <w:rFonts w:ascii="Calibri" w:hAnsi="Calibri"/>
                 <w:sz w:val="18"/>
               </w:rPr>
-              <w:t>Solução de Rede Privada Virtual MPLS sobre fibra óptica para interligação de 45 pontos</w:t>
+              <w:t>Pregão Eletrônico nº 035/PMI-SMAD/2024; Processo nº 188/PMI-SMAD/2024; PNCP nº 11294386000108-1-000244/2024; https://pncp.gov.br/app/editais/11294386000108/2024/244</w:t>
             </w:r>
           </w:p>
         </w:tc>
@@ -9064,7 +8544,7 @@
                 <w:rFonts w:ascii="Calibri" w:hAnsi="Calibri"/>
                 <w:sz w:val="18"/>
               </w:rPr>
-              <w:t>Rede privada, múltiplos pontos, fibra óptica e interligação institucional</w:t>
+              <w:t>R$ 15.687,33/mês por link</w:t>
             </w:r>
           </w:p>
         </w:tc>
@@ -9088,7 +8568,7 @@
                 <w:rFonts w:ascii="Calibri" w:hAnsi="Calibri"/>
                 <w:sz w:val="18"/>
               </w:rPr>
-              <w:t>TR, ETP, SLA, matriz de riscos, preços por ponto, CPE, concentrador e monitoramento</w:t>
+              <w:t>Base direta para Internet dedicada 4 Gbps com Anti-DDoS.</w:t>
             </w:r>
           </w:p>
         </w:tc>
@@ -9114,7 +8594,7 @@
                 <w:rFonts w:ascii="Calibri" w:hAnsi="Calibri"/>
                 <w:sz w:val="18"/>
               </w:rPr>
-              <w:t>2</w:t>
+              <w:t>Município de Chapecó/SC</w:t>
             </w:r>
           </w:p>
         </w:tc>
@@ -9138,7 +8618,7 @@
                 <w:rFonts w:ascii="Calibri" w:hAnsi="Calibri"/>
                 <w:sz w:val="18"/>
               </w:rPr>
-              <w:t>Redes Privadas LAN-to-LAN ou MPLS entre Data Center Municipal e unidades remotas</w:t>
+              <w:t>Pregão Eletrônico nº 153/2026; Processo nº 153/2026; PNCP nº 83021808000182-1-000200/2026; https://pncp.gov.br/app/editais/83021808000182/2026/200</w:t>
             </w:r>
           </w:p>
         </w:tc>
@@ -9162,7 +8642,7 @@
                 <w:rFonts w:ascii="Calibri" w:hAnsi="Calibri"/>
                 <w:sz w:val="18"/>
               </w:rPr>
-              <w:t>Topologia semelhante a hub-and-spoke, com concentrador e unidades remotas</w:t>
+              <w:t>R$ 1.920,00/mês para IP /27; R$ 8.500,00 e R$ 7.500,00/mês para links de 5 Gbps</w:t>
             </w:r>
           </w:p>
         </w:tc>
@@ -9186,7 +8666,7 @@
                 <w:rFonts w:ascii="Calibri" w:hAnsi="Calibri"/>
                 <w:sz w:val="18"/>
               </w:rPr>
-              <w:t>Arquitetura, aceite, disponibilidade, roteamento, suporte e valores mensais</w:t>
+              <w:t>Ajuste para bloco de 32 IPs e referência de alta capacidade.</w:t>
             </w:r>
           </w:p>
         </w:tc>
@@ -9212,7 +8692,7 @@
                 <w:rFonts w:ascii="Calibri" w:hAnsi="Calibri"/>
                 <w:sz w:val="18"/>
               </w:rPr>
-              <w:t>3</w:t>
+              <w:t>Câmara Legislativa do Distrito Federal</w:t>
             </w:r>
           </w:p>
         </w:tc>
@@ -9236,7 +8716,7 @@
                 <w:rFonts w:ascii="Calibri" w:hAnsi="Calibri"/>
                 <w:sz w:val="18"/>
               </w:rPr>
-              <w:t>Serviço de Link de Comunicação Multimídia Concentrador L3VPN/MPLS, 3 Gbps</w:t>
+              <w:t>Aviso de Contratação Direta nº 90021/2025; PNCP nº 26963645000113-1-000038/2025; https://pncp.gov.br/app/compras/26963645000113/2025/38</w:t>
             </w:r>
           </w:p>
         </w:tc>
@@ -9260,7 +8740,7 @@
                 <w:rFonts w:ascii="Calibri" w:hAnsi="Calibri"/>
                 <w:sz w:val="18"/>
               </w:rPr>
-              <w:t>Comparável ao papel da Sede como concentrador</w:t>
+              <w:t>R$ 21.600,00 homologado para link de dados de 2 Gbps com Anti-DDoS; R$ 23.520,00 com ajuste /27</w:t>
             </w:r>
           </w:p>
         </w:tc>
@@ -9284,7 +8764,7 @@
                 <w:rFonts w:ascii="Calibri" w:hAnsi="Calibri"/>
                 <w:sz w:val="18"/>
               </w:rPr>
-              <w:t>Requisitos do concentrador, SLA, QoS, roteamento, suporte e preço do link central</w:t>
+              <w:t>Referência direta homologada para 2 Gbps com Anti-DDoS.</w:t>
             </w:r>
           </w:p>
         </w:tc>
@@ -9310,7 +8790,7 @@
                 <w:rFonts w:ascii="Calibri" w:hAnsi="Calibri"/>
                 <w:sz w:val="18"/>
               </w:rPr>
-              <w:t>4</w:t>
+              <w:t>Instituto de Pesquisa Econômica Aplicada - IPEA</w:t>
             </w:r>
           </w:p>
         </w:tc>
@@ -9334,7 +8814,7 @@
                 <w:rFonts w:ascii="Calibri" w:hAnsi="Calibri"/>
                 <w:sz w:val="18"/>
               </w:rPr>
-              <w:t>Serviços de Link de Comunicação Multimídia L3VPN/MPLS de 100 Mbps, 200 Mbps e 400 Mbps</w:t>
+              <w:t>Pregão Eletrônico nº 90047/2026; PNCP nº 33892175000100-1-000033/2026; https://pncp.gov.br/app/compras/33892175000100/2026/33</w:t>
             </w:r>
           </w:p>
         </w:tc>
@@ -9358,7 +8838,7 @@
                 <w:rFonts w:ascii="Calibri" w:hAnsi="Calibri"/>
                 <w:sz w:val="18"/>
               </w:rPr>
-              <w:t>Comparável aos circuitos das unidades</w:t>
+              <w:t>R$ 3.600,00/mês estimado por link de 2 Gbps com Anti-DDoS; R$ 5.520,00 com ajuste /27</w:t>
             </w:r>
           </w:p>
         </w:tc>
@@ -9382,7 +8862,7 @@
                 <w:rFonts w:ascii="Calibri" w:hAnsi="Calibri"/>
                 <w:sz w:val="18"/>
               </w:rPr>
-              <w:t>Preço mensal por capacidade, instalação, CPE, SLA e prazo de reparo</w:t>
+              <w:t>Referência direta estimada para 2 Gbps com Anti-DDoS.</w:t>
             </w:r>
           </w:p>
         </w:tc>
@@ -9408,7 +8888,7 @@
                 <w:rFonts w:ascii="Calibri" w:hAnsi="Calibri"/>
                 <w:sz w:val="18"/>
               </w:rPr>
-              <w:t>5</w:t>
+              <w:t>Ministério da Defesa</w:t>
             </w:r>
           </w:p>
         </w:tc>
@@ -9432,7 +8912,7 @@
                 <w:rFonts w:ascii="Calibri" w:hAnsi="Calibri"/>
                 <w:sz w:val="18"/>
               </w:rPr>
-              <w:t>Circuitos MPLS ópticos com roteador, simples e duplos, em 50 Mbps, 100 Mbps, 200 Mbps, 500 Mbps e 1 Gbps</w:t>
+              <w:t>Dispensa com Disputa nº 292/2025; Processo nº 60591.000013/2025-64; PNCP nº 03277610000125-1-000586/2025; https://pncp.gov.br/app/editais/03277610000125/2025/586</w:t>
             </w:r>
           </w:p>
         </w:tc>
@@ -9456,7 +8936,7 @@
                 <w:rFonts w:ascii="Calibri" w:hAnsi="Calibri"/>
                 <w:sz w:val="18"/>
               </w:rPr>
-              <w:t>Aderente a capacidades propostas e à exigência de equipamento gerenciado</w:t>
+              <w:t>R$ 5.161,89/mês para link 1 Gbps; R$ 1.450,00/mês para Anti-DDoS</w:t>
             </w:r>
           </w:p>
         </w:tc>
@@ -9480,7 +8960,7 @@
                 <w:rFonts w:ascii="Calibri" w:hAnsi="Calibri"/>
                 <w:sz w:val="18"/>
               </w:rPr>
-              <w:t>Diferença de preço entre circuito simples e duplo, instalação, roteador e disponibilidade</w:t>
+              <w:t>Composição paramétrica dos links de 2 Gbps do Foro.</w:t>
             </w:r>
           </w:p>
         </w:tc>
@@ -9506,7 +8986,7 @@
                 <w:rFonts w:ascii="Calibri" w:hAnsi="Calibri"/>
                 <w:sz w:val="18"/>
               </w:rPr>
-              <w:t>6</w:t>
+              <w:t>Município de Itaipulândia/PR</w:t>
             </w:r>
           </w:p>
         </w:tc>
@@ -9530,7 +9010,7 @@
                 <w:rFonts w:ascii="Calibri" w:hAnsi="Calibri"/>
                 <w:sz w:val="18"/>
               </w:rPr>
-              <w:t>Serviço de acesso link de dados com tecnologia MPLS Capital/Interior, 50 Mbps a 1 Gbps, por 60 meses</w:t>
+              <w:t>Pregão Eletrônico nº 52/2025; Processo nº 98/2025; PNCP nº 95725057000164-1-000097/2025; https://pncp.gov.br/app/editais/95725057000164/2025/97</w:t>
             </w:r>
           </w:p>
         </w:tc>
@@ -9554,7 +9034,7 @@
                 <w:rFonts w:ascii="Calibri" w:hAnsi="Calibri"/>
                 <w:sz w:val="18"/>
               </w:rPr>
-              <w:t>Permite comparar capital/interior, prazo e velocidades próximas</w:t>
+              <w:t>Valor global estimado R$ 450.000,00</w:t>
             </w:r>
           </w:p>
         </w:tc>
@@ -9578,7 +9058,7 @@
                 <w:rFonts w:ascii="Calibri" w:hAnsi="Calibri"/>
                 <w:sz w:val="18"/>
               </w:rPr>
-              <w:t>Planilha de itens, valores unitários, vigência, reajuste, SLA e suporte</w:t>
+              <w:t>Referência técnica para links dedicados simétricos de 2 Gbps.</w:t>
             </w:r>
           </w:p>
         </w:tc>
@@ -9604,7 +9084,7 @@
                 <w:rFonts w:ascii="Calibri" w:hAnsi="Calibri"/>
                 <w:sz w:val="18"/>
               </w:rPr>
-              <w:t>7</w:t>
+              <w:t>CAU/BA</w:t>
             </w:r>
           </w:p>
         </w:tc>
@@ -9628,7 +9108,7 @@
                 <w:rFonts w:ascii="Calibri" w:hAnsi="Calibri"/>
                 <w:sz w:val="18"/>
               </w:rPr>
-              <w:t>Rede MPLS ou superior / SD-WAN Interior</w:t>
+              <w:t>Dispensa nº 5/2025; Processo nº 00152.000202/2025-84; PNCP nº 15158665000103-1-000011/2025; https://pncp.gov.br/app/editais/15158665000103/2025/11</w:t>
             </w:r>
           </w:p>
         </w:tc>
@@ -9652,7 +9132,7 @@
                 <w:rFonts w:ascii="Calibri" w:hAnsi="Calibri"/>
                 <w:sz w:val="18"/>
               </w:rPr>
-              <w:t>Alta aderência por envolver MPLS e SD-WAN</w:t>
+              <w:t>Relatório de cotação com referência de 2 Gbps Anti-DDoS</w:t>
             </w:r>
           </w:p>
         </w:tc>
@@ -9676,7 +9156,105 @@
                 <w:rFonts w:ascii="Calibri" w:hAnsi="Calibri"/>
                 <w:sz w:val="18"/>
               </w:rPr>
-              <w:t>Justificativa da arquitetura híbrida, failover, roteamento, SLA e preços</w:t>
+              <w:t>Referência auxiliar, sem uso direto na fórmula.</w:t>
+            </w:r>
+          </w:p>
+        </w:tc>
+      </w:tr>
+      <w:tr>
+        <w:tc>
+          <w:tcPr>
+            <w:tcW w:type="dxa" w:w="2340"/>
+            <w:vAlign w:val="center"/>
+            <w:tcMar>
+              <w:top w:w="80" w:type="dxa"/>
+              <w:start w:w="120" w:type="dxa"/>
+              <w:bottom w:w="80" w:type="dxa"/>
+              <w:end w:w="120" w:type="dxa"/>
+            </w:tcMar>
+          </w:tcPr>
+          <w:p>
+            <w:pPr>
+              <w:spacing w:after="0"/>
+            </w:pPr>
+            <w:r>
+              <w:rPr>
+                <w:rFonts w:ascii="Calibri" w:hAnsi="Calibri"/>
+                <w:sz w:val="18"/>
+              </w:rPr>
+              <w:t>ANCINE</w:t>
+            </w:r>
+          </w:p>
+        </w:tc>
+        <w:tc>
+          <w:tcPr>
+            <w:tcW w:type="dxa" w:w="2340"/>
+            <w:vAlign w:val="center"/>
+            <w:tcMar>
+              <w:top w:w="80" w:type="dxa"/>
+              <w:start w:w="120" w:type="dxa"/>
+              <w:bottom w:w="80" w:type="dxa"/>
+              <w:end w:w="120" w:type="dxa"/>
+            </w:tcMar>
+          </w:tcPr>
+          <w:p>
+            <w:pPr>
+              <w:spacing w:after="0"/>
+            </w:pPr>
+            <w:r>
+              <w:rPr>
+                <w:rFonts w:ascii="Calibri" w:hAnsi="Calibri"/>
+                <w:sz w:val="18"/>
+              </w:rPr>
+              <w:t>Pregão Eletrônico nº 90007/2025; Processo nº 01416.005548/2024-11; PNCP nº 04884574000120-1-000056/2025; https://pncp.gov.br/app/editais/04884574000120/2025/56</w:t>
+            </w:r>
+          </w:p>
+        </w:tc>
+        <w:tc>
+          <w:tcPr>
+            <w:tcW w:type="dxa" w:w="2340"/>
+            <w:vAlign w:val="center"/>
+            <w:tcMar>
+              <w:top w:w="80" w:type="dxa"/>
+              <w:start w:w="120" w:type="dxa"/>
+              <w:bottom w:w="80" w:type="dxa"/>
+              <w:end w:w="120" w:type="dxa"/>
+            </w:tcMar>
+          </w:tcPr>
+          <w:p>
+            <w:pPr>
+              <w:spacing w:after="0"/>
+            </w:pPr>
+            <w:r>
+              <w:rPr>
+                <w:rFonts w:ascii="Calibri" w:hAnsi="Calibri"/>
+                <w:sz w:val="18"/>
+              </w:rPr>
+              <w:t>R$ 7.296,87/mês por link de Internet 1 Gbps com DDoS</w:t>
+            </w:r>
+          </w:p>
+        </w:tc>
+        <w:tc>
+          <w:tcPr>
+            <w:tcW w:type="dxa" w:w="2340"/>
+            <w:vAlign w:val="center"/>
+            <w:tcMar>
+              <w:top w:w="80" w:type="dxa"/>
+              <w:start w:w="120" w:type="dxa"/>
+              <w:bottom w:w="80" w:type="dxa"/>
+              <w:end w:w="120" w:type="dxa"/>
+            </w:tcMar>
+          </w:tcPr>
+          <w:p>
+            <w:pPr>
+              <w:spacing w:after="0"/>
+            </w:pPr>
+            <w:r>
+              <w:rPr>
+                <w:rFonts w:ascii="Calibri" w:hAnsi="Calibri"/>
+                <w:sz w:val="18"/>
+              </w:rPr>
+              <w:t>Validação de prática de Anti-DDoS e SLA.</w:t>
             </w:r>
           </w:p>
         </w:tc>
@@ -9684,18 +9262,164 @@
     </w:tbl>
     <w:p/>
     <w:p>
+      <w:pPr>
+        <w:pStyle w:val="Heading2"/>
+      </w:pPr>
       <w:r>
-        <w:t>Como referências secundárias, poderão ser analisadas contratações de transporte IP com fibra óptica, suporte a tunelamento, VLANs, roteamento TCP/IP e MPLS; redes IP multisservicos com operação, manutenção e monitoramento; serviços MPLS/L2L; e links dedicados com MPLS ou EAPS e dupla abordagem. Essas referências são úteis para requisitos técnicos e disponibilidade, mas devem ser avaliadas com cautela quando não houver rede privada corporativa completa ou quando o objeto principal for apenas Internet.</w:t>
+        <w:t>5.5 Como se chegou ao valor preliminar?</w:t>
       </w:r>
     </w:p>
     <w:p>
       <w:r>
-        <w:t>Para a comparação das alternativas do ETP, deverão ser buscadas referências de links satelitais e de links comuns de Internet com VPN ponto a ponto. Essas referências servirão para justificar a rejeição ou classificação secundária das Soluções 2 e 3, especialmente quanto a latência, previsibilidade, SLA, superfície de exposição, custo operacional e aderência a tráfego crítico.</w:t>
+        <w:t xml:space="preserve">Para MPLS 1 Gbps, foi adotada mediana das referências PNCP normalizadas de SENAR/MS, Brusque/SC, Chapecó/SC e ANCINE, resultando em R$ 7.122,50 por circuito/mês. Como há 2 localidades com essa capacidade, o valor mensal do grupo é </w:t>
+      </w:r>
+      <w:r>
+        <w:rPr>
+          <w:rFonts w:ascii="Consolas" w:hAnsi="Consolas"/>
+          <w:sz w:val="20"/>
+        </w:rPr>
+        <w:t>2 x R$ 7.122,50 = R$ 14.245,00</w:t>
+      </w:r>
+      <w:r>
+        <w:t>.</w:t>
       </w:r>
     </w:p>
     <w:p>
       <w:r>
-        <w:t>Não devem ser usados como referência principal de preços da presente contratação itens de aquisição de switches, roteadores avulsos, telefonia IP, web server, integração de sistemas, instalação de rede local, fusão de fibra ou manutenção de equipamentos, pois tais objetos não representam serviço continuado de rede privada corporativa interligando unidades à Sede.</w:t>
+        <w:t xml:space="preserve">Para MPLS 500 Mbps, foi adotada mediana das referências PNCP de Chapecó/SC, ANCINE e Cascavel/PR, resultando em R$ 1.900,00 por circuito/mês. Como há 3 localidades com essa capacidade, o valor mensal do grupo é </w:t>
+      </w:r>
+      <w:r>
+        <w:rPr>
+          <w:rFonts w:ascii="Consolas" w:hAnsi="Consolas"/>
+          <w:sz w:val="20"/>
+        </w:rPr>
+        <w:t>3 x R$ 1.900,00 = R$ 5.700,00</w:t>
+      </w:r>
+      <w:r>
+        <w:t>.</w:t>
+      </w:r>
+    </w:p>
+    <w:p>
+      <w:r>
+        <w:t xml:space="preserve">Para MPLS 100 Mbps, foi adotada mediana das referências PNCP de CODEVASF, Cascavel/PR e Chapecó/SC, resultando em R$ 1.900,00 por circuito/mês. Como há 5 localidades com essa capacidade, o valor mensal do grupo é </w:t>
+      </w:r>
+      <w:r>
+        <w:rPr>
+          <w:rFonts w:ascii="Consolas" w:hAnsi="Consolas"/>
+          <w:sz w:val="20"/>
+        </w:rPr>
+        <w:t>5 x R$ 1.900,00 = R$ 9.500,00</w:t>
+      </w:r>
+      <w:r>
+        <w:t>.</w:t>
+      </w:r>
+    </w:p>
+    <w:p>
+      <w:r>
+        <w:t xml:space="preserve">Para o link dedicado Sede-Foro de 25 Gbps, a estimativa utiliza faixa paramétrica de alta capacidade, pois as referências PNCP localizadas confirmam a viabilidade técnica de LAN-to-LAN, Metro Ethernet e fibra dedicada, mas não apresentam três itens idênticos de 25 Gbps com a mesma finalidade. O valor unitário adotado é o ponto médio da faixa: </w:t>
+      </w:r>
+      <w:r>
+        <w:rPr>
+          <w:rFonts w:ascii="Consolas" w:hAnsi="Consolas"/>
+          <w:sz w:val="20"/>
+        </w:rPr>
+        <w:t>(R$ 30.000,00 + R$ 60.000,00) / 2 = R$ 45.000,00 por mês</w:t>
+      </w:r>
+      <w:r>
+        <w:t>.</w:t>
+      </w:r>
+    </w:p>
+    <w:p>
+      <w:r>
+        <w:t xml:space="preserve">Para os links de Internet da Sede, a referência de Ipojuca/PE foi utilizada por possuir aderência direta a Internet dedicada de 4 Gbps com Anti-DDoS e regra de links por empresas diferentes. Como o requisito do TRT10 exige 32 IPs fixos por link, acrescentou-se o valor de IP /27 identificado na memória de cálculo de Chapecó/SC: </w:t>
+      </w:r>
+      <w:r>
+        <w:rPr>
+          <w:rFonts w:ascii="Consolas" w:hAnsi="Consolas"/>
+          <w:sz w:val="20"/>
+        </w:rPr>
+        <w:t>R$ 15.687,33 + R$ 1.920,00 = R$ 17.607,33 por link/mês</w:t>
+      </w:r>
+      <w:r>
+        <w:t xml:space="preserve">. Como são 3 links, o valor mensal do grupo é </w:t>
+      </w:r>
+      <w:r>
+        <w:rPr>
+          <w:rFonts w:ascii="Consolas" w:hAnsi="Consolas"/>
+          <w:sz w:val="20"/>
+        </w:rPr>
+        <w:t>3 x R$ 17.607,33 = R$ 52.821,99</w:t>
+      </w:r>
+      <w:r>
+        <w:t>.</w:t>
+      </w:r>
+    </w:p>
+    <w:p>
+      <w:r>
+        <w:t xml:space="preserve">Para os links de Internet do Foro, a estimativa adotou mediana conservadora entre referência direta estimada do IPEA, referência direta homologada da Câmara Legislativa do Distrito Federal e composição paramétrica do Ministério da Defesa, acrescidas ou comparadas ao ajuste /27 de Chapecó/SC quando o item de origem não trazia bloco de 32 IPs fixos. O valor unitário adotado é R$ 13.693,78 por link/mês. Como são 2 links, o valor mensal do grupo é </w:t>
+      </w:r>
+      <w:r>
+        <w:rPr>
+          <w:rFonts w:ascii="Consolas" w:hAnsi="Consolas"/>
+          <w:sz w:val="20"/>
+        </w:rPr>
+        <w:t>2 x R$ 13.693,78 = R$ 27.387,56</w:t>
+      </w:r>
+      <w:r>
+        <w:t>.</w:t>
+      </w:r>
+    </w:p>
+    <w:p>
+      <w:pPr>
+        <w:pStyle w:val="Heading2"/>
+      </w:pPr>
+      <w:r>
+        <w:t>5.6 Contratações similares a manter nos autos</w:t>
+      </w:r>
+    </w:p>
+    <w:p>
+      <w:r>
+        <w:t xml:space="preserve">Devem compor a instrução de preços as referências MPLS, LAN-to-LAN/link dedicado e Internet descritas neste item, juntamente com os artefatos baixados em </w:t>
+      </w:r>
+      <w:r>
+        <w:rPr>
+          <w:rFonts w:ascii="Consolas" w:hAnsi="Consolas"/>
+          <w:sz w:val="20"/>
+        </w:rPr>
+        <w:t>PNCP_REFERENCIAS_MPLS</w:t>
+      </w:r>
+      <w:r>
+        <w:t xml:space="preserve">, </w:t>
+      </w:r>
+      <w:r>
+        <w:rPr>
+          <w:rFonts w:ascii="Consolas" w:hAnsi="Consolas"/>
+          <w:sz w:val="20"/>
+        </w:rPr>
+        <w:t>PNCP_REFERENCIAS_INTERNET</w:t>
+      </w:r>
+      <w:r>
+        <w:t xml:space="preserve">, </w:t>
+      </w:r>
+      <w:r>
+        <w:rPr>
+          <w:rFonts w:ascii="Consolas" w:hAnsi="Consolas"/>
+          <w:sz w:val="20"/>
+        </w:rPr>
+        <w:t>PNCP_PESQUISA_AMPLA_REDE10</w:t>
+      </w:r>
+      <w:r>
+        <w:t xml:space="preserve"> e </w:t>
+      </w:r>
+      <w:r>
+        <w:rPr>
+          <w:rFonts w:ascii="Consolas" w:hAnsi="Consolas"/>
+          <w:sz w:val="20"/>
+        </w:rPr>
+        <w:t>PNCP_CACHE</w:t>
+      </w:r>
+      <w:r>
+        <w:t>. Devem ser preservados detalhes da contratação, itens, resultados, arquivos anexos, editais, termos de referência, propostas, relatórios de cotação e memórias de cálculo.</w:t>
       </w:r>
     </w:p>
     <w:p>
@@ -9716,7 +9440,7 @@
     </w:p>
     <w:p>
       <w:r>
-        <w:t>Sugere-se que a nova contratação esteja vigente antes de qualquer marco de encerramento ou degradação de contratos correlatos que sustentem a conectividade das unidades, observada a antecedência mínima para tramitação dos artefatos de planejamento.</w:t>
+        <w:t>A contratação deverá estar vigente em tempo hábil para implantação, testes, operação assistida e entrada em produção controlada, preservando a continuidade da conectividade das unidades e dos acessos de Internet.</w:t>
       </w:r>
     </w:p>
     <w:p>
@@ -9729,7 +9453,7 @@
     </w:p>
     <w:p>
       <w:r>
-        <w:t>Sim. Trata-se de serviço continuado de comunicação de dados, essencial para o funcionamento permanente das unidades do TRT10.</w:t>
+        <w:t>Sim. Trata-se de serviço continuado de telecomunicações e comunicação de dados, essencial para o funcionamento permanente das unidades do TRT10.</w:t>
       </w:r>
     </w:p>
     <w:p>
@@ -9738,14 +9462,6 @@
       </w:pPr>
       <w:r>
         <w:t>7. Grau de Prioridade da Contratação</w:t>
-      </w:r>
-    </w:p>
-    <w:p>
-      <w:pPr>
-        <w:pStyle w:val="Heading2"/>
-      </w:pPr>
-      <w:r>
-        <w:t>7.1 Tabela de identificação do grau de prioridade</w:t>
       </w:r>
     </w:p>
     <w:tbl>
@@ -9785,7 +9501,7 @@
                 <w:color w:val="01426A"/>
                 <w:sz w:val="18"/>
               </w:rPr>
-              <w:t>Criterio</w:t>
+              <w:t>Critério</w:t>
             </w:r>
           </w:p>
         </w:tc>
@@ -9812,7 +9528,7 @@
                 <w:color w:val="01426A"/>
                 <w:sz w:val="18"/>
               </w:rPr>
-              <w:t>Marcacao sugerida</w:t>
+              <w:t>Marcação sugerida</w:t>
             </w:r>
           </w:p>
         </w:tc>
@@ -9913,7 +9629,7 @@
                 <w:rFonts w:ascii="Calibri" w:hAnsi="Calibri"/>
                 <w:sz w:val="18"/>
               </w:rPr>
-              <w:t>Pode afetar disponibilidade, desempenho, contingência e segurança da comunicação institucional.</w:t>
+              <w:t>Pode afetar disponibilidade, desempenho, segurança, acesso à Internet, contingência e comunicação institucional.</w:t>
             </w:r>
           </w:p>
         </w:tc>
@@ -9963,7 +9679,7 @@
                 <w:rFonts w:ascii="Calibri" w:hAnsi="Calibri"/>
                 <w:sz w:val="18"/>
               </w:rPr>
-              <w:t>Não é urgente, mas precisa ser realizada o mais rápido possível</w:t>
+              <w:t>Alta para planejamento</w:t>
             </w:r>
           </w:p>
         </w:tc>
@@ -9987,7 +9703,7 @@
                 <w:rFonts w:ascii="Calibri" w:hAnsi="Calibri"/>
                 <w:sz w:val="18"/>
               </w:rPr>
-              <w:t>Há necessidade de planejamento, pesquisa de preços, implantação e operação assistida, evitando solução de continuidade.</w:t>
+              <w:t>Há necessidade de pesquisa de preços, implantação, testes e entrada em produção dos acessos de Internet centralizados.</w:t>
             </w:r>
           </w:p>
         </w:tc>
@@ -10037,7 +9753,7 @@
                 <w:rFonts w:ascii="Calibri" w:hAnsi="Calibri"/>
                 <w:sz w:val="18"/>
               </w:rPr>
-              <w:t>Ira piorar</w:t>
+              <w:t>Irá piorar</w:t>
             </w:r>
           </w:p>
         </w:tc>
@@ -10061,7 +9777,7 @@
                 <w:rFonts w:ascii="Calibri" w:hAnsi="Calibri"/>
                 <w:sz w:val="18"/>
               </w:rPr>
-              <w:t>A demanda por tráfego corporativo, segurança centralizada e continuidade tende a crescer.</w:t>
+              <w:t>A demanda por tráfego, segurança centralizada, Anti-DDoS, replicação e continuidade tende a crescer.</w:t>
             </w:r>
           </w:p>
         </w:tc>
@@ -10073,44 +9789,12 @@
         <w:pStyle w:val="Heading1"/>
       </w:pPr>
       <w:r>
-        <w:t>8. Vinculação ou Dependencia com Outra Demanda</w:t>
+        <w:t>8. Vinculação ou Dependência com Outra Demanda</w:t>
       </w:r>
     </w:p>
     <w:p>
       <w:r>
-        <w:t>A demanda possui vinculação técnica com:</w:t>
-      </w:r>
-    </w:p>
-    <w:p>
-      <w:pPr>
-        <w:pStyle w:val="ListBullet"/>
-      </w:pPr>
-      <w:r>
-        <w:t>contrato SD-WAN vigente, objeto do processo SEI 0000030-87.2023.5.10.8000;</w:t>
-      </w:r>
-    </w:p>
-    <w:p>
-      <w:pPr>
-        <w:pStyle w:val="ListBullet"/>
-      </w:pPr>
-      <w:r>
-        <w:t>contratos de Internet e Anti-DDoS da Sede e demais unidades;</w:t>
-      </w:r>
-    </w:p>
-    <w:p>
-      <w:pPr>
-        <w:pStyle w:val="ListBullet"/>
-      </w:pPr>
-      <w:r>
-        <w:t>redes JT, Infovia e arquitetura de segurança perimetral;</w:t>
-      </w:r>
-    </w:p>
-    <w:p>
-      <w:pPr>
-        <w:pStyle w:val="ListBullet"/>
-      </w:pPr>
-      <w:r>
-        <w:t>projeto de centralização de saída de Internet na Sede, considerando 3 saídas redundantes.</w:t>
+        <w:t>A demanda possui vinculação técnica com o contrato SD-WAN vigente, redes JT, Infovia, firewalls, segurança perimetral, monitoramento, datacenter, DNS, autenticação, roteamento e políticas de continuidade. Os links de Internet centralizados fazem parte do objeto e deverão operar como os pontos oficiais de egressão à Internet do Tribunal.</w:t>
       </w:r>
     </w:p>
     <w:p>
@@ -10123,7 +9807,7 @@
     </w:p>
     <w:p>
       <w:r>
-        <w:t>A contratação se alinha ao objetivo estratégico de aprimorar a Governança de TIC e a proteção de dados, contribuindo para disponibilidade, continuidade, segurança, monitoramento e desempenho dos serviços digitais do TRT10.</w:t>
+        <w:t>A contratação se alinha ao objetivo estratégico de aprimorar a governança de TIC e a proteção de dados, contribuindo para disponibilidade, continuidade, segurança, monitoramento e desempenho dos serviços digitais do TRT10.</w:t>
       </w:r>
     </w:p>
     <w:p>
@@ -10131,7 +9815,7 @@
         <w:pStyle w:val="Heading1"/>
       </w:pPr>
       <w:r>
-        <w:t>10. Informacoes SIGEO</w:t>
+        <w:t>10. Informações SIGEO</w:t>
       </w:r>
     </w:p>
     <w:p>
@@ -10147,7 +9831,10 @@
         <w:rPr>
           <w:b/>
         </w:rPr>
-        <w:t>Processos de referência histórica: SEI 0000030-87.2023.5.10.8000, SEI 0007608-72.2021.5.10.8000 e SEI 0002027-76.2021.5.10.8000.</w:t>
+        <w:t>Processos de referência histórica:</w:t>
+      </w:r>
+      <w:r>
+        <w:t xml:space="preserve"> SEI 0000030-87.2023.5.10.8000, SEI 0007608-72.2021.5.10.8000 e SEI 0002027-76.2021.5.10.8000.</w:t>
       </w:r>
     </w:p>
     <w:p>
@@ -10160,7 +9847,7 @@
     </w:p>
     <w:p>
       <w:r>
-        <w:t>Contrato 131/2023 relacionado a link IP dedicado com SD-WAN. Contratos anteriores de Internet/Anti-DDoS e links das unidades devem ser conferidos pela área de contratos para atualização de vigência e número no SIGEO.</w:t>
+        <w:t>Contrato 131/2023 relacionado a link IP dedicado com SD-WAN. A área de contratos deverá conferir instrumentos vigentes que interajam com a conectividade institucional para preservar continuidade operacional durante a implantação.</w:t>
       </w:r>
     </w:p>
     <w:p>
@@ -10173,7 +9860,7 @@
     </w:p>
     <w:p>
       <w:r>
-        <w:t>A informar pela área competente.</w:t>
+        <w:t>Serviços continuados de telecomunicações, comunicação de dados, Internet dedicada, Anti-DDoS e interconexão de unidades.</w:t>
       </w:r>
     </w:p>
     <w:p>
@@ -10186,7 +9873,16 @@
     </w:p>
     <w:p>
       <w:r>
-        <w:t>A informar após pesquisa de preços.</w:t>
+        <w:t xml:space="preserve">Estimativa de planejamento: </w:t>
+      </w:r>
+      <w:r>
+        <w:rPr>
+          <w:b/>
+        </w:rPr>
+        <w:t>R$ 1.855.854,60</w:t>
+      </w:r>
+      <w:r>
+        <w:t xml:space="preserve"> para 12 meses.</w:t>
       </w:r>
     </w:p>
     <w:p>
@@ -10217,7 +9913,7 @@
         <w:pStyle w:val="Heading1"/>
       </w:pPr>
       <w:r>
-        <w:t>12. Figura 1 - Arquitetura Proposta SD-WAN + MPLS + Link Dedicado Sede-Foro</w:t>
+        <w:t>12. Figura 1 - Arquitetura Proposta</w:t>
       </w:r>
     </w:p>
     <w:p>
@@ -10227,7 +9923,7 @@
       <w:r>
         <w:drawing>
           <wp:inline xmlns:a="http://schemas.openxmlformats.org/drawingml/2006/main" xmlns:pic="http://schemas.openxmlformats.org/drawingml/2006/picture">
-            <wp:extent cx="5669280" cy="7124107"/>
+            <wp:extent cx="5669280" cy="4123113"/>
             <wp:docPr id="1" name="Picture 1"/>
             <wp:cNvGraphicFramePr>
               <a:graphicFrameLocks noChangeAspect="1"/>
@@ -10248,7 +9944,7 @@
                   <pic:spPr>
                     <a:xfrm>
                       <a:off x="0" y="0"/>
-                      <a:ext cx="5669280" cy="7124107"/>
+                      <a:ext cx="5669280" cy="4123113"/>
                     </a:xfrm>
                     <a:prstGeom prst="rect"/>
                   </pic:spPr>
@@ -10268,7 +9964,7 @@
           <w:i/>
           <w:sz w:val="18"/>
         </w:rPr>
-        <w:t>Figura 1 - Arquitetura proposta SD-WAN + MPLS + link dedicado Sede-Foro 25 Gbps</w:t>
+        <w:t>Figura 1 - Arquitetura proposta MPLS, SD-WAN, link dedicado Sede-Foro e Internet centralizada</w:t>
       </w:r>
     </w:p>
     <w:sectPr>

--- a/ARTEFATOS_MPLS/DFD_MPLS_TRT10.docx
+++ b/ARTEFATOS_MPLS/DFD_MPLS_TRT10.docx
@@ -9794,7 +9794,111 @@
     </w:p>
     <w:p>
       <w:r>
-        <w:t>A demanda possui vinculação técnica com o contrato SD-WAN vigente, redes JT, Infovia, firewalls, segurança perimetral, monitoramento, datacenter, DNS, autenticação, roteamento e políticas de continuidade. Os links de Internet centralizados fazem parte do objeto e deverão operar como os pontos oficiais de egressão à Internet do Tribunal.</w:t>
+        <w:t xml:space="preserve">A demanda possui vinculação técnica direta com a conectividade institucional atualmente em operação, em especial com o </w:t>
+      </w:r>
+      <w:r>
+        <w:rPr>
+          <w:b/>
+        </w:rPr>
+        <w:t>Contrato 131/2023</w:t>
+      </w:r>
+      <w:r>
+        <w:t xml:space="preserve">, relacionado à prestação de link IP dedicado com SD-WAN, instruído no </w:t>
+      </w:r>
+      <w:r>
+        <w:rPr>
+          <w:b/>
+        </w:rPr>
+        <w:t>SEI 0000030-87.2023.5.10.8000</w:t>
+      </w:r>
+      <w:r>
+        <w:t>. Esse contrato é referência para a topologia vigente, para as capacidades atualmente consideradas por localidade e para a integração operacional entre Sede, Foro de Brasília, Prédio de Apoio, Taguatinga, Palmas, Gama, Araguaína, Gurupi, Dianópolis e Guaraí.</w:t>
+      </w:r>
+    </w:p>
+    <w:p>
+      <w:r>
+        <w:t xml:space="preserve">Também devem ser considerados, como referências históricas e contratações correlatas de conectividade, os processos </w:t>
+      </w:r>
+      <w:r>
+        <w:rPr>
+          <w:b/>
+        </w:rPr>
+        <w:t>SEI 0007608-72.2021.5.10.8000</w:t>
+      </w:r>
+      <w:r>
+        <w:t xml:space="preserve"> e </w:t>
+      </w:r>
+      <w:r>
+        <w:rPr>
+          <w:b/>
+        </w:rPr>
+        <w:t>SEI 0002027-76.2021.5.10.8000</w:t>
+      </w:r>
+      <w:r>
+        <w:t>, já indicados neste DFD como processos administrativos relacionados à contratação em vigor ou ao histórico de comunicação de dados. Esses processos devem ser consultados durante a instrução para identificar contratos, atas, prazos, obrigações, pontos de integração, escopos residuais e eventuais riscos de sobreposição com a nova contratação.</w:t>
+      </w:r>
+    </w:p>
+    <w:p>
+      <w:r>
+        <w:t>A nova solução também depende de integração técnica com serviços e contratos correlatos que não constituem, por si só, substituição do objeto aqui pretendido, mas condicionam sua implantação segura:</w:t>
+      </w:r>
+    </w:p>
+    <w:p>
+      <w:pPr>
+        <w:pStyle w:val="ListBullet"/>
+      </w:pPr>
+      <w:r>
+        <w:t>redes da Justiça do Trabalho e demais redes institucionais externas, que dependem de rotas, filtros e políticas de acesso coordenadas com a CDTEC;</w:t>
+      </w:r>
+    </w:p>
+    <w:p>
+      <w:pPr>
+        <w:pStyle w:val="ListBullet"/>
+      </w:pPr>
+      <w:r>
+        <w:t>Infovia, quando utilizada como meio institucional de comunicação, contingência ou interligação com serviços externos;</w:t>
+      </w:r>
+    </w:p>
+    <w:p>
+      <w:pPr>
+        <w:pStyle w:val="ListBullet"/>
+      </w:pPr>
+      <w:r>
+        <w:t>firewalls, segurança perimetral, VPNs, políticas de NAT, publicação de serviços e inspeção de tráfego;</w:t>
+      </w:r>
+    </w:p>
+    <w:p>
+      <w:pPr>
+        <w:pStyle w:val="ListBullet"/>
+      </w:pPr>
+      <w:r>
+        <w:t>serviços de DNS, autenticação, diretórios, certificados, monitoramento, logs, SIEM ou plataforma equivalente;</w:t>
+      </w:r>
+    </w:p>
+    <w:p>
+      <w:pPr>
+        <w:pStyle w:val="ListBullet"/>
+      </w:pPr>
+      <w:r>
+        <w:t>infraestrutura de datacenter, backup, replicação e continuidade, especialmente para uso do link dedicado Sede-Foro de 25 Gbps;</w:t>
+      </w:r>
+    </w:p>
+    <w:p>
+      <w:pPr>
+        <w:pStyle w:val="ListBullet"/>
+      </w:pPr>
+      <w:r>
+        <w:t>políticas de roteamento, QoS, segmentação, failover e retorno ao caminho preferencial entre MPLS, SD-WAN, Internet da Sede e Internet do Foro.</w:t>
+      </w:r>
+    </w:p>
+    <w:p>
+      <w:r>
+        <w:t>Os links de Internet centralizados fazem parte do objeto desta contratação e deverão operar como os pontos oficiais de egressão à Internet do Tribunal. A Sede será o ponto principal; o Foro de Brasília será o ponto redundante. Durante a implantação, a Administração deverá preservar a continuidade dos serviços atualmente suportados pelo Contrato 131/2023 e pelos processos correlatos, evitando interrupção abrupta de rotas, túneis, regras de firewall, DNS, autenticação, monitoramento e acessos externos.</w:t>
+      </w:r>
+    </w:p>
+    <w:p>
+      <w:r>
+        <w:t>Antes da publicação do edital, a área de contratos deverá confirmar, nos autos dos processos citados, a situação vigente dos instrumentos relacionados, incluindo vigência, objeto, itens ativos, fornecedores, localidades atendidas, responsabilidades de suporte, prazos de transição e eventuais cláusulas que impactem a convivência entre a SD-WAN atual, a nova rede MPLS, o link dedicado Sede-Foro e os links centralizados de Internet.</w:t>
       </w:r>
     </w:p>
     <w:p>
@@ -9847,7 +9951,17 @@
     </w:p>
     <w:p>
       <w:r>
-        <w:t>Contrato 131/2023 relacionado a link IP dedicado com SD-WAN. A área de contratos deverá conferir instrumentos vigentes que interajam com a conectividade institucional para preservar continuidade operacional durante a implantação.</w:t>
+        <w:t>Contrato 131/2023, vinculado ao SEI 0000030-87.2023.5.10.8000, relacionado a link IP dedicado com SD-WAN e à conectividade de dados atualmente utilizada como referência para a topologia das unidades.</w:t>
+      </w:r>
+    </w:p>
+    <w:p>
+      <w:r>
+        <w:t>Também devem ser considerados, para fins de conferência dos links de dados e de Internet em vigor ou historicamente vinculados à conectividade institucional, os processos SEI 0007608-72.2021.5.10.8000 e SEI 0002027-76.2021.5.10.8000. Esses processos deverão ser verificados pela área de contratos para identificação dos contratos ou ARPs correspondentes, fornecedores, vigência, localidades atendidas, capacidades contratadas, serviços de Internet/dados, blocos de IP fixo, suporte, SLA e regras de transição.</w:t>
+      </w:r>
+    </w:p>
+    <w:p>
+      <w:r>
+        <w:t>A área de contratos deverá conferir, antes da publicação do edital, todos os instrumentos vigentes que interajam com a conectividade institucional, especialmente links de dados, links de Internet, SD-WAN, segurança de borda, DNS, roteamento, monitoramento e serviços correlatos, para preservar a continuidade operacional e evitar sobreposição de escopo durante a implantação.</w:t>
       </w:r>
     </w:p>
     <w:p>
